--- a/dokumentace.docx
+++ b/dokumentace.docx
@@ -1679,10 +1679,14 @@
         <w:ind w:left="432" w:hanging="432"/>
         <w:rPr>
           <w:i/>
+          <w:highlight w:val="yellow"/>
         </w:rPr>
       </w:pPr>
       <w:bookmarkStart w:id="2" w:name="_Toc225798796"/>
       <w:r>
+        <w:rPr>
+          <w:highlight w:val="yellow"/>
+        </w:rPr>
         <w:t>TEORETICKÁ ČÁST</w:t>
       </w:r>
       <w:bookmarkEnd w:id="2"/>
@@ -1811,10 +1815,14 @@
         <w:ind w:left="432" w:hanging="432"/>
         <w:rPr>
           <w:i/>
+          <w:highlight w:val="yellow"/>
         </w:rPr>
       </w:pPr>
       <w:bookmarkStart w:id="4" w:name="_Toc225798798"/>
       <w:r>
+        <w:rPr>
+          <w:highlight w:val="yellow"/>
+        </w:rPr>
         <w:t>Způsoby řešení a použité postupy</w:t>
       </w:r>
       <w:bookmarkEnd w:id="4"/>
@@ -1876,9 +1884,31 @@
     <w:p>
       <w:pPr>
         <w:pStyle w:val="Nadpis3"/>
-      </w:pPr>
-      <w:r>
-        <w:t>Sudoku_solver.py</w:t>
+        <w:rPr>
+          <w:highlight w:val="yellow"/>
+        </w:rPr>
+      </w:pPr>
+      <w:r>
+        <w:rPr>
+          <w:highlight w:val="yellow"/>
+        </w:rPr>
+        <w:t>Sudoku_</w:t>
+      </w:r>
+      <w:commentRangeStart w:id="5"/>
+      <w:r>
+        <w:rPr>
+          <w:highlight w:val="yellow"/>
+        </w:rPr>
+        <w:t>solver.py</w:t>
+      </w:r>
+      <w:commentRangeEnd w:id="5"/>
+      <w:r>
+        <w:rPr>
+          <w:rStyle w:val="Odkaznakoment"/>
+          <w:b w:val="0"/>
+          <w:bCs w:val="0"/>
+        </w:rPr>
+        <w:commentReference w:id="5"/>
       </w:r>
     </w:p>
     <w:p>
@@ -1993,6 +2023,25 @@
     </w:p>
     <w:p>
       <w:r>
+        <w:rPr>
+          <w:highlight w:val="yellow"/>
+        </w:rPr>
+        <w:t xml:space="preserve">Funkce </w:t>
+      </w:r>
+      <w:r>
+        <w:rPr>
+          <w:i/>
+          <w:iCs/>
+          <w:highlight w:val="yellow"/>
+        </w:rPr>
+        <w:t>val</w:t>
+      </w:r>
+      <w:r>
+        <w:t xml:space="preserve"> </w:t>
+      </w:r>
+    </w:p>
+    <w:p>
+      <w:r>
         <w:t>Funkce</w:t>
       </w:r>
       <w:r>
@@ -2015,86 +2064,386 @@
       <w:r>
         <w:t xml:space="preserve">hledá řešení pomocí brute force. Základ jsem </w:t>
       </w:r>
-      <w:commentRangeStart w:id="5"/>
+      <w:commentRangeStart w:id="6"/>
       <w:r>
         <w:t>převzal</w:t>
       </w:r>
-      <w:commentRangeEnd w:id="5"/>
+      <w:commentRangeEnd w:id="6"/>
       <w:r>
         <w:rPr>
           <w:rStyle w:val="Odkaznakoment"/>
         </w:rPr>
-        <w:commentReference w:id="5"/>
+        <w:commentReference w:id="6"/>
       </w:r>
       <w:r>
         <w:t xml:space="preserve"> a pak jej upravil pro kontext mých tříd. Také jsem jej změnil tak, aby se nezastavil po nalezení prvního platného řešení, ale i ověřil, zda je jediné.</w:t>
       </w:r>
+      <w:r>
+        <w:t xml:space="preserve"> Vrací </w:t>
+      </w:r>
+      <w:r>
+        <w:rPr>
+          <w:i/>
+          <w:iCs/>
+        </w:rPr>
+        <w:t>Sudoku</w:t>
+      </w:r>
+      <w:r>
+        <w:t xml:space="preserve"> s řešením, pokud je řešení jedno, jinak vrací počet řešení. </w:t>
+      </w:r>
+    </w:p>
+    <w:p>
+      <w:r>
+        <w:t xml:space="preserve">Funkce </w:t>
+      </w:r>
+      <w:r>
+        <w:rPr>
+          <w:i/>
+          <w:iCs/>
+        </w:rPr>
+        <w:t>nakedsingle</w:t>
+      </w:r>
+      <w:r>
+        <w:t xml:space="preserve"> </w:t>
+      </w:r>
+      <w:r>
+        <w:t xml:space="preserve">prochází všechny </w:t>
+      </w:r>
+      <w:r>
+        <w:rPr>
+          <w:i/>
+          <w:iCs/>
+        </w:rPr>
+        <w:t>Cell</w:t>
+      </w:r>
+      <w:r>
+        <w:t xml:space="preserve">. Pokud najde </w:t>
+      </w:r>
+      <w:r>
+        <w:rPr>
+          <w:i/>
+          <w:iCs/>
+        </w:rPr>
+        <w:t>Cell</w:t>
+      </w:r>
+      <w:r>
+        <w:t xml:space="preserve"> </w:t>
+      </w:r>
+      <w:r>
+        <w:t>s jedním kandidátem</w:t>
+      </w:r>
+      <w:r>
+        <w:t xml:space="preserve"> (cand), zavolá </w:t>
+      </w:r>
+      <w:r>
+        <w:rPr>
+          <w:i/>
+          <w:iCs/>
+        </w:rPr>
+        <w:t>val</w:t>
+      </w:r>
+      <w:r>
+        <w:t xml:space="preserve"> pro tuto </w:t>
+      </w:r>
+      <w:r>
+        <w:t xml:space="preserve">souřadnice této </w:t>
+      </w:r>
+      <w:r>
+        <w:rPr>
+          <w:i/>
+          <w:iCs/>
+        </w:rPr>
+        <w:t>Cell</w:t>
+      </w:r>
+      <w:r>
+        <w:t xml:space="preserve"> </w:t>
+      </w:r>
+      <w:r>
+        <w:t>a hodnotu tohoto kandidáta a vrátí 1. Pokud najde</w:t>
+      </w:r>
+      <w:r>
+        <w:t xml:space="preserve"> </w:t>
+      </w:r>
+      <w:r>
+        <w:rPr>
+          <w:i/>
+          <w:iCs/>
+        </w:rPr>
+        <w:t>Cell</w:t>
+      </w:r>
+      <w:r>
+        <w:t xml:space="preserve"> s nula kandidáty, vrátí   -1, to znamená, že neexistuje řešení. Jinak funkce vrátí 0.</w:t>
+      </w:r>
+    </w:p>
+    <w:p>
+      <w:r>
+        <w:t xml:space="preserve">Funkce </w:t>
+      </w:r>
+      <w:r>
+        <w:rPr>
+          <w:i/>
+          <w:iCs/>
+        </w:rPr>
+        <w:t>hiddensingle</w:t>
+      </w:r>
+      <w:r>
+        <w:t xml:space="preserve"> </w:t>
+      </w:r>
+      <w:r>
+        <w:t>pro každou hodnotu</w:t>
+      </w:r>
+      <w:r>
+        <w:t xml:space="preserve"> </w:t>
+      </w:r>
+      <w:r>
+        <w:t>prochází buňky v </w:t>
+      </w:r>
+      <w:r>
+        <w:rPr>
+          <w:i/>
+          <w:iCs/>
+        </w:rPr>
+        <w:t>Coll</w:t>
+      </w:r>
+      <w:r>
+        <w:t xml:space="preserve">. Pokud najde právě jednu </w:t>
+      </w:r>
+      <w:r>
+        <w:rPr>
+          <w:i/>
+          <w:iCs/>
+        </w:rPr>
+        <w:t>Cell</w:t>
+      </w:r>
+      <w:r>
+        <w:t xml:space="preserve">, která může mít danou hodnotu zavolá </w:t>
+      </w:r>
+      <w:r>
+        <w:rPr>
+          <w:i/>
+          <w:iCs/>
+        </w:rPr>
+        <w:t>val</w:t>
+      </w:r>
+      <w:r>
+        <w:t xml:space="preserve"> a vrátí 1. Toto dělá pro všechny </w:t>
+      </w:r>
+      <w:r>
+        <w:rPr>
+          <w:i/>
+          <w:iCs/>
+        </w:rPr>
+        <w:t>Coll</w:t>
+      </w:r>
+      <w:r>
+        <w:t xml:space="preserve"> a stejně i pro všechny </w:t>
+      </w:r>
+      <w:r>
+        <w:rPr>
+          <w:i/>
+          <w:iCs/>
+        </w:rPr>
+        <w:t>Row</w:t>
+      </w:r>
+      <w:r>
+        <w:t xml:space="preserve"> a </w:t>
+      </w:r>
+      <w:r>
+        <w:rPr>
+          <w:i/>
+          <w:iCs/>
+        </w:rPr>
+        <w:t>Box</w:t>
+      </w:r>
+      <w:r>
+        <w:t xml:space="preserve">. Pokud nenajde žádnou vhodnou </w:t>
+      </w:r>
+      <w:r>
+        <w:rPr>
+          <w:i/>
+          <w:iCs/>
+        </w:rPr>
+        <w:t>Cell</w:t>
+      </w:r>
+      <w:r>
+        <w:t>, vrátí 0.</w:t>
+      </w:r>
+    </w:p>
+    <w:p>
+      <w:pPr>
+        <w:rPr>
+          <w:i/>
+          <w:iCs/>
+        </w:rPr>
+      </w:pPr>
+      <w:r>
+        <w:rPr>
+          <w:highlight w:val="yellow"/>
+        </w:rPr>
+        <w:t xml:space="preserve">Funkce </w:t>
+      </w:r>
+      <w:r>
+        <w:rPr>
+          <w:i/>
+          <w:iCs/>
+          <w:highlight w:val="yellow"/>
+        </w:rPr>
+        <w:t>import_input</w:t>
+      </w:r>
+    </w:p>
+    <w:p>
+      <w:pPr>
+        <w:pStyle w:val="Nadpis3"/>
+        <w:rPr>
+          <w:highlight w:val="yellow"/>
+        </w:rPr>
+      </w:pPr>
+      <w:r>
+        <w:rPr>
+          <w:highlight w:val="yellow"/>
+        </w:rPr>
+        <w:t>Houses.py</w:t>
+      </w:r>
+    </w:p>
+    <w:p>
+      <w:pPr>
+        <w:pStyle w:val="Nadpis3"/>
+        <w:rPr>
+          <w:rStyle w:val="Nadpis3Char"/>
+          <w:b/>
+          <w:bCs/>
+          <w:highlight w:val="yellow"/>
+        </w:rPr>
+      </w:pPr>
+      <w:r>
+        <w:rPr>
+          <w:rStyle w:val="Nadpis3Char"/>
+          <w:b/>
+          <w:bCs/>
+          <w:highlight w:val="yellow"/>
+        </w:rPr>
+        <w:t>Cell.py</w:t>
+      </w:r>
+    </w:p>
+    <w:p>
+      <w:pPr>
+        <w:pStyle w:val="Nadpis3"/>
+        <w:rPr>
+          <w:highlight w:val="yellow"/>
+        </w:rPr>
+      </w:pPr>
+      <w:r>
+        <w:rPr>
+          <w:highlight w:val="yellow"/>
+        </w:rPr>
+        <w:t>Exceptions.py</w:t>
+      </w:r>
     </w:p>
     <w:p/>
     <w:p>
-      <w:r>
+      <w:pPr>
+        <w:rPr>
+          <w:color w:val="FF0000"/>
+        </w:rPr>
+      </w:pPr>
+      <w:r>
+        <w:rPr>
+          <w:color w:val="FF0000"/>
+        </w:rPr>
         <w:t xml:space="preserve">V Sudoku.py je definovaná třída </w:t>
       </w:r>
       <w:r>
         <w:rPr>
           <w:i/>
           <w:iCs/>
+          <w:color w:val="FF0000"/>
         </w:rPr>
         <w:t>Sudoku</w:t>
       </w:r>
       <w:r>
+        <w:rPr>
+          <w:color w:val="FF0000"/>
+        </w:rPr>
         <w:t xml:space="preserve">, </w:t>
       </w:r>
       <w:r>
+        <w:rPr>
+          <w:color w:val="FF0000"/>
+        </w:rPr>
         <w:t xml:space="preserve">tato třída odkazuje na jiné třídy a obsahuje řešící funkce. Je to celá mřížka, způsoby jak do ní vkládat a jak ji řešit. V Cell.py je definovaná třída </w:t>
       </w:r>
       <w:r>
         <w:rPr>
           <w:i/>
           <w:iCs/>
+          <w:color w:val="FF0000"/>
         </w:rPr>
         <w:t>Cell</w:t>
       </w:r>
       <w:r>
+        <w:rPr>
+          <w:color w:val="FF0000"/>
+        </w:rPr>
         <w:t xml:space="preserve">, to je konkrétní buňka. V Houses.py jsou definovány třídy </w:t>
       </w:r>
       <w:r>
         <w:rPr>
           <w:i/>
           <w:iCs/>
+          <w:color w:val="FF0000"/>
         </w:rPr>
         <w:t>Row</w:t>
       </w:r>
       <w:r>
+        <w:rPr>
+          <w:color w:val="FF0000"/>
+        </w:rPr>
         <w:t xml:space="preserve">, </w:t>
       </w:r>
       <w:r>
         <w:rPr>
           <w:i/>
           <w:iCs/>
+          <w:color w:val="FF0000"/>
         </w:rPr>
         <w:t>Coll</w:t>
       </w:r>
       <w:r>
+        <w:rPr>
+          <w:color w:val="FF0000"/>
+        </w:rPr>
         <w:t xml:space="preserve"> a </w:t>
       </w:r>
       <w:r>
         <w:rPr>
           <w:i/>
           <w:iCs/>
+          <w:color w:val="FF0000"/>
         </w:rPr>
         <w:t>Box</w:t>
       </w:r>
       <w:r>
+        <w:rPr>
+          <w:color w:val="FF0000"/>
+        </w:rPr>
         <w:t>, tedy řádka, sloupec, a</w:t>
       </w:r>
       <w:r>
+        <w:rPr>
+          <w:color w:val="FF0000"/>
+        </w:rPr>
         <w:t> </w:t>
       </w:r>
       <w:r>
+        <w:rPr>
+          <w:color w:val="FF0000"/>
+        </w:rPr>
         <w:t>čtverec</w:t>
       </w:r>
       <w:r>
+        <w:rPr>
+          <w:color w:val="FF0000"/>
+        </w:rPr>
         <w:t xml:space="preserve">. </w:t>
       </w:r>
     </w:p>
@@ -2103,11 +2452,11 @@
         <w:pStyle w:val="Nadpis1"/>
         <w:ind w:left="432" w:hanging="432"/>
       </w:pPr>
-      <w:bookmarkStart w:id="6" w:name="_Toc225798799"/>
+      <w:bookmarkStart w:id="7" w:name="_Toc225798799"/>
       <w:r>
         <w:t>programovací prostředky</w:t>
       </w:r>
-      <w:bookmarkEnd w:id="6"/>
+      <w:bookmarkEnd w:id="7"/>
     </w:p>
     <w:p>
       <w:pPr>
@@ -2166,6 +2515,7 @@
         <w:pStyle w:val="Nadpis2"/>
       </w:pPr>
       <w:r>
+        <w:lastRenderedPageBreak/>
         <w:t>Knihovny</w:t>
       </w:r>
     </w:p>
@@ -2252,14 +2602,21 @@
         <w:ind w:left="432" w:hanging="432"/>
         <w:rPr>
           <w:i/>
-        </w:rPr>
-      </w:pPr>
-      <w:bookmarkStart w:id="7" w:name="_Toc225798800"/>
-      <w:r>
+          <w:highlight w:val="yellow"/>
+        </w:rPr>
+      </w:pPr>
+      <w:bookmarkStart w:id="8" w:name="_Toc225798800"/>
+      <w:r>
+        <w:rPr>
+          <w:highlight w:val="yellow"/>
+        </w:rPr>
         <w:t>Zhodnocení dosažených výsledků</w:t>
       </w:r>
-      <w:bookmarkEnd w:id="7"/>
-      <w:r>
+      <w:bookmarkEnd w:id="8"/>
+      <w:r>
+        <w:rPr>
+          <w:highlight w:val="yellow"/>
+        </w:rPr>
         <w:t xml:space="preserve"> </w:t>
       </w:r>
     </w:p>
@@ -2302,12 +2659,123 @@
           <w:i/>
         </w:rPr>
       </w:pPr>
-      <w:bookmarkStart w:id="8" w:name="_Toc225798801"/>
-      <w:r>
-        <w:lastRenderedPageBreak/>
+      <w:bookmarkStart w:id="9" w:name="_Toc225798801"/>
+      <w:r>
         <w:t>Instalace</w:t>
       </w:r>
-      <w:bookmarkEnd w:id="8"/>
+      <w:bookmarkEnd w:id="9"/>
+    </w:p>
+    <w:p>
+      <w:pPr>
+        <w:pStyle w:val="Nadpis2"/>
+      </w:pPr>
+      <w:r>
+        <w:t>Softwarové p</w:t>
+      </w:r>
+      <w:r>
+        <w:t>ožadavky</w:t>
+      </w:r>
+    </w:p>
+    <w:p>
+      <w:r>
+        <w:t>Na počítači je třeba mít nainstalovaný Python 3</w:t>
+      </w:r>
+      <w:r>
+        <w:t>. P</w:t>
+      </w:r>
+      <w:r>
+        <w:t>r</w:t>
+      </w:r>
+      <w:r>
+        <w:t>o</w:t>
+      </w:r>
+      <w:r>
+        <w:t>gram funguje na verzích 3.11 – 3.13</w:t>
+      </w:r>
+      <w:r>
+        <w:t>.</w:t>
+      </w:r>
+    </w:p>
+    <w:p>
+      <w:r>
+        <w:t>Dále je potřeba knihovna Pygame. Program je psaný na verzi 2.6.</w:t>
+      </w:r>
+      <w:r>
+        <w:t>1.</w:t>
+      </w:r>
+    </w:p>
+    <w:p>
+      <w:r>
+        <w:t>Program je psán pro Windows 11.</w:t>
+      </w:r>
+    </w:p>
+    <w:p>
+      <w:r>
+        <w:t xml:space="preserve">Pravděpodobně bude program fungovat i na jiných verzích </w:t>
+      </w:r>
+      <w:r>
+        <w:t>P</w:t>
+      </w:r>
+      <w:r>
+        <w:t xml:space="preserve">ythonu a </w:t>
+      </w:r>
+      <w:r>
+        <w:t>P</w:t>
+      </w:r>
+      <w:r>
+        <w:t xml:space="preserve">ygame a na jiných operačních systémech, ale netestoval jsem to. </w:t>
+      </w:r>
+    </w:p>
+    <w:p>
+      <w:pPr>
+        <w:pStyle w:val="Nadpis2"/>
+      </w:pPr>
+      <w:r>
+        <w:t>Hardwarové požadavky</w:t>
+      </w:r>
+    </w:p>
+    <w:p>
+      <w:r>
+        <w:t>Odpovídají požadavkům pro Windows 11.</w:t>
+      </w:r>
+    </w:p>
+    <w:p>
+      <w:pPr>
+        <w:pStyle w:val="Nadpis2"/>
+      </w:pPr>
+      <w:r>
+        <w:t>Postup instalace</w:t>
+      </w:r>
+    </w:p>
+    <w:p>
+      <w:r>
+        <w:t xml:space="preserve">Pro instalaci stačí zkopírovat složku do počítače. </w:t>
+      </w:r>
+    </w:p>
+    <w:p/>
+    <w:p>
+      <w:pPr>
+        <w:pStyle w:val="Nadpis1"/>
+        <w:ind w:left="432" w:hanging="432"/>
+        <w:rPr>
+          <w:i/>
+          <w:highlight w:val="yellow"/>
+        </w:rPr>
+      </w:pPr>
+      <w:bookmarkStart w:id="10" w:name="_Toc225798802"/>
+      <w:r>
+        <w:rPr>
+          <w:highlight w:val="yellow"/>
+        </w:rPr>
+        <w:t>ovládání</w:t>
+      </w:r>
+      <w:bookmarkEnd w:id="10"/>
+      <w:r>
+        <w:rPr>
+          <w:highlight w:val="yellow"/>
+        </w:rPr>
+        <w:t xml:space="preserve"> </w:t>
+      </w:r>
     </w:p>
     <w:p>
       <w:pPr>
@@ -2323,13 +2791,7 @@
         <w:rPr>
           <w:i/>
         </w:rPr>
-        <w:t>JAK SE TO INSTALUJE</w:t>
-      </w:r>
-      <w:r>
-        <w:rPr>
-          <w:i/>
-        </w:rPr>
-        <w:tab/>
+        <w:t>JAK SE TO OVLÁDÁ</w:t>
       </w:r>
     </w:p>
     <w:p>
@@ -2343,7 +2805,7 @@
         <w:rPr>
           <w:i/>
         </w:rPr>
-        <w:t>popis instalace, systémové požadavky, nárok  na HW, SW, atp.</w:t>
+        <w:t>detailní popis uživatelského rozhraní srozumitelný pro uživatele</w:t>
       </w:r>
     </w:p>
     <w:p>
@@ -2351,71 +2813,32 @@
         <w:pStyle w:val="Nadpis1"/>
         <w:ind w:left="432" w:hanging="432"/>
         <w:rPr>
-          <w:i/>
-        </w:rPr>
-      </w:pPr>
-      <w:bookmarkStart w:id="9" w:name="_Toc225798802"/>
-      <w:r>
-        <w:t>ovládání</w:t>
-      </w:r>
-      <w:bookmarkEnd w:id="9"/>
-      <w:r>
+          <w:highlight w:val="yellow"/>
+        </w:rPr>
+      </w:pPr>
+      <w:bookmarkStart w:id="11" w:name="_Toc225798803"/>
+      <w:r>
+        <w:rPr>
+          <w:highlight w:val="yellow"/>
+        </w:rPr>
+        <w:t>Seznam použitých informačních zdrojů</w:t>
+      </w:r>
+      <w:bookmarkEnd w:id="11"/>
+      <w:r>
+        <w:rPr>
+          <w:highlight w:val="yellow"/>
+        </w:rPr>
         <w:t xml:space="preserve"> </w:t>
       </w:r>
     </w:p>
     <w:p>
       <w:pPr>
-        <w:numPr>
-          <w:ilvl w:val="0"/>
-          <w:numId w:val="2"/>
-        </w:numPr>
-        <w:rPr>
-          <w:i/>
-        </w:rPr>
-      </w:pPr>
-      <w:r>
-        <w:rPr>
-          <w:i/>
-        </w:rPr>
-        <w:t>JAK SE TO OVLÁDÁ</w:t>
-      </w:r>
-    </w:p>
-    <w:p>
-      <w:pPr>
-        <w:numPr>
-          <w:ilvl w:val="0"/>
-          <w:numId w:val="2"/>
-        </w:numPr>
-      </w:pPr>
-      <w:r>
-        <w:rPr>
-          <w:i/>
-        </w:rPr>
-        <w:t>detailní popis uživatelského rozhraní srozumitelný pro uživatele</w:t>
-      </w:r>
-    </w:p>
-    <w:p>
-      <w:pPr>
-        <w:pStyle w:val="Nadpis1"/>
-        <w:ind w:left="432" w:hanging="432"/>
-      </w:pPr>
-      <w:bookmarkStart w:id="10" w:name="_Toc225798803"/>
-      <w:r>
-        <w:t>Seznam použitých informačních zdrojů</w:t>
-      </w:r>
-      <w:bookmarkEnd w:id="10"/>
-      <w:r>
-        <w:t xml:space="preserve"> </w:t>
-      </w:r>
-    </w:p>
-    <w:p>
-      <w:pPr>
         <w:pStyle w:val="Literatura"/>
         <w:rPr>
           <w:bCs/>
         </w:rPr>
       </w:pPr>
-      <w:bookmarkStart w:id="11" w:name="_Ref94455389"/>
+      <w:bookmarkStart w:id="12" w:name="_Ref94455389"/>
       <w:r>
         <w:t>[</w:t>
       </w:r>
@@ -2434,7 +2857,7 @@
       <w:r>
         <w:fldChar w:fldCharType="end"/>
       </w:r>
-      <w:bookmarkEnd w:id="11"/>
+      <w:bookmarkEnd w:id="12"/>
       <w:r>
         <w:t>]</w:t>
       </w:r>
@@ -2513,10 +2936,14 @@
     <w:p>
       <w:pPr>
         <w:pStyle w:val="Literatura"/>
+        <w:rPr>
+          <w:color w:val="FF0000"/>
+        </w:rPr>
       </w:pPr>
       <w:r>
         <w:rPr>
           <w:bCs/>
+          <w:color w:val="FF0000"/>
           <w:sz w:val="40"/>
           <w:szCs w:val="40"/>
         </w:rPr>
@@ -2531,8 +2958,14 @@
           <w:numId w:val="0"/>
         </w:numPr>
         <w:ind w:left="576" w:hanging="576"/>
-      </w:pPr>
-      <w:r>
+        <w:rPr>
+          <w:color w:val="FF0000"/>
+        </w:rPr>
+      </w:pPr>
+      <w:r>
+        <w:rPr>
+          <w:color w:val="FF0000"/>
+        </w:rPr>
         <w:t xml:space="preserve">Seznam použitých symbolů a zkratek </w:t>
       </w:r>
     </w:p>
@@ -2559,8 +2992,14 @@
           <w:p>
             <w:pPr>
               <w:pStyle w:val="Bezodstavce"/>
+              <w:rPr>
+                <w:color w:val="FF0000"/>
+              </w:rPr>
             </w:pPr>
             <w:r>
+              <w:rPr>
+                <w:color w:val="FF0000"/>
+              </w:rPr>
               <w:t>ABC</w:t>
             </w:r>
           </w:p>
@@ -2573,6 +3012,9 @@
             <w:pPr>
               <w:pStyle w:val="Bezodstavce"/>
               <w:snapToGrid w:val="0"/>
+              <w:rPr>
+                <w:color w:val="FF0000"/>
+              </w:rPr>
             </w:pPr>
           </w:p>
         </w:tc>
@@ -2583,8 +3025,14 @@
           <w:p>
             <w:pPr>
               <w:pStyle w:val="Bezodstavce"/>
+              <w:rPr>
+                <w:color w:val="FF0000"/>
+              </w:rPr>
             </w:pPr>
             <w:r>
+              <w:rPr>
+                <w:color w:val="FF0000"/>
+              </w:rPr>
               <w:t>Význam první zkratky.</w:t>
             </w:r>
           </w:p>
@@ -2598,8 +3046,14 @@
           <w:p>
             <w:pPr>
               <w:pStyle w:val="Bezodstavce"/>
+              <w:rPr>
+                <w:color w:val="FF0000"/>
+              </w:rPr>
             </w:pPr>
             <w:r>
+              <w:rPr>
+                <w:color w:val="FF0000"/>
+              </w:rPr>
               <w:t>B</w:t>
             </w:r>
           </w:p>
@@ -2612,6 +3066,9 @@
             <w:pPr>
               <w:pStyle w:val="Bezodstavce"/>
               <w:snapToGrid w:val="0"/>
+              <w:rPr>
+                <w:color w:val="FF0000"/>
+              </w:rPr>
             </w:pPr>
           </w:p>
         </w:tc>
@@ -2622,8 +3079,14 @@
           <w:p>
             <w:pPr>
               <w:pStyle w:val="Bezodstavce"/>
+              <w:rPr>
+                <w:color w:val="FF0000"/>
+              </w:rPr>
             </w:pPr>
             <w:r>
+              <w:rPr>
+                <w:color w:val="FF0000"/>
+              </w:rPr>
               <w:t>Význam druhé zkratky.</w:t>
             </w:r>
           </w:p>
@@ -2637,8 +3100,15 @@
           <w:p>
             <w:pPr>
               <w:pStyle w:val="Bezodstavce"/>
+              <w:rPr>
+                <w:color w:val="FF0000"/>
+              </w:rPr>
             </w:pPr>
             <w:r>
+              <w:rPr>
+                <w:color w:val="FF0000"/>
+              </w:rPr>
+              <w:lastRenderedPageBreak/>
               <w:t>C</w:t>
             </w:r>
           </w:p>
@@ -2651,6 +3121,9 @@
             <w:pPr>
               <w:pStyle w:val="Bezodstavce"/>
               <w:snapToGrid w:val="0"/>
+              <w:rPr>
+                <w:color w:val="FF0000"/>
+              </w:rPr>
             </w:pPr>
           </w:p>
         </w:tc>
@@ -2661,8 +3134,14 @@
           <w:p>
             <w:pPr>
               <w:pStyle w:val="Bezodstavce"/>
+              <w:rPr>
+                <w:color w:val="FF0000"/>
+              </w:rPr>
             </w:pPr>
             <w:r>
+              <w:rPr>
+                <w:color w:val="FF0000"/>
+              </w:rPr>
               <w:t>Význam třetí zkratky.</w:t>
             </w:r>
           </w:p>
@@ -2677,6 +3156,9 @@
             <w:pPr>
               <w:pStyle w:val="Bezodstavce"/>
               <w:snapToGrid w:val="0"/>
+              <w:rPr>
+                <w:color w:val="FF0000"/>
+              </w:rPr>
             </w:pPr>
           </w:p>
         </w:tc>
@@ -2688,6 +3170,9 @@
             <w:pPr>
               <w:pStyle w:val="Bezodstavce"/>
               <w:snapToGrid w:val="0"/>
+              <w:rPr>
+                <w:color w:val="FF0000"/>
+              </w:rPr>
             </w:pPr>
           </w:p>
         </w:tc>
@@ -2699,12 +3184,21 @@
             <w:pPr>
               <w:pStyle w:val="Bezodstavce"/>
               <w:snapToGrid w:val="0"/>
+              <w:rPr>
+                <w:color w:val="FF0000"/>
+              </w:rPr>
             </w:pPr>
           </w:p>
         </w:tc>
       </w:tr>
     </w:tbl>
-    <w:p/>
+    <w:p>
+      <w:pPr>
+        <w:rPr>
+          <w:color w:val="FF0000"/>
+        </w:rPr>
+      </w:pPr>
+    </w:p>
     <w:p>
       <w:pPr>
         <w:pStyle w:val="Nadpis2"/>
@@ -2713,8 +3207,14 @@
           <w:numId w:val="0"/>
         </w:numPr>
         <w:ind w:left="576" w:hanging="576"/>
-      </w:pPr>
-      <w:r>
+        <w:rPr>
+          <w:color w:val="FF0000"/>
+        </w:rPr>
+      </w:pPr>
+      <w:r>
+        <w:rPr>
+          <w:color w:val="FF0000"/>
+        </w:rPr>
         <w:t>Seznam obrázků</w:t>
       </w:r>
     </w:p>
@@ -2726,8 +3226,14 @@
           <w:numId w:val="0"/>
         </w:numPr>
         <w:ind w:left="576" w:hanging="576"/>
-      </w:pPr>
-      <w:r>
+        <w:rPr>
+          <w:color w:val="FF0000"/>
+        </w:rPr>
+      </w:pPr>
+      <w:r>
+        <w:rPr>
+          <w:color w:val="FF0000"/>
+        </w:rPr>
         <w:t>Seznam tabulek</w:t>
       </w:r>
     </w:p>
@@ -2739,8 +3245,14 @@
           <w:numId w:val="0"/>
         </w:numPr>
         <w:ind w:left="576" w:hanging="576"/>
-      </w:pPr>
-      <w:r>
+        <w:rPr>
+          <w:color w:val="FF0000"/>
+        </w:rPr>
+      </w:pPr>
+      <w:r>
+        <w:rPr>
+          <w:color w:val="FF0000"/>
+        </w:rPr>
         <w:t>Seznam Příloh</w:t>
       </w:r>
     </w:p>
@@ -2752,8 +3264,14 @@
           <w:numId w:val="0"/>
         </w:numPr>
         <w:ind w:left="576" w:hanging="576"/>
-      </w:pPr>
-      <w:r>
+        <w:rPr>
+          <w:color w:val="FF0000"/>
+        </w:rPr>
+      </w:pPr>
+      <w:r>
+        <w:rPr>
+          <w:color w:val="FF0000"/>
+        </w:rPr>
         <w:t xml:space="preserve">Příloha P I: Název přílohy </w:t>
       </w:r>
     </w:p>
@@ -2773,7 +3291,33 @@
 
 <file path=word/comments.xml><?xml version="1.0" encoding="utf-8"?>
 <w:comments xmlns:wpc="http://schemas.microsoft.com/office/word/2010/wordprocessingCanvas" xmlns:cx="http://schemas.microsoft.com/office/drawing/2014/chartex" xmlns:cx1="http://schemas.microsoft.com/office/drawing/2015/9/8/chartex" xmlns:cx2="http://schemas.microsoft.com/office/drawing/2015/10/21/chartex" xmlns:cx3="http://schemas.microsoft.com/office/drawing/2016/5/9/chartex" xmlns:cx4="http://schemas.microsoft.com/office/drawing/2016/5/10/chartex" xmlns:cx5="http://schemas.microsoft.com/office/drawing/2016/5/11/chartex" xmlns:cx6="http://schemas.microsoft.com/office/drawing/2016/5/12/chartex" xmlns:cx7="http://schemas.microsoft.com/office/drawing/2016/5/13/chartex" xmlns:cx8="http://schemas.microsoft.com/office/drawing/2016/5/14/chartex" xmlns:mc="http://schemas.openxmlformats.org/markup-compatibility/2006" xmlns:aink="http://schemas.microsoft.com/office/drawing/2016/ink" xmlns:am3d="http://schemas.microsoft.com/office/drawing/2017/model3d" xmlns:o="urn:schemas-microsoft-com:office:office" xmlns:oel="http://schemas.microsoft.com/office/2019/extlst" xmlns:r="http://schemas.openxmlformats.org/officeDocument/2006/relationships" xmlns:m="http://schemas.openxmlformats.org/officeDocument/2006/math" xmlns:v="urn:schemas-microsoft-com:vml" xmlns:wp14="http://schemas.microsoft.com/office/word/2010/wordprocessingDrawing" xmlns:wp="http://schemas.openxmlformats.org/drawingml/2006/wordprocessingDrawing" xmlns:w10="urn:schemas-microsoft-com:office:word" xmlns:w="http://schemas.openxmlformats.org/wordprocessingml/2006/main" xmlns:w14="http://schemas.microsoft.com/office/word/2010/wordml" xmlns:w15="http://schemas.microsoft.com/office/word/2012/wordml" xmlns:w16cex="http://schemas.microsoft.com/office/word/2018/wordml/cex" xmlns:w16cid="http://schemas.microsoft.com/office/word/2016/wordml/cid" xmlns:w16="http://schemas.microsoft.com/office/word/2018/wordml" xmlns:w16du="http://schemas.microsoft.com/office/word/2023/wordml/word16du" xmlns:w16sdtdh="http://schemas.microsoft.com/office/word/2020/wordml/sdtdatahash" xmlns:w16sdtfl="http://schemas.microsoft.com/office/word/2024/wordml/sdtformatlock" xmlns:w16se="http://schemas.microsoft.com/office/word/2015/wordml/symex" xmlns:wpg="http://schemas.microsoft.com/office/word/2010/wordprocessingGroup" xmlns:wpi="http://schemas.microsoft.com/office/word/2010/wordprocessingInk" xmlns:wne="http://schemas.microsoft.com/office/word/2006/wordml" xmlns:wps="http://schemas.microsoft.com/office/word/2010/wordprocessingShape" mc:Ignorable="w14 w15 w16se w16cid w16 w16cex w16sdtdh w16sdtfl w16du wp14">
-  <w:comment w:id="5" w:author="Stanislav Tesař" w:date="2026-03-30T19:48:00Z" w:initials="ST">
+  <w:comment w:id="5" w:author="Stanislav Tesař" w:date="2026-03-31T00:58:00Z" w:initials="ST">
+    <w:p>
+      <w:pPr>
+        <w:pStyle w:val="Textkomente"/>
+        <w:jc w:val="left"/>
+      </w:pPr>
+      <w:r>
+        <w:rPr>
+          <w:rStyle w:val="Odkaznakoment"/>
+        </w:rPr>
+        <w:annotationRef/>
+      </w:r>
+      <w:r>
+        <w:t>Zdroj najít</w:t>
+      </w:r>
+    </w:p>
+    <w:p>
+      <w:pPr>
+        <w:pStyle w:val="Textkomente"/>
+        <w:jc w:val="left"/>
+      </w:pPr>
+      <w:r>
+        <w:t>Sudoku with pygame</w:t>
+      </w:r>
+    </w:p>
+  </w:comment>
+  <w:comment w:id="6" w:author="Stanislav Tesař" w:date="2026-03-30T19:48:00Z" w:initials="ST">
     <w:p>
       <w:pPr>
         <w:pStyle w:val="Textkomente"/>
@@ -2795,18 +3339,21 @@
 
 <file path=word/commentsExtended.xml><?xml version="1.0" encoding="utf-8"?>
 <w15:commentsEx xmlns:wpc="http://schemas.microsoft.com/office/word/2010/wordprocessingCanvas" xmlns:cx="http://schemas.microsoft.com/office/drawing/2014/chartex" xmlns:cx1="http://schemas.microsoft.com/office/drawing/2015/9/8/chartex" xmlns:cx2="http://schemas.microsoft.com/office/drawing/2015/10/21/chartex" xmlns:cx3="http://schemas.microsoft.com/office/drawing/2016/5/9/chartex" xmlns:cx4="http://schemas.microsoft.com/office/drawing/2016/5/10/chartex" xmlns:cx5="http://schemas.microsoft.com/office/drawing/2016/5/11/chartex" xmlns:cx6="http://schemas.microsoft.com/office/drawing/2016/5/12/chartex" xmlns:cx7="http://schemas.microsoft.com/office/drawing/2016/5/13/chartex" xmlns:cx8="http://schemas.microsoft.com/office/drawing/2016/5/14/chartex" xmlns:mc="http://schemas.openxmlformats.org/markup-compatibility/2006" xmlns:aink="http://schemas.microsoft.com/office/drawing/2016/ink" xmlns:am3d="http://schemas.microsoft.com/office/drawing/2017/model3d" xmlns:o="urn:schemas-microsoft-com:office:office" xmlns:oel="http://schemas.microsoft.com/office/2019/extlst" xmlns:r="http://schemas.openxmlformats.org/officeDocument/2006/relationships" xmlns:m="http://schemas.openxmlformats.org/officeDocument/2006/math" xmlns:v="urn:schemas-microsoft-com:vml" xmlns:wp14="http://schemas.microsoft.com/office/word/2010/wordprocessingDrawing" xmlns:wp="http://schemas.openxmlformats.org/drawingml/2006/wordprocessingDrawing" xmlns:w10="urn:schemas-microsoft-com:office:word" xmlns:w="http://schemas.openxmlformats.org/wordprocessingml/2006/main" xmlns:w14="http://schemas.microsoft.com/office/word/2010/wordml" xmlns:w15="http://schemas.microsoft.com/office/word/2012/wordml" xmlns:w16cex="http://schemas.microsoft.com/office/word/2018/wordml/cex" xmlns:w16cid="http://schemas.microsoft.com/office/word/2016/wordml/cid" xmlns:w16="http://schemas.microsoft.com/office/word/2018/wordml" xmlns:w16du="http://schemas.microsoft.com/office/word/2023/wordml/word16du" xmlns:w16sdtdh="http://schemas.microsoft.com/office/word/2020/wordml/sdtdatahash" xmlns:w16sdtfl="http://schemas.microsoft.com/office/word/2024/wordml/sdtformatlock" xmlns:w16se="http://schemas.microsoft.com/office/word/2015/wordml/symex" xmlns:wpg="http://schemas.microsoft.com/office/word/2010/wordprocessingGroup" xmlns:wpi="http://schemas.microsoft.com/office/word/2010/wordprocessingInk" xmlns:wne="http://schemas.microsoft.com/office/word/2006/wordml" xmlns:wps="http://schemas.microsoft.com/office/word/2010/wordprocessingShape" mc:Ignorable="w14 w15 w16se w16cid w16 w16cex w16sdtdh w16sdtfl w16du wp14">
+  <w15:commentEx w15:paraId="69BBA629" w15:done="0"/>
   <w15:commentEx w15:paraId="5AA430A6" w15:done="0"/>
 </w15:commentsEx>
 </file>
 
 <file path=word/commentsExtensible.xml><?xml version="1.0" encoding="utf-8"?>
 <w16cex:commentsExtensible xmlns:wpc="http://schemas.microsoft.com/office/word/2010/wordprocessingCanvas" xmlns:cx="http://schemas.microsoft.com/office/drawing/2014/chartex" xmlns:cx1="http://schemas.microsoft.com/office/drawing/2015/9/8/chartex" xmlns:cx2="http://schemas.microsoft.com/office/drawing/2015/10/21/chartex" xmlns:cx3="http://schemas.microsoft.com/office/drawing/2016/5/9/chartex" xmlns:cx4="http://schemas.microsoft.com/office/drawing/2016/5/10/chartex" xmlns:cx5="http://schemas.microsoft.com/office/drawing/2016/5/11/chartex" xmlns:cx6="http://schemas.microsoft.com/office/drawing/2016/5/12/chartex" xmlns:cx7="http://schemas.microsoft.com/office/drawing/2016/5/13/chartex" xmlns:cx8="http://schemas.microsoft.com/office/drawing/2016/5/14/chartex" xmlns:cr="http://schemas.microsoft.com/office/comments/2020/reactions" xmlns:mc="http://schemas.openxmlformats.org/markup-compatibility/2006" xmlns:aink="http://schemas.microsoft.com/office/drawing/2016/ink" xmlns:am3d="http://schemas.microsoft.com/office/drawing/2017/model3d" xmlns:o="urn:schemas-microsoft-com:office:office" xmlns:oel="http://schemas.microsoft.com/office/2019/extlst" xmlns:r="http://schemas.openxmlformats.org/officeDocument/2006/relationships" xmlns:m="http://schemas.openxmlformats.org/officeDocument/2006/math" xmlns:v="urn:schemas-microsoft-com:vml" xmlns:wp14="http://schemas.microsoft.com/office/word/2010/wordprocessingDrawing" xmlns:wp="http://schemas.openxmlformats.org/drawingml/2006/wordprocessingDrawing" xmlns:w10="urn:schemas-microsoft-com:office:word" xmlns:w="http://schemas.openxmlformats.org/wordprocessingml/2006/main" xmlns:w14="http://schemas.microsoft.com/office/word/2010/wordml" xmlns:w15="http://schemas.microsoft.com/office/word/2012/wordml" xmlns:w16cex="http://schemas.microsoft.com/office/word/2018/wordml/cex" xmlns:w16cid="http://schemas.microsoft.com/office/word/2016/wordml/cid" xmlns:w16="http://schemas.microsoft.com/office/word/2018/wordml" xmlns:w16du="http://schemas.microsoft.com/office/word/2023/wordml/word16du" xmlns:w16sdtdh="http://schemas.microsoft.com/office/word/2020/wordml/sdtdatahash" xmlns:w16sdtfl="http://schemas.microsoft.com/office/word/2024/wordml/sdtformatlock" xmlns:w16se="http://schemas.microsoft.com/office/word/2015/wordml/symex" xmlns:wpg="http://schemas.microsoft.com/office/word/2010/wordprocessingGroup" xmlns:wpi="http://schemas.microsoft.com/office/word/2010/wordprocessingInk" xmlns:wne="http://schemas.microsoft.com/office/word/2006/wordml" xmlns:wps="http://schemas.microsoft.com/office/word/2010/wordprocessingShape" mc:Ignorable="w14 w15 w16se w16cid w16 w16cex w16sdtdh w16sdtfl cr w16du wp14">
+  <w16cex:commentExtensible w16cex:durableId="6E553499" w16cex:dateUtc="2026-03-30T22:58:00Z"/>
   <w16cex:commentExtensible w16cex:durableId="03FD726C" w16cex:dateUtc="2026-03-30T17:48:00Z"/>
 </w16cex:commentsExtensible>
 </file>
 
 <file path=word/commentsIds.xml><?xml version="1.0" encoding="utf-8"?>
 <w16cid:commentsIds xmlns:wpc="http://schemas.microsoft.com/office/word/2010/wordprocessingCanvas" xmlns:cx="http://schemas.microsoft.com/office/drawing/2014/chartex" xmlns:cx1="http://schemas.microsoft.com/office/drawing/2015/9/8/chartex" xmlns:cx2="http://schemas.microsoft.com/office/drawing/2015/10/21/chartex" xmlns:cx3="http://schemas.microsoft.com/office/drawing/2016/5/9/chartex" xmlns:cx4="http://schemas.microsoft.com/office/drawing/2016/5/10/chartex" xmlns:cx5="http://schemas.microsoft.com/office/drawing/2016/5/11/chartex" xmlns:cx6="http://schemas.microsoft.com/office/drawing/2016/5/12/chartex" xmlns:cx7="http://schemas.microsoft.com/office/drawing/2016/5/13/chartex" xmlns:cx8="http://schemas.microsoft.com/office/drawing/2016/5/14/chartex" xmlns:mc="http://schemas.openxmlformats.org/markup-compatibility/2006" xmlns:aink="http://schemas.microsoft.com/office/drawing/2016/ink" xmlns:am3d="http://schemas.microsoft.com/office/drawing/2017/model3d" xmlns:o="urn:schemas-microsoft-com:office:office" xmlns:oel="http://schemas.microsoft.com/office/2019/extlst" xmlns:r="http://schemas.openxmlformats.org/officeDocument/2006/relationships" xmlns:m="http://schemas.openxmlformats.org/officeDocument/2006/math" xmlns:v="urn:schemas-microsoft-com:vml" xmlns:wp14="http://schemas.microsoft.com/office/word/2010/wordprocessingDrawing" xmlns:wp="http://schemas.openxmlformats.org/drawingml/2006/wordprocessingDrawing" xmlns:w10="urn:schemas-microsoft-com:office:word" xmlns:w="http://schemas.openxmlformats.org/wordprocessingml/2006/main" xmlns:w14="http://schemas.microsoft.com/office/word/2010/wordml" xmlns:w15="http://schemas.microsoft.com/office/word/2012/wordml" xmlns:w16cex="http://schemas.microsoft.com/office/word/2018/wordml/cex" xmlns:w16cid="http://schemas.microsoft.com/office/word/2016/wordml/cid" xmlns:w16="http://schemas.microsoft.com/office/word/2018/wordml" xmlns:w16du="http://schemas.microsoft.com/office/word/2023/wordml/word16du" xmlns:w16sdtdh="http://schemas.microsoft.com/office/word/2020/wordml/sdtdatahash" xmlns:w16sdtfl="http://schemas.microsoft.com/office/word/2024/wordml/sdtformatlock" xmlns:w16se="http://schemas.microsoft.com/office/word/2015/wordml/symex" xmlns:wpg="http://schemas.microsoft.com/office/word/2010/wordprocessingGroup" xmlns:wpi="http://schemas.microsoft.com/office/word/2010/wordprocessingInk" xmlns:wne="http://schemas.microsoft.com/office/word/2006/wordml" xmlns:wps="http://schemas.microsoft.com/office/word/2010/wordprocessingShape" mc:Ignorable="w14 w15 w16se w16cid w16 w16cex w16sdtdh w16sdtfl w16du wp14">
+  <w16cid:commentId w16cid:paraId="69BBA629" w16cid:durableId="6E553499"/>
   <w16cid:commentId w16cid:paraId="5AA430A6" w16cid:durableId="03FD726C"/>
 </w16cid:commentsIds>
 </file>
@@ -5471,4 +6018,24 @@
   <a:objectDefaults/>
   <a:extraClrSchemeLst/>
 </a:theme>
+</file>
+
+<file path=word/webextensions/taskpanes.xml><?xml version="1.0" encoding="utf-8"?>
+<wetp:taskpanes xmlns:wetp="http://schemas.microsoft.com/office/webextensions/taskpanes/2010/11">
+  <wetp:taskpane dockstate="right" visibility="0" width="350" row="0">
+    <wetp:webextensionref xmlns:r="http://schemas.openxmlformats.org/officeDocument/2006/relationships" r:id="rId1"/>
+  </wetp:taskpane>
+</wetp:taskpanes>
+</file>
+
+<file path=word/webextensions/webextension1.xml><?xml version="1.0" encoding="utf-8"?>
+<we:webextension xmlns:we="http://schemas.microsoft.com/office/webextensions/webextension/2010/11" id="{036B8CA6-26F8-4889-BBB3-F3063C76BD3C}">
+  <we:reference id="wa200000011" version="1.0.1.0" store="cs-CZ" storeType="OMEX"/>
+  <we:alternateReferences>
+    <we:reference id="wa200000011" version="1.0.1.0" store="wa200000011" storeType="OMEX"/>
+  </we:alternateReferences>
+  <we:properties/>
+  <we:bindings/>
+  <we:snapshot xmlns:r="http://schemas.openxmlformats.org/officeDocument/2006/relationships"/>
+</we:webextension>
 </file>
--- a/dokumentace.docx
+++ b/dokumentace.docx
@@ -759,6 +759,7 @@
       <w:r>
         <w:rPr>
           <w:b/>
+          <w:highlight w:val="yellow"/>
         </w:rPr>
         <w:lastRenderedPageBreak/>
         <w:t>OBSAH</w:t>
@@ -1694,8 +1695,14 @@
     <w:p>
       <w:pPr>
         <w:pStyle w:val="Nadpis2"/>
-      </w:pPr>
-      <w:r>
+        <w:rPr>
+          <w:highlight w:val="yellow"/>
+        </w:rPr>
+      </w:pPr>
+      <w:r>
+        <w:rPr>
+          <w:highlight w:val="yellow"/>
+        </w:rPr>
         <w:t>Algoritmy</w:t>
       </w:r>
     </w:p>
@@ -1724,8 +1731,14 @@
         <w:tabs>
           <w:tab w:val="num" w:pos="720"/>
         </w:tabs>
-      </w:pPr>
-      <w:r>
+        <w:rPr>
+          <w:highlight w:val="yellow"/>
+        </w:rPr>
+      </w:pPr>
+      <w:r>
+        <w:rPr>
+          <w:highlight w:val="yellow"/>
+        </w:rPr>
         <w:t>Vlastnosti algoritmů</w:t>
       </w:r>
     </w:p>
@@ -1788,13 +1801,25 @@
         <w:rPr>
           <w:iCs/>
         </w:rPr>
-        <w:t xml:space="preserve"> na řešení sudoku. Aplikace by neměla pouze vyřešit zadané sudoku, ale i mít i funkce nápověda a zjišťování platnosti zadání, které uživateli mohou pomoci</w:t>
-      </w:r>
-      <w:r>
-        <w:rPr>
-          <w:iCs/>
-        </w:rPr>
-        <w:t xml:space="preserve"> s řešením, </w:t>
+        <w:t xml:space="preserve"> na řešení sudoku. Aplikace by neměla pouze vyřešit zadané sudoku, ale mít i funkce nápověda a zjišťování platnosti zadání, které uživateli mohou pomoci</w:t>
+      </w:r>
+      <w:r>
+        <w:rPr>
+          <w:iCs/>
+        </w:rPr>
+        <w:t xml:space="preserve"> s</w:t>
+      </w:r>
+      <w:r>
+        <w:rPr>
+          <w:iCs/>
+        </w:rPr>
+        <w:t xml:space="preserve"> luštěním</w:t>
+      </w:r>
+      <w:r>
+        <w:rPr>
+          <w:iCs/>
+        </w:rPr>
+        <w:t xml:space="preserve">, </w:t>
       </w:r>
       <w:r>
         <w:rPr>
@@ -1806,7 +1831,25 @@
         <w:rPr>
           <w:iCs/>
         </w:rPr>
-        <w:t>. Uživatelské rozhraní by mělo být intuitivní a ovládání jednoduché, aby používání programu bylo příjemné.</w:t>
+        <w:t xml:space="preserve">. Uživatelské rozhraní by mělo být intuitivní a ovládání jednoduché, aby </w:t>
+      </w:r>
+      <w:r>
+        <w:rPr>
+          <w:iCs/>
+        </w:rPr>
+        <w:t>bylo</w:t>
+      </w:r>
+      <w:r>
+        <w:rPr>
+          <w:iCs/>
+        </w:rPr>
+        <w:t xml:space="preserve"> </w:t>
+      </w:r>
+      <w:r>
+        <w:rPr>
+          <w:iCs/>
+        </w:rPr>
+        <w:t>používání programu příjemné.</w:t>
       </w:r>
     </w:p>
     <w:p>
@@ -1815,494 +1858,984 @@
         <w:ind w:left="432" w:hanging="432"/>
         <w:rPr>
           <w:i/>
+        </w:rPr>
+      </w:pPr>
+      <w:bookmarkStart w:id="4" w:name="_Toc225798798"/>
+      <w:r>
+        <w:t>Způsoby řešení a použité postupy</w:t>
+      </w:r>
+      <w:bookmarkEnd w:id="4"/>
+    </w:p>
+    <w:p>
+      <w:pPr>
+        <w:pStyle w:val="Nadpis2"/>
+      </w:pPr>
+      <w:r>
+        <w:t>Struktura</w:t>
+      </w:r>
+    </w:p>
+    <w:p>
+      <w:pPr>
+        <w:jc w:val="left"/>
+      </w:pPr>
+      <w:r>
+        <w:t xml:space="preserve">Program je rozdělen do pěti souborů. Sudoku_solver.py je hlavní program, </w:t>
+      </w:r>
+      <w:r>
+        <w:t>v</w:t>
+      </w:r>
+      <w:r>
+        <w:t> Sudoku.py, Houses.py a Cell.py</w:t>
+      </w:r>
+      <w:r>
+        <w:t xml:space="preserve"> jsou definovány využívané třídy</w:t>
+      </w:r>
+      <w:r>
+        <w:t xml:space="preserve"> </w:t>
+      </w:r>
+      <w:r>
+        <w:t>a v Exceptions.py jsou definovány dvě v</w:t>
+      </w:r>
+      <w:r>
+        <w:t>ýji</w:t>
+      </w:r>
+      <w:r>
+        <w:t>mky (exceptions)</w:t>
+      </w:r>
+      <w:r>
+        <w:t>.</w:t>
+      </w:r>
+    </w:p>
+    <w:p>
+      <w:pPr>
+        <w:pStyle w:val="Nadpis3"/>
+      </w:pPr>
+      <w:r>
+        <w:t>Sudoku_solver.py</w:t>
+      </w:r>
+    </w:p>
+    <w:p>
+      <w:r>
+        <w:t>Toto je hlavní program. Je zde uživatelské rozhraní</w:t>
+      </w:r>
+      <w:r>
+        <w:t>.</w:t>
+      </w:r>
+      <w:r>
+        <w:t xml:space="preserve"> </w:t>
+      </w:r>
+      <w:r>
+        <w:t>N</w:t>
+      </w:r>
+      <w:r>
+        <w:t xml:space="preserve">a ukládání hodnot a hledání řešení používá </w:t>
+      </w:r>
+      <w:r>
+        <w:t xml:space="preserve">třidu </w:t>
+      </w:r>
+      <w:r>
+        <w:rPr>
+          <w:i/>
+          <w:iCs/>
+        </w:rPr>
+        <w:t>Sudoku</w:t>
+      </w:r>
+      <w:r>
+        <w:rPr>
+          <w:i/>
+          <w:iCs/>
+        </w:rPr>
+        <w:t xml:space="preserve"> </w:t>
+      </w:r>
+      <w:r>
+        <w:t>ze Sudoku.py</w:t>
+      </w:r>
+      <w:r>
+        <w:t>.</w:t>
+      </w:r>
+      <w:r>
+        <w:t xml:space="preserve"> </w:t>
+      </w:r>
+    </w:p>
+    <w:p>
+      <w:r>
+        <w:lastRenderedPageBreak/>
+        <w:t xml:space="preserve">Na začátku </w:t>
+      </w:r>
+      <w:r>
+        <w:t>souboru je mnoho hodnot, které lze upravovat. Jde o velikosti a vzdálenosti tlačítek apod., také jsou zde</w:t>
+      </w:r>
+      <w:r>
+        <w:t xml:space="preserve"> definované</w:t>
+      </w:r>
+      <w:r>
+        <w:t xml:space="preserve"> zprávy zobrazované uživateli, barvy nebo hodnoty, které se načtou do </w:t>
+      </w:r>
+      <w:r>
+        <w:rPr>
+          <w:i/>
+          <w:iCs/>
+        </w:rPr>
+        <w:t>Sudoku</w:t>
+      </w:r>
+      <w:r>
+        <w:t xml:space="preserve"> při spuštění.</w:t>
+      </w:r>
+    </w:p>
+    <w:p>
+      <w:r>
+        <w:t xml:space="preserve">Funkce </w:t>
+      </w:r>
+      <w:r>
+        <w:rPr>
+          <w:i/>
+          <w:iCs/>
+        </w:rPr>
+        <w:t>screen_draw</w:t>
+      </w:r>
+      <w:r>
+        <w:t xml:space="preserve"> vykresluje vše, co uživatel vidí. Je volána při spuštění a následně, když je zaznamenán vstup od uživatele (např. stisk klávesy) nebo nastala-li nějaká změna (např, vyluštění hodnoty funkcí </w:t>
+      </w:r>
+      <w:r>
+        <w:rPr>
+          <w:i/>
+          <w:iCs/>
+        </w:rPr>
+        <w:t>nakedsingle</w:t>
+      </w:r>
+      <w:r>
+        <w:t>).</w:t>
+      </w:r>
+    </w:p>
+    <w:p>
+      <w:r>
+        <w:t xml:space="preserve">Tlačítka jsou vykreslena funkcí </w:t>
+      </w:r>
+      <w:r>
+        <w:rPr>
+          <w:i/>
+          <w:iCs/>
+        </w:rPr>
+        <w:t>screen_draw</w:t>
+      </w:r>
+      <w:r>
+        <w:t xml:space="preserve">. Jejich stisknutí zaznamenává funkce </w:t>
+      </w:r>
+      <w:r>
+        <w:rPr>
+          <w:i/>
+          <w:iCs/>
+        </w:rPr>
+        <w:t>mouse_select</w:t>
+      </w:r>
+      <w:r>
+        <w:t xml:space="preserve">. Ta při stiknutí myši získá souřadnice kurzoru a pokud je kurzor na tlačítku, zavolá funkci daného tlačítka. </w:t>
+      </w:r>
+      <w:r>
+        <w:t>Funkce má jeden nepovinný argument, zprávu která je uživateli zobrazena.</w:t>
+      </w:r>
+    </w:p>
+    <w:p>
+      <w:r>
+        <w:rPr>
+          <w:i/>
+          <w:iCs/>
+        </w:rPr>
+        <w:t>Cell_select</w:t>
+      </w:r>
+      <w:r>
+        <w:t xml:space="preserve"> označí uloží souřadnice do </w:t>
+      </w:r>
+      <w:r>
+        <w:rPr>
+          <w:i/>
+          <w:iCs/>
+        </w:rPr>
+        <w:t>selected_cell</w:t>
+      </w:r>
+      <w:r>
+        <w:t xml:space="preserve">. Do </w:t>
+      </w:r>
+      <w:r>
+        <w:rPr>
+          <w:i/>
+          <w:iCs/>
+        </w:rPr>
+        <w:t>Cell</w:t>
+      </w:r>
+      <w:r>
+        <w:t xml:space="preserve"> na těchto souřadnicích je vkládána hodnota funkcí </w:t>
+      </w:r>
+      <w:r>
+        <w:rPr>
+          <w:i/>
+          <w:iCs/>
+        </w:rPr>
+        <w:t>insert</w:t>
+      </w:r>
+      <w:r>
+        <w:t xml:space="preserve">. Podle těchto souřadnic také vykresluje funkce </w:t>
+      </w:r>
+      <w:r>
+        <w:rPr>
+          <w:i/>
+          <w:iCs/>
+        </w:rPr>
+        <w:t>cell_highlight</w:t>
+      </w:r>
+      <w:r>
+        <w:t xml:space="preserve">. Funkce </w:t>
+      </w:r>
+      <w:r>
+        <w:rPr>
+          <w:i/>
+          <w:iCs/>
+        </w:rPr>
+        <w:t>cell_select</w:t>
+      </w:r>
+      <w:r>
+        <w:t xml:space="preserve"> a </w:t>
+      </w:r>
+      <w:r>
+        <w:rPr>
+          <w:i/>
+          <w:iCs/>
+        </w:rPr>
+        <w:t>cell_highlight</w:t>
+      </w:r>
+      <w:r>
+        <w:t xml:space="preserve"> jsou inspirovány</w:t>
+      </w:r>
+      <w:r>
+        <w:t xml:space="preserve"> funkcemi </w:t>
+      </w:r>
+      <w:r>
+        <w:rPr>
+          <w:i/>
+          <w:iCs/>
+        </w:rPr>
+        <w:t>get_cord</w:t>
+      </w:r>
+      <w:r>
+        <w:t xml:space="preserve"> a </w:t>
+      </w:r>
+      <w:r>
+        <w:rPr>
+          <w:i/>
+          <w:iCs/>
+        </w:rPr>
+        <w:t>draw_box</w:t>
+      </w:r>
+      <w:r>
+        <w:t> </w:t>
+      </w:r>
+      <w:commentRangeStart w:id="5"/>
+      <w:r>
+        <w:t>[</w:t>
+      </w:r>
+      <w:r>
+        <w:t>1</w:t>
+      </w:r>
+      <w:r>
+        <w:t>]</w:t>
+      </w:r>
+      <w:commentRangeEnd w:id="5"/>
+      <w:r>
+        <w:rPr>
+          <w:rStyle w:val="Odkaznakoment"/>
+        </w:rPr>
+        <w:commentReference w:id="5"/>
+      </w:r>
+      <w:r>
+        <w:t>.</w:t>
+      </w:r>
+    </w:p>
+    <w:p>
+      <w:r>
+        <w:t xml:space="preserve">Slovník </w:t>
+      </w:r>
+      <w:r>
+        <w:rPr>
+          <w:i/>
+          <w:iCs/>
+        </w:rPr>
+        <w:t>keys</w:t>
+      </w:r>
+      <w:r>
+        <w:t xml:space="preserve"> přiřazuje klávesám funkce, které mají být zavolány při jejich stisknutí. Nápad na ovládání pomocí kláves jsem převzal [</w:t>
+      </w:r>
+      <w:r>
+        <w:t>1</w:t>
+      </w:r>
+      <w:r>
+        <w:t>].</w:t>
+      </w:r>
+    </w:p>
+    <w:p>
+      <w:r>
+        <w:t xml:space="preserve">Funkce </w:t>
+      </w:r>
+      <w:r>
+        <w:rPr>
+          <w:i/>
+          <w:iCs/>
+        </w:rPr>
+        <w:t>check</w:t>
+      </w:r>
+      <w:r>
+        <w:t xml:space="preserve"> zjistí počet řešení pomocí </w:t>
+      </w:r>
+      <w:r>
+        <w:rPr>
+          <w:i/>
+          <w:iCs/>
+        </w:rPr>
+        <w:t>backtrack</w:t>
+      </w:r>
+      <w:r>
+        <w:t xml:space="preserve"> a napíše </w:t>
+      </w:r>
+      <w:r>
+        <w:t>uživateli</w:t>
+      </w:r>
+      <w:r>
+        <w:t xml:space="preserve"> odpovídající zprávu pomocí </w:t>
+      </w:r>
+      <w:r>
+        <w:rPr>
+          <w:i/>
+          <w:iCs/>
+        </w:rPr>
+        <w:t>screen_draw</w:t>
+      </w:r>
+      <w:r>
+        <w:t>.</w:t>
+      </w:r>
+    </w:p>
+    <w:p>
+      <w:r>
+        <w:t xml:space="preserve">Funkce </w:t>
+      </w:r>
+      <w:r>
+        <w:rPr>
+          <w:i/>
+          <w:iCs/>
+        </w:rPr>
+        <w:t>solve</w:t>
+      </w:r>
+      <w:r>
+        <w:t xml:space="preserve"> hledá řešení. Nejprve ve smyčce while volá řešící funkce (kromě </w:t>
+      </w:r>
+      <w:r>
+        <w:rPr>
+          <w:i/>
+          <w:iCs/>
+        </w:rPr>
+        <w:t>backtrack</w:t>
+      </w:r>
+      <w:r>
+        <w:t xml:space="preserve">). Smyčka se přeruší když žádná funkce nemůže vyluštit žádnou novou hodnotu. Pokud nebylo nalezeno řešení je zavolána ještě funkce </w:t>
+      </w:r>
+      <w:r>
+        <w:rPr>
+          <w:i/>
+          <w:iCs/>
+        </w:rPr>
+        <w:t>backtrack</w:t>
+      </w:r>
+      <w:r>
+        <w:t>. Uživatel může vybrat které funkce budou volány a které ne.</w:t>
+      </w:r>
+      <w:r>
+        <w:t xml:space="preserve"> Tento design je inspirovaný </w:t>
+      </w:r>
+      <w:commentRangeStart w:id="6"/>
+      <w:r>
+        <w:t>[</w:t>
+      </w:r>
+      <w:r>
+        <w:t>2</w:t>
+      </w:r>
+      <w:r>
+        <w:t>]</w:t>
+      </w:r>
+      <w:commentRangeEnd w:id="6"/>
+      <w:r>
+        <w:rPr>
+          <w:rStyle w:val="Odkaznakoment"/>
+        </w:rPr>
+        <w:commentReference w:id="6"/>
+      </w:r>
+    </w:p>
+    <w:p>
+      <w:r>
+        <w:t xml:space="preserve">Funkce </w:t>
+      </w:r>
+      <w:r>
+        <w:rPr>
+          <w:i/>
+          <w:iCs/>
+        </w:rPr>
+        <w:t>hint</w:t>
+      </w:r>
+      <w:r>
+        <w:t xml:space="preserve"> je podobná funkci </w:t>
+      </w:r>
+      <w:r>
+        <w:rPr>
+          <w:i/>
+          <w:iCs/>
+        </w:rPr>
+        <w:t>solve</w:t>
+      </w:r>
+      <w:r>
+        <w:t xml:space="preserve">. Nejprve volá řešící funkce (kromě </w:t>
+      </w:r>
+      <w:r>
+        <w:rPr>
+          <w:i/>
+          <w:iCs/>
+        </w:rPr>
+        <w:t>backtrack</w:t>
+      </w:r>
+      <w:r>
+        <w:t xml:space="preserve">), dokud některá nevyluští novou hodnotu. Pokud není </w:t>
+      </w:r>
+      <w:r>
+        <w:t xml:space="preserve">vyluštěna žádná nová </w:t>
+      </w:r>
+      <w:r>
+        <w:t xml:space="preserve">hodnota, </w:t>
+      </w:r>
+      <w:r>
+        <w:t xml:space="preserve">je zavolána funkce </w:t>
+      </w:r>
+      <w:r>
+        <w:rPr>
+          <w:i/>
+          <w:iCs/>
+        </w:rPr>
+        <w:t>backtrack</w:t>
+      </w:r>
+      <w:r>
+        <w:t xml:space="preserve"> na </w:t>
+      </w:r>
+      <w:r>
+        <w:t xml:space="preserve">(hlubokou) </w:t>
+      </w:r>
+      <w:r>
+        <w:t xml:space="preserve">kopii řešeného </w:t>
+      </w:r>
+      <w:r>
+        <w:rPr>
+          <w:i/>
+          <w:iCs/>
+        </w:rPr>
+        <w:t>Sudoku</w:t>
+      </w:r>
+      <w:r>
+        <w:t xml:space="preserve"> a pokud najde řešení, doplní se do náhodné prázdné </w:t>
+      </w:r>
+      <w:r>
+        <w:rPr>
+          <w:i/>
+          <w:iCs/>
+        </w:rPr>
+        <w:t>Cell</w:t>
+      </w:r>
+      <w:r>
+        <w:t xml:space="preserve"> hodnota z řešení do řešeného </w:t>
+      </w:r>
+      <w:r>
+        <w:rPr>
+          <w:i/>
+          <w:iCs/>
+        </w:rPr>
+        <w:t>Sudoku</w:t>
+      </w:r>
+      <w:r>
+        <w:t>.</w:t>
+      </w:r>
+      <w:r>
+        <w:t xml:space="preserve"> </w:t>
+      </w:r>
+      <w:r>
+        <w:t xml:space="preserve">Uživatel </w:t>
+      </w:r>
+      <w:r>
+        <w:t xml:space="preserve">opět </w:t>
+      </w:r>
+      <w:r>
+        <w:t xml:space="preserve">může vybrat které funkce budou volány </w:t>
+      </w:r>
+      <w:r>
+        <w:t xml:space="preserve">funkcí </w:t>
+      </w:r>
+      <w:r>
+        <w:rPr>
+          <w:i/>
+          <w:iCs/>
+        </w:rPr>
+        <w:t>hint</w:t>
+      </w:r>
+      <w:r>
+        <w:t xml:space="preserve"> </w:t>
+      </w:r>
+      <w:r>
+        <w:t>a které ne.</w:t>
+      </w:r>
+    </w:p>
+    <w:p/>
+    <w:p>
+      <w:pPr>
+        <w:pStyle w:val="Nadpis3"/>
+      </w:pPr>
+      <w:r>
+        <w:t>Sudoku.py</w:t>
+      </w:r>
+    </w:p>
+    <w:p>
+      <w:r>
+        <w:t xml:space="preserve">Zde je definována třída </w:t>
+      </w:r>
+      <w:r>
+        <w:rPr>
+          <w:i/>
+          <w:iCs/>
+        </w:rPr>
+        <w:t>Sudoku</w:t>
+      </w:r>
+      <w:r>
+        <w:t xml:space="preserve">. </w:t>
+      </w:r>
+      <w:r>
+        <w:rPr>
+          <w:i/>
+          <w:iCs/>
+        </w:rPr>
+        <w:t>Sudoku</w:t>
+      </w:r>
+      <w:r>
+        <w:t xml:space="preserve"> </w:t>
+      </w:r>
+      <w:r>
+        <w:t>při</w:t>
+      </w:r>
+      <w:r>
+        <w:t xml:space="preserve"> inicaci vytvoří </w:t>
+      </w:r>
+      <w:r>
+        <w:t>grid, což je list listů s </w:t>
+      </w:r>
+      <w:r>
+        <w:rPr>
+          <w:i/>
+          <w:iCs/>
+        </w:rPr>
+        <w:t>Cell</w:t>
+      </w:r>
+      <w:r>
+        <w:t>, a listy s </w:t>
+      </w:r>
+      <w:r>
+        <w:rPr>
+          <w:i/>
+          <w:iCs/>
+        </w:rPr>
+        <w:t>Row</w:t>
+      </w:r>
+      <w:r>
+        <w:t xml:space="preserve">, </w:t>
+      </w:r>
+      <w:r>
+        <w:rPr>
+          <w:i/>
+          <w:iCs/>
+        </w:rPr>
+        <w:t>Coll</w:t>
+      </w:r>
+      <w:r>
+        <w:t xml:space="preserve"> a </w:t>
+      </w:r>
+      <w:r>
+        <w:rPr>
+          <w:i/>
+          <w:iCs/>
+        </w:rPr>
+        <w:t>Box</w:t>
+      </w:r>
+      <w:r>
+        <w:t>. V této třídě také jsou funkce na hledání řešení.</w:t>
+      </w:r>
+    </w:p>
+    <w:p>
+      <w:r>
+        <w:t xml:space="preserve">Funkce </w:t>
+      </w:r>
+      <w:r>
+        <w:rPr>
+          <w:i/>
+          <w:iCs/>
+        </w:rPr>
+        <w:t>val</w:t>
+      </w:r>
+      <w:r>
+        <w:t xml:space="preserve"> </w:t>
+      </w:r>
+      <w:r>
+        <w:t xml:space="preserve">vloží </w:t>
+      </w:r>
+      <w:r>
+        <w:t xml:space="preserve">hodnotu do </w:t>
+      </w:r>
+      <w:r>
+        <w:rPr>
+          <w:i/>
+          <w:iCs/>
+        </w:rPr>
+        <w:t>Cell</w:t>
+      </w:r>
+      <w:r>
+        <w:t xml:space="preserve"> </w:t>
+      </w:r>
+      <w:r>
+        <w:t>na</w:t>
+      </w:r>
+      <w:r>
+        <w:t xml:space="preserve"> konkrétních souřadnicích a akutalizuje hodnoty kandidátů v dotčených buňkách. </w:t>
+      </w:r>
+    </w:p>
+    <w:p>
+      <w:r>
+        <w:lastRenderedPageBreak/>
+        <w:t>Funkce</w:t>
+      </w:r>
+      <w:r>
+        <w:rPr>
+          <w:i/>
+          <w:iCs/>
+        </w:rPr>
+        <w:t xml:space="preserve"> </w:t>
+      </w:r>
+      <w:r>
+        <w:rPr>
+          <w:i/>
+          <w:iCs/>
+        </w:rPr>
+        <w:t>backtrack</w:t>
+      </w:r>
+      <w:r>
+        <w:t xml:space="preserve"> </w:t>
+      </w:r>
+      <w:r>
+        <w:t xml:space="preserve">hledá řešení pomocí </w:t>
+      </w:r>
+      <w:r>
+        <w:t xml:space="preserve">backtracking algoritmu </w:t>
+      </w:r>
+      <w:commentRangeStart w:id="7"/>
+      <w:r>
+        <w:t>[</w:t>
+      </w:r>
+      <w:r>
+        <w:t>3</w:t>
+      </w:r>
+      <w:r>
+        <w:t>]</w:t>
+      </w:r>
+      <w:commentRangeEnd w:id="7"/>
+      <w:r>
+        <w:rPr>
+          <w:rStyle w:val="Odkaznakoment"/>
+        </w:rPr>
+        <w:commentReference w:id="7"/>
+      </w:r>
+      <w:r>
+        <w:t xml:space="preserve">. Základ jsem </w:t>
+      </w:r>
+      <w:commentRangeStart w:id="8"/>
+      <w:r>
+        <w:t>převzal</w:t>
+      </w:r>
+      <w:commentRangeEnd w:id="8"/>
+      <w:r>
+        <w:rPr>
+          <w:rStyle w:val="Odkaznakoment"/>
+        </w:rPr>
+        <w:commentReference w:id="8"/>
+      </w:r>
+      <w:r>
+        <w:t xml:space="preserve"> a pak jej upravil pro kontext mých tříd. Také jsem jej změnil tak, aby se nezastavil po nalezení prvního platného řešení, ale i ověřil, zda je jediné.</w:t>
+      </w:r>
+      <w:r>
+        <w:t xml:space="preserve"> Vrací </w:t>
+      </w:r>
+      <w:r>
+        <w:rPr>
+          <w:i/>
+          <w:iCs/>
+        </w:rPr>
+        <w:t>Sudoku</w:t>
+      </w:r>
+      <w:r>
+        <w:t xml:space="preserve"> s řešením, pokud je řešení jedno, jinak vrací počet řešení. </w:t>
+      </w:r>
+      <w:r>
+        <w:t>Je to jedna ze tří řešících funkcí</w:t>
+      </w:r>
+    </w:p>
+    <w:p>
+      <w:r>
+        <w:t xml:space="preserve">Funkce </w:t>
+      </w:r>
+      <w:r>
+        <w:rPr>
+          <w:i/>
+          <w:iCs/>
+        </w:rPr>
+        <w:t>nakedsingle</w:t>
+      </w:r>
+      <w:r>
+        <w:t xml:space="preserve"> </w:t>
+      </w:r>
+      <w:r>
+        <w:t xml:space="preserve">prochází všechny </w:t>
+      </w:r>
+      <w:r>
+        <w:rPr>
+          <w:i/>
+          <w:iCs/>
+        </w:rPr>
+        <w:t>Cell</w:t>
+      </w:r>
+      <w:r>
+        <w:t xml:space="preserve">. Pokud najde </w:t>
+      </w:r>
+      <w:r>
+        <w:rPr>
+          <w:i/>
+          <w:iCs/>
+        </w:rPr>
+        <w:t>Cell</w:t>
+      </w:r>
+      <w:r>
+        <w:t xml:space="preserve"> </w:t>
+      </w:r>
+      <w:r>
+        <w:t>s jedním kandidátem</w:t>
+      </w:r>
+      <w:r>
+        <w:t xml:space="preserve"> (cand), zavolá </w:t>
+      </w:r>
+      <w:r>
+        <w:rPr>
+          <w:i/>
+          <w:iCs/>
+        </w:rPr>
+        <w:t>val</w:t>
+      </w:r>
+      <w:r>
+        <w:t xml:space="preserve"> pro </w:t>
+      </w:r>
+      <w:r>
+        <w:t xml:space="preserve">souřadnice této </w:t>
+      </w:r>
+      <w:r>
+        <w:rPr>
+          <w:i/>
+          <w:iCs/>
+        </w:rPr>
+        <w:t>Cell</w:t>
+      </w:r>
+      <w:r>
+        <w:t xml:space="preserve"> </w:t>
+      </w:r>
+      <w:r>
+        <w:t>a hodnotu tohoto kandidáta a vrátí 1. Pokud najde</w:t>
+      </w:r>
+      <w:r>
+        <w:t xml:space="preserve"> </w:t>
+      </w:r>
+      <w:r>
+        <w:rPr>
+          <w:i/>
+          <w:iCs/>
+        </w:rPr>
+        <w:t>Cell</w:t>
+      </w:r>
+      <w:r>
+        <w:t xml:space="preserve"> s nula kandidáty, vrátí   -1, to znamená, že neexistuje řešení. Jinak funkce vrátí 0.</w:t>
+      </w:r>
+      <w:r>
+        <w:t xml:space="preserve"> Je to jedna ze tří řešících funkcí.</w:t>
+      </w:r>
+    </w:p>
+    <w:p>
+      <w:r>
+        <w:t xml:space="preserve">Funkce </w:t>
+      </w:r>
+      <w:r>
+        <w:rPr>
+          <w:i/>
+          <w:iCs/>
+        </w:rPr>
+        <w:t>hiddensingle</w:t>
+      </w:r>
+      <w:r>
+        <w:t xml:space="preserve"> </w:t>
+      </w:r>
+      <w:r>
+        <w:t>pro každou hodnotu</w:t>
+      </w:r>
+      <w:r>
+        <w:t xml:space="preserve"> </w:t>
+      </w:r>
+      <w:r>
+        <w:t>prochází buňky v </w:t>
+      </w:r>
+      <w:r>
+        <w:rPr>
+          <w:i/>
+          <w:iCs/>
+        </w:rPr>
+        <w:t>Coll</w:t>
+      </w:r>
+      <w:r>
+        <w:t xml:space="preserve">. Pokud najde právě jednu </w:t>
+      </w:r>
+      <w:r>
+        <w:rPr>
+          <w:i/>
+          <w:iCs/>
+        </w:rPr>
+        <w:t>Cell</w:t>
+      </w:r>
+      <w:r>
+        <w:t xml:space="preserve">, která může mít danou hodnotu zavolá </w:t>
+      </w:r>
+      <w:r>
+        <w:rPr>
+          <w:i/>
+          <w:iCs/>
+        </w:rPr>
+        <w:t>val</w:t>
+      </w:r>
+      <w:r>
+        <w:t xml:space="preserve"> a vrátí 1. Toto dělá pro všechny </w:t>
+      </w:r>
+      <w:r>
+        <w:rPr>
+          <w:i/>
+          <w:iCs/>
+        </w:rPr>
+        <w:t>Coll</w:t>
+      </w:r>
+      <w:r>
+        <w:t xml:space="preserve"> a stejně i pro všechny </w:t>
+      </w:r>
+      <w:r>
+        <w:rPr>
+          <w:i/>
+          <w:iCs/>
+        </w:rPr>
+        <w:t>Row</w:t>
+      </w:r>
+      <w:r>
+        <w:t xml:space="preserve"> a </w:t>
+      </w:r>
+      <w:r>
+        <w:rPr>
+          <w:i/>
+          <w:iCs/>
+        </w:rPr>
+        <w:t>Box</w:t>
+      </w:r>
+      <w:r>
+        <w:t xml:space="preserve">. Pokud nenajde žádnou vhodnou </w:t>
+      </w:r>
+      <w:r>
+        <w:rPr>
+          <w:i/>
+          <w:iCs/>
+        </w:rPr>
+        <w:t>Cell</w:t>
+      </w:r>
+      <w:r>
+        <w:t>, vrátí 0.</w:t>
+      </w:r>
+      <w:r>
+        <w:t xml:space="preserve"> Je to jedna ze tří řešících funkcí.</w:t>
+      </w:r>
+    </w:p>
+    <w:p>
+      <w:pPr>
+        <w:pStyle w:val="Nadpis3"/>
+      </w:pPr>
+      <w:r>
+        <w:t>Houses.py</w:t>
+      </w:r>
+    </w:p>
+    <w:p>
+      <w:pPr>
+        <w:rPr>
           <w:highlight w:val="yellow"/>
         </w:rPr>
       </w:pPr>
-      <w:bookmarkStart w:id="4" w:name="_Toc225798798"/>
-      <w:r>
-        <w:rPr>
-          <w:highlight w:val="yellow"/>
-        </w:rPr>
-        <w:t>Způsoby řešení a použité postupy</w:t>
-      </w:r>
-      <w:bookmarkEnd w:id="4"/>
-    </w:p>
-    <w:p>
-      <w:pPr>
-        <w:numPr>
-          <w:ilvl w:val="0"/>
-          <w:numId w:val="2"/>
-        </w:numPr>
-      </w:pPr>
-      <w:r>
-        <w:rPr>
-          <w:i/>
-        </w:rPr>
-        <w:t>podrobný popis programu, použité algoritmy, datové struktury, způsoby testování funkčnosti, ošetření chyb</w:t>
-      </w:r>
-    </w:p>
-    <w:p>
-      <w:pPr>
-        <w:pStyle w:val="Nadpis2"/>
-      </w:pPr>
-      <w:r>
-        <w:t>Struktura</w:t>
-      </w:r>
-    </w:p>
-    <w:p>
-      <w:pPr>
-        <w:jc w:val="left"/>
-      </w:pPr>
-      <w:r>
-        <w:t xml:space="preserve">Program je rozdělen do pěti souborů. Sudoku_solver.py je hlavní program, </w:t>
-      </w:r>
-      <w:r>
-        <w:t>v</w:t>
-      </w:r>
-      <w:r>
-        <w:t> Sudoku.py, Houses.py a Cell.py</w:t>
-      </w:r>
-      <w:r>
-        <w:t xml:space="preserve"> jsou definovány využívané třídy</w:t>
-      </w:r>
-      <w:r>
+      <w:r>
+        <w:t xml:space="preserve">V Houses.py jsou definovány třídy </w:t>
+      </w:r>
+      <w:r>
+        <w:rPr>
+          <w:i/>
+          <w:iCs/>
+        </w:rPr>
+        <w:t>Row</w:t>
+      </w:r>
+      <w:r>
+        <w:t xml:space="preserve">, </w:t>
+      </w:r>
+      <w:r>
+        <w:rPr>
+          <w:i/>
+          <w:iCs/>
+        </w:rPr>
+        <w:t>Coll</w:t>
+      </w:r>
+      <w:r>
+        <w:t xml:space="preserve"> a </w:t>
+      </w:r>
+      <w:r>
+        <w:rPr>
+          <w:i/>
+          <w:iCs/>
+        </w:rPr>
+        <w:t>Box</w:t>
+      </w:r>
+      <w:r>
+        <w:t>, tedy řádka, sloupec, a čtverec.</w:t>
+      </w:r>
+      <w:r>
+        <w:t xml:space="preserve"> Každá třída obsahuje list s 9 </w:t>
+      </w:r>
+      <w:r>
+        <w:rPr>
+          <w:i/>
+          <w:iCs/>
+        </w:rPr>
+        <w:t>Cell</w:t>
+      </w:r>
+      <w:r>
+        <w:rPr>
+          <w:i/>
+          <w:iCs/>
+        </w:rPr>
         <w:t xml:space="preserve"> </w:t>
       </w:r>
       <w:r>
-        <w:t>a v Exceptions.py jsou definovány dvě v</w:t>
-      </w:r>
-      <w:r>
-        <w:t>ýji</w:t>
-      </w:r>
-      <w:r>
-        <w:t>mky (exceptions)</w:t>
-      </w:r>
-      <w:r>
-        <w:t>.</w:t>
-      </w:r>
-    </w:p>
-    <w:p>
-      <w:pPr>
-        <w:pStyle w:val="Nadpis3"/>
-        <w:rPr>
-          <w:highlight w:val="yellow"/>
-        </w:rPr>
-      </w:pPr>
-      <w:r>
-        <w:rPr>
-          <w:highlight w:val="yellow"/>
-        </w:rPr>
-        <w:t>Sudoku_</w:t>
-      </w:r>
-      <w:commentRangeStart w:id="5"/>
-      <w:r>
-        <w:rPr>
-          <w:highlight w:val="yellow"/>
-        </w:rPr>
-        <w:t>solver.py</w:t>
-      </w:r>
-      <w:commentRangeEnd w:id="5"/>
-      <w:r>
-        <w:rPr>
-          <w:rStyle w:val="Odkaznakoment"/>
-          <w:b w:val="0"/>
-          <w:bCs w:val="0"/>
-        </w:rPr>
-        <w:commentReference w:id="5"/>
-      </w:r>
-    </w:p>
-    <w:p>
-      <w:r>
-        <w:t>Toto je hlavní program. Je zde uživatelské rozhraní</w:t>
-      </w:r>
-      <w:r>
-        <w:t>.</w:t>
-      </w:r>
-      <w:r>
-        <w:t xml:space="preserve"> </w:t>
-      </w:r>
-      <w:r>
-        <w:t>N</w:t>
-      </w:r>
-      <w:r>
-        <w:t xml:space="preserve">a ukládání hodnot a hledání řešení používá </w:t>
-      </w:r>
-      <w:r>
-        <w:rPr>
-          <w:i/>
-          <w:iCs/>
-        </w:rPr>
-        <w:t>Sudoku</w:t>
-      </w:r>
-      <w:r>
-        <w:t>.</w:t>
-      </w:r>
-    </w:p>
-    <w:p>
-      <w:pPr>
-        <w:pStyle w:val="Nadpis3"/>
-      </w:pPr>
-      <w:r>
-        <w:lastRenderedPageBreak/>
-        <w:t>Sudoku.py</w:t>
-      </w:r>
-    </w:p>
-    <w:p>
-      <w:r>
-        <w:t xml:space="preserve">Zde je definována třída </w:t>
-      </w:r>
-      <w:r>
-        <w:rPr>
-          <w:i/>
-          <w:iCs/>
-        </w:rPr>
-        <w:t>Sudoku</w:t>
-      </w:r>
-      <w:r>
-        <w:t xml:space="preserve">. </w:t>
-      </w:r>
-      <w:r>
-        <w:rPr>
-          <w:i/>
-          <w:iCs/>
-        </w:rPr>
-        <w:t>Sudoku</w:t>
-      </w:r>
-      <w:r>
-        <w:t xml:space="preserve"> </w:t>
-      </w:r>
-      <w:r>
-        <w:t>při</w:t>
-      </w:r>
-      <w:r>
-        <w:t xml:space="preserve"> inicaci vytvoří </w:t>
-      </w:r>
-      <w:r>
-        <w:t>grid, což je list listů s </w:t>
-      </w:r>
-      <w:r>
-        <w:rPr>
-          <w:i/>
-          <w:iCs/>
-        </w:rPr>
-        <w:t>Cell</w:t>
-      </w:r>
-      <w:r>
-        <w:t>, a listy s </w:t>
-      </w:r>
-      <w:r>
-        <w:rPr>
-          <w:i/>
-          <w:iCs/>
-        </w:rPr>
-        <w:t>Row</w:t>
-      </w:r>
-      <w:r>
-        <w:t xml:space="preserve">, </w:t>
-      </w:r>
-      <w:r>
-        <w:rPr>
-          <w:i/>
-          <w:iCs/>
-        </w:rPr>
-        <w:t>Coll</w:t>
-      </w:r>
-      <w:r>
-        <w:t xml:space="preserve"> a </w:t>
-      </w:r>
-      <w:r>
-        <w:rPr>
-          <w:i/>
-          <w:iCs/>
-        </w:rPr>
-        <w:t>Box</w:t>
-      </w:r>
-      <w:r>
-        <w:t>. V této třídě také jsou funkce na hledání řešení.</w:t>
-      </w:r>
-    </w:p>
-    <w:p>
-      <w:r>
-        <w:rPr>
-          <w:highlight w:val="yellow"/>
-        </w:rPr>
-        <w:t xml:space="preserve">Funkce </w:t>
-      </w:r>
-      <w:r>
-        <w:rPr>
-          <w:i/>
-          <w:iCs/>
-          <w:highlight w:val="yellow"/>
-        </w:rPr>
-        <w:t>val</w:t>
-      </w:r>
-      <w:r>
-        <w:t xml:space="preserve"> </w:t>
-      </w:r>
-    </w:p>
-    <w:p>
-      <w:r>
-        <w:t>Funkce</w:t>
-      </w:r>
-      <w:r>
-        <w:rPr>
-          <w:i/>
-          <w:iCs/>
-        </w:rPr>
-        <w:t xml:space="preserve"> </w:t>
-      </w:r>
-      <w:r>
-        <w:rPr>
-          <w:i/>
-          <w:iCs/>
-        </w:rPr>
-        <w:t>backtrack</w:t>
-      </w:r>
-      <w:r>
-        <w:t xml:space="preserve"> </w:t>
-      </w:r>
-      <w:r>
-        <w:t xml:space="preserve">hledá řešení pomocí brute force. Základ jsem </w:t>
-      </w:r>
-      <w:commentRangeStart w:id="6"/>
-      <w:r>
-        <w:t>převzal</w:t>
-      </w:r>
-      <w:commentRangeEnd w:id="6"/>
-      <w:r>
-        <w:rPr>
-          <w:rStyle w:val="Odkaznakoment"/>
-        </w:rPr>
-        <w:commentReference w:id="6"/>
-      </w:r>
-      <w:r>
-        <w:t xml:space="preserve"> a pak jej upravil pro kontext mých tříd. Také jsem jej změnil tak, aby se nezastavil po nalezení prvního platného řešení, ale i ověřil, zda je jediné.</w:t>
-      </w:r>
-      <w:r>
-        <w:t xml:space="preserve"> Vrací </w:t>
-      </w:r>
-      <w:r>
-        <w:rPr>
-          <w:i/>
-          <w:iCs/>
-        </w:rPr>
-        <w:t>Sudoku</w:t>
-      </w:r>
-      <w:r>
-        <w:t xml:space="preserve"> s řešením, pokud je řešení jedno, jinak vrací počet řešení. </w:t>
-      </w:r>
-    </w:p>
-    <w:p>
-      <w:r>
-        <w:t xml:space="preserve">Funkce </w:t>
-      </w:r>
-      <w:r>
-        <w:rPr>
-          <w:i/>
-          <w:iCs/>
-        </w:rPr>
-        <w:t>nakedsingle</w:t>
-      </w:r>
-      <w:r>
-        <w:t xml:space="preserve"> </w:t>
-      </w:r>
-      <w:r>
-        <w:t xml:space="preserve">prochází všechny </w:t>
-      </w:r>
-      <w:r>
-        <w:rPr>
-          <w:i/>
-          <w:iCs/>
-        </w:rPr>
-        <w:t>Cell</w:t>
-      </w:r>
-      <w:r>
-        <w:t xml:space="preserve">. Pokud najde </w:t>
-      </w:r>
-      <w:r>
-        <w:rPr>
-          <w:i/>
-          <w:iCs/>
-        </w:rPr>
-        <w:t>Cell</w:t>
-      </w:r>
-      <w:r>
-        <w:t xml:space="preserve"> </w:t>
-      </w:r>
-      <w:r>
-        <w:t>s jedním kandidátem</w:t>
-      </w:r>
-      <w:r>
-        <w:t xml:space="preserve"> (cand), zavolá </w:t>
-      </w:r>
-      <w:r>
-        <w:rPr>
-          <w:i/>
-          <w:iCs/>
-        </w:rPr>
-        <w:t>val</w:t>
-      </w:r>
-      <w:r>
-        <w:t xml:space="preserve"> pro tuto </w:t>
-      </w:r>
-      <w:r>
-        <w:t xml:space="preserve">souřadnice této </w:t>
-      </w:r>
-      <w:r>
-        <w:rPr>
-          <w:i/>
-          <w:iCs/>
-        </w:rPr>
-        <w:t>Cell</w:t>
-      </w:r>
-      <w:r>
-        <w:t xml:space="preserve"> </w:t>
-      </w:r>
-      <w:r>
-        <w:t>a hodnotu tohoto kandidáta a vrátí 1. Pokud najde</w:t>
-      </w:r>
-      <w:r>
-        <w:t xml:space="preserve"> </w:t>
-      </w:r>
-      <w:r>
-        <w:rPr>
-          <w:i/>
-          <w:iCs/>
-        </w:rPr>
-        <w:t>Cell</w:t>
-      </w:r>
-      <w:r>
-        <w:t xml:space="preserve"> s nula kandidáty, vrátí   -1, to znamená, že neexistuje řešení. Jinak funkce vrátí 0.</w:t>
-      </w:r>
-    </w:p>
-    <w:p>
-      <w:r>
-        <w:t xml:space="preserve">Funkce </w:t>
-      </w:r>
-      <w:r>
-        <w:rPr>
-          <w:i/>
-          <w:iCs/>
-        </w:rPr>
-        <w:t>hiddensingle</w:t>
-      </w:r>
-      <w:r>
-        <w:t xml:space="preserve"> </w:t>
-      </w:r>
-      <w:r>
-        <w:t>pro každou hodnotu</w:t>
-      </w:r>
-      <w:r>
-        <w:t xml:space="preserve"> </w:t>
-      </w:r>
-      <w:r>
-        <w:t>prochází buňky v </w:t>
-      </w:r>
-      <w:r>
-        <w:rPr>
-          <w:i/>
-          <w:iCs/>
-        </w:rPr>
-        <w:t>Coll</w:t>
-      </w:r>
-      <w:r>
-        <w:t xml:space="preserve">. Pokud najde právě jednu </w:t>
-      </w:r>
-      <w:r>
-        <w:rPr>
-          <w:i/>
-          <w:iCs/>
-        </w:rPr>
-        <w:t>Cell</w:t>
-      </w:r>
-      <w:r>
-        <w:t xml:space="preserve">, která může mít danou hodnotu zavolá </w:t>
-      </w:r>
-      <w:r>
-        <w:rPr>
-          <w:i/>
-          <w:iCs/>
-        </w:rPr>
-        <w:t>val</w:t>
-      </w:r>
-      <w:r>
-        <w:t xml:space="preserve"> a vrátí 1. Toto dělá pro všechny </w:t>
-      </w:r>
-      <w:r>
-        <w:rPr>
-          <w:i/>
-          <w:iCs/>
-        </w:rPr>
-        <w:t>Coll</w:t>
-      </w:r>
-      <w:r>
-        <w:t xml:space="preserve"> a stejně i pro všechny </w:t>
-      </w:r>
-      <w:r>
-        <w:rPr>
-          <w:i/>
-          <w:iCs/>
-        </w:rPr>
-        <w:t>Row</w:t>
-      </w:r>
-      <w:r>
-        <w:t xml:space="preserve"> a </w:t>
-      </w:r>
-      <w:r>
-        <w:rPr>
-          <w:i/>
-          <w:iCs/>
-        </w:rPr>
-        <w:t>Box</w:t>
-      </w:r>
-      <w:r>
-        <w:t xml:space="preserve">. Pokud nenajde žádnou vhodnou </w:t>
-      </w:r>
-      <w:r>
-        <w:rPr>
-          <w:i/>
-          <w:iCs/>
-        </w:rPr>
-        <w:t>Cell</w:t>
-      </w:r>
-      <w:r>
-        <w:t>, vrátí 0.</w:t>
-      </w:r>
-    </w:p>
-    <w:p>
-      <w:pPr>
-        <w:rPr>
-          <w:i/>
-          <w:iCs/>
-        </w:rPr>
-      </w:pPr>
-      <w:r>
-        <w:rPr>
-          <w:highlight w:val="yellow"/>
-        </w:rPr>
-        <w:t xml:space="preserve">Funkce </w:t>
-      </w:r>
-      <w:r>
-        <w:rPr>
-          <w:i/>
-          <w:iCs/>
-          <w:highlight w:val="yellow"/>
-        </w:rPr>
-        <w:t>import_input</w:t>
-      </w:r>
-    </w:p>
-    <w:p>
-      <w:pPr>
-        <w:pStyle w:val="Nadpis3"/>
-        <w:rPr>
-          <w:highlight w:val="yellow"/>
-        </w:rPr>
-      </w:pPr>
-      <w:r>
-        <w:rPr>
-          <w:highlight w:val="yellow"/>
-        </w:rPr>
-        <w:t>Houses.py</w:t>
+        <w:t xml:space="preserve">a svojí souřadnici. </w:t>
+      </w:r>
+      <w:r>
+        <w:t>Podle pravidel Sudoku se v nich nesmí opakovat hodnoty.</w:t>
       </w:r>
     </w:p>
     <w:p>
@@ -2312,7 +2845,6 @@
           <w:rStyle w:val="Nadpis3Char"/>
           <w:b/>
           <w:bCs/>
-          <w:highlight w:val="yellow"/>
         </w:rPr>
       </w:pPr>
       <w:r>
@@ -2320,131 +2852,200 @@
           <w:rStyle w:val="Nadpis3Char"/>
           <w:b/>
           <w:bCs/>
-          <w:highlight w:val="yellow"/>
         </w:rPr>
         <w:t>Cell.py</w:t>
       </w:r>
     </w:p>
     <w:p>
+      <w:r>
+        <w:t xml:space="preserve">Třída obsahuje souřadnice </w:t>
+      </w:r>
+      <w:r>
+        <w:rPr>
+          <w:i/>
+          <w:iCs/>
+        </w:rPr>
+        <w:t>Row</w:t>
+      </w:r>
+      <w:r>
+        <w:t xml:space="preserve">, </w:t>
+      </w:r>
+      <w:r>
+        <w:rPr>
+          <w:i/>
+          <w:iCs/>
+        </w:rPr>
+        <w:t>Coll</w:t>
+      </w:r>
+      <w:r>
+        <w:t xml:space="preserve"> a </w:t>
+      </w:r>
+      <w:r>
+        <w:rPr>
+          <w:i/>
+          <w:iCs/>
+        </w:rPr>
+        <w:t>Box</w:t>
+      </w:r>
+      <w:r>
+        <w:t xml:space="preserve"> ve kterých se </w:t>
+      </w:r>
+      <w:r>
+        <w:rPr>
+          <w:i/>
+          <w:iCs/>
+        </w:rPr>
+        <w:t>Cell</w:t>
+      </w:r>
+      <w:r>
+        <w:t xml:space="preserve"> nachází. </w:t>
+      </w:r>
+      <w:r>
+        <w:t>Dále t</w:t>
+      </w:r>
+      <w:r>
+        <w:t>ato</w:t>
+      </w:r>
+      <w:r>
+        <w:t xml:space="preserve"> třída obsahuje hodnotu a kandidáty. 1-9 znamená, že hodnota je vyplněná a 0, že není. Kandidáti jsou list, který obsahuje na příslušné pozici True, pokud podle pravidel lze do </w:t>
+      </w:r>
+      <w:r>
+        <w:rPr>
+          <w:i/>
+          <w:iCs/>
+        </w:rPr>
+        <w:t>Cell</w:t>
+      </w:r>
+      <w:r>
+        <w:rPr>
+          <w:i/>
+          <w:iCs/>
+        </w:rPr>
+        <w:t xml:space="preserve"> </w:t>
+      </w:r>
+      <w:r>
+        <w:t>danou hodnotu vložit a False, pokud ne</w:t>
+      </w:r>
+      <w:r>
+        <w:t xml:space="preserve">. Nultá pozice nenese žádnou informaci. Je zde proto, aby byly kandidáti  indexováni od 1 do 9 a ne od 0 do 8. </w:t>
+      </w:r>
+      <w:r>
+        <w:t xml:space="preserve">Funkce </w:t>
+      </w:r>
+      <w:r>
+        <w:rPr>
+          <w:i/>
+          <w:iCs/>
+        </w:rPr>
+        <w:t>cand_count</w:t>
+      </w:r>
+      <w:r>
+        <w:t xml:space="preserve"> vrací počet kandidátů.</w:t>
+      </w:r>
+    </w:p>
+    <w:p>
+      <w:r>
+        <w:rPr>
+          <w:i/>
+          <w:iCs/>
+        </w:rPr>
+        <w:t>Sudoku</w:t>
+      </w:r>
+      <w:r>
+        <w:t xml:space="preserve"> využívá tuto třídu pro ukládání hodnot.</w:t>
+      </w:r>
+    </w:p>
+    <w:p>
       <w:pPr>
         <w:pStyle w:val="Nadpis3"/>
-        <w:rPr>
-          <w:highlight w:val="yellow"/>
-        </w:rPr>
-      </w:pPr>
-      <w:r>
-        <w:rPr>
-          <w:highlight w:val="yellow"/>
-        </w:rPr>
+      </w:pPr>
+      <w:r>
         <w:t>Exceptions.py</w:t>
       </w:r>
     </w:p>
-    <w:p/>
-    <w:p>
-      <w:pPr>
-        <w:rPr>
-          <w:color w:val="FF0000"/>
-        </w:rPr>
-      </w:pPr>
-      <w:r>
-        <w:rPr>
-          <w:color w:val="FF0000"/>
-        </w:rPr>
-        <w:t xml:space="preserve">V Sudoku.py je definovaná třída </w:t>
-      </w:r>
-      <w:r>
-        <w:rPr>
-          <w:i/>
-          <w:iCs/>
-          <w:color w:val="FF0000"/>
-        </w:rPr>
-        <w:t>Sudoku</w:t>
-      </w:r>
-      <w:r>
-        <w:rPr>
-          <w:color w:val="FF0000"/>
-        </w:rPr>
-        <w:t xml:space="preserve">, </w:t>
-      </w:r>
-      <w:r>
-        <w:rPr>
-          <w:color w:val="FF0000"/>
-        </w:rPr>
-        <w:t xml:space="preserve">tato třída odkazuje na jiné třídy a obsahuje řešící funkce. Je to celá mřížka, způsoby jak do ní vkládat a jak ji řešit. V Cell.py je definovaná třída </w:t>
-      </w:r>
-      <w:r>
-        <w:rPr>
-          <w:i/>
-          <w:iCs/>
-          <w:color w:val="FF0000"/>
-        </w:rPr>
-        <w:t>Cell</w:t>
-      </w:r>
-      <w:r>
-        <w:rPr>
-          <w:color w:val="FF0000"/>
-        </w:rPr>
-        <w:t xml:space="preserve">, to je konkrétní buňka. V Houses.py jsou definovány třídy </w:t>
-      </w:r>
-      <w:r>
-        <w:rPr>
-          <w:i/>
-          <w:iCs/>
-          <w:color w:val="FF0000"/>
-        </w:rPr>
-        <w:t>Row</w:t>
-      </w:r>
-      <w:r>
-        <w:rPr>
-          <w:color w:val="FF0000"/>
-        </w:rPr>
-        <w:t xml:space="preserve">, </w:t>
-      </w:r>
-      <w:r>
-        <w:rPr>
-          <w:i/>
-          <w:iCs/>
-          <w:color w:val="FF0000"/>
-        </w:rPr>
-        <w:t>Coll</w:t>
-      </w:r>
-      <w:r>
-        <w:rPr>
-          <w:color w:val="FF0000"/>
-        </w:rPr>
+    <w:p>
+      <w:r>
+        <w:t xml:space="preserve">V tomto souboru jsou definovány vlastní výjimky </w:t>
+      </w:r>
+      <w:r>
+        <w:rPr>
+          <w:i/>
+          <w:iCs/>
+        </w:rPr>
+        <w:t>InvalidInput</w:t>
+      </w:r>
+      <w:r>
+        <w:t xml:space="preserve"> a</w:t>
+      </w:r>
+      <w:r>
+        <w:rPr>
+          <w:i/>
+          <w:iCs/>
+        </w:rPr>
+        <w:t xml:space="preserve"> IlligalMove</w:t>
+      </w:r>
+      <w:r>
+        <w:t xml:space="preserve">, které využívájí funkce </w:t>
+      </w:r>
+      <w:r>
+        <w:rPr>
+          <w:i/>
+          <w:iCs/>
+        </w:rPr>
+        <w:t>import_list</w:t>
+      </w:r>
+      <w:r>
         <w:t xml:space="preserve"> a </w:t>
       </w:r>
       <w:r>
         <w:rPr>
           <w:i/>
           <w:iCs/>
-          <w:color w:val="FF0000"/>
-        </w:rPr>
-        <w:t>Box</w:t>
-      </w:r>
-      <w:r>
-        <w:rPr>
-          <w:color w:val="FF0000"/>
-        </w:rPr>
-        <w:t>, tedy řádka, sloupec, a</w:t>
-      </w:r>
-      <w:r>
-        <w:rPr>
-          <w:color w:val="FF0000"/>
-        </w:rPr>
-        <w:t> </w:t>
-      </w:r>
-      <w:r>
-        <w:rPr>
-          <w:color w:val="FF0000"/>
-        </w:rPr>
-        <w:t>čtverec</w:t>
-      </w:r>
-      <w:r>
-        <w:rPr>
-          <w:color w:val="FF0000"/>
-        </w:rPr>
-        <w:t xml:space="preserve">. </w:t>
+        </w:rPr>
+        <w:t>val</w:t>
+      </w:r>
+      <w:r>
+        <w:t>.</w:t>
+      </w:r>
+    </w:p>
+    <w:p>
+      <w:pPr>
+        <w:pStyle w:val="Nadpis2"/>
+      </w:pPr>
+      <w:r>
+        <w:t xml:space="preserve"> </w:t>
+      </w:r>
+      <w:r>
+        <w:t>Testování</w:t>
+      </w:r>
+    </w:p>
+    <w:p>
+      <w:r>
+        <w:t xml:space="preserve">Žádný specifický testovací postup jsem nepoužíval. Po každé větší změně kódu jsem program spustil a zkoušel, co funguje a co by mohlo program rozbít. Například jsem zjistil, že funkce </w:t>
+      </w:r>
+      <w:r>
+        <w:rPr>
+          <w:i/>
+          <w:iCs/>
+        </w:rPr>
+        <w:t>mouse</w:t>
+      </w:r>
+      <w:r>
+        <w:rPr>
+          <w:i/>
+          <w:iCs/>
+        </w:rPr>
+        <w:t>_</w:t>
+      </w:r>
+      <w:r>
+        <w:rPr>
+          <w:i/>
+          <w:iCs/>
+        </w:rPr>
+        <w:t>select</w:t>
+      </w:r>
+      <w:r>
+        <w:t xml:space="preserve"> jakou buňku má vybrat s následně jsem výpočet upravil.</w:t>
       </w:r>
     </w:p>
     <w:p>
@@ -2452,11 +3053,12 @@
         <w:pStyle w:val="Nadpis1"/>
         <w:ind w:left="432" w:hanging="432"/>
       </w:pPr>
-      <w:bookmarkStart w:id="7" w:name="_Toc225798799"/>
-      <w:r>
+      <w:bookmarkStart w:id="9" w:name="_Toc225798799"/>
+      <w:r>
+        <w:lastRenderedPageBreak/>
         <w:t>programovací prostředky</w:t>
       </w:r>
-      <w:bookmarkEnd w:id="7"/>
+      <w:bookmarkEnd w:id="9"/>
     </w:p>
     <w:p>
       <w:pPr>
@@ -2484,7 +3086,19 @@
         <w:t xml:space="preserve"> Programy napsané v Pythonu bývají pomalejší oproti programům napsaným v jiných jazycích (například v C),</w:t>
       </w:r>
       <w:r>
-        <w:t xml:space="preserve"> ale v tomto případě jsou programy i tak dostatečně rychlé. </w:t>
+        <w:t xml:space="preserve"> ale v tomto případě j</w:t>
+      </w:r>
+      <w:r>
+        <w:t>e</w:t>
+      </w:r>
+      <w:r>
+        <w:t xml:space="preserve"> program i tak dostatečně rychl</w:t>
+      </w:r>
+      <w:r>
+        <w:t>ý. Python má navíc široký výběr vestavěných i externích knihoven.</w:t>
+      </w:r>
+      <w:r>
+        <w:t xml:space="preserve"> </w:t>
       </w:r>
     </w:p>
     <w:p>
@@ -2507,7 +3121,19 @@
         <w:t>extensions</w:t>
       </w:r>
       <w:r>
-        <w:t>), z těch jsem využíval především Python Debbuger.</w:t>
+        <w:t>)</w:t>
+      </w:r>
+      <w:r>
+        <w:t>. Z</w:t>
+      </w:r>
+      <w:r>
+        <w:t xml:space="preserve"> </w:t>
+      </w:r>
+      <w:r>
+        <w:t>nich</w:t>
+      </w:r>
+      <w:r>
+        <w:t xml:space="preserve"> jsem využíval především Python Debbuger.</w:t>
       </w:r>
     </w:p>
     <w:p>
@@ -2515,7 +3141,6 @@
         <w:pStyle w:val="Nadpis2"/>
       </w:pPr>
       <w:r>
-        <w:lastRenderedPageBreak/>
         <w:t>Knihovny</w:t>
       </w:r>
     </w:p>
@@ -2552,7 +3177,22 @@
         <w:t>celkový vzhled a</w:t>
       </w:r>
       <w:r>
-        <w:t>, že by zadávání hodnot bylo pomocí textových p</w:t>
+        <w:t xml:space="preserve"> potřeba </w:t>
+      </w:r>
+      <w:r>
+        <w:t>zadáv</w:t>
+      </w:r>
+      <w:r>
+        <w:t>at</w:t>
+      </w:r>
+      <w:r>
+        <w:t xml:space="preserve"> hodnot</w:t>
+      </w:r>
+      <w:r>
+        <w:t>y</w:t>
+      </w:r>
+      <w:r>
+        <w:t xml:space="preserve"> pomocí textových p</w:t>
       </w:r>
       <w:r>
         <w:t xml:space="preserve">olí. Zvolil jsem nakonec knihovnu </w:t>
@@ -2573,7 +3213,13 @@
         <w:t>Také využívám</w:t>
       </w:r>
       <w:r>
-        <w:t xml:space="preserve"> vestavěné knihovny </w:t>
+        <w:t xml:space="preserve"> vestavěné </w:t>
+      </w:r>
+      <w:r>
+        <w:t xml:space="preserve">Python </w:t>
+      </w:r>
+      <w:r>
+        <w:t xml:space="preserve">knihovny </w:t>
       </w:r>
       <w:r>
         <w:rPr>
@@ -2602,54 +3248,105 @@
         <w:ind w:left="432" w:hanging="432"/>
         <w:rPr>
           <w:i/>
-          <w:highlight w:val="yellow"/>
-        </w:rPr>
-      </w:pPr>
-      <w:bookmarkStart w:id="8" w:name="_Toc225798800"/>
-      <w:r>
-        <w:rPr>
-          <w:highlight w:val="yellow"/>
-        </w:rPr>
+        </w:rPr>
+      </w:pPr>
+      <w:bookmarkStart w:id="10" w:name="_Toc225798800"/>
+      <w:r>
         <w:t>Zhodnocení dosažených výsledků</w:t>
       </w:r>
-      <w:bookmarkEnd w:id="8"/>
-      <w:r>
-        <w:rPr>
-          <w:highlight w:val="yellow"/>
-        </w:rPr>
+      <w:bookmarkEnd w:id="10"/>
+      <w:r>
         <w:t xml:space="preserve"> </w:t>
       </w:r>
     </w:p>
     <w:p>
       <w:pPr>
-        <w:numPr>
-          <w:ilvl w:val="0"/>
-          <w:numId w:val="2"/>
-        </w:numPr>
-        <w:rPr>
-          <w:i/>
-        </w:rPr>
-      </w:pPr>
-      <w:r>
-        <w:rPr>
-          <w:i/>
-        </w:rPr>
-        <w:t>JAK SE TO POVEDLO</w:t>
-      </w:r>
-    </w:p>
-    <w:p>
-      <w:pPr>
-        <w:numPr>
-          <w:ilvl w:val="0"/>
-          <w:numId w:val="2"/>
-        </w:numPr>
-      </w:pPr>
-      <w:r>
-        <w:rPr>
-          <w:i/>
-        </w:rPr>
-        <w:t>výčet splněných a nesplněných bodů zadání resp. vlastních předsevzetí</w:t>
-      </w:r>
+        <w:rPr>
+          <w:iCs/>
+        </w:rPr>
+      </w:pPr>
+      <w:r>
+        <w:rPr>
+          <w:iCs/>
+        </w:rPr>
+        <w:t>S výsledky práce jsem částečně spokojen. Program funguje dobře a uživatelské rozhraní se mi líbí. Program má všechny funkce ze zadání a navíc může uživatel vybírat jaké řešící funkce má program používat. Nakonec jsou funkce jen tři. Právě řešících funkcí jsem chtěl udělat více. Podle toho vypadá i rozvržení programu, třidy v Houses.py jsem zakládal kvůli komplexnějším funkcím, například pro  funkci nakedpairs, kterou jsem sice napsal, ale nakonec</w:t>
+      </w:r>
+      <w:r>
+        <w:rPr>
+          <w:iCs/>
+        </w:rPr>
+        <w:t xml:space="preserve"> neimplementoval</w:t>
+      </w:r>
+      <w:r>
+        <w:rPr>
+          <w:iCs/>
+        </w:rPr>
+        <w:t>. Bez těchto funkcí by bylo asi vhodnější dané třídy nahradit listy.</w:t>
+      </w:r>
+      <w:r>
+        <w:rPr>
+          <w:iCs/>
+        </w:rPr>
+        <w:t xml:space="preserve"> </w:t>
+      </w:r>
+      <w:r>
+        <w:rPr>
+          <w:iCs/>
+        </w:rPr>
+        <w:t>H</w:t>
+      </w:r>
+      <w:r>
+        <w:rPr>
+          <w:iCs/>
+        </w:rPr>
+        <w:t>ledání řešení a uživatelské rozhraní běží na jednom vlákně</w:t>
+      </w:r>
+      <w:r>
+        <w:rPr>
+          <w:iCs/>
+        </w:rPr>
+        <w:t xml:space="preserve">. S tím také nejsem spokojen, </w:t>
+      </w:r>
+      <w:r>
+        <w:rPr>
+          <w:iCs/>
+        </w:rPr>
+        <w:t>přestože program zamrzá jen výj</w:t>
+      </w:r>
+      <w:r>
+        <w:rPr>
+          <w:iCs/>
+        </w:rPr>
+        <w:t>i</w:t>
+      </w:r>
+      <w:r>
+        <w:rPr>
+          <w:iCs/>
+        </w:rPr>
+        <w:t>menčně</w:t>
+      </w:r>
+      <w:r>
+        <w:rPr>
+          <w:iCs/>
+        </w:rPr>
+        <w:t>.</w:t>
+      </w:r>
+    </w:p>
+    <w:p>
+      <w:pPr>
+        <w:rPr>
+          <w:i/>
+        </w:rPr>
+      </w:pPr>
+    </w:p>
+    <w:p/>
+    <w:p>
+      <w:pPr>
+        <w:ind w:left="709" w:hanging="709"/>
+        <w:rPr>
+          <w:iCs/>
+        </w:rPr>
+      </w:pPr>
     </w:p>
     <w:p>
       <w:pPr>
@@ -2659,11 +3356,12 @@
           <w:i/>
         </w:rPr>
       </w:pPr>
-      <w:bookmarkStart w:id="9" w:name="_Toc225798801"/>
-      <w:r>
+      <w:bookmarkStart w:id="11" w:name="_Toc225798801"/>
+      <w:r>
+        <w:lastRenderedPageBreak/>
         <w:t>Instalace</w:t>
       </w:r>
-      <w:bookmarkEnd w:id="9"/>
+      <w:bookmarkEnd w:id="11"/>
     </w:p>
     <w:p>
       <w:pPr>
@@ -2681,16 +3379,13 @@
         <w:t>Na počítači je třeba mít nainstalovaný Python 3</w:t>
       </w:r>
       <w:r>
-        <w:t>. P</w:t>
-      </w:r>
-      <w:r>
-        <w:t>r</w:t>
-      </w:r>
-      <w:r>
-        <w:t>o</w:t>
-      </w:r>
-      <w:r>
-        <w:t>gram funguje na verzích 3.11 – 3.13</w:t>
+        <w:t xml:space="preserve"> ve</w:t>
+      </w:r>
+      <w:r>
+        <w:t xml:space="preserve"> verzi </w:t>
+      </w:r>
+      <w:r>
+        <w:t>3.13</w:t>
       </w:r>
       <w:r>
         <w:t>.</w:t>
@@ -2698,7 +3393,13 @@
     </w:p>
     <w:p>
       <w:r>
-        <w:t>Dále je potřeba knihovna Pygame. Program je psaný na verzi 2.6.</w:t>
+        <w:t>Dále je potřeba knihovna Pygame</w:t>
+      </w:r>
+      <w:r>
+        <w:t xml:space="preserve"> ve</w:t>
+      </w:r>
+      <w:r>
+        <w:t xml:space="preserve"> verzi 2.6.</w:t>
       </w:r>
       <w:r>
         <w:t>1.</w:t>
@@ -2706,7 +3407,10 @@
     </w:p>
     <w:p>
       <w:r>
-        <w:t>Program je psán pro Windows 11.</w:t>
+        <w:t>Také je potřeba operační systém</w:t>
+      </w:r>
+      <w:r>
+        <w:t xml:space="preserve"> Windows 11.</w:t>
       </w:r>
     </w:p>
     <w:p>
@@ -2723,7 +3427,13 @@
         <w:t>P</w:t>
       </w:r>
       <w:r>
-        <w:t xml:space="preserve">ygame a na jiných operačních systémech, ale netestoval jsem to. </w:t>
+        <w:t xml:space="preserve">ygame a na jiných operačních systémech, ale </w:t>
+      </w:r>
+      <w:r>
+        <w:t>tím jsem se v rámci maturitní práce nezabýval.</w:t>
+      </w:r>
+      <w:r>
+        <w:t xml:space="preserve"> </w:t>
       </w:r>
     </w:p>
     <w:p>
@@ -2759,54 +3469,194 @@
         <w:ind w:left="432" w:hanging="432"/>
         <w:rPr>
           <w:i/>
-          <w:highlight w:val="yellow"/>
-        </w:rPr>
-      </w:pPr>
-      <w:bookmarkStart w:id="10" w:name="_Toc225798802"/>
-      <w:r>
-        <w:rPr>
-          <w:highlight w:val="yellow"/>
-        </w:rPr>
+        </w:rPr>
+      </w:pPr>
+      <w:bookmarkStart w:id="12" w:name="_Toc225798802"/>
+      <w:r>
         <w:t>ovládání</w:t>
       </w:r>
-      <w:bookmarkEnd w:id="10"/>
-      <w:r>
-        <w:rPr>
-          <w:highlight w:val="yellow"/>
-        </w:rPr>
+      <w:bookmarkEnd w:id="12"/>
+      <w:r>
         <w:t xml:space="preserve"> </w:t>
       </w:r>
     </w:p>
     <w:p>
       <w:pPr>
-        <w:numPr>
-          <w:ilvl w:val="0"/>
-          <w:numId w:val="2"/>
-        </w:numPr>
-        <w:rPr>
-          <w:i/>
-        </w:rPr>
-      </w:pPr>
-      <w:r>
-        <w:rPr>
-          <w:i/>
-        </w:rPr>
-        <w:t>JAK SE TO OVLÁDÁ</w:t>
-      </w:r>
-    </w:p>
-    <w:p>
-      <w:pPr>
-        <w:numPr>
-          <w:ilvl w:val="0"/>
-          <w:numId w:val="2"/>
-        </w:numPr>
-      </w:pPr>
-      <w:r>
-        <w:rPr>
-          <w:i/>
-        </w:rPr>
-        <w:t>detailní popis uživatelského rozhraní srozumitelný pro uživatele</w:t>
-      </w:r>
+        <w:pStyle w:val="Nadpis2"/>
+      </w:pPr>
+      <w:r>
+        <w:t>Spuštění</w:t>
+      </w:r>
+    </w:p>
+    <w:p>
+      <w:pPr>
+        <w:rPr>
+          <w:iCs/>
+        </w:rPr>
+      </w:pPr>
+      <w:r>
+        <w:rPr>
+          <w:iCs/>
+        </w:rPr>
+        <w:t>Program se spustí spuštěním Sudoku_solver.py.</w:t>
+      </w:r>
+    </w:p>
+    <w:p>
+      <w:pPr>
+        <w:pStyle w:val="Nadpis2"/>
+      </w:pPr>
+      <w:r>
+        <w:t>Zadávání a mazání hodnot</w:t>
+      </w:r>
+    </w:p>
+    <w:p>
+      <w:r>
+        <w:t>Vybrat buňku lze buď myší nebo šipkami (dále také Enterem, ten posouvá výběr buňky dolů a Tab</w:t>
+      </w:r>
+      <w:r>
+        <w:t>em, ten</w:t>
+      </w:r>
+      <w:r>
+        <w:t xml:space="preserve"> doprava). </w:t>
+      </w:r>
+      <w:r>
+        <w:t xml:space="preserve">Pokud by měla být vybrána buňka mimo mřížku (např. na konci řádku) vybere se buňka na předchozím nebo následujícím řádku či sloupci podle toho, kde je pomyslná buňka která by byla jinak vybrána. </w:t>
+      </w:r>
+      <w:r>
+        <w:t>Vybraná buňka je žlut</w:t>
+      </w:r>
+      <w:r>
+        <w:t>ě</w:t>
+      </w:r>
+      <w:r>
+        <w:t xml:space="preserve"> zvýrazněná. Do vybrané buňky se zapisuje hodnota z klávesnice. Po zapsání hodnoty se vybere následující buňka.</w:t>
+      </w:r>
+    </w:p>
+    <w:p>
+      <w:r>
+        <w:t>Smazat hodnotu lze pomocí klávesy 0, Backspace, Delete nebo</w:t>
+      </w:r>
+      <w:r>
+        <w:t xml:space="preserve"> mezerníku. Stiknutí těchto kláves na prázdné buňce vybere další buňku.</w:t>
+      </w:r>
+    </w:p>
+    <w:p>
+      <w:r>
+        <w:t>Kliknutí na červený křížek vlevo nahoře vymaže všechny hodnoty. Stejně tak stisknutí klávesy N (jako New).</w:t>
+      </w:r>
+    </w:p>
+    <w:p>
+      <w:pPr>
+        <w:pStyle w:val="Nadpis2"/>
+      </w:pPr>
+      <w:r>
+        <w:lastRenderedPageBreak/>
+        <w:t>Vybírání řešících funkcí</w:t>
+      </w:r>
+    </w:p>
+    <w:p>
+      <w:r>
+        <w:t xml:space="preserve">Vpravo mřížky je menu, ve kterém lze kliknutím vybírat funkce, pomocí kterých bude program hledat řešení a nápovědy. Vybrané funkce mají před názvem </w:t>
+      </w:r>
+      <w:r>
+        <w:t>„</w:t>
+      </w:r>
+      <w:r>
+        <w:rPr>
+          <w:rFonts w:ascii="Segoe UI Symbol" w:hAnsi="Segoe UI Symbol" w:cs="Segoe UI Symbol"/>
+        </w:rPr>
+        <w:t>☑</w:t>
+      </w:r>
+      <w:r>
+        <w:t>“</w:t>
+      </w:r>
+      <w:r>
+        <w:t xml:space="preserve"> a jsou napsané zeleně, nevybrané funkce mají před názvem „</w:t>
+      </w:r>
+      <w:r>
+        <w:rPr>
+          <w:rFonts w:ascii="Segoe UI Symbol" w:hAnsi="Segoe UI Symbol" w:cs="Segoe UI Symbol"/>
+        </w:rPr>
+        <w:t>☒</w:t>
+      </w:r>
+      <w:r>
+        <w:t>“  a jsou napsány červeně.</w:t>
+      </w:r>
+    </w:p>
+    <w:p>
+      <w:pPr>
+        <w:pStyle w:val="Nadpis2"/>
+      </w:pPr>
+      <w:r>
+        <w:t>Hlavní tlačítka</w:t>
+      </w:r>
+    </w:p>
+    <w:p>
+      <w:r>
+        <w:t>Po kliknutí na tlačítko Solve nebo stisknutí klávesy S, se program pokusí vyřešit sudoku vybranými řešícími funkcemi.</w:t>
+      </w:r>
+    </w:p>
+    <w:p>
+      <w:r>
+        <w:t>Po kliknutí na tlačítko</w:t>
+      </w:r>
+      <w:r>
+        <w:t xml:space="preserve"> Hint</w:t>
+      </w:r>
+      <w:r>
+        <w:t xml:space="preserve"> nebo stisknutí klávesy </w:t>
+      </w:r>
+      <w:r>
+        <w:t>H</w:t>
+      </w:r>
+      <w:r>
+        <w:t xml:space="preserve">, se program pokusí </w:t>
+      </w:r>
+      <w:r>
+        <w:t>najít nápovědu</w:t>
+      </w:r>
+      <w:r>
+        <w:t xml:space="preserve"> s vybranými řešícími funkcemi.</w:t>
+      </w:r>
+    </w:p>
+    <w:p>
+      <w:r>
+        <w:t>Pokud program při hledání nápovědy nebo řešení zjistí, že Sudoku nemá  jedno řešení, zobrazí uživateli zprávu.</w:t>
+      </w:r>
+    </w:p>
+    <w:p>
+      <w:r>
+        <w:t xml:space="preserve">Po kliknutí na tlačítko </w:t>
+      </w:r>
+      <w:r>
+        <w:t>Check</w:t>
+      </w:r>
+      <w:r>
+        <w:t xml:space="preserve"> nebo stisknutí klávesy </w:t>
+      </w:r>
+      <w:r>
+        <w:t>C</w:t>
+      </w:r>
+      <w:r>
+        <w:t xml:space="preserve">, se program </w:t>
+      </w:r>
+      <w:r>
+        <w:t xml:space="preserve">vyhledá kolik má sudoku řešení pomocí funkce backtrack. </w:t>
+      </w:r>
+    </w:p>
+    <w:p>
+      <w:r>
+        <w:t>Program rozlišuje mezi nula, jedním, dvěma a více než dvěma řešeními.</w:t>
+      </w:r>
+    </w:p>
+    <w:p/>
+    <w:p/>
+    <w:p>
+      <w:pPr>
+        <w:rPr>
+          <w:iCs/>
+        </w:rPr>
+      </w:pPr>
     </w:p>
     <w:p>
       <w:pPr>
@@ -2816,14 +3666,14 @@
           <w:highlight w:val="yellow"/>
         </w:rPr>
       </w:pPr>
-      <w:bookmarkStart w:id="11" w:name="_Toc225798803"/>
+      <w:bookmarkStart w:id="13" w:name="_Toc225798803"/>
       <w:r>
         <w:rPr>
           <w:highlight w:val="yellow"/>
         </w:rPr>
         <w:t>Seznam použitých informačních zdrojů</w:t>
       </w:r>
-      <w:bookmarkEnd w:id="11"/>
+      <w:bookmarkEnd w:id="13"/>
       <w:r>
         <w:rPr>
           <w:highlight w:val="yellow"/>
@@ -2838,7 +3688,7 @@
           <w:bCs/>
         </w:rPr>
       </w:pPr>
-      <w:bookmarkStart w:id="12" w:name="_Ref94455389"/>
+      <w:bookmarkStart w:id="14" w:name="_Ref94455389"/>
       <w:r>
         <w:t>[</w:t>
       </w:r>
@@ -2857,7 +3707,7 @@
       <w:r>
         <w:fldChar w:fldCharType="end"/>
       </w:r>
-      <w:bookmarkEnd w:id="12"/>
+      <w:bookmarkEnd w:id="14"/>
       <w:r>
         <w:t>]</w:t>
       </w:r>
@@ -2868,7 +3718,13 @@
         <w:rPr>
           <w:bCs/>
         </w:rPr>
-        <w:t>text podle normy ISO</w:t>
+        <w:t xml:space="preserve"> </w:t>
+      </w:r>
+      <w:r>
+        <w:rPr>
+          <w:bCs/>
+        </w:rPr>
+        <w:t>https://www.geeksforgeeks.org/python/building-and-visualizing-sudoku-game-using-pygame/</w:t>
       </w:r>
     </w:p>
     <w:p>
@@ -2882,7 +3738,107 @@
         <w:rPr>
           <w:bCs/>
         </w:rPr>
-        <w:t>[x] text …</w:t>
+        <w:t>[</w:t>
+      </w:r>
+      <w:r>
+        <w:rPr>
+          <w:bCs/>
+        </w:rPr>
+        <w:t>2</w:t>
+      </w:r>
+      <w:r>
+        <w:rPr>
+          <w:bCs/>
+        </w:rPr>
+        <w:t xml:space="preserve">] </w:t>
+      </w:r>
+      <w:hyperlink r:id="rId17" w:history="1">
+        <w:r>
+          <w:rPr>
+            <w:rStyle w:val="Hypertextovodkaz"/>
+            <w:bCs/>
+          </w:rPr>
+          <w:t>https://www.sudokuwiki.org/Sudoku.htm</w:t>
+        </w:r>
+      </w:hyperlink>
+    </w:p>
+    <w:p>
+      <w:pPr>
+        <w:pStyle w:val="Literatura"/>
+        <w:rPr>
+          <w:bCs/>
+        </w:rPr>
+      </w:pPr>
+      <w:r>
+        <w:rPr>
+          <w:bCs/>
+        </w:rPr>
+        <w:t xml:space="preserve">[3] </w:t>
+      </w:r>
+      <w:hyperlink r:id="rId18" w:history="1">
+        <w:r>
+          <w:rPr>
+            <w:rStyle w:val="Hypertextovodkaz"/>
+            <w:bCs/>
+          </w:rPr>
+          <w:t>https://en.wikipedia.org/wiki/Backtracking</w:t>
+        </w:r>
+      </w:hyperlink>
+    </w:p>
+    <w:p>
+      <w:pPr>
+        <w:pStyle w:val="Literatura"/>
+        <w:rPr>
+          <w:bCs/>
+        </w:rPr>
+      </w:pPr>
+      <w:r>
+        <w:rPr>
+          <w:bCs/>
+        </w:rPr>
+        <w:t>[4]</w:t>
+      </w:r>
+    </w:p>
+    <w:p>
+      <w:pPr>
+        <w:pStyle w:val="Literatura"/>
+        <w:rPr>
+          <w:bCs/>
+        </w:rPr>
+      </w:pPr>
+      <w:r>
+        <w:rPr>
+          <w:bCs/>
+        </w:rPr>
+        <w:t>[5]</w:t>
+      </w:r>
+    </w:p>
+    <w:p>
+      <w:pPr>
+        <w:pStyle w:val="Literatura"/>
+        <w:rPr>
+          <w:bCs/>
+        </w:rPr>
+      </w:pPr>
+      <w:r>
+        <w:rPr>
+          <w:bCs/>
+        </w:rPr>
+        <w:t>[6]</w:t>
+      </w:r>
+    </w:p>
+    <w:p>
+      <w:pPr>
+        <w:pStyle w:val="Literatura"/>
+        <w:rPr>
+          <w:bCs/>
+        </w:rPr>
+      </w:pPr>
+      <w:r>
+        <w:rPr>
+          <w:bCs/>
+        </w:rPr>
+        <w:t>[7]</w:t>
       </w:r>
     </w:p>
     <w:p>
@@ -3108,7 +4064,6 @@
               <w:rPr>
                 <w:color w:val="FF0000"/>
               </w:rPr>
-              <w:lastRenderedPageBreak/>
               <w:t>C</w:t>
             </w:r>
           </w:p>
@@ -3276,9 +4231,9 @@
       </w:r>
     </w:p>
     <w:sectPr>
-      <w:headerReference w:type="even" r:id="rId17"/>
-      <w:headerReference w:type="default" r:id="rId18"/>
-      <w:headerReference w:type="first" r:id="rId19"/>
+      <w:headerReference w:type="even" r:id="rId19"/>
+      <w:headerReference w:type="default" r:id="rId20"/>
+      <w:headerReference w:type="first" r:id="rId21"/>
       <w:pgSz w:w="11906" w:h="16838"/>
       <w:pgMar w:top="908" w:right="720" w:bottom="720" w:left="720" w:header="851" w:footer="0" w:gutter="851"/>
       <w:cols w:space="708"/>
@@ -3291,7 +4246,7 @@
 
 <file path=word/comments.xml><?xml version="1.0" encoding="utf-8"?>
 <w:comments xmlns:wpc="http://schemas.microsoft.com/office/word/2010/wordprocessingCanvas" xmlns:cx="http://schemas.microsoft.com/office/drawing/2014/chartex" xmlns:cx1="http://schemas.microsoft.com/office/drawing/2015/9/8/chartex" xmlns:cx2="http://schemas.microsoft.com/office/drawing/2015/10/21/chartex" xmlns:cx3="http://schemas.microsoft.com/office/drawing/2016/5/9/chartex" xmlns:cx4="http://schemas.microsoft.com/office/drawing/2016/5/10/chartex" xmlns:cx5="http://schemas.microsoft.com/office/drawing/2016/5/11/chartex" xmlns:cx6="http://schemas.microsoft.com/office/drawing/2016/5/12/chartex" xmlns:cx7="http://schemas.microsoft.com/office/drawing/2016/5/13/chartex" xmlns:cx8="http://schemas.microsoft.com/office/drawing/2016/5/14/chartex" xmlns:mc="http://schemas.openxmlformats.org/markup-compatibility/2006" xmlns:aink="http://schemas.microsoft.com/office/drawing/2016/ink" xmlns:am3d="http://schemas.microsoft.com/office/drawing/2017/model3d" xmlns:o="urn:schemas-microsoft-com:office:office" xmlns:oel="http://schemas.microsoft.com/office/2019/extlst" xmlns:r="http://schemas.openxmlformats.org/officeDocument/2006/relationships" xmlns:m="http://schemas.openxmlformats.org/officeDocument/2006/math" xmlns:v="urn:schemas-microsoft-com:vml" xmlns:wp14="http://schemas.microsoft.com/office/word/2010/wordprocessingDrawing" xmlns:wp="http://schemas.openxmlformats.org/drawingml/2006/wordprocessingDrawing" xmlns:w10="urn:schemas-microsoft-com:office:word" xmlns:w="http://schemas.openxmlformats.org/wordprocessingml/2006/main" xmlns:w14="http://schemas.microsoft.com/office/word/2010/wordml" xmlns:w15="http://schemas.microsoft.com/office/word/2012/wordml" xmlns:w16cex="http://schemas.microsoft.com/office/word/2018/wordml/cex" xmlns:w16cid="http://schemas.microsoft.com/office/word/2016/wordml/cid" xmlns:w16="http://schemas.microsoft.com/office/word/2018/wordml" xmlns:w16du="http://schemas.microsoft.com/office/word/2023/wordml/word16du" xmlns:w16sdtdh="http://schemas.microsoft.com/office/word/2020/wordml/sdtdatahash" xmlns:w16sdtfl="http://schemas.microsoft.com/office/word/2024/wordml/sdtformatlock" xmlns:w16se="http://schemas.microsoft.com/office/word/2015/wordml/symex" xmlns:wpg="http://schemas.microsoft.com/office/word/2010/wordprocessingGroup" xmlns:wpi="http://schemas.microsoft.com/office/word/2010/wordprocessingInk" xmlns:wne="http://schemas.microsoft.com/office/word/2006/wordml" xmlns:wps="http://schemas.microsoft.com/office/word/2010/wordprocessingShape" mc:Ignorable="w14 w15 w16se w16cid w16 w16cex w16sdtdh w16sdtfl w16du wp14">
-  <w:comment w:id="5" w:author="Stanislav Tesař" w:date="2026-03-31T00:58:00Z" w:initials="ST">
+  <w:comment w:id="5" w:author="Stanislav Tesař" w:date="2026-03-31T10:03:00Z" w:initials="ST">
     <w:p>
       <w:pPr>
         <w:pStyle w:val="Textkomente"/>
@@ -3303,21 +4258,61 @@
         </w:rPr>
         <w:annotationRef/>
       </w:r>
-      <w:r>
-        <w:t>Zdroj najít</w:t>
-      </w:r>
-    </w:p>
+      <w:hyperlink r:id="rId1" w:history="1">
+        <w:r>
+          <w:rPr>
+            <w:rStyle w:val="Hypertextovodkaz"/>
+          </w:rPr>
+          <w:t>https://www.geeksforgeeks.org/python/building-and-visualizing-sudoku-game-using-pygame/</w:t>
+        </w:r>
+      </w:hyperlink>
+    </w:p>
+  </w:comment>
+  <w:comment w:id="6" w:author="Stanislav Tesař" w:date="2026-03-31T10:27:00Z" w:initials="ST">
     <w:p>
       <w:pPr>
         <w:pStyle w:val="Textkomente"/>
         <w:jc w:val="left"/>
       </w:pPr>
       <w:r>
-        <w:t>Sudoku with pygame</w:t>
-      </w:r>
+        <w:rPr>
+          <w:rStyle w:val="Odkaznakoment"/>
+        </w:rPr>
+        <w:annotationRef/>
+      </w:r>
+      <w:hyperlink r:id="rId2" w:history="1">
+        <w:r>
+          <w:rPr>
+            <w:rStyle w:val="Hypertextovodkaz"/>
+          </w:rPr>
+          <w:t>https://www.sudokuwiki.org/Sudoku.htm</w:t>
+        </w:r>
+      </w:hyperlink>
     </w:p>
   </w:comment>
-  <w:comment w:id="6" w:author="Stanislav Tesař" w:date="2026-03-30T19:48:00Z" w:initials="ST">
+  <w:comment w:id="7" w:author="Stanislav Tesař" w:date="2026-03-31T10:34:00Z" w:initials="ST">
+    <w:p>
+      <w:pPr>
+        <w:pStyle w:val="Textkomente"/>
+        <w:jc w:val="left"/>
+      </w:pPr>
+      <w:r>
+        <w:rPr>
+          <w:rStyle w:val="Odkaznakoment"/>
+        </w:rPr>
+        <w:annotationRef/>
+      </w:r>
+      <w:hyperlink r:id="rId3" w:history="1">
+        <w:r>
+          <w:rPr>
+            <w:rStyle w:val="Hypertextovodkaz"/>
+          </w:rPr>
+          <w:t>https://en.wikipedia.org/wiki/Backtracking</w:t>
+        </w:r>
+      </w:hyperlink>
+    </w:p>
+  </w:comment>
+  <w:comment w:id="8" w:author="Stanislav Tesař" w:date="2026-03-30T19:48:00Z" w:initials="ST">
     <w:p>
       <w:pPr>
         <w:pStyle w:val="Textkomente"/>
@@ -3339,21 +4334,27 @@
 
 <file path=word/commentsExtended.xml><?xml version="1.0" encoding="utf-8"?>
 <w15:commentsEx xmlns:wpc="http://schemas.microsoft.com/office/word/2010/wordprocessingCanvas" xmlns:cx="http://schemas.microsoft.com/office/drawing/2014/chartex" xmlns:cx1="http://schemas.microsoft.com/office/drawing/2015/9/8/chartex" xmlns:cx2="http://schemas.microsoft.com/office/drawing/2015/10/21/chartex" xmlns:cx3="http://schemas.microsoft.com/office/drawing/2016/5/9/chartex" xmlns:cx4="http://schemas.microsoft.com/office/drawing/2016/5/10/chartex" xmlns:cx5="http://schemas.microsoft.com/office/drawing/2016/5/11/chartex" xmlns:cx6="http://schemas.microsoft.com/office/drawing/2016/5/12/chartex" xmlns:cx7="http://schemas.microsoft.com/office/drawing/2016/5/13/chartex" xmlns:cx8="http://schemas.microsoft.com/office/drawing/2016/5/14/chartex" xmlns:mc="http://schemas.openxmlformats.org/markup-compatibility/2006" xmlns:aink="http://schemas.microsoft.com/office/drawing/2016/ink" xmlns:am3d="http://schemas.microsoft.com/office/drawing/2017/model3d" xmlns:o="urn:schemas-microsoft-com:office:office" xmlns:oel="http://schemas.microsoft.com/office/2019/extlst" xmlns:r="http://schemas.openxmlformats.org/officeDocument/2006/relationships" xmlns:m="http://schemas.openxmlformats.org/officeDocument/2006/math" xmlns:v="urn:schemas-microsoft-com:vml" xmlns:wp14="http://schemas.microsoft.com/office/word/2010/wordprocessingDrawing" xmlns:wp="http://schemas.openxmlformats.org/drawingml/2006/wordprocessingDrawing" xmlns:w10="urn:schemas-microsoft-com:office:word" xmlns:w="http://schemas.openxmlformats.org/wordprocessingml/2006/main" xmlns:w14="http://schemas.microsoft.com/office/word/2010/wordml" xmlns:w15="http://schemas.microsoft.com/office/word/2012/wordml" xmlns:w16cex="http://schemas.microsoft.com/office/word/2018/wordml/cex" xmlns:w16cid="http://schemas.microsoft.com/office/word/2016/wordml/cid" xmlns:w16="http://schemas.microsoft.com/office/word/2018/wordml" xmlns:w16du="http://schemas.microsoft.com/office/word/2023/wordml/word16du" xmlns:w16sdtdh="http://schemas.microsoft.com/office/word/2020/wordml/sdtdatahash" xmlns:w16sdtfl="http://schemas.microsoft.com/office/word/2024/wordml/sdtformatlock" xmlns:w16se="http://schemas.microsoft.com/office/word/2015/wordml/symex" xmlns:wpg="http://schemas.microsoft.com/office/word/2010/wordprocessingGroup" xmlns:wpi="http://schemas.microsoft.com/office/word/2010/wordprocessingInk" xmlns:wne="http://schemas.microsoft.com/office/word/2006/wordml" xmlns:wps="http://schemas.microsoft.com/office/word/2010/wordprocessingShape" mc:Ignorable="w14 w15 w16se w16cid w16 w16cex w16sdtdh w16sdtfl w16du wp14">
-  <w15:commentEx w15:paraId="69BBA629" w15:done="0"/>
+  <w15:commentEx w15:paraId="60FFD04D" w15:done="0"/>
+  <w15:commentEx w15:paraId="15B1634F" w15:done="0"/>
+  <w15:commentEx w15:paraId="0CD32BDC" w15:done="0"/>
   <w15:commentEx w15:paraId="5AA430A6" w15:done="0"/>
 </w15:commentsEx>
 </file>
 
 <file path=word/commentsExtensible.xml><?xml version="1.0" encoding="utf-8"?>
 <w16cex:commentsExtensible xmlns:wpc="http://schemas.microsoft.com/office/word/2010/wordprocessingCanvas" xmlns:cx="http://schemas.microsoft.com/office/drawing/2014/chartex" xmlns:cx1="http://schemas.microsoft.com/office/drawing/2015/9/8/chartex" xmlns:cx2="http://schemas.microsoft.com/office/drawing/2015/10/21/chartex" xmlns:cx3="http://schemas.microsoft.com/office/drawing/2016/5/9/chartex" xmlns:cx4="http://schemas.microsoft.com/office/drawing/2016/5/10/chartex" xmlns:cx5="http://schemas.microsoft.com/office/drawing/2016/5/11/chartex" xmlns:cx6="http://schemas.microsoft.com/office/drawing/2016/5/12/chartex" xmlns:cx7="http://schemas.microsoft.com/office/drawing/2016/5/13/chartex" xmlns:cx8="http://schemas.microsoft.com/office/drawing/2016/5/14/chartex" xmlns:cr="http://schemas.microsoft.com/office/comments/2020/reactions" xmlns:mc="http://schemas.openxmlformats.org/markup-compatibility/2006" xmlns:aink="http://schemas.microsoft.com/office/drawing/2016/ink" xmlns:am3d="http://schemas.microsoft.com/office/drawing/2017/model3d" xmlns:o="urn:schemas-microsoft-com:office:office" xmlns:oel="http://schemas.microsoft.com/office/2019/extlst" xmlns:r="http://schemas.openxmlformats.org/officeDocument/2006/relationships" xmlns:m="http://schemas.openxmlformats.org/officeDocument/2006/math" xmlns:v="urn:schemas-microsoft-com:vml" xmlns:wp14="http://schemas.microsoft.com/office/word/2010/wordprocessingDrawing" xmlns:wp="http://schemas.openxmlformats.org/drawingml/2006/wordprocessingDrawing" xmlns:w10="urn:schemas-microsoft-com:office:word" xmlns:w="http://schemas.openxmlformats.org/wordprocessingml/2006/main" xmlns:w14="http://schemas.microsoft.com/office/word/2010/wordml" xmlns:w15="http://schemas.microsoft.com/office/word/2012/wordml" xmlns:w16cex="http://schemas.microsoft.com/office/word/2018/wordml/cex" xmlns:w16cid="http://schemas.microsoft.com/office/word/2016/wordml/cid" xmlns:w16="http://schemas.microsoft.com/office/word/2018/wordml" xmlns:w16du="http://schemas.microsoft.com/office/word/2023/wordml/word16du" xmlns:w16sdtdh="http://schemas.microsoft.com/office/word/2020/wordml/sdtdatahash" xmlns:w16sdtfl="http://schemas.microsoft.com/office/word/2024/wordml/sdtformatlock" xmlns:w16se="http://schemas.microsoft.com/office/word/2015/wordml/symex" xmlns:wpg="http://schemas.microsoft.com/office/word/2010/wordprocessingGroup" xmlns:wpi="http://schemas.microsoft.com/office/word/2010/wordprocessingInk" xmlns:wne="http://schemas.microsoft.com/office/word/2006/wordml" xmlns:wps="http://schemas.microsoft.com/office/word/2010/wordprocessingShape" mc:Ignorable="w14 w15 w16se w16cid w16 w16cex w16sdtdh w16sdtfl cr w16du wp14">
-  <w16cex:commentExtensible w16cex:durableId="6E553499" w16cex:dateUtc="2026-03-30T22:58:00Z"/>
+  <w16cex:commentExtensible w16cex:durableId="4FC7A0AA" w16cex:dateUtc="2026-03-31T08:03:00Z"/>
+  <w16cex:commentExtensible w16cex:durableId="219A7E40" w16cex:dateUtc="2026-03-31T08:27:00Z"/>
+  <w16cex:commentExtensible w16cex:durableId="325F9392" w16cex:dateUtc="2026-03-31T08:34:00Z"/>
   <w16cex:commentExtensible w16cex:durableId="03FD726C" w16cex:dateUtc="2026-03-30T17:48:00Z"/>
 </w16cex:commentsExtensible>
 </file>
 
 <file path=word/commentsIds.xml><?xml version="1.0" encoding="utf-8"?>
 <w16cid:commentsIds xmlns:wpc="http://schemas.microsoft.com/office/word/2010/wordprocessingCanvas" xmlns:cx="http://schemas.microsoft.com/office/drawing/2014/chartex" xmlns:cx1="http://schemas.microsoft.com/office/drawing/2015/9/8/chartex" xmlns:cx2="http://schemas.microsoft.com/office/drawing/2015/10/21/chartex" xmlns:cx3="http://schemas.microsoft.com/office/drawing/2016/5/9/chartex" xmlns:cx4="http://schemas.microsoft.com/office/drawing/2016/5/10/chartex" xmlns:cx5="http://schemas.microsoft.com/office/drawing/2016/5/11/chartex" xmlns:cx6="http://schemas.microsoft.com/office/drawing/2016/5/12/chartex" xmlns:cx7="http://schemas.microsoft.com/office/drawing/2016/5/13/chartex" xmlns:cx8="http://schemas.microsoft.com/office/drawing/2016/5/14/chartex" xmlns:mc="http://schemas.openxmlformats.org/markup-compatibility/2006" xmlns:aink="http://schemas.microsoft.com/office/drawing/2016/ink" xmlns:am3d="http://schemas.microsoft.com/office/drawing/2017/model3d" xmlns:o="urn:schemas-microsoft-com:office:office" xmlns:oel="http://schemas.microsoft.com/office/2019/extlst" xmlns:r="http://schemas.openxmlformats.org/officeDocument/2006/relationships" xmlns:m="http://schemas.openxmlformats.org/officeDocument/2006/math" xmlns:v="urn:schemas-microsoft-com:vml" xmlns:wp14="http://schemas.microsoft.com/office/word/2010/wordprocessingDrawing" xmlns:wp="http://schemas.openxmlformats.org/drawingml/2006/wordprocessingDrawing" xmlns:w10="urn:schemas-microsoft-com:office:word" xmlns:w="http://schemas.openxmlformats.org/wordprocessingml/2006/main" xmlns:w14="http://schemas.microsoft.com/office/word/2010/wordml" xmlns:w15="http://schemas.microsoft.com/office/word/2012/wordml" xmlns:w16cex="http://schemas.microsoft.com/office/word/2018/wordml/cex" xmlns:w16cid="http://schemas.microsoft.com/office/word/2016/wordml/cid" xmlns:w16="http://schemas.microsoft.com/office/word/2018/wordml" xmlns:w16du="http://schemas.microsoft.com/office/word/2023/wordml/word16du" xmlns:w16sdtdh="http://schemas.microsoft.com/office/word/2020/wordml/sdtdatahash" xmlns:w16sdtfl="http://schemas.microsoft.com/office/word/2024/wordml/sdtformatlock" xmlns:w16se="http://schemas.microsoft.com/office/word/2015/wordml/symex" xmlns:wpg="http://schemas.microsoft.com/office/word/2010/wordprocessingGroup" xmlns:wpi="http://schemas.microsoft.com/office/word/2010/wordprocessingInk" xmlns:wne="http://schemas.microsoft.com/office/word/2006/wordml" xmlns:wps="http://schemas.microsoft.com/office/word/2010/wordprocessingShape" mc:Ignorable="w14 w15 w16se w16cid w16 w16cex w16sdtdh w16sdtfl w16du wp14">
-  <w16cid:commentId w16cid:paraId="69BBA629" w16cid:durableId="6E553499"/>
+  <w16cid:commentId w16cid:paraId="60FFD04D" w16cid:durableId="4FC7A0AA"/>
+  <w16cid:commentId w16cid:paraId="15B1634F" w16cid:durableId="219A7E40"/>
+  <w16cid:commentId w16cid:paraId="0CD32BDC" w16cid:durableId="325F9392"/>
   <w16cid:commentId w16cid:paraId="5AA430A6" w16cid:durableId="03FD726C"/>
 </w16cid:commentsIds>
 </file>
@@ -4506,6 +5507,7 @@
   <w:style w:type="paragraph" w:default="1" w:styleId="Normln">
     <w:name w:val="Normal"/>
     <w:qFormat/>
+    <w:rsid w:val="002D3343"/>
     <w:pPr>
       <w:spacing w:after="120" w:line="360" w:lineRule="auto"/>
       <w:jc w:val="both"/>
@@ -4704,7 +5706,6 @@
   <w:style w:type="character" w:default="1" w:styleId="Standardnpsmoodstavce">
     <w:name w:val="Default Paragraph Font"/>
     <w:uiPriority w:val="1"/>
-    <w:semiHidden/>
     <w:unhideWhenUsed/>
   </w:style>
   <w:style w:type="table" w:default="1" w:styleId="Normlntabulka">
@@ -5841,6 +6842,18 @@
       <w:b/>
       <w:bCs/>
       <w:lang w:eastAsia="zh-CN"/>
+    </w:rPr>
+  </w:style>
+  <w:style w:type="character" w:styleId="Nevyeenzmnka">
+    <w:name w:val="Unresolved Mention"/>
+    <w:basedOn w:val="Standardnpsmoodstavce"/>
+    <w:uiPriority w:val="99"/>
+    <w:semiHidden/>
+    <w:unhideWhenUsed/>
+    <w:rsid w:val="00D61AEE"/>
+    <w:rPr>
+      <w:color w:val="605E5C"/>
+      <w:shd w:val="clear" w:color="auto" w:fill="E1DFDD"/>
     </w:rPr>
   </w:style>
 </w:styles>

--- a/dokumentace.docx
+++ b/dokumentace.docx
@@ -767,19 +767,35 @@
     </w:p>
     <w:sdt>
       <w:sdtPr>
-        <w:id w:val="624815666"/>
+        <w:id w:val="-920329135"/>
         <w:docPartObj>
           <w:docPartGallery w:val="Table of Contents"/>
           <w:docPartUnique/>
         </w:docPartObj>
       </w:sdtPr>
+      <w:sdtEndPr>
+        <w:rPr>
+          <w:rFonts w:ascii="Times New Roman" w:hAnsi="Times New Roman"/>
+          <w:color w:val="auto"/>
+          <w:sz w:val="24"/>
+          <w:szCs w:val="24"/>
+        </w:rPr>
+      </w:sdtEndPr>
       <w:sdtContent>
+        <w:p>
+          <w:pPr>
+            <w:pStyle w:val="Nadpisobsahu"/>
+          </w:pPr>
+          <w:r>
+            <w:t>Obsah</w:t>
+          </w:r>
+        </w:p>
         <w:p>
           <w:pPr>
             <w:pStyle w:val="Obsah1"/>
             <w:tabs>
               <w:tab w:val="left" w:pos="405"/>
-              <w:tab w:val="right" w:pos="9060"/>
+              <w:tab w:val="right" w:leader="dot" w:pos="9060"/>
             </w:tabs>
             <w:rPr>
               <w:rFonts w:asciiTheme="minorHAnsi" w:eastAsiaTheme="minorEastAsia" w:hAnsiTheme="minorHAnsi" w:cstheme="minorBidi"/>
@@ -799,21 +815,12 @@
             <w:fldChar w:fldCharType="begin"/>
           </w:r>
           <w:r>
-            <w:rPr>
-              <w:rStyle w:val="IndexLink"/>
-              <w:webHidden/>
-              <w:lang w:eastAsia="cs-CZ"/>
-            </w:rPr>
-            <w:instrText xml:space="preserve"> TOC \z \o "1-1" \u \h</w:instrText>
+            <w:instrText xml:space="preserve"> TOC \o "1-3" \h \z \u </w:instrText>
           </w:r>
           <w:r>
-            <w:rPr>
-              <w:rStyle w:val="IndexLink"/>
-              <w:lang w:eastAsia="cs-CZ"/>
-            </w:rPr>
             <w:fldChar w:fldCharType="separate"/>
           </w:r>
-          <w:hyperlink w:anchor="_Toc225798796" w:history="1">
+          <w:hyperlink w:anchor="_Toc225865699" w:history="1">
             <w:r>
               <w:rPr>
                 <w:rStyle w:val="Hypertextovodkaz"/>
@@ -864,7 +871,7 @@
                 <w:noProof/>
                 <w:webHidden/>
               </w:rPr>
-              <w:instrText xml:space="preserve"> PAGEREF _Toc225798796 \h </w:instrText>
+              <w:instrText xml:space="preserve"> PAGEREF _Toc225865699 \h </w:instrText>
             </w:r>
             <w:r>
               <w:rPr>
@@ -884,7 +891,787 @@
                 <w:noProof/>
                 <w:webHidden/>
               </w:rPr>
-              <w:t>5</w:t>
+              <w:t>6</w:t>
+            </w:r>
+            <w:r>
+              <w:rPr>
+                <w:noProof/>
+                <w:webHidden/>
+              </w:rPr>
+              <w:fldChar w:fldCharType="end"/>
+            </w:r>
+          </w:hyperlink>
+        </w:p>
+        <w:p>
+          <w:pPr>
+            <w:pStyle w:val="Obsah2"/>
+            <w:tabs>
+              <w:tab w:val="left" w:pos="570"/>
+              <w:tab w:val="right" w:leader="dot" w:pos="9060"/>
+            </w:tabs>
+            <w:rPr>
+              <w:rFonts w:asciiTheme="minorHAnsi" w:eastAsiaTheme="minorEastAsia" w:hAnsiTheme="minorHAnsi" w:cstheme="minorBidi"/>
+              <w:b w:val="0"/>
+              <w:bCs w:val="0"/>
+              <w:smallCaps w:val="0"/>
+              <w:noProof/>
+              <w:kern w:val="2"/>
+              <w:sz w:val="24"/>
+              <w:szCs w:val="24"/>
+              <w:lang w:eastAsia="cs-CZ"/>
+              <w14:ligatures w14:val="standardContextual"/>
+            </w:rPr>
+          </w:pPr>
+          <w:hyperlink w:anchor="_Toc225865700" w:history="1">
+            <w:r>
+              <w:rPr>
+                <w:rStyle w:val="Hypertextovodkaz"/>
+                <w:noProof/>
+              </w:rPr>
+              <w:t>1.1.</w:t>
+            </w:r>
+            <w:r>
+              <w:rPr>
+                <w:rFonts w:asciiTheme="minorHAnsi" w:eastAsiaTheme="minorEastAsia" w:hAnsiTheme="minorHAnsi" w:cstheme="minorBidi"/>
+                <w:b w:val="0"/>
+                <w:bCs w:val="0"/>
+                <w:smallCaps w:val="0"/>
+                <w:noProof/>
+                <w:kern w:val="2"/>
+                <w:sz w:val="24"/>
+                <w:szCs w:val="24"/>
+                <w:lang w:eastAsia="cs-CZ"/>
+                <w14:ligatures w14:val="standardContextual"/>
+              </w:rPr>
+              <w:tab/>
+            </w:r>
+            <w:r>
+              <w:rPr>
+                <w:rStyle w:val="Hypertextovodkaz"/>
+                <w:noProof/>
+              </w:rPr>
+              <w:t>Algoritmy</w:t>
+            </w:r>
+            <w:r>
+              <w:rPr>
+                <w:noProof/>
+                <w:webHidden/>
+              </w:rPr>
+              <w:tab/>
+            </w:r>
+            <w:r>
+              <w:rPr>
+                <w:noProof/>
+                <w:webHidden/>
+              </w:rPr>
+              <w:fldChar w:fldCharType="begin"/>
+            </w:r>
+            <w:r>
+              <w:rPr>
+                <w:noProof/>
+                <w:webHidden/>
+              </w:rPr>
+              <w:instrText xml:space="preserve"> PAGEREF _Toc225865700 \h </w:instrText>
+            </w:r>
+            <w:r>
+              <w:rPr>
+                <w:noProof/>
+                <w:webHidden/>
+              </w:rPr>
+            </w:r>
+            <w:r>
+              <w:rPr>
+                <w:noProof/>
+                <w:webHidden/>
+              </w:rPr>
+              <w:fldChar w:fldCharType="separate"/>
+            </w:r>
+            <w:r>
+              <w:rPr>
+                <w:noProof/>
+                <w:webHidden/>
+              </w:rPr>
+              <w:t>6</w:t>
+            </w:r>
+            <w:r>
+              <w:rPr>
+                <w:noProof/>
+                <w:webHidden/>
+              </w:rPr>
+              <w:fldChar w:fldCharType="end"/>
+            </w:r>
+          </w:hyperlink>
+        </w:p>
+        <w:p>
+          <w:pPr>
+            <w:pStyle w:val="Obsah3"/>
+            <w:tabs>
+              <w:tab w:val="left" w:pos="735"/>
+              <w:tab w:val="right" w:leader="dot" w:pos="9060"/>
+            </w:tabs>
+            <w:rPr>
+              <w:rFonts w:asciiTheme="minorHAnsi" w:eastAsiaTheme="minorEastAsia" w:hAnsiTheme="minorHAnsi" w:cstheme="minorBidi"/>
+              <w:smallCaps w:val="0"/>
+              <w:noProof/>
+              <w:kern w:val="2"/>
+              <w:sz w:val="24"/>
+              <w:szCs w:val="24"/>
+              <w:lang w:eastAsia="cs-CZ"/>
+              <w14:ligatures w14:val="standardContextual"/>
+            </w:rPr>
+          </w:pPr>
+          <w:hyperlink w:anchor="_Toc225865701" w:history="1">
+            <w:r>
+              <w:rPr>
+                <w:rStyle w:val="Hypertextovodkaz"/>
+                <w:noProof/>
+              </w:rPr>
+              <w:t>1.1.1.</w:t>
+            </w:r>
+            <w:r>
+              <w:rPr>
+                <w:rFonts w:asciiTheme="minorHAnsi" w:eastAsiaTheme="minorEastAsia" w:hAnsiTheme="minorHAnsi" w:cstheme="minorBidi"/>
+                <w:smallCaps w:val="0"/>
+                <w:noProof/>
+                <w:kern w:val="2"/>
+                <w:sz w:val="24"/>
+                <w:szCs w:val="24"/>
+                <w:lang w:eastAsia="cs-CZ"/>
+                <w14:ligatures w14:val="standardContextual"/>
+              </w:rPr>
+              <w:tab/>
+            </w:r>
+            <w:r>
+              <w:rPr>
+                <w:rStyle w:val="Hypertextovodkaz"/>
+                <w:noProof/>
+              </w:rPr>
+              <w:t>Co je to algoritmus</w:t>
+            </w:r>
+            <w:r>
+              <w:rPr>
+                <w:noProof/>
+                <w:webHidden/>
+              </w:rPr>
+              <w:tab/>
+            </w:r>
+            <w:r>
+              <w:rPr>
+                <w:noProof/>
+                <w:webHidden/>
+              </w:rPr>
+              <w:fldChar w:fldCharType="begin"/>
+            </w:r>
+            <w:r>
+              <w:rPr>
+                <w:noProof/>
+                <w:webHidden/>
+              </w:rPr>
+              <w:instrText xml:space="preserve"> PAGEREF _Toc225865701 \h </w:instrText>
+            </w:r>
+            <w:r>
+              <w:rPr>
+                <w:noProof/>
+                <w:webHidden/>
+              </w:rPr>
+            </w:r>
+            <w:r>
+              <w:rPr>
+                <w:noProof/>
+                <w:webHidden/>
+              </w:rPr>
+              <w:fldChar w:fldCharType="separate"/>
+            </w:r>
+            <w:r>
+              <w:rPr>
+                <w:noProof/>
+                <w:webHidden/>
+              </w:rPr>
+              <w:t>6</w:t>
+            </w:r>
+            <w:r>
+              <w:rPr>
+                <w:noProof/>
+                <w:webHidden/>
+              </w:rPr>
+              <w:fldChar w:fldCharType="end"/>
+            </w:r>
+          </w:hyperlink>
+        </w:p>
+        <w:p>
+          <w:pPr>
+            <w:pStyle w:val="Obsah3"/>
+            <w:tabs>
+              <w:tab w:val="left" w:pos="735"/>
+              <w:tab w:val="right" w:leader="dot" w:pos="9060"/>
+            </w:tabs>
+            <w:rPr>
+              <w:rFonts w:asciiTheme="minorHAnsi" w:eastAsiaTheme="minorEastAsia" w:hAnsiTheme="minorHAnsi" w:cstheme="minorBidi"/>
+              <w:smallCaps w:val="0"/>
+              <w:noProof/>
+              <w:kern w:val="2"/>
+              <w:sz w:val="24"/>
+              <w:szCs w:val="24"/>
+              <w:lang w:eastAsia="cs-CZ"/>
+              <w14:ligatures w14:val="standardContextual"/>
+            </w:rPr>
+          </w:pPr>
+          <w:hyperlink w:anchor="_Toc225865702" w:history="1">
+            <w:r>
+              <w:rPr>
+                <w:rStyle w:val="Hypertextovodkaz"/>
+                <w:noProof/>
+              </w:rPr>
+              <w:t>1.1.2.</w:t>
+            </w:r>
+            <w:r>
+              <w:rPr>
+                <w:rFonts w:asciiTheme="minorHAnsi" w:eastAsiaTheme="minorEastAsia" w:hAnsiTheme="minorHAnsi" w:cstheme="minorBidi"/>
+                <w:smallCaps w:val="0"/>
+                <w:noProof/>
+                <w:kern w:val="2"/>
+                <w:sz w:val="24"/>
+                <w:szCs w:val="24"/>
+                <w:lang w:eastAsia="cs-CZ"/>
+                <w14:ligatures w14:val="standardContextual"/>
+              </w:rPr>
+              <w:tab/>
+            </w:r>
+            <w:r>
+              <w:rPr>
+                <w:rStyle w:val="Hypertextovodkaz"/>
+                <w:noProof/>
+              </w:rPr>
+              <w:t>Turing machine</w:t>
+            </w:r>
+            <w:r>
+              <w:rPr>
+                <w:noProof/>
+                <w:webHidden/>
+              </w:rPr>
+              <w:tab/>
+            </w:r>
+            <w:r>
+              <w:rPr>
+                <w:noProof/>
+                <w:webHidden/>
+              </w:rPr>
+              <w:fldChar w:fldCharType="begin"/>
+            </w:r>
+            <w:r>
+              <w:rPr>
+                <w:noProof/>
+                <w:webHidden/>
+              </w:rPr>
+              <w:instrText xml:space="preserve"> PAGEREF _Toc225865702 \h </w:instrText>
+            </w:r>
+            <w:r>
+              <w:rPr>
+                <w:noProof/>
+                <w:webHidden/>
+              </w:rPr>
+            </w:r>
+            <w:r>
+              <w:rPr>
+                <w:noProof/>
+                <w:webHidden/>
+              </w:rPr>
+              <w:fldChar w:fldCharType="separate"/>
+            </w:r>
+            <w:r>
+              <w:rPr>
+                <w:noProof/>
+                <w:webHidden/>
+              </w:rPr>
+              <w:t>6</w:t>
+            </w:r>
+            <w:r>
+              <w:rPr>
+                <w:noProof/>
+                <w:webHidden/>
+              </w:rPr>
+              <w:fldChar w:fldCharType="end"/>
+            </w:r>
+          </w:hyperlink>
+        </w:p>
+        <w:p>
+          <w:pPr>
+            <w:pStyle w:val="Obsah3"/>
+            <w:tabs>
+              <w:tab w:val="left" w:pos="735"/>
+              <w:tab w:val="right" w:leader="dot" w:pos="9060"/>
+            </w:tabs>
+            <w:rPr>
+              <w:rFonts w:asciiTheme="minorHAnsi" w:eastAsiaTheme="minorEastAsia" w:hAnsiTheme="minorHAnsi" w:cstheme="minorBidi"/>
+              <w:smallCaps w:val="0"/>
+              <w:noProof/>
+              <w:kern w:val="2"/>
+              <w:sz w:val="24"/>
+              <w:szCs w:val="24"/>
+              <w:lang w:eastAsia="cs-CZ"/>
+              <w14:ligatures w14:val="standardContextual"/>
+            </w:rPr>
+          </w:pPr>
+          <w:hyperlink w:anchor="_Toc225865703" w:history="1">
+            <w:r>
+              <w:rPr>
+                <w:rStyle w:val="Hypertextovodkaz"/>
+                <w:noProof/>
+              </w:rPr>
+              <w:t>1.1.3.</w:t>
+            </w:r>
+            <w:r>
+              <w:rPr>
+                <w:rFonts w:asciiTheme="minorHAnsi" w:eastAsiaTheme="minorEastAsia" w:hAnsiTheme="minorHAnsi" w:cstheme="minorBidi"/>
+                <w:smallCaps w:val="0"/>
+                <w:noProof/>
+                <w:kern w:val="2"/>
+                <w:sz w:val="24"/>
+                <w:szCs w:val="24"/>
+                <w:lang w:eastAsia="cs-CZ"/>
+                <w14:ligatures w14:val="standardContextual"/>
+              </w:rPr>
+              <w:tab/>
+            </w:r>
+            <w:r>
+              <w:rPr>
+                <w:rStyle w:val="Hypertextovodkaz"/>
+                <w:noProof/>
+              </w:rPr>
+              <w:t>Big O notation</w:t>
+            </w:r>
+            <w:r>
+              <w:rPr>
+                <w:noProof/>
+                <w:webHidden/>
+              </w:rPr>
+              <w:tab/>
+            </w:r>
+            <w:r>
+              <w:rPr>
+                <w:noProof/>
+                <w:webHidden/>
+              </w:rPr>
+              <w:fldChar w:fldCharType="begin"/>
+            </w:r>
+            <w:r>
+              <w:rPr>
+                <w:noProof/>
+                <w:webHidden/>
+              </w:rPr>
+              <w:instrText xml:space="preserve"> PAGEREF _Toc225865703 \h </w:instrText>
+            </w:r>
+            <w:r>
+              <w:rPr>
+                <w:noProof/>
+                <w:webHidden/>
+              </w:rPr>
+            </w:r>
+            <w:r>
+              <w:rPr>
+                <w:noProof/>
+                <w:webHidden/>
+              </w:rPr>
+              <w:fldChar w:fldCharType="separate"/>
+            </w:r>
+            <w:r>
+              <w:rPr>
+                <w:noProof/>
+                <w:webHidden/>
+              </w:rPr>
+              <w:t>6</w:t>
+            </w:r>
+            <w:r>
+              <w:rPr>
+                <w:noProof/>
+                <w:webHidden/>
+              </w:rPr>
+              <w:fldChar w:fldCharType="end"/>
+            </w:r>
+          </w:hyperlink>
+        </w:p>
+        <w:p>
+          <w:pPr>
+            <w:pStyle w:val="Obsah2"/>
+            <w:tabs>
+              <w:tab w:val="left" w:pos="570"/>
+              <w:tab w:val="right" w:leader="dot" w:pos="9060"/>
+            </w:tabs>
+            <w:rPr>
+              <w:rFonts w:asciiTheme="minorHAnsi" w:eastAsiaTheme="minorEastAsia" w:hAnsiTheme="minorHAnsi" w:cstheme="minorBidi"/>
+              <w:b w:val="0"/>
+              <w:bCs w:val="0"/>
+              <w:smallCaps w:val="0"/>
+              <w:noProof/>
+              <w:kern w:val="2"/>
+              <w:sz w:val="24"/>
+              <w:szCs w:val="24"/>
+              <w:lang w:eastAsia="cs-CZ"/>
+              <w14:ligatures w14:val="standardContextual"/>
+            </w:rPr>
+          </w:pPr>
+          <w:hyperlink w:anchor="_Toc225865704" w:history="1">
+            <w:r>
+              <w:rPr>
+                <w:rStyle w:val="Hypertextovodkaz"/>
+                <w:noProof/>
+              </w:rPr>
+              <w:t>1.2.</w:t>
+            </w:r>
+            <w:r>
+              <w:rPr>
+                <w:rFonts w:asciiTheme="minorHAnsi" w:eastAsiaTheme="minorEastAsia" w:hAnsiTheme="minorHAnsi" w:cstheme="minorBidi"/>
+                <w:b w:val="0"/>
+                <w:bCs w:val="0"/>
+                <w:smallCaps w:val="0"/>
+                <w:noProof/>
+                <w:kern w:val="2"/>
+                <w:sz w:val="24"/>
+                <w:szCs w:val="24"/>
+                <w:lang w:eastAsia="cs-CZ"/>
+                <w14:ligatures w14:val="standardContextual"/>
+              </w:rPr>
+              <w:tab/>
+            </w:r>
+            <w:r>
+              <w:rPr>
+                <w:rStyle w:val="Hypertextovodkaz"/>
+                <w:noProof/>
+              </w:rPr>
+              <w:t>Třídy složitosti</w:t>
+            </w:r>
+            <w:r>
+              <w:rPr>
+                <w:noProof/>
+                <w:webHidden/>
+              </w:rPr>
+              <w:tab/>
+            </w:r>
+            <w:r>
+              <w:rPr>
+                <w:noProof/>
+                <w:webHidden/>
+              </w:rPr>
+              <w:fldChar w:fldCharType="begin"/>
+            </w:r>
+            <w:r>
+              <w:rPr>
+                <w:noProof/>
+                <w:webHidden/>
+              </w:rPr>
+              <w:instrText xml:space="preserve"> PAGEREF _Toc225865704 \h </w:instrText>
+            </w:r>
+            <w:r>
+              <w:rPr>
+                <w:noProof/>
+                <w:webHidden/>
+              </w:rPr>
+            </w:r>
+            <w:r>
+              <w:rPr>
+                <w:noProof/>
+                <w:webHidden/>
+              </w:rPr>
+              <w:fldChar w:fldCharType="separate"/>
+            </w:r>
+            <w:r>
+              <w:rPr>
+                <w:noProof/>
+                <w:webHidden/>
+              </w:rPr>
+              <w:t>6</w:t>
+            </w:r>
+            <w:r>
+              <w:rPr>
+                <w:noProof/>
+                <w:webHidden/>
+              </w:rPr>
+              <w:fldChar w:fldCharType="end"/>
+            </w:r>
+          </w:hyperlink>
+        </w:p>
+        <w:p>
+          <w:pPr>
+            <w:pStyle w:val="Obsah2"/>
+            <w:tabs>
+              <w:tab w:val="left" w:pos="570"/>
+              <w:tab w:val="right" w:leader="dot" w:pos="9060"/>
+            </w:tabs>
+            <w:rPr>
+              <w:rFonts w:asciiTheme="minorHAnsi" w:eastAsiaTheme="minorEastAsia" w:hAnsiTheme="minorHAnsi" w:cstheme="minorBidi"/>
+              <w:b w:val="0"/>
+              <w:bCs w:val="0"/>
+              <w:smallCaps w:val="0"/>
+              <w:noProof/>
+              <w:kern w:val="2"/>
+              <w:sz w:val="24"/>
+              <w:szCs w:val="24"/>
+              <w:lang w:eastAsia="cs-CZ"/>
+              <w14:ligatures w14:val="standardContextual"/>
+            </w:rPr>
+          </w:pPr>
+          <w:hyperlink w:anchor="_Toc225865705" w:history="1">
+            <w:r>
+              <w:rPr>
+                <w:rStyle w:val="Hypertextovodkaz"/>
+                <w:noProof/>
+              </w:rPr>
+              <w:t>1.3.</w:t>
+            </w:r>
+            <w:r>
+              <w:rPr>
+                <w:rFonts w:asciiTheme="minorHAnsi" w:eastAsiaTheme="minorEastAsia" w:hAnsiTheme="minorHAnsi" w:cstheme="minorBidi"/>
+                <w:b w:val="0"/>
+                <w:bCs w:val="0"/>
+                <w:smallCaps w:val="0"/>
+                <w:noProof/>
+                <w:kern w:val="2"/>
+                <w:sz w:val="24"/>
+                <w:szCs w:val="24"/>
+                <w:lang w:eastAsia="cs-CZ"/>
+                <w14:ligatures w14:val="standardContextual"/>
+              </w:rPr>
+              <w:tab/>
+            </w:r>
+            <w:r>
+              <w:rPr>
+                <w:rStyle w:val="Hypertextovodkaz"/>
+                <w:noProof/>
+              </w:rPr>
+              <w:t>P vs. NP</w:t>
+            </w:r>
+            <w:r>
+              <w:rPr>
+                <w:noProof/>
+                <w:webHidden/>
+              </w:rPr>
+              <w:tab/>
+            </w:r>
+            <w:r>
+              <w:rPr>
+                <w:noProof/>
+                <w:webHidden/>
+              </w:rPr>
+              <w:fldChar w:fldCharType="begin"/>
+            </w:r>
+            <w:r>
+              <w:rPr>
+                <w:noProof/>
+                <w:webHidden/>
+              </w:rPr>
+              <w:instrText xml:space="preserve"> PAGEREF _Toc225865705 \h </w:instrText>
+            </w:r>
+            <w:r>
+              <w:rPr>
+                <w:noProof/>
+                <w:webHidden/>
+              </w:rPr>
+            </w:r>
+            <w:r>
+              <w:rPr>
+                <w:noProof/>
+                <w:webHidden/>
+              </w:rPr>
+              <w:fldChar w:fldCharType="separate"/>
+            </w:r>
+            <w:r>
+              <w:rPr>
+                <w:noProof/>
+                <w:webHidden/>
+              </w:rPr>
+              <w:t>7</w:t>
+            </w:r>
+            <w:r>
+              <w:rPr>
+                <w:noProof/>
+                <w:webHidden/>
+              </w:rPr>
+              <w:fldChar w:fldCharType="end"/>
+            </w:r>
+          </w:hyperlink>
+        </w:p>
+        <w:p>
+          <w:pPr>
+            <w:pStyle w:val="Obsah3"/>
+            <w:tabs>
+              <w:tab w:val="left" w:pos="735"/>
+              <w:tab w:val="right" w:leader="dot" w:pos="9060"/>
+            </w:tabs>
+            <w:rPr>
+              <w:rFonts w:asciiTheme="minorHAnsi" w:eastAsiaTheme="minorEastAsia" w:hAnsiTheme="minorHAnsi" w:cstheme="minorBidi"/>
+              <w:smallCaps w:val="0"/>
+              <w:noProof/>
+              <w:kern w:val="2"/>
+              <w:sz w:val="24"/>
+              <w:szCs w:val="24"/>
+              <w:lang w:eastAsia="cs-CZ"/>
+              <w14:ligatures w14:val="standardContextual"/>
+            </w:rPr>
+          </w:pPr>
+          <w:hyperlink w:anchor="_Toc225865706" w:history="1">
+            <w:r>
+              <w:rPr>
+                <w:rStyle w:val="Hypertextovodkaz"/>
+                <w:noProof/>
+              </w:rPr>
+              <w:t>1.3.1.</w:t>
+            </w:r>
+            <w:r>
+              <w:rPr>
+                <w:rFonts w:asciiTheme="minorHAnsi" w:eastAsiaTheme="minorEastAsia" w:hAnsiTheme="minorHAnsi" w:cstheme="minorBidi"/>
+                <w:smallCaps w:val="0"/>
+                <w:noProof/>
+                <w:kern w:val="2"/>
+                <w:sz w:val="24"/>
+                <w:szCs w:val="24"/>
+                <w:lang w:eastAsia="cs-CZ"/>
+                <w14:ligatures w14:val="standardContextual"/>
+              </w:rPr>
+              <w:tab/>
+            </w:r>
+            <w:r>
+              <w:rPr>
+                <w:rStyle w:val="Hypertextovodkaz"/>
+                <w:noProof/>
+              </w:rPr>
+              <w:t>Doměnky</w:t>
+            </w:r>
+            <w:r>
+              <w:rPr>
+                <w:noProof/>
+                <w:webHidden/>
+              </w:rPr>
+              <w:tab/>
+            </w:r>
+            <w:r>
+              <w:rPr>
+                <w:noProof/>
+                <w:webHidden/>
+              </w:rPr>
+              <w:fldChar w:fldCharType="begin"/>
+            </w:r>
+            <w:r>
+              <w:rPr>
+                <w:noProof/>
+                <w:webHidden/>
+              </w:rPr>
+              <w:instrText xml:space="preserve"> PAGEREF _Toc225865706 \h </w:instrText>
+            </w:r>
+            <w:r>
+              <w:rPr>
+                <w:noProof/>
+                <w:webHidden/>
+              </w:rPr>
+            </w:r>
+            <w:r>
+              <w:rPr>
+                <w:noProof/>
+                <w:webHidden/>
+              </w:rPr>
+              <w:fldChar w:fldCharType="separate"/>
+            </w:r>
+            <w:r>
+              <w:rPr>
+                <w:noProof/>
+                <w:webHidden/>
+              </w:rPr>
+              <w:t>7</w:t>
+            </w:r>
+            <w:r>
+              <w:rPr>
+                <w:noProof/>
+                <w:webHidden/>
+              </w:rPr>
+              <w:fldChar w:fldCharType="end"/>
+            </w:r>
+          </w:hyperlink>
+        </w:p>
+        <w:p>
+          <w:pPr>
+            <w:pStyle w:val="Obsah3"/>
+            <w:tabs>
+              <w:tab w:val="left" w:pos="735"/>
+              <w:tab w:val="right" w:leader="dot" w:pos="9060"/>
+            </w:tabs>
+            <w:rPr>
+              <w:rFonts w:asciiTheme="minorHAnsi" w:eastAsiaTheme="minorEastAsia" w:hAnsiTheme="minorHAnsi" w:cstheme="minorBidi"/>
+              <w:smallCaps w:val="0"/>
+              <w:noProof/>
+              <w:kern w:val="2"/>
+              <w:sz w:val="24"/>
+              <w:szCs w:val="24"/>
+              <w:lang w:eastAsia="cs-CZ"/>
+              <w14:ligatures w14:val="standardContextual"/>
+            </w:rPr>
+          </w:pPr>
+          <w:hyperlink w:anchor="_Toc225865707" w:history="1">
+            <w:r>
+              <w:rPr>
+                <w:rStyle w:val="Hypertextovodkaz"/>
+                <w:noProof/>
+              </w:rPr>
+              <w:t>1.3.2.</w:t>
+            </w:r>
+            <w:r>
+              <w:rPr>
+                <w:rFonts w:asciiTheme="minorHAnsi" w:eastAsiaTheme="minorEastAsia" w:hAnsiTheme="minorHAnsi" w:cstheme="minorBidi"/>
+                <w:smallCaps w:val="0"/>
+                <w:noProof/>
+                <w:kern w:val="2"/>
+                <w:sz w:val="24"/>
+                <w:szCs w:val="24"/>
+                <w:lang w:eastAsia="cs-CZ"/>
+                <w14:ligatures w14:val="standardContextual"/>
+              </w:rPr>
+              <w:tab/>
+            </w:r>
+            <w:r>
+              <w:rPr>
+                <w:rStyle w:val="Hypertextovodkaz"/>
+                <w:noProof/>
+              </w:rPr>
+              <w:t>Důsledky</w:t>
+            </w:r>
+            <w:r>
+              <w:rPr>
+                <w:noProof/>
+                <w:webHidden/>
+              </w:rPr>
+              <w:tab/>
+            </w:r>
+            <w:r>
+              <w:rPr>
+                <w:noProof/>
+                <w:webHidden/>
+              </w:rPr>
+              <w:fldChar w:fldCharType="begin"/>
+            </w:r>
+            <w:r>
+              <w:rPr>
+                <w:noProof/>
+                <w:webHidden/>
+              </w:rPr>
+              <w:instrText xml:space="preserve"> PAGEREF _Toc225865707 \h </w:instrText>
+            </w:r>
+            <w:r>
+              <w:rPr>
+                <w:noProof/>
+                <w:webHidden/>
+              </w:rPr>
+            </w:r>
+            <w:r>
+              <w:rPr>
+                <w:noProof/>
+                <w:webHidden/>
+              </w:rPr>
+              <w:fldChar w:fldCharType="separate"/>
+            </w:r>
+            <w:r>
+              <w:rPr>
+                <w:noProof/>
+                <w:webHidden/>
+              </w:rPr>
+              <w:t>7</w:t>
             </w:r>
             <w:r>
               <w:rPr>
@@ -900,7 +1687,7 @@
             <w:pStyle w:val="Obsah1"/>
             <w:tabs>
               <w:tab w:val="left" w:pos="405"/>
-              <w:tab w:val="right" w:pos="9060"/>
+              <w:tab w:val="right" w:leader="dot" w:pos="9060"/>
             </w:tabs>
             <w:rPr>
               <w:rFonts w:asciiTheme="minorHAnsi" w:eastAsiaTheme="minorEastAsia" w:hAnsiTheme="minorHAnsi" w:cstheme="minorBidi"/>
@@ -916,7 +1703,7 @@
               <w14:ligatures w14:val="standardContextual"/>
             </w:rPr>
           </w:pPr>
-          <w:hyperlink w:anchor="_Toc225798797" w:history="1">
+          <w:hyperlink w:anchor="_Toc225865708" w:history="1">
             <w:r>
               <w:rPr>
                 <w:rStyle w:val="Hypertextovodkaz"/>
@@ -967,7 +1754,7 @@
                 <w:noProof/>
                 <w:webHidden/>
               </w:rPr>
-              <w:instrText xml:space="preserve"> PAGEREF _Toc225798797 \h </w:instrText>
+              <w:instrText xml:space="preserve"> PAGEREF _Toc225865708 \h </w:instrText>
             </w:r>
             <w:r>
               <w:rPr>
@@ -987,7 +1774,7 @@
                 <w:noProof/>
                 <w:webHidden/>
               </w:rPr>
-              <w:t>5</w:t>
+              <w:t>7</w:t>
             </w:r>
             <w:r>
               <w:rPr>
@@ -1003,7 +1790,7 @@
             <w:pStyle w:val="Obsah1"/>
             <w:tabs>
               <w:tab w:val="left" w:pos="405"/>
-              <w:tab w:val="right" w:pos="9060"/>
+              <w:tab w:val="right" w:leader="dot" w:pos="9060"/>
             </w:tabs>
             <w:rPr>
               <w:rFonts w:asciiTheme="minorHAnsi" w:eastAsiaTheme="minorEastAsia" w:hAnsiTheme="minorHAnsi" w:cstheme="minorBidi"/>
@@ -1019,7 +1806,7 @@
               <w14:ligatures w14:val="standardContextual"/>
             </w:rPr>
           </w:pPr>
-          <w:hyperlink w:anchor="_Toc225798798" w:history="1">
+          <w:hyperlink w:anchor="_Toc225865709" w:history="1">
             <w:r>
               <w:rPr>
                 <w:rStyle w:val="Hypertextovodkaz"/>
@@ -1070,7 +1857,7 @@
                 <w:noProof/>
                 <w:webHidden/>
               </w:rPr>
-              <w:instrText xml:space="preserve"> PAGEREF _Toc225798798 \h </w:instrText>
+              <w:instrText xml:space="preserve"> PAGEREF _Toc225865709 \h </w:instrText>
             </w:r>
             <w:r>
               <w:rPr>
@@ -1090,7 +1877,687 @@
                 <w:noProof/>
                 <w:webHidden/>
               </w:rPr>
-              <w:t>5</w:t>
+              <w:t>8</w:t>
+            </w:r>
+            <w:r>
+              <w:rPr>
+                <w:noProof/>
+                <w:webHidden/>
+              </w:rPr>
+              <w:fldChar w:fldCharType="end"/>
+            </w:r>
+          </w:hyperlink>
+        </w:p>
+        <w:p>
+          <w:pPr>
+            <w:pStyle w:val="Obsah2"/>
+            <w:tabs>
+              <w:tab w:val="left" w:pos="570"/>
+              <w:tab w:val="right" w:leader="dot" w:pos="9060"/>
+            </w:tabs>
+            <w:rPr>
+              <w:rFonts w:asciiTheme="minorHAnsi" w:eastAsiaTheme="minorEastAsia" w:hAnsiTheme="minorHAnsi" w:cstheme="minorBidi"/>
+              <w:b w:val="0"/>
+              <w:bCs w:val="0"/>
+              <w:smallCaps w:val="0"/>
+              <w:noProof/>
+              <w:kern w:val="2"/>
+              <w:sz w:val="24"/>
+              <w:szCs w:val="24"/>
+              <w:lang w:eastAsia="cs-CZ"/>
+              <w14:ligatures w14:val="standardContextual"/>
+            </w:rPr>
+          </w:pPr>
+          <w:hyperlink w:anchor="_Toc225865710" w:history="1">
+            <w:r>
+              <w:rPr>
+                <w:rStyle w:val="Hypertextovodkaz"/>
+                <w:noProof/>
+              </w:rPr>
+              <w:t>3.1.</w:t>
+            </w:r>
+            <w:r>
+              <w:rPr>
+                <w:rFonts w:asciiTheme="minorHAnsi" w:eastAsiaTheme="minorEastAsia" w:hAnsiTheme="minorHAnsi" w:cstheme="minorBidi"/>
+                <w:b w:val="0"/>
+                <w:bCs w:val="0"/>
+                <w:smallCaps w:val="0"/>
+                <w:noProof/>
+                <w:kern w:val="2"/>
+                <w:sz w:val="24"/>
+                <w:szCs w:val="24"/>
+                <w:lang w:eastAsia="cs-CZ"/>
+                <w14:ligatures w14:val="standardContextual"/>
+              </w:rPr>
+              <w:tab/>
+            </w:r>
+            <w:r>
+              <w:rPr>
+                <w:rStyle w:val="Hypertextovodkaz"/>
+                <w:noProof/>
+              </w:rPr>
+              <w:t>Struktura</w:t>
+            </w:r>
+            <w:r>
+              <w:rPr>
+                <w:noProof/>
+                <w:webHidden/>
+              </w:rPr>
+              <w:tab/>
+            </w:r>
+            <w:r>
+              <w:rPr>
+                <w:noProof/>
+                <w:webHidden/>
+              </w:rPr>
+              <w:fldChar w:fldCharType="begin"/>
+            </w:r>
+            <w:r>
+              <w:rPr>
+                <w:noProof/>
+                <w:webHidden/>
+              </w:rPr>
+              <w:instrText xml:space="preserve"> PAGEREF _Toc225865710 \h </w:instrText>
+            </w:r>
+            <w:r>
+              <w:rPr>
+                <w:noProof/>
+                <w:webHidden/>
+              </w:rPr>
+            </w:r>
+            <w:r>
+              <w:rPr>
+                <w:noProof/>
+                <w:webHidden/>
+              </w:rPr>
+              <w:fldChar w:fldCharType="separate"/>
+            </w:r>
+            <w:r>
+              <w:rPr>
+                <w:noProof/>
+                <w:webHidden/>
+              </w:rPr>
+              <w:t>8</w:t>
+            </w:r>
+            <w:r>
+              <w:rPr>
+                <w:noProof/>
+                <w:webHidden/>
+              </w:rPr>
+              <w:fldChar w:fldCharType="end"/>
+            </w:r>
+          </w:hyperlink>
+        </w:p>
+        <w:p>
+          <w:pPr>
+            <w:pStyle w:val="Obsah3"/>
+            <w:tabs>
+              <w:tab w:val="left" w:pos="735"/>
+              <w:tab w:val="right" w:leader="dot" w:pos="9060"/>
+            </w:tabs>
+            <w:rPr>
+              <w:rFonts w:asciiTheme="minorHAnsi" w:eastAsiaTheme="minorEastAsia" w:hAnsiTheme="minorHAnsi" w:cstheme="minorBidi"/>
+              <w:smallCaps w:val="0"/>
+              <w:noProof/>
+              <w:kern w:val="2"/>
+              <w:sz w:val="24"/>
+              <w:szCs w:val="24"/>
+              <w:lang w:eastAsia="cs-CZ"/>
+              <w14:ligatures w14:val="standardContextual"/>
+            </w:rPr>
+          </w:pPr>
+          <w:hyperlink w:anchor="_Toc225865711" w:history="1">
+            <w:r>
+              <w:rPr>
+                <w:rStyle w:val="Hypertextovodkaz"/>
+                <w:noProof/>
+              </w:rPr>
+              <w:t>3.1.1.</w:t>
+            </w:r>
+            <w:r>
+              <w:rPr>
+                <w:rFonts w:asciiTheme="minorHAnsi" w:eastAsiaTheme="minorEastAsia" w:hAnsiTheme="minorHAnsi" w:cstheme="minorBidi"/>
+                <w:smallCaps w:val="0"/>
+                <w:noProof/>
+                <w:kern w:val="2"/>
+                <w:sz w:val="24"/>
+                <w:szCs w:val="24"/>
+                <w:lang w:eastAsia="cs-CZ"/>
+                <w14:ligatures w14:val="standardContextual"/>
+              </w:rPr>
+              <w:tab/>
+            </w:r>
+            <w:r>
+              <w:rPr>
+                <w:rStyle w:val="Hypertextovodkaz"/>
+                <w:noProof/>
+              </w:rPr>
+              <w:t>Sudoku_solver.py</w:t>
+            </w:r>
+            <w:r>
+              <w:rPr>
+                <w:noProof/>
+                <w:webHidden/>
+              </w:rPr>
+              <w:tab/>
+            </w:r>
+            <w:r>
+              <w:rPr>
+                <w:noProof/>
+                <w:webHidden/>
+              </w:rPr>
+              <w:fldChar w:fldCharType="begin"/>
+            </w:r>
+            <w:r>
+              <w:rPr>
+                <w:noProof/>
+                <w:webHidden/>
+              </w:rPr>
+              <w:instrText xml:space="preserve"> PAGEREF _Toc225865711 \h </w:instrText>
+            </w:r>
+            <w:r>
+              <w:rPr>
+                <w:noProof/>
+                <w:webHidden/>
+              </w:rPr>
+            </w:r>
+            <w:r>
+              <w:rPr>
+                <w:noProof/>
+                <w:webHidden/>
+              </w:rPr>
+              <w:fldChar w:fldCharType="separate"/>
+            </w:r>
+            <w:r>
+              <w:rPr>
+                <w:noProof/>
+                <w:webHidden/>
+              </w:rPr>
+              <w:t>8</w:t>
+            </w:r>
+            <w:r>
+              <w:rPr>
+                <w:noProof/>
+                <w:webHidden/>
+              </w:rPr>
+              <w:fldChar w:fldCharType="end"/>
+            </w:r>
+          </w:hyperlink>
+        </w:p>
+        <w:p>
+          <w:pPr>
+            <w:pStyle w:val="Obsah3"/>
+            <w:tabs>
+              <w:tab w:val="left" w:pos="735"/>
+              <w:tab w:val="right" w:leader="dot" w:pos="9060"/>
+            </w:tabs>
+            <w:rPr>
+              <w:rFonts w:asciiTheme="minorHAnsi" w:eastAsiaTheme="minorEastAsia" w:hAnsiTheme="minorHAnsi" w:cstheme="minorBidi"/>
+              <w:smallCaps w:val="0"/>
+              <w:noProof/>
+              <w:kern w:val="2"/>
+              <w:sz w:val="24"/>
+              <w:szCs w:val="24"/>
+              <w:lang w:eastAsia="cs-CZ"/>
+              <w14:ligatures w14:val="standardContextual"/>
+            </w:rPr>
+          </w:pPr>
+          <w:hyperlink w:anchor="_Toc225865712" w:history="1">
+            <w:r>
+              <w:rPr>
+                <w:rStyle w:val="Hypertextovodkaz"/>
+                <w:noProof/>
+              </w:rPr>
+              <w:t>3.1.2.</w:t>
+            </w:r>
+            <w:r>
+              <w:rPr>
+                <w:rFonts w:asciiTheme="minorHAnsi" w:eastAsiaTheme="minorEastAsia" w:hAnsiTheme="minorHAnsi" w:cstheme="minorBidi"/>
+                <w:smallCaps w:val="0"/>
+                <w:noProof/>
+                <w:kern w:val="2"/>
+                <w:sz w:val="24"/>
+                <w:szCs w:val="24"/>
+                <w:lang w:eastAsia="cs-CZ"/>
+                <w14:ligatures w14:val="standardContextual"/>
+              </w:rPr>
+              <w:tab/>
+            </w:r>
+            <w:r>
+              <w:rPr>
+                <w:rStyle w:val="Hypertextovodkaz"/>
+                <w:noProof/>
+              </w:rPr>
+              <w:t>Sudoku.py</w:t>
+            </w:r>
+            <w:r>
+              <w:rPr>
+                <w:noProof/>
+                <w:webHidden/>
+              </w:rPr>
+              <w:tab/>
+            </w:r>
+            <w:r>
+              <w:rPr>
+                <w:noProof/>
+                <w:webHidden/>
+              </w:rPr>
+              <w:fldChar w:fldCharType="begin"/>
+            </w:r>
+            <w:r>
+              <w:rPr>
+                <w:noProof/>
+                <w:webHidden/>
+              </w:rPr>
+              <w:instrText xml:space="preserve"> PAGEREF _Toc225865712 \h </w:instrText>
+            </w:r>
+            <w:r>
+              <w:rPr>
+                <w:noProof/>
+                <w:webHidden/>
+              </w:rPr>
+            </w:r>
+            <w:r>
+              <w:rPr>
+                <w:noProof/>
+                <w:webHidden/>
+              </w:rPr>
+              <w:fldChar w:fldCharType="separate"/>
+            </w:r>
+            <w:r>
+              <w:rPr>
+                <w:noProof/>
+                <w:webHidden/>
+              </w:rPr>
+              <w:t>9</w:t>
+            </w:r>
+            <w:r>
+              <w:rPr>
+                <w:noProof/>
+                <w:webHidden/>
+              </w:rPr>
+              <w:fldChar w:fldCharType="end"/>
+            </w:r>
+          </w:hyperlink>
+        </w:p>
+        <w:p>
+          <w:pPr>
+            <w:pStyle w:val="Obsah3"/>
+            <w:tabs>
+              <w:tab w:val="left" w:pos="735"/>
+              <w:tab w:val="right" w:leader="dot" w:pos="9060"/>
+            </w:tabs>
+            <w:rPr>
+              <w:rFonts w:asciiTheme="minorHAnsi" w:eastAsiaTheme="minorEastAsia" w:hAnsiTheme="minorHAnsi" w:cstheme="minorBidi"/>
+              <w:smallCaps w:val="0"/>
+              <w:noProof/>
+              <w:kern w:val="2"/>
+              <w:sz w:val="24"/>
+              <w:szCs w:val="24"/>
+              <w:lang w:eastAsia="cs-CZ"/>
+              <w14:ligatures w14:val="standardContextual"/>
+            </w:rPr>
+          </w:pPr>
+          <w:hyperlink w:anchor="_Toc225865713" w:history="1">
+            <w:r>
+              <w:rPr>
+                <w:rStyle w:val="Hypertextovodkaz"/>
+                <w:noProof/>
+              </w:rPr>
+              <w:t>3.1.3.</w:t>
+            </w:r>
+            <w:r>
+              <w:rPr>
+                <w:rFonts w:asciiTheme="minorHAnsi" w:eastAsiaTheme="minorEastAsia" w:hAnsiTheme="minorHAnsi" w:cstheme="minorBidi"/>
+                <w:smallCaps w:val="0"/>
+                <w:noProof/>
+                <w:kern w:val="2"/>
+                <w:sz w:val="24"/>
+                <w:szCs w:val="24"/>
+                <w:lang w:eastAsia="cs-CZ"/>
+                <w14:ligatures w14:val="standardContextual"/>
+              </w:rPr>
+              <w:tab/>
+            </w:r>
+            <w:r>
+              <w:rPr>
+                <w:rStyle w:val="Hypertextovodkaz"/>
+                <w:noProof/>
+              </w:rPr>
+              <w:t>Houses.py</w:t>
+            </w:r>
+            <w:r>
+              <w:rPr>
+                <w:noProof/>
+                <w:webHidden/>
+              </w:rPr>
+              <w:tab/>
+            </w:r>
+            <w:r>
+              <w:rPr>
+                <w:noProof/>
+                <w:webHidden/>
+              </w:rPr>
+              <w:fldChar w:fldCharType="begin"/>
+            </w:r>
+            <w:r>
+              <w:rPr>
+                <w:noProof/>
+                <w:webHidden/>
+              </w:rPr>
+              <w:instrText xml:space="preserve"> PAGEREF _Toc225865713 \h </w:instrText>
+            </w:r>
+            <w:r>
+              <w:rPr>
+                <w:noProof/>
+                <w:webHidden/>
+              </w:rPr>
+            </w:r>
+            <w:r>
+              <w:rPr>
+                <w:noProof/>
+                <w:webHidden/>
+              </w:rPr>
+              <w:fldChar w:fldCharType="separate"/>
+            </w:r>
+            <w:r>
+              <w:rPr>
+                <w:noProof/>
+                <w:webHidden/>
+              </w:rPr>
+              <w:t>9</w:t>
+            </w:r>
+            <w:r>
+              <w:rPr>
+                <w:noProof/>
+                <w:webHidden/>
+              </w:rPr>
+              <w:fldChar w:fldCharType="end"/>
+            </w:r>
+          </w:hyperlink>
+        </w:p>
+        <w:p>
+          <w:pPr>
+            <w:pStyle w:val="Obsah3"/>
+            <w:tabs>
+              <w:tab w:val="left" w:pos="735"/>
+              <w:tab w:val="right" w:leader="dot" w:pos="9060"/>
+            </w:tabs>
+            <w:rPr>
+              <w:rFonts w:asciiTheme="minorHAnsi" w:eastAsiaTheme="minorEastAsia" w:hAnsiTheme="minorHAnsi" w:cstheme="minorBidi"/>
+              <w:smallCaps w:val="0"/>
+              <w:noProof/>
+              <w:kern w:val="2"/>
+              <w:sz w:val="24"/>
+              <w:szCs w:val="24"/>
+              <w:lang w:eastAsia="cs-CZ"/>
+              <w14:ligatures w14:val="standardContextual"/>
+            </w:rPr>
+          </w:pPr>
+          <w:hyperlink w:anchor="_Toc225865714" w:history="1">
+            <w:r>
+              <w:rPr>
+                <w:rStyle w:val="Hypertextovodkaz"/>
+                <w:noProof/>
+              </w:rPr>
+              <w:t>3.1.4.</w:t>
+            </w:r>
+            <w:r>
+              <w:rPr>
+                <w:rFonts w:asciiTheme="minorHAnsi" w:eastAsiaTheme="minorEastAsia" w:hAnsiTheme="minorHAnsi" w:cstheme="minorBidi"/>
+                <w:smallCaps w:val="0"/>
+                <w:noProof/>
+                <w:kern w:val="2"/>
+                <w:sz w:val="24"/>
+                <w:szCs w:val="24"/>
+                <w:lang w:eastAsia="cs-CZ"/>
+                <w14:ligatures w14:val="standardContextual"/>
+              </w:rPr>
+              <w:tab/>
+            </w:r>
+            <w:r>
+              <w:rPr>
+                <w:rStyle w:val="Hypertextovodkaz"/>
+                <w:noProof/>
+              </w:rPr>
+              <w:t>Cell.py</w:t>
+            </w:r>
+            <w:r>
+              <w:rPr>
+                <w:noProof/>
+                <w:webHidden/>
+              </w:rPr>
+              <w:tab/>
+            </w:r>
+            <w:r>
+              <w:rPr>
+                <w:noProof/>
+                <w:webHidden/>
+              </w:rPr>
+              <w:fldChar w:fldCharType="begin"/>
+            </w:r>
+            <w:r>
+              <w:rPr>
+                <w:noProof/>
+                <w:webHidden/>
+              </w:rPr>
+              <w:instrText xml:space="preserve"> PAGEREF _Toc225865714 \h </w:instrText>
+            </w:r>
+            <w:r>
+              <w:rPr>
+                <w:noProof/>
+                <w:webHidden/>
+              </w:rPr>
+            </w:r>
+            <w:r>
+              <w:rPr>
+                <w:noProof/>
+                <w:webHidden/>
+              </w:rPr>
+              <w:fldChar w:fldCharType="separate"/>
+            </w:r>
+            <w:r>
+              <w:rPr>
+                <w:noProof/>
+                <w:webHidden/>
+              </w:rPr>
+              <w:t>9</w:t>
+            </w:r>
+            <w:r>
+              <w:rPr>
+                <w:noProof/>
+                <w:webHidden/>
+              </w:rPr>
+              <w:fldChar w:fldCharType="end"/>
+            </w:r>
+          </w:hyperlink>
+        </w:p>
+        <w:p>
+          <w:pPr>
+            <w:pStyle w:val="Obsah3"/>
+            <w:tabs>
+              <w:tab w:val="left" w:pos="735"/>
+              <w:tab w:val="right" w:leader="dot" w:pos="9060"/>
+            </w:tabs>
+            <w:rPr>
+              <w:rFonts w:asciiTheme="minorHAnsi" w:eastAsiaTheme="minorEastAsia" w:hAnsiTheme="minorHAnsi" w:cstheme="minorBidi"/>
+              <w:smallCaps w:val="0"/>
+              <w:noProof/>
+              <w:kern w:val="2"/>
+              <w:sz w:val="24"/>
+              <w:szCs w:val="24"/>
+              <w:lang w:eastAsia="cs-CZ"/>
+              <w14:ligatures w14:val="standardContextual"/>
+            </w:rPr>
+          </w:pPr>
+          <w:hyperlink w:anchor="_Toc225865715" w:history="1">
+            <w:r>
+              <w:rPr>
+                <w:rStyle w:val="Hypertextovodkaz"/>
+                <w:noProof/>
+              </w:rPr>
+              <w:t>3.1.5.</w:t>
+            </w:r>
+            <w:r>
+              <w:rPr>
+                <w:rFonts w:asciiTheme="minorHAnsi" w:eastAsiaTheme="minorEastAsia" w:hAnsiTheme="minorHAnsi" w:cstheme="minorBidi"/>
+                <w:smallCaps w:val="0"/>
+                <w:noProof/>
+                <w:kern w:val="2"/>
+                <w:sz w:val="24"/>
+                <w:szCs w:val="24"/>
+                <w:lang w:eastAsia="cs-CZ"/>
+                <w14:ligatures w14:val="standardContextual"/>
+              </w:rPr>
+              <w:tab/>
+            </w:r>
+            <w:r>
+              <w:rPr>
+                <w:rStyle w:val="Hypertextovodkaz"/>
+                <w:noProof/>
+              </w:rPr>
+              <w:t>Exceptions.py</w:t>
+            </w:r>
+            <w:r>
+              <w:rPr>
+                <w:noProof/>
+                <w:webHidden/>
+              </w:rPr>
+              <w:tab/>
+            </w:r>
+            <w:r>
+              <w:rPr>
+                <w:noProof/>
+                <w:webHidden/>
+              </w:rPr>
+              <w:fldChar w:fldCharType="begin"/>
+            </w:r>
+            <w:r>
+              <w:rPr>
+                <w:noProof/>
+                <w:webHidden/>
+              </w:rPr>
+              <w:instrText xml:space="preserve"> PAGEREF _Toc225865715 \h </w:instrText>
+            </w:r>
+            <w:r>
+              <w:rPr>
+                <w:noProof/>
+                <w:webHidden/>
+              </w:rPr>
+            </w:r>
+            <w:r>
+              <w:rPr>
+                <w:noProof/>
+                <w:webHidden/>
+              </w:rPr>
+              <w:fldChar w:fldCharType="separate"/>
+            </w:r>
+            <w:r>
+              <w:rPr>
+                <w:noProof/>
+                <w:webHidden/>
+              </w:rPr>
+              <w:t>10</w:t>
+            </w:r>
+            <w:r>
+              <w:rPr>
+                <w:noProof/>
+                <w:webHidden/>
+              </w:rPr>
+              <w:fldChar w:fldCharType="end"/>
+            </w:r>
+          </w:hyperlink>
+        </w:p>
+        <w:p>
+          <w:pPr>
+            <w:pStyle w:val="Obsah2"/>
+            <w:tabs>
+              <w:tab w:val="left" w:pos="570"/>
+              <w:tab w:val="right" w:leader="dot" w:pos="9060"/>
+            </w:tabs>
+            <w:rPr>
+              <w:rFonts w:asciiTheme="minorHAnsi" w:eastAsiaTheme="minorEastAsia" w:hAnsiTheme="minorHAnsi" w:cstheme="minorBidi"/>
+              <w:b w:val="0"/>
+              <w:bCs w:val="0"/>
+              <w:smallCaps w:val="0"/>
+              <w:noProof/>
+              <w:kern w:val="2"/>
+              <w:sz w:val="24"/>
+              <w:szCs w:val="24"/>
+              <w:lang w:eastAsia="cs-CZ"/>
+              <w14:ligatures w14:val="standardContextual"/>
+            </w:rPr>
+          </w:pPr>
+          <w:hyperlink w:anchor="_Toc225865716" w:history="1">
+            <w:r>
+              <w:rPr>
+                <w:rStyle w:val="Hypertextovodkaz"/>
+                <w:noProof/>
+              </w:rPr>
+              <w:t>3.2.</w:t>
+            </w:r>
+            <w:r>
+              <w:rPr>
+                <w:rFonts w:asciiTheme="minorHAnsi" w:eastAsiaTheme="minorEastAsia" w:hAnsiTheme="minorHAnsi" w:cstheme="minorBidi"/>
+                <w:b w:val="0"/>
+                <w:bCs w:val="0"/>
+                <w:smallCaps w:val="0"/>
+                <w:noProof/>
+                <w:kern w:val="2"/>
+                <w:sz w:val="24"/>
+                <w:szCs w:val="24"/>
+                <w:lang w:eastAsia="cs-CZ"/>
+                <w14:ligatures w14:val="standardContextual"/>
+              </w:rPr>
+              <w:tab/>
+            </w:r>
+            <w:r>
+              <w:rPr>
+                <w:rStyle w:val="Hypertextovodkaz"/>
+                <w:noProof/>
+              </w:rPr>
+              <w:t>Testování</w:t>
+            </w:r>
+            <w:r>
+              <w:rPr>
+                <w:noProof/>
+                <w:webHidden/>
+              </w:rPr>
+              <w:tab/>
+            </w:r>
+            <w:r>
+              <w:rPr>
+                <w:noProof/>
+                <w:webHidden/>
+              </w:rPr>
+              <w:fldChar w:fldCharType="begin"/>
+            </w:r>
+            <w:r>
+              <w:rPr>
+                <w:noProof/>
+                <w:webHidden/>
+              </w:rPr>
+              <w:instrText xml:space="preserve"> PAGEREF _Toc225865716 \h </w:instrText>
+            </w:r>
+            <w:r>
+              <w:rPr>
+                <w:noProof/>
+                <w:webHidden/>
+              </w:rPr>
+            </w:r>
+            <w:r>
+              <w:rPr>
+                <w:noProof/>
+                <w:webHidden/>
+              </w:rPr>
+              <w:fldChar w:fldCharType="separate"/>
+            </w:r>
+            <w:r>
+              <w:rPr>
+                <w:noProof/>
+                <w:webHidden/>
+              </w:rPr>
+              <w:t>10</w:t>
             </w:r>
             <w:r>
               <w:rPr>
@@ -1106,7 +2573,7 @@
             <w:pStyle w:val="Obsah1"/>
             <w:tabs>
               <w:tab w:val="left" w:pos="405"/>
-              <w:tab w:val="right" w:pos="9060"/>
+              <w:tab w:val="right" w:leader="dot" w:pos="9060"/>
             </w:tabs>
             <w:rPr>
               <w:rFonts w:asciiTheme="minorHAnsi" w:eastAsiaTheme="minorEastAsia" w:hAnsiTheme="minorHAnsi" w:cstheme="minorBidi"/>
@@ -1122,7 +2589,7 @@
               <w14:ligatures w14:val="standardContextual"/>
             </w:rPr>
           </w:pPr>
-          <w:hyperlink w:anchor="_Toc225798799" w:history="1">
+          <w:hyperlink w:anchor="_Toc225865717" w:history="1">
             <w:r>
               <w:rPr>
                 <w:rStyle w:val="Hypertextovodkaz"/>
@@ -1172,7 +2639,7 @@
                 <w:noProof/>
                 <w:webHidden/>
               </w:rPr>
-              <w:instrText xml:space="preserve"> PAGEREF _Toc225798799 \h </w:instrText>
+              <w:instrText xml:space="preserve"> PAGEREF _Toc225865717 \h </w:instrText>
             </w:r>
             <w:r>
               <w:rPr>
@@ -1192,7 +2659,307 @@
                 <w:noProof/>
                 <w:webHidden/>
               </w:rPr>
-              <w:t>6</w:t>
+              <w:t>10</w:t>
+            </w:r>
+            <w:r>
+              <w:rPr>
+                <w:noProof/>
+                <w:webHidden/>
+              </w:rPr>
+              <w:fldChar w:fldCharType="end"/>
+            </w:r>
+          </w:hyperlink>
+        </w:p>
+        <w:p>
+          <w:pPr>
+            <w:pStyle w:val="Obsah2"/>
+            <w:tabs>
+              <w:tab w:val="left" w:pos="570"/>
+              <w:tab w:val="right" w:leader="dot" w:pos="9060"/>
+            </w:tabs>
+            <w:rPr>
+              <w:rFonts w:asciiTheme="minorHAnsi" w:eastAsiaTheme="minorEastAsia" w:hAnsiTheme="minorHAnsi" w:cstheme="minorBidi"/>
+              <w:b w:val="0"/>
+              <w:bCs w:val="0"/>
+              <w:smallCaps w:val="0"/>
+              <w:noProof/>
+              <w:kern w:val="2"/>
+              <w:sz w:val="24"/>
+              <w:szCs w:val="24"/>
+              <w:lang w:eastAsia="cs-CZ"/>
+              <w14:ligatures w14:val="standardContextual"/>
+            </w:rPr>
+          </w:pPr>
+          <w:hyperlink w:anchor="_Toc225865718" w:history="1">
+            <w:r>
+              <w:rPr>
+                <w:rStyle w:val="Hypertextovodkaz"/>
+                <w:noProof/>
+              </w:rPr>
+              <w:t>4.1.</w:t>
+            </w:r>
+            <w:r>
+              <w:rPr>
+                <w:rFonts w:asciiTheme="minorHAnsi" w:eastAsiaTheme="minorEastAsia" w:hAnsiTheme="minorHAnsi" w:cstheme="minorBidi"/>
+                <w:b w:val="0"/>
+                <w:bCs w:val="0"/>
+                <w:smallCaps w:val="0"/>
+                <w:noProof/>
+                <w:kern w:val="2"/>
+                <w:sz w:val="24"/>
+                <w:szCs w:val="24"/>
+                <w:lang w:eastAsia="cs-CZ"/>
+                <w14:ligatures w14:val="standardContextual"/>
+              </w:rPr>
+              <w:tab/>
+            </w:r>
+            <w:r>
+              <w:rPr>
+                <w:rStyle w:val="Hypertextovodkaz"/>
+                <w:noProof/>
+              </w:rPr>
+              <w:t>Programovací jazyk</w:t>
+            </w:r>
+            <w:r>
+              <w:rPr>
+                <w:noProof/>
+                <w:webHidden/>
+              </w:rPr>
+              <w:tab/>
+            </w:r>
+            <w:r>
+              <w:rPr>
+                <w:noProof/>
+                <w:webHidden/>
+              </w:rPr>
+              <w:fldChar w:fldCharType="begin"/>
+            </w:r>
+            <w:r>
+              <w:rPr>
+                <w:noProof/>
+                <w:webHidden/>
+              </w:rPr>
+              <w:instrText xml:space="preserve"> PAGEREF _Toc225865718 \h </w:instrText>
+            </w:r>
+            <w:r>
+              <w:rPr>
+                <w:noProof/>
+                <w:webHidden/>
+              </w:rPr>
+            </w:r>
+            <w:r>
+              <w:rPr>
+                <w:noProof/>
+                <w:webHidden/>
+              </w:rPr>
+              <w:fldChar w:fldCharType="separate"/>
+            </w:r>
+            <w:r>
+              <w:rPr>
+                <w:noProof/>
+                <w:webHidden/>
+              </w:rPr>
+              <w:t>10</w:t>
+            </w:r>
+            <w:r>
+              <w:rPr>
+                <w:noProof/>
+                <w:webHidden/>
+              </w:rPr>
+              <w:fldChar w:fldCharType="end"/>
+            </w:r>
+          </w:hyperlink>
+        </w:p>
+        <w:p>
+          <w:pPr>
+            <w:pStyle w:val="Obsah2"/>
+            <w:tabs>
+              <w:tab w:val="left" w:pos="570"/>
+              <w:tab w:val="right" w:leader="dot" w:pos="9060"/>
+            </w:tabs>
+            <w:rPr>
+              <w:rFonts w:asciiTheme="minorHAnsi" w:eastAsiaTheme="minorEastAsia" w:hAnsiTheme="minorHAnsi" w:cstheme="minorBidi"/>
+              <w:b w:val="0"/>
+              <w:bCs w:val="0"/>
+              <w:smallCaps w:val="0"/>
+              <w:noProof/>
+              <w:kern w:val="2"/>
+              <w:sz w:val="24"/>
+              <w:szCs w:val="24"/>
+              <w:lang w:eastAsia="cs-CZ"/>
+              <w14:ligatures w14:val="standardContextual"/>
+            </w:rPr>
+          </w:pPr>
+          <w:hyperlink w:anchor="_Toc225865719" w:history="1">
+            <w:r>
+              <w:rPr>
+                <w:rStyle w:val="Hypertextovodkaz"/>
+                <w:noProof/>
+              </w:rPr>
+              <w:t>4.2.</w:t>
+            </w:r>
+            <w:r>
+              <w:rPr>
+                <w:rFonts w:asciiTheme="minorHAnsi" w:eastAsiaTheme="minorEastAsia" w:hAnsiTheme="minorHAnsi" w:cstheme="minorBidi"/>
+                <w:b w:val="0"/>
+                <w:bCs w:val="0"/>
+                <w:smallCaps w:val="0"/>
+                <w:noProof/>
+                <w:kern w:val="2"/>
+                <w:sz w:val="24"/>
+                <w:szCs w:val="24"/>
+                <w:lang w:eastAsia="cs-CZ"/>
+                <w14:ligatures w14:val="standardContextual"/>
+              </w:rPr>
+              <w:tab/>
+            </w:r>
+            <w:r>
+              <w:rPr>
+                <w:rStyle w:val="Hypertextovodkaz"/>
+                <w:noProof/>
+              </w:rPr>
+              <w:t>Vývojové prostředí</w:t>
+            </w:r>
+            <w:r>
+              <w:rPr>
+                <w:noProof/>
+                <w:webHidden/>
+              </w:rPr>
+              <w:tab/>
+            </w:r>
+            <w:r>
+              <w:rPr>
+                <w:noProof/>
+                <w:webHidden/>
+              </w:rPr>
+              <w:fldChar w:fldCharType="begin"/>
+            </w:r>
+            <w:r>
+              <w:rPr>
+                <w:noProof/>
+                <w:webHidden/>
+              </w:rPr>
+              <w:instrText xml:space="preserve"> PAGEREF _Toc225865719 \h </w:instrText>
+            </w:r>
+            <w:r>
+              <w:rPr>
+                <w:noProof/>
+                <w:webHidden/>
+              </w:rPr>
+            </w:r>
+            <w:r>
+              <w:rPr>
+                <w:noProof/>
+                <w:webHidden/>
+              </w:rPr>
+              <w:fldChar w:fldCharType="separate"/>
+            </w:r>
+            <w:r>
+              <w:rPr>
+                <w:noProof/>
+                <w:webHidden/>
+              </w:rPr>
+              <w:t>10</w:t>
+            </w:r>
+            <w:r>
+              <w:rPr>
+                <w:noProof/>
+                <w:webHidden/>
+              </w:rPr>
+              <w:fldChar w:fldCharType="end"/>
+            </w:r>
+          </w:hyperlink>
+        </w:p>
+        <w:p>
+          <w:pPr>
+            <w:pStyle w:val="Obsah2"/>
+            <w:tabs>
+              <w:tab w:val="left" w:pos="570"/>
+              <w:tab w:val="right" w:leader="dot" w:pos="9060"/>
+            </w:tabs>
+            <w:rPr>
+              <w:rFonts w:asciiTheme="minorHAnsi" w:eastAsiaTheme="minorEastAsia" w:hAnsiTheme="minorHAnsi" w:cstheme="minorBidi"/>
+              <w:b w:val="0"/>
+              <w:bCs w:val="0"/>
+              <w:smallCaps w:val="0"/>
+              <w:noProof/>
+              <w:kern w:val="2"/>
+              <w:sz w:val="24"/>
+              <w:szCs w:val="24"/>
+              <w:lang w:eastAsia="cs-CZ"/>
+              <w14:ligatures w14:val="standardContextual"/>
+            </w:rPr>
+          </w:pPr>
+          <w:hyperlink w:anchor="_Toc225865720" w:history="1">
+            <w:r>
+              <w:rPr>
+                <w:rStyle w:val="Hypertextovodkaz"/>
+                <w:noProof/>
+              </w:rPr>
+              <w:t>4.3.</w:t>
+            </w:r>
+            <w:r>
+              <w:rPr>
+                <w:rFonts w:asciiTheme="minorHAnsi" w:eastAsiaTheme="minorEastAsia" w:hAnsiTheme="minorHAnsi" w:cstheme="minorBidi"/>
+                <w:b w:val="0"/>
+                <w:bCs w:val="0"/>
+                <w:smallCaps w:val="0"/>
+                <w:noProof/>
+                <w:kern w:val="2"/>
+                <w:sz w:val="24"/>
+                <w:szCs w:val="24"/>
+                <w:lang w:eastAsia="cs-CZ"/>
+                <w14:ligatures w14:val="standardContextual"/>
+              </w:rPr>
+              <w:tab/>
+            </w:r>
+            <w:r>
+              <w:rPr>
+                <w:rStyle w:val="Hypertextovodkaz"/>
+                <w:noProof/>
+              </w:rPr>
+              <w:t>Knihovny</w:t>
+            </w:r>
+            <w:r>
+              <w:rPr>
+                <w:noProof/>
+                <w:webHidden/>
+              </w:rPr>
+              <w:tab/>
+            </w:r>
+            <w:r>
+              <w:rPr>
+                <w:noProof/>
+                <w:webHidden/>
+              </w:rPr>
+              <w:fldChar w:fldCharType="begin"/>
+            </w:r>
+            <w:r>
+              <w:rPr>
+                <w:noProof/>
+                <w:webHidden/>
+              </w:rPr>
+              <w:instrText xml:space="preserve"> PAGEREF _Toc225865720 \h </w:instrText>
+            </w:r>
+            <w:r>
+              <w:rPr>
+                <w:noProof/>
+                <w:webHidden/>
+              </w:rPr>
+            </w:r>
+            <w:r>
+              <w:rPr>
+                <w:noProof/>
+                <w:webHidden/>
+              </w:rPr>
+              <w:fldChar w:fldCharType="separate"/>
+            </w:r>
+            <w:r>
+              <w:rPr>
+                <w:noProof/>
+                <w:webHidden/>
+              </w:rPr>
+              <w:t>10</w:t>
             </w:r>
             <w:r>
               <w:rPr>
@@ -1208,7 +2975,7 @@
             <w:pStyle w:val="Obsah1"/>
             <w:tabs>
               <w:tab w:val="left" w:pos="405"/>
-              <w:tab w:val="right" w:pos="9060"/>
+              <w:tab w:val="right" w:leader="dot" w:pos="9060"/>
             </w:tabs>
             <w:rPr>
               <w:rFonts w:asciiTheme="minorHAnsi" w:eastAsiaTheme="minorEastAsia" w:hAnsiTheme="minorHAnsi" w:cstheme="minorBidi"/>
@@ -1224,7 +2991,7 @@
               <w14:ligatures w14:val="standardContextual"/>
             </w:rPr>
           </w:pPr>
-          <w:hyperlink w:anchor="_Toc225798800" w:history="1">
+          <w:hyperlink w:anchor="_Toc225865721" w:history="1">
             <w:r>
               <w:rPr>
                 <w:rStyle w:val="Hypertextovodkaz"/>
@@ -1275,7 +3042,7 @@
                 <w:noProof/>
                 <w:webHidden/>
               </w:rPr>
-              <w:instrText xml:space="preserve"> PAGEREF _Toc225798800 \h </w:instrText>
+              <w:instrText xml:space="preserve"> PAGEREF _Toc225865721 \h </w:instrText>
             </w:r>
             <w:r>
               <w:rPr>
@@ -1295,7 +3062,7 @@
                 <w:noProof/>
                 <w:webHidden/>
               </w:rPr>
-              <w:t>6</w:t>
+              <w:t>10</w:t>
             </w:r>
             <w:r>
               <w:rPr>
@@ -1311,7 +3078,7 @@
             <w:pStyle w:val="Obsah1"/>
             <w:tabs>
               <w:tab w:val="left" w:pos="405"/>
-              <w:tab w:val="right" w:pos="9060"/>
+              <w:tab w:val="right" w:leader="dot" w:pos="9060"/>
             </w:tabs>
             <w:rPr>
               <w:rFonts w:asciiTheme="minorHAnsi" w:eastAsiaTheme="minorEastAsia" w:hAnsiTheme="minorHAnsi" w:cstheme="minorBidi"/>
@@ -1327,7 +3094,7 @@
               <w14:ligatures w14:val="standardContextual"/>
             </w:rPr>
           </w:pPr>
-          <w:hyperlink w:anchor="_Toc225798801" w:history="1">
+          <w:hyperlink w:anchor="_Toc225865722" w:history="1">
             <w:r>
               <w:rPr>
                 <w:rStyle w:val="Hypertextovodkaz"/>
@@ -1378,7 +3145,7 @@
                 <w:noProof/>
                 <w:webHidden/>
               </w:rPr>
-              <w:instrText xml:space="preserve"> PAGEREF _Toc225798801 \h </w:instrText>
+              <w:instrText xml:space="preserve"> PAGEREF _Toc225865722 \h </w:instrText>
             </w:r>
             <w:r>
               <w:rPr>
@@ -1398,7 +3165,307 @@
                 <w:noProof/>
                 <w:webHidden/>
               </w:rPr>
-              <w:t>7</w:t>
+              <w:t>11</w:t>
+            </w:r>
+            <w:r>
+              <w:rPr>
+                <w:noProof/>
+                <w:webHidden/>
+              </w:rPr>
+              <w:fldChar w:fldCharType="end"/>
+            </w:r>
+          </w:hyperlink>
+        </w:p>
+        <w:p>
+          <w:pPr>
+            <w:pStyle w:val="Obsah2"/>
+            <w:tabs>
+              <w:tab w:val="left" w:pos="570"/>
+              <w:tab w:val="right" w:leader="dot" w:pos="9060"/>
+            </w:tabs>
+            <w:rPr>
+              <w:rFonts w:asciiTheme="minorHAnsi" w:eastAsiaTheme="minorEastAsia" w:hAnsiTheme="minorHAnsi" w:cstheme="minorBidi"/>
+              <w:b w:val="0"/>
+              <w:bCs w:val="0"/>
+              <w:smallCaps w:val="0"/>
+              <w:noProof/>
+              <w:kern w:val="2"/>
+              <w:sz w:val="24"/>
+              <w:szCs w:val="24"/>
+              <w:lang w:eastAsia="cs-CZ"/>
+              <w14:ligatures w14:val="standardContextual"/>
+            </w:rPr>
+          </w:pPr>
+          <w:hyperlink w:anchor="_Toc225865723" w:history="1">
+            <w:r>
+              <w:rPr>
+                <w:rStyle w:val="Hypertextovodkaz"/>
+                <w:noProof/>
+              </w:rPr>
+              <w:t>6.1.</w:t>
+            </w:r>
+            <w:r>
+              <w:rPr>
+                <w:rFonts w:asciiTheme="minorHAnsi" w:eastAsiaTheme="minorEastAsia" w:hAnsiTheme="minorHAnsi" w:cstheme="minorBidi"/>
+                <w:b w:val="0"/>
+                <w:bCs w:val="0"/>
+                <w:smallCaps w:val="0"/>
+                <w:noProof/>
+                <w:kern w:val="2"/>
+                <w:sz w:val="24"/>
+                <w:szCs w:val="24"/>
+                <w:lang w:eastAsia="cs-CZ"/>
+                <w14:ligatures w14:val="standardContextual"/>
+              </w:rPr>
+              <w:tab/>
+            </w:r>
+            <w:r>
+              <w:rPr>
+                <w:rStyle w:val="Hypertextovodkaz"/>
+                <w:noProof/>
+              </w:rPr>
+              <w:t>Softwarové požadavky</w:t>
+            </w:r>
+            <w:r>
+              <w:rPr>
+                <w:noProof/>
+                <w:webHidden/>
+              </w:rPr>
+              <w:tab/>
+            </w:r>
+            <w:r>
+              <w:rPr>
+                <w:noProof/>
+                <w:webHidden/>
+              </w:rPr>
+              <w:fldChar w:fldCharType="begin"/>
+            </w:r>
+            <w:r>
+              <w:rPr>
+                <w:noProof/>
+                <w:webHidden/>
+              </w:rPr>
+              <w:instrText xml:space="preserve"> PAGEREF _Toc225865723 \h </w:instrText>
+            </w:r>
+            <w:r>
+              <w:rPr>
+                <w:noProof/>
+                <w:webHidden/>
+              </w:rPr>
+            </w:r>
+            <w:r>
+              <w:rPr>
+                <w:noProof/>
+                <w:webHidden/>
+              </w:rPr>
+              <w:fldChar w:fldCharType="separate"/>
+            </w:r>
+            <w:r>
+              <w:rPr>
+                <w:noProof/>
+                <w:webHidden/>
+              </w:rPr>
+              <w:t>11</w:t>
+            </w:r>
+            <w:r>
+              <w:rPr>
+                <w:noProof/>
+                <w:webHidden/>
+              </w:rPr>
+              <w:fldChar w:fldCharType="end"/>
+            </w:r>
+          </w:hyperlink>
+        </w:p>
+        <w:p>
+          <w:pPr>
+            <w:pStyle w:val="Obsah2"/>
+            <w:tabs>
+              <w:tab w:val="left" w:pos="570"/>
+              <w:tab w:val="right" w:leader="dot" w:pos="9060"/>
+            </w:tabs>
+            <w:rPr>
+              <w:rFonts w:asciiTheme="minorHAnsi" w:eastAsiaTheme="minorEastAsia" w:hAnsiTheme="minorHAnsi" w:cstheme="minorBidi"/>
+              <w:b w:val="0"/>
+              <w:bCs w:val="0"/>
+              <w:smallCaps w:val="0"/>
+              <w:noProof/>
+              <w:kern w:val="2"/>
+              <w:sz w:val="24"/>
+              <w:szCs w:val="24"/>
+              <w:lang w:eastAsia="cs-CZ"/>
+              <w14:ligatures w14:val="standardContextual"/>
+            </w:rPr>
+          </w:pPr>
+          <w:hyperlink w:anchor="_Toc225865724" w:history="1">
+            <w:r>
+              <w:rPr>
+                <w:rStyle w:val="Hypertextovodkaz"/>
+                <w:noProof/>
+              </w:rPr>
+              <w:t>6.2.</w:t>
+            </w:r>
+            <w:r>
+              <w:rPr>
+                <w:rFonts w:asciiTheme="minorHAnsi" w:eastAsiaTheme="minorEastAsia" w:hAnsiTheme="minorHAnsi" w:cstheme="minorBidi"/>
+                <w:b w:val="0"/>
+                <w:bCs w:val="0"/>
+                <w:smallCaps w:val="0"/>
+                <w:noProof/>
+                <w:kern w:val="2"/>
+                <w:sz w:val="24"/>
+                <w:szCs w:val="24"/>
+                <w:lang w:eastAsia="cs-CZ"/>
+                <w14:ligatures w14:val="standardContextual"/>
+              </w:rPr>
+              <w:tab/>
+            </w:r>
+            <w:r>
+              <w:rPr>
+                <w:rStyle w:val="Hypertextovodkaz"/>
+                <w:noProof/>
+              </w:rPr>
+              <w:t>Hardwarové požadavky</w:t>
+            </w:r>
+            <w:r>
+              <w:rPr>
+                <w:noProof/>
+                <w:webHidden/>
+              </w:rPr>
+              <w:tab/>
+            </w:r>
+            <w:r>
+              <w:rPr>
+                <w:noProof/>
+                <w:webHidden/>
+              </w:rPr>
+              <w:fldChar w:fldCharType="begin"/>
+            </w:r>
+            <w:r>
+              <w:rPr>
+                <w:noProof/>
+                <w:webHidden/>
+              </w:rPr>
+              <w:instrText xml:space="preserve"> PAGEREF _Toc225865724 \h </w:instrText>
+            </w:r>
+            <w:r>
+              <w:rPr>
+                <w:noProof/>
+                <w:webHidden/>
+              </w:rPr>
+            </w:r>
+            <w:r>
+              <w:rPr>
+                <w:noProof/>
+                <w:webHidden/>
+              </w:rPr>
+              <w:fldChar w:fldCharType="separate"/>
+            </w:r>
+            <w:r>
+              <w:rPr>
+                <w:noProof/>
+                <w:webHidden/>
+              </w:rPr>
+              <w:t>11</w:t>
+            </w:r>
+            <w:r>
+              <w:rPr>
+                <w:noProof/>
+                <w:webHidden/>
+              </w:rPr>
+              <w:fldChar w:fldCharType="end"/>
+            </w:r>
+          </w:hyperlink>
+        </w:p>
+        <w:p>
+          <w:pPr>
+            <w:pStyle w:val="Obsah2"/>
+            <w:tabs>
+              <w:tab w:val="left" w:pos="570"/>
+              <w:tab w:val="right" w:leader="dot" w:pos="9060"/>
+            </w:tabs>
+            <w:rPr>
+              <w:rFonts w:asciiTheme="minorHAnsi" w:eastAsiaTheme="minorEastAsia" w:hAnsiTheme="minorHAnsi" w:cstheme="minorBidi"/>
+              <w:b w:val="0"/>
+              <w:bCs w:val="0"/>
+              <w:smallCaps w:val="0"/>
+              <w:noProof/>
+              <w:kern w:val="2"/>
+              <w:sz w:val="24"/>
+              <w:szCs w:val="24"/>
+              <w:lang w:eastAsia="cs-CZ"/>
+              <w14:ligatures w14:val="standardContextual"/>
+            </w:rPr>
+          </w:pPr>
+          <w:hyperlink w:anchor="_Toc225865725" w:history="1">
+            <w:r>
+              <w:rPr>
+                <w:rStyle w:val="Hypertextovodkaz"/>
+                <w:noProof/>
+              </w:rPr>
+              <w:t>6.3.</w:t>
+            </w:r>
+            <w:r>
+              <w:rPr>
+                <w:rFonts w:asciiTheme="minorHAnsi" w:eastAsiaTheme="minorEastAsia" w:hAnsiTheme="minorHAnsi" w:cstheme="minorBidi"/>
+                <w:b w:val="0"/>
+                <w:bCs w:val="0"/>
+                <w:smallCaps w:val="0"/>
+                <w:noProof/>
+                <w:kern w:val="2"/>
+                <w:sz w:val="24"/>
+                <w:szCs w:val="24"/>
+                <w:lang w:eastAsia="cs-CZ"/>
+                <w14:ligatures w14:val="standardContextual"/>
+              </w:rPr>
+              <w:tab/>
+            </w:r>
+            <w:r>
+              <w:rPr>
+                <w:rStyle w:val="Hypertextovodkaz"/>
+                <w:noProof/>
+              </w:rPr>
+              <w:t>Postup instalace</w:t>
+            </w:r>
+            <w:r>
+              <w:rPr>
+                <w:noProof/>
+                <w:webHidden/>
+              </w:rPr>
+              <w:tab/>
+            </w:r>
+            <w:r>
+              <w:rPr>
+                <w:noProof/>
+                <w:webHidden/>
+              </w:rPr>
+              <w:fldChar w:fldCharType="begin"/>
+            </w:r>
+            <w:r>
+              <w:rPr>
+                <w:noProof/>
+                <w:webHidden/>
+              </w:rPr>
+              <w:instrText xml:space="preserve"> PAGEREF _Toc225865725 \h </w:instrText>
+            </w:r>
+            <w:r>
+              <w:rPr>
+                <w:noProof/>
+                <w:webHidden/>
+              </w:rPr>
+            </w:r>
+            <w:r>
+              <w:rPr>
+                <w:noProof/>
+                <w:webHidden/>
+              </w:rPr>
+              <w:fldChar w:fldCharType="separate"/>
+            </w:r>
+            <w:r>
+              <w:rPr>
+                <w:noProof/>
+                <w:webHidden/>
+              </w:rPr>
+              <w:t>11</w:t>
             </w:r>
             <w:r>
               <w:rPr>
@@ -1414,7 +3481,7 @@
             <w:pStyle w:val="Obsah1"/>
             <w:tabs>
               <w:tab w:val="left" w:pos="405"/>
-              <w:tab w:val="right" w:pos="9060"/>
+              <w:tab w:val="right" w:leader="dot" w:pos="9060"/>
             </w:tabs>
             <w:rPr>
               <w:rFonts w:asciiTheme="minorHAnsi" w:eastAsiaTheme="minorEastAsia" w:hAnsiTheme="minorHAnsi" w:cstheme="minorBidi"/>
@@ -1430,7 +3497,7 @@
               <w14:ligatures w14:val="standardContextual"/>
             </w:rPr>
           </w:pPr>
-          <w:hyperlink w:anchor="_Toc225798802" w:history="1">
+          <w:hyperlink w:anchor="_Toc225865726" w:history="1">
             <w:r>
               <w:rPr>
                 <w:rStyle w:val="Hypertextovodkaz"/>
@@ -1481,7 +3548,7 @@
                 <w:noProof/>
                 <w:webHidden/>
               </w:rPr>
-              <w:instrText xml:space="preserve"> PAGEREF _Toc225798802 \h </w:instrText>
+              <w:instrText xml:space="preserve"> PAGEREF _Toc225865726 \h </w:instrText>
             </w:r>
             <w:r>
               <w:rPr>
@@ -1501,7 +3568,407 @@
                 <w:noProof/>
                 <w:webHidden/>
               </w:rPr>
-              <w:t>7</w:t>
+              <w:t>11</w:t>
+            </w:r>
+            <w:r>
+              <w:rPr>
+                <w:noProof/>
+                <w:webHidden/>
+              </w:rPr>
+              <w:fldChar w:fldCharType="end"/>
+            </w:r>
+          </w:hyperlink>
+        </w:p>
+        <w:p>
+          <w:pPr>
+            <w:pStyle w:val="Obsah2"/>
+            <w:tabs>
+              <w:tab w:val="left" w:pos="570"/>
+              <w:tab w:val="right" w:leader="dot" w:pos="9060"/>
+            </w:tabs>
+            <w:rPr>
+              <w:rFonts w:asciiTheme="minorHAnsi" w:eastAsiaTheme="minorEastAsia" w:hAnsiTheme="minorHAnsi" w:cstheme="minorBidi"/>
+              <w:b w:val="0"/>
+              <w:bCs w:val="0"/>
+              <w:smallCaps w:val="0"/>
+              <w:noProof/>
+              <w:kern w:val="2"/>
+              <w:sz w:val="24"/>
+              <w:szCs w:val="24"/>
+              <w:lang w:eastAsia="cs-CZ"/>
+              <w14:ligatures w14:val="standardContextual"/>
+            </w:rPr>
+          </w:pPr>
+          <w:hyperlink w:anchor="_Toc225865727" w:history="1">
+            <w:r>
+              <w:rPr>
+                <w:rStyle w:val="Hypertextovodkaz"/>
+                <w:noProof/>
+              </w:rPr>
+              <w:t>7.1.</w:t>
+            </w:r>
+            <w:r>
+              <w:rPr>
+                <w:rFonts w:asciiTheme="minorHAnsi" w:eastAsiaTheme="minorEastAsia" w:hAnsiTheme="minorHAnsi" w:cstheme="minorBidi"/>
+                <w:b w:val="0"/>
+                <w:bCs w:val="0"/>
+                <w:smallCaps w:val="0"/>
+                <w:noProof/>
+                <w:kern w:val="2"/>
+                <w:sz w:val="24"/>
+                <w:szCs w:val="24"/>
+                <w:lang w:eastAsia="cs-CZ"/>
+                <w14:ligatures w14:val="standardContextual"/>
+              </w:rPr>
+              <w:tab/>
+            </w:r>
+            <w:r>
+              <w:rPr>
+                <w:rStyle w:val="Hypertextovodkaz"/>
+                <w:noProof/>
+              </w:rPr>
+              <w:t>Spuštění</w:t>
+            </w:r>
+            <w:r>
+              <w:rPr>
+                <w:noProof/>
+                <w:webHidden/>
+              </w:rPr>
+              <w:tab/>
+            </w:r>
+            <w:r>
+              <w:rPr>
+                <w:noProof/>
+                <w:webHidden/>
+              </w:rPr>
+              <w:fldChar w:fldCharType="begin"/>
+            </w:r>
+            <w:r>
+              <w:rPr>
+                <w:noProof/>
+                <w:webHidden/>
+              </w:rPr>
+              <w:instrText xml:space="preserve"> PAGEREF _Toc225865727 \h </w:instrText>
+            </w:r>
+            <w:r>
+              <w:rPr>
+                <w:noProof/>
+                <w:webHidden/>
+              </w:rPr>
+            </w:r>
+            <w:r>
+              <w:rPr>
+                <w:noProof/>
+                <w:webHidden/>
+              </w:rPr>
+              <w:fldChar w:fldCharType="separate"/>
+            </w:r>
+            <w:r>
+              <w:rPr>
+                <w:noProof/>
+                <w:webHidden/>
+              </w:rPr>
+              <w:t>11</w:t>
+            </w:r>
+            <w:r>
+              <w:rPr>
+                <w:noProof/>
+                <w:webHidden/>
+              </w:rPr>
+              <w:fldChar w:fldCharType="end"/>
+            </w:r>
+          </w:hyperlink>
+        </w:p>
+        <w:p>
+          <w:pPr>
+            <w:pStyle w:val="Obsah2"/>
+            <w:tabs>
+              <w:tab w:val="left" w:pos="570"/>
+              <w:tab w:val="right" w:leader="dot" w:pos="9060"/>
+            </w:tabs>
+            <w:rPr>
+              <w:rFonts w:asciiTheme="minorHAnsi" w:eastAsiaTheme="minorEastAsia" w:hAnsiTheme="minorHAnsi" w:cstheme="minorBidi"/>
+              <w:b w:val="0"/>
+              <w:bCs w:val="0"/>
+              <w:smallCaps w:val="0"/>
+              <w:noProof/>
+              <w:kern w:val="2"/>
+              <w:sz w:val="24"/>
+              <w:szCs w:val="24"/>
+              <w:lang w:eastAsia="cs-CZ"/>
+              <w14:ligatures w14:val="standardContextual"/>
+            </w:rPr>
+          </w:pPr>
+          <w:hyperlink w:anchor="_Toc225865728" w:history="1">
+            <w:r>
+              <w:rPr>
+                <w:rStyle w:val="Hypertextovodkaz"/>
+                <w:noProof/>
+              </w:rPr>
+              <w:t>7.2.</w:t>
+            </w:r>
+            <w:r>
+              <w:rPr>
+                <w:rFonts w:asciiTheme="minorHAnsi" w:eastAsiaTheme="minorEastAsia" w:hAnsiTheme="minorHAnsi" w:cstheme="minorBidi"/>
+                <w:b w:val="0"/>
+                <w:bCs w:val="0"/>
+                <w:smallCaps w:val="0"/>
+                <w:noProof/>
+                <w:kern w:val="2"/>
+                <w:sz w:val="24"/>
+                <w:szCs w:val="24"/>
+                <w:lang w:eastAsia="cs-CZ"/>
+                <w14:ligatures w14:val="standardContextual"/>
+              </w:rPr>
+              <w:tab/>
+            </w:r>
+            <w:r>
+              <w:rPr>
+                <w:rStyle w:val="Hypertextovodkaz"/>
+                <w:noProof/>
+              </w:rPr>
+              <w:t>Zadávání a mazání hodnot</w:t>
+            </w:r>
+            <w:r>
+              <w:rPr>
+                <w:noProof/>
+                <w:webHidden/>
+              </w:rPr>
+              <w:tab/>
+            </w:r>
+            <w:r>
+              <w:rPr>
+                <w:noProof/>
+                <w:webHidden/>
+              </w:rPr>
+              <w:fldChar w:fldCharType="begin"/>
+            </w:r>
+            <w:r>
+              <w:rPr>
+                <w:noProof/>
+                <w:webHidden/>
+              </w:rPr>
+              <w:instrText xml:space="preserve"> PAGEREF _Toc225865728 \h </w:instrText>
+            </w:r>
+            <w:r>
+              <w:rPr>
+                <w:noProof/>
+                <w:webHidden/>
+              </w:rPr>
+            </w:r>
+            <w:r>
+              <w:rPr>
+                <w:noProof/>
+                <w:webHidden/>
+              </w:rPr>
+              <w:fldChar w:fldCharType="separate"/>
+            </w:r>
+            <w:r>
+              <w:rPr>
+                <w:noProof/>
+                <w:webHidden/>
+              </w:rPr>
+              <w:t>11</w:t>
+            </w:r>
+            <w:r>
+              <w:rPr>
+                <w:noProof/>
+                <w:webHidden/>
+              </w:rPr>
+              <w:fldChar w:fldCharType="end"/>
+            </w:r>
+          </w:hyperlink>
+        </w:p>
+        <w:p>
+          <w:pPr>
+            <w:pStyle w:val="Obsah2"/>
+            <w:tabs>
+              <w:tab w:val="left" w:pos="570"/>
+              <w:tab w:val="right" w:leader="dot" w:pos="9060"/>
+            </w:tabs>
+            <w:rPr>
+              <w:rFonts w:asciiTheme="minorHAnsi" w:eastAsiaTheme="minorEastAsia" w:hAnsiTheme="minorHAnsi" w:cstheme="minorBidi"/>
+              <w:b w:val="0"/>
+              <w:bCs w:val="0"/>
+              <w:smallCaps w:val="0"/>
+              <w:noProof/>
+              <w:kern w:val="2"/>
+              <w:sz w:val="24"/>
+              <w:szCs w:val="24"/>
+              <w:lang w:eastAsia="cs-CZ"/>
+              <w14:ligatures w14:val="standardContextual"/>
+            </w:rPr>
+          </w:pPr>
+          <w:hyperlink w:anchor="_Toc225865729" w:history="1">
+            <w:r>
+              <w:rPr>
+                <w:rStyle w:val="Hypertextovodkaz"/>
+                <w:noProof/>
+              </w:rPr>
+              <w:t>7.3.</w:t>
+            </w:r>
+            <w:r>
+              <w:rPr>
+                <w:rFonts w:asciiTheme="minorHAnsi" w:eastAsiaTheme="minorEastAsia" w:hAnsiTheme="minorHAnsi" w:cstheme="minorBidi"/>
+                <w:b w:val="0"/>
+                <w:bCs w:val="0"/>
+                <w:smallCaps w:val="0"/>
+                <w:noProof/>
+                <w:kern w:val="2"/>
+                <w:sz w:val="24"/>
+                <w:szCs w:val="24"/>
+                <w:lang w:eastAsia="cs-CZ"/>
+                <w14:ligatures w14:val="standardContextual"/>
+              </w:rPr>
+              <w:tab/>
+            </w:r>
+            <w:r>
+              <w:rPr>
+                <w:rStyle w:val="Hypertextovodkaz"/>
+                <w:noProof/>
+              </w:rPr>
+              <w:t>Vybírání řešících funkcí</w:t>
+            </w:r>
+            <w:r>
+              <w:rPr>
+                <w:noProof/>
+                <w:webHidden/>
+              </w:rPr>
+              <w:tab/>
+            </w:r>
+            <w:r>
+              <w:rPr>
+                <w:noProof/>
+                <w:webHidden/>
+              </w:rPr>
+              <w:fldChar w:fldCharType="begin"/>
+            </w:r>
+            <w:r>
+              <w:rPr>
+                <w:noProof/>
+                <w:webHidden/>
+              </w:rPr>
+              <w:instrText xml:space="preserve"> PAGEREF _Toc225865729 \h </w:instrText>
+            </w:r>
+            <w:r>
+              <w:rPr>
+                <w:noProof/>
+                <w:webHidden/>
+              </w:rPr>
+            </w:r>
+            <w:r>
+              <w:rPr>
+                <w:noProof/>
+                <w:webHidden/>
+              </w:rPr>
+              <w:fldChar w:fldCharType="separate"/>
+            </w:r>
+            <w:r>
+              <w:rPr>
+                <w:noProof/>
+                <w:webHidden/>
+              </w:rPr>
+              <w:t>11</w:t>
+            </w:r>
+            <w:r>
+              <w:rPr>
+                <w:noProof/>
+                <w:webHidden/>
+              </w:rPr>
+              <w:fldChar w:fldCharType="end"/>
+            </w:r>
+          </w:hyperlink>
+        </w:p>
+        <w:p>
+          <w:pPr>
+            <w:pStyle w:val="Obsah2"/>
+            <w:tabs>
+              <w:tab w:val="left" w:pos="570"/>
+              <w:tab w:val="right" w:leader="dot" w:pos="9060"/>
+            </w:tabs>
+            <w:rPr>
+              <w:rFonts w:asciiTheme="minorHAnsi" w:eastAsiaTheme="minorEastAsia" w:hAnsiTheme="minorHAnsi" w:cstheme="minorBidi"/>
+              <w:b w:val="0"/>
+              <w:bCs w:val="0"/>
+              <w:smallCaps w:val="0"/>
+              <w:noProof/>
+              <w:kern w:val="2"/>
+              <w:sz w:val="24"/>
+              <w:szCs w:val="24"/>
+              <w:lang w:eastAsia="cs-CZ"/>
+              <w14:ligatures w14:val="standardContextual"/>
+            </w:rPr>
+          </w:pPr>
+          <w:hyperlink w:anchor="_Toc225865730" w:history="1">
+            <w:r>
+              <w:rPr>
+                <w:rStyle w:val="Hypertextovodkaz"/>
+                <w:noProof/>
+              </w:rPr>
+              <w:t>7.4.</w:t>
+            </w:r>
+            <w:r>
+              <w:rPr>
+                <w:rFonts w:asciiTheme="minorHAnsi" w:eastAsiaTheme="minorEastAsia" w:hAnsiTheme="minorHAnsi" w:cstheme="minorBidi"/>
+                <w:b w:val="0"/>
+                <w:bCs w:val="0"/>
+                <w:smallCaps w:val="0"/>
+                <w:noProof/>
+                <w:kern w:val="2"/>
+                <w:sz w:val="24"/>
+                <w:szCs w:val="24"/>
+                <w:lang w:eastAsia="cs-CZ"/>
+                <w14:ligatures w14:val="standardContextual"/>
+              </w:rPr>
+              <w:tab/>
+            </w:r>
+            <w:r>
+              <w:rPr>
+                <w:rStyle w:val="Hypertextovodkaz"/>
+                <w:noProof/>
+              </w:rPr>
+              <w:t>Hlavní tlačítka</w:t>
+            </w:r>
+            <w:r>
+              <w:rPr>
+                <w:noProof/>
+                <w:webHidden/>
+              </w:rPr>
+              <w:tab/>
+            </w:r>
+            <w:r>
+              <w:rPr>
+                <w:noProof/>
+                <w:webHidden/>
+              </w:rPr>
+              <w:fldChar w:fldCharType="begin"/>
+            </w:r>
+            <w:r>
+              <w:rPr>
+                <w:noProof/>
+                <w:webHidden/>
+              </w:rPr>
+              <w:instrText xml:space="preserve"> PAGEREF _Toc225865730 \h </w:instrText>
+            </w:r>
+            <w:r>
+              <w:rPr>
+                <w:noProof/>
+                <w:webHidden/>
+              </w:rPr>
+            </w:r>
+            <w:r>
+              <w:rPr>
+                <w:noProof/>
+                <w:webHidden/>
+              </w:rPr>
+              <w:fldChar w:fldCharType="separate"/>
+            </w:r>
+            <w:r>
+              <w:rPr>
+                <w:noProof/>
+                <w:webHidden/>
+              </w:rPr>
+              <w:t>12</w:t>
             </w:r>
             <w:r>
               <w:rPr>
@@ -1517,7 +3984,7 @@
             <w:pStyle w:val="Obsah1"/>
             <w:tabs>
               <w:tab w:val="left" w:pos="405"/>
-              <w:tab w:val="right" w:pos="9060"/>
+              <w:tab w:val="right" w:leader="dot" w:pos="9060"/>
             </w:tabs>
             <w:rPr>
               <w:rFonts w:asciiTheme="minorHAnsi" w:eastAsiaTheme="minorEastAsia" w:hAnsiTheme="minorHAnsi" w:cstheme="minorBidi"/>
@@ -1533,7 +4000,7 @@
               <w14:ligatures w14:val="standardContextual"/>
             </w:rPr>
           </w:pPr>
-          <w:hyperlink w:anchor="_Toc225798803" w:history="1">
+          <w:hyperlink w:anchor="_Toc225865731" w:history="1">
             <w:r>
               <w:rPr>
                 <w:rStyle w:val="Hypertextovodkaz"/>
@@ -1583,7 +4050,7 @@
                 <w:noProof/>
                 <w:webHidden/>
               </w:rPr>
-              <w:instrText xml:space="preserve"> PAGEREF _Toc225798803 \h </w:instrText>
+              <w:instrText xml:space="preserve"> PAGEREF _Toc225865731 \h </w:instrText>
             </w:r>
             <w:r>
               <w:rPr>
@@ -1603,7 +4070,7 @@
                 <w:noProof/>
                 <w:webHidden/>
               </w:rPr>
-              <w:t>7</w:t>
+              <w:t>12</w:t>
             </w:r>
             <w:r>
               <w:rPr>
@@ -1615,20 +4082,10 @@
           </w:hyperlink>
         </w:p>
         <w:p>
-          <w:pPr>
-            <w:pStyle w:val="Obsah1"/>
-            <w:tabs>
-              <w:tab w:val="left" w:pos="388"/>
-              <w:tab w:val="right" w:pos="8210"/>
-            </w:tabs>
-          </w:pPr>
           <w:r>
             <w:rPr>
-              <w:rStyle w:val="IndexLink"/>
-              <w:b w:val="0"/>
-              <w:bCs w:val="0"/>
-              <w:caps w:val="0"/>
-              <w:lang w:eastAsia="cs-CZ"/>
+              <w:b/>
+              <w:bCs/>
             </w:rPr>
             <w:fldChar w:fldCharType="end"/>
           </w:r>
@@ -1680,14 +4137,10 @@
         <w:ind w:left="432" w:hanging="432"/>
         <w:rPr>
           <w:i/>
-          <w:highlight w:val="yellow"/>
-        </w:rPr>
-      </w:pPr>
-      <w:bookmarkStart w:id="2" w:name="_Toc225798796"/>
-      <w:r>
-        <w:rPr>
-          <w:highlight w:val="yellow"/>
-        </w:rPr>
+        </w:rPr>
+      </w:pPr>
+      <w:bookmarkStart w:id="2" w:name="_Toc225865699"/>
+      <w:r>
         <w:t>TEORETICKÁ ČÁST</w:t>
       </w:r>
       <w:bookmarkEnd w:id="2"/>
@@ -1695,16 +4148,12 @@
     <w:p>
       <w:pPr>
         <w:pStyle w:val="Nadpis2"/>
-        <w:rPr>
-          <w:highlight w:val="yellow"/>
-        </w:rPr>
-      </w:pPr>
-      <w:r>
-        <w:rPr>
-          <w:highlight w:val="yellow"/>
-        </w:rPr>
+      </w:pPr>
+      <w:bookmarkStart w:id="3" w:name="_Toc225865700"/>
+      <w:r>
         <w:t>Algoritmy</w:t>
       </w:r>
+      <w:bookmarkEnd w:id="3"/>
     </w:p>
     <w:p>
       <w:pPr>
@@ -1713,9 +4162,11 @@
           <w:tab w:val="num" w:pos="720"/>
         </w:tabs>
       </w:pPr>
+      <w:bookmarkStart w:id="4" w:name="_Toc225865701"/>
       <w:r>
         <w:t>Co je to algoritmus</w:t>
       </w:r>
+      <w:bookmarkEnd w:id="4"/>
     </w:p>
     <w:p>
       <w:pPr>
@@ -1724,35 +4175,333 @@
       <w:r>
         <w:t>V matematice nebo v matematické informatice (angl. computer science) Algoritmus je konečně dlouhá sekvence matematicky rigorózních instrukcí. Algoritmus typicky řeší určitou sadu problémů a ne jeden konkrétní problém, například třídící algoritmus bubble sort je algoritmus, který seřadí čísla podle velikosti v libovolném seznamu a ne jen jeden konkrétní seznam.</w:t>
       </w:r>
+      <w:r>
+        <w:t xml:space="preserve"> V této práci se budu zabývat deterministckými algoritmy, tedy těmi</w:t>
+      </w:r>
+      <w:r>
+        <w:t>,</w:t>
+      </w:r>
+      <w:r>
+        <w:t xml:space="preserve"> které nepracují s náhodou.</w:t>
+      </w:r>
     </w:p>
     <w:p>
       <w:pPr>
         <w:pStyle w:val="Nadpis3"/>
-        <w:tabs>
-          <w:tab w:val="num" w:pos="720"/>
-        </w:tabs>
-        <w:rPr>
-          <w:highlight w:val="yellow"/>
-        </w:rPr>
-      </w:pPr>
-      <w:r>
-        <w:rPr>
-          <w:highlight w:val="yellow"/>
-        </w:rPr>
-        <w:t>Vlastnosti algoritmů</w:t>
-      </w:r>
-    </w:p>
-    <w:p>
-      <w:r>
-        <w:t>A</w:t>
-      </w:r>
-    </w:p>
-    <w:p>
-      <w:pPr>
-        <w:rPr>
-          <w:i/>
-        </w:rPr>
-      </w:pPr>
+      </w:pPr>
+      <w:bookmarkStart w:id="5" w:name="_Toc225865702"/>
+      <w:r>
+        <w:t>Turing machine</w:t>
+      </w:r>
+      <w:bookmarkEnd w:id="5"/>
+    </w:p>
+    <w:p>
+      <w:r>
+        <w:t xml:space="preserve">Jde o teoretický přístroj, který jezdí po nekonečné pásce rozdělené na buňky. </w:t>
+      </w:r>
+      <w:r>
+        <w:t>Existuje libovolně ale konečně velký seznam znaků,</w:t>
+      </w:r>
+      <w:r>
+        <w:t xml:space="preserve"> </w:t>
+      </w:r>
+      <w:r>
+        <w:t xml:space="preserve">libovolně ale konečně velký seznam </w:t>
+      </w:r>
+      <w:r>
+        <w:t xml:space="preserve">stavů stroje a </w:t>
+      </w:r>
+      <w:r>
+        <w:t xml:space="preserve">libovolně ale konečně velký seznam </w:t>
+      </w:r>
+      <w:r>
+        <w:t>instrukcí.</w:t>
+      </w:r>
+    </w:p>
+    <w:p>
+      <w:r>
+        <w:t>Stroj si přečte obsah buňky, buňka může obsahovat znak z</w:t>
+      </w:r>
+      <w:r>
+        <w:t>e</w:t>
+      </w:r>
+      <w:r>
+        <w:t xml:space="preserve"> seznamu znaků, a podle toho v jakém je stavu, </w:t>
+      </w:r>
+      <w:r>
+        <w:t>zvolí příslušnou instrukci. T</w:t>
+      </w:r>
+      <w:r>
+        <w:t xml:space="preserve">a </w:t>
+      </w:r>
+      <w:r>
+        <w:t>řekne</w:t>
+      </w:r>
+      <w:r>
+        <w:t>,</w:t>
+      </w:r>
+      <w:r>
+        <w:t xml:space="preserve"> zda má přespat aktuální buňku, na jakou buňku se má přesunout a zda má skončit s výpočtem nebo ještě pokračovat. </w:t>
+      </w:r>
+    </w:p>
+    <w:p>
+      <w:r>
+        <w:t>Důležitá informace také je</w:t>
+      </w:r>
+      <w:r>
+        <w:t>, že pro každý počítačový algoritmus existuje Turing machine, na kterou lze algoritmus převést.</w:t>
+      </w:r>
+      <w:r>
+        <w:t xml:space="preserve"> </w:t>
+      </w:r>
+    </w:p>
+    <w:p>
+      <w:pPr>
+        <w:pStyle w:val="Nadpis3"/>
+      </w:pPr>
+      <w:bookmarkStart w:id="6" w:name="_Toc225865703"/>
+      <w:r>
+        <w:t>Big O</w:t>
+      </w:r>
+      <w:r>
+        <w:t xml:space="preserve"> notation</w:t>
+      </w:r>
+      <w:bookmarkEnd w:id="6"/>
+    </w:p>
+    <w:p>
+      <w:r>
+        <w:t xml:space="preserve">Jde o notaci, která vyjadřuje, jak přibližně roste náročnost algoritmu na čas nebo paměť v závislosti na velikosti vstupu. Jde o aproximaci, kterou získáme tak, že z funkce náročnosti algoritmu na zdroje </w:t>
+      </w:r>
+      <w:r>
+        <w:t>v závislosti na velikosti vstupu</w:t>
+      </w:r>
+      <w:r>
+        <w:t xml:space="preserve"> vezmeme nejrychleji rostoucí člen. T</w:t>
+      </w:r>
+      <w:r>
+        <w:t>e</w:t>
+      </w:r>
+      <w:r>
+        <w:t>dy pokud by nějaký algoritmus měl složitost 3n</w:t>
+      </w:r>
+      <w:r>
+        <w:rPr>
+          <w:vertAlign w:val="superscript"/>
+        </w:rPr>
+        <w:t>2</w:t>
+      </w:r>
+      <w:r>
+        <w:t>+n, šlo by o O(n</w:t>
+      </w:r>
+      <w:r>
+        <w:rPr>
+          <w:vertAlign w:val="superscript"/>
+        </w:rPr>
+        <w:t>2</w:t>
+      </w:r>
+      <w:r>
+        <w:t>).A mluvíme o kvadratickém čase</w:t>
+      </w:r>
+      <w:r>
+        <w:t>.</w:t>
+      </w:r>
+    </w:p>
+    <w:p>
+      <w:pPr>
+        <w:pStyle w:val="Nadpis2"/>
+      </w:pPr>
+      <w:bookmarkStart w:id="7" w:name="_Toc225865704"/>
+      <w:r>
+        <w:t>Třídy složitosti</w:t>
+      </w:r>
+      <w:bookmarkEnd w:id="7"/>
+    </w:p>
+    <w:p>
+      <w:r>
+        <w:t xml:space="preserve">Třída složitosti je množina výpočetních problémů s podobnou složitostí. </w:t>
+      </w:r>
+      <w:r>
+        <w:t>Níže popisuji některé z nich.</w:t>
+      </w:r>
+    </w:p>
+    <w:p>
+      <w:r>
+        <w:t>P je třída složitosti, do které problém patří, pokud ho lze vyřešit algoritmem</w:t>
+      </w:r>
+      <w:r>
+        <w:t xml:space="preserve"> (n</w:t>
+      </w:r>
+      <w:r>
+        <w:t>ebo přesněji deterministickou Turing machine</w:t>
+      </w:r>
+      <w:r>
+        <w:t>)</w:t>
+      </w:r>
+      <w:r>
+        <w:t xml:space="preserve"> v polynomiálním nebo</w:t>
+      </w:r>
+      <w:r>
+        <w:t xml:space="preserve"> kratším </w:t>
+      </w:r>
+      <w:r>
+        <w:t>čase.</w:t>
+      </w:r>
+      <w:r>
+        <w:t xml:space="preserve"> P je odvozeno od polynomial. Do P patří například řadící nebo vyhledávácí algoritmy.</w:t>
+      </w:r>
+    </w:p>
+    <w:p>
+      <w:r>
+        <w:lastRenderedPageBreak/>
+        <w:t xml:space="preserve">NP je třída složitosti, do které problém patří, pokud lze v </w:t>
+      </w:r>
+      <w:r>
+        <w:t>algoritmem (nebo přesněji deterministickou Turing machine)</w:t>
+      </w:r>
+      <w:r>
+        <w:t xml:space="preserve"> v polynomiálním čase ověřit, že řešení problému je správně. NP je odvozeno od Non-deterministic polynomial, to znamená, že problém lze prohlásit za vyřešený v polynomiálním čase, ale jen v některých případech, není to předvídatelné. P je podmnožinou NP. Do NP patří například</w:t>
+      </w:r>
+    </w:p>
+    <w:p>
+      <w:r>
+        <w:t>L a NL jsou stejné jako P a NP, jen s</w:t>
+      </w:r>
+      <w:r>
+        <w:t> </w:t>
+      </w:r>
+      <w:r>
+        <w:t>rozdílem</w:t>
+      </w:r>
+      <w:r>
+        <w:t>,</w:t>
+      </w:r>
+      <w:r>
+        <w:t xml:space="preserve"> že nejde o polynomiální čas, ale logaritmický. L je podmnožinou NL a NL je podmnožinou P.</w:t>
+      </w:r>
+    </w:p>
+    <w:p>
+      <w:pPr>
+        <w:pStyle w:val="Nadpis2"/>
+      </w:pPr>
+      <w:bookmarkStart w:id="8" w:name="_Toc225865705"/>
+      <w:r>
+        <w:t>P vs. NP</w:t>
+      </w:r>
+      <w:bookmarkEnd w:id="8"/>
+    </w:p>
+    <w:p>
+      <w:r>
+        <w:t>P versus NP problém je jedním ze 7 Problémů tisíceletí, které vyhlásil Clayův matematický institut. Jde asi o největší nevyřešený problém v matematické informatice</w:t>
+      </w:r>
+      <w:r>
+        <w:t>. Spočívá v</w:t>
+      </w:r>
+      <w:r>
+        <w:t> </w:t>
+      </w:r>
+      <w:r>
+        <w:t>otázce</w:t>
+      </w:r>
+      <w:r>
+        <w:t>,</w:t>
+      </w:r>
+      <w:r>
+        <w:t xml:space="preserve"> zda problémy, jejichž řešení může být vyřešeno algoritmem v třídě složitosti P, jsou nutně také řešitelné algoritmem v této třídě složitosti</w:t>
+      </w:r>
+      <w:r>
+        <w:t>.</w:t>
+      </w:r>
+      <w:r>
+        <w:t xml:space="preserve"> </w:t>
+      </w:r>
+    </w:p>
+    <w:p>
+      <w:r>
+        <w:t>Jedním z příkladů může být právě řešení Sudoku, resp. jeho zobecněné verze v mřížce n</w:t>
+      </w:r>
+      <w:r>
+        <w:rPr>
+          <w:vertAlign w:val="superscript"/>
+        </w:rPr>
+        <w:t xml:space="preserve">2 </w:t>
+      </w:r>
+      <w:r>
+        <w:t>×</w:t>
+      </w:r>
+      <w:r>
+        <w:t xml:space="preserve"> n</w:t>
+      </w:r>
+      <w:r>
+        <w:rPr>
+          <w:vertAlign w:val="superscript"/>
+        </w:rPr>
+        <w:t>2</w:t>
+      </w:r>
+      <w:r>
+        <w:t>. Ověřit správnost lze v polynomiálním čase</w:t>
+      </w:r>
+      <w:r>
+        <w:t>, otázka je</w:t>
+      </w:r>
+      <w:r>
+        <w:t>,</w:t>
+      </w:r>
+      <w:r>
+        <w:t xml:space="preserve"> zda lze v polynomiálním čase najít i řešení. S trochou nadsázky můžeme říct, že je možné, že jednou někdo vynalezne způsob řešení Sudoku, který bude stejně složitý, jako ověřování odpovědí.</w:t>
+      </w:r>
+    </w:p>
+    <w:p>
+      <w:pPr>
+        <w:pStyle w:val="Nadpis3"/>
+      </w:pPr>
+      <w:bookmarkStart w:id="9" w:name="_Toc225865706"/>
+      <w:r>
+        <w:t>Doměnky</w:t>
+      </w:r>
+      <w:bookmarkEnd w:id="9"/>
+    </w:p>
+    <w:p>
+      <w:r>
+        <w:t>Většina informatiků se domnívá, že P != NP. Jedním z hlavních důvodů je, že ani po dlouholetém bádání nebyl nalezen jediný algoritmus v polynomiálním čase pro jakýkoliv z více než 3000 NP problémů. Dalším argumentem je běžná životní zkušenost. Je běžné a očekávané v mnoha oblastech, že ověřování odpovědí bude lehčí než jejich hledání</w:t>
+      </w:r>
+      <w:r>
+        <w:t>. Na druhou stranu někteří vědci upozorňují, že pořád se jedná jen o doměnku a neměli bychom zanedbávat i možnost, že skutečně P=NP.</w:t>
+      </w:r>
+    </w:p>
+    <w:p>
+      <w:pPr>
+        <w:pStyle w:val="Nadpis3"/>
+      </w:pPr>
+      <w:bookmarkStart w:id="10" w:name="_Toc225865707"/>
+      <w:r>
+        <w:t>Důsledky</w:t>
+      </w:r>
+      <w:bookmarkEnd w:id="10"/>
+    </w:p>
+    <w:p>
+      <w:r>
+        <w:t>Důkaz, že P=NP, by byl revoluční. Obzvlášť, pokud by vedl k</w:t>
+      </w:r>
+      <w:r>
+        <w:t> </w:t>
+      </w:r>
+      <w:r>
+        <w:t>najití</w:t>
+      </w:r>
+      <w:r>
+        <w:t xml:space="preserve"> jednodušších</w:t>
+      </w:r>
+      <w:r>
+        <w:t xml:space="preserve"> řešení problémů, které jsou považovány NP</w:t>
+      </w:r>
+      <w:r>
+        <w:t>. To by například znamenalo konec kryptografie, přinejmenším v současné podobě, která na P !=NP spoléhá.</w:t>
+      </w:r>
+    </w:p>
+    <w:p>
+      <w:r>
+        <w:t xml:space="preserve"> </w:t>
+      </w:r>
     </w:p>
     <w:p>
       <w:pPr>
@@ -1770,11 +4519,12 @@
           <w:i/>
         </w:rPr>
       </w:pPr>
-      <w:bookmarkStart w:id="3" w:name="_Toc225798797"/>
-      <w:r>
+      <w:bookmarkStart w:id="11" w:name="_Toc225865708"/>
+      <w:r>
+        <w:lastRenderedPageBreak/>
         <w:t>Cíle práce</w:t>
       </w:r>
-      <w:bookmarkEnd w:id="3"/>
+      <w:bookmarkEnd w:id="11"/>
       <w:r>
         <w:t xml:space="preserve"> </w:t>
       </w:r>
@@ -1860,19 +4610,21 @@
           <w:i/>
         </w:rPr>
       </w:pPr>
-      <w:bookmarkStart w:id="4" w:name="_Toc225798798"/>
+      <w:bookmarkStart w:id="12" w:name="_Toc225865709"/>
       <w:r>
         <w:t>Způsoby řešení a použité postupy</w:t>
       </w:r>
-      <w:bookmarkEnd w:id="4"/>
+      <w:bookmarkEnd w:id="12"/>
     </w:p>
     <w:p>
       <w:pPr>
         <w:pStyle w:val="Nadpis2"/>
       </w:pPr>
+      <w:bookmarkStart w:id="13" w:name="_Toc225865710"/>
       <w:r>
         <w:t>Struktura</w:t>
       </w:r>
+      <w:bookmarkEnd w:id="13"/>
     </w:p>
     <w:p>
       <w:pPr>
@@ -1910,9 +4662,11 @@
       <w:pPr>
         <w:pStyle w:val="Nadpis3"/>
       </w:pPr>
+      <w:bookmarkStart w:id="14" w:name="_Toc225865711"/>
       <w:r>
         <w:t>Sudoku_solver.py</w:t>
       </w:r>
+      <w:bookmarkEnd w:id="14"/>
     </w:p>
     <w:p>
       <w:r>
@@ -1959,17 +4713,359 @@
     </w:p>
     <w:p>
       <w:r>
+        <w:t xml:space="preserve">Na začátku </w:t>
+      </w:r>
+      <w:r>
+        <w:t>souboru je mnoho hodnot, které lze upravovat. Jde o velikosti a vzdálenosti tlačítek apod., také jsou zde</w:t>
+      </w:r>
+      <w:r>
+        <w:t xml:space="preserve"> definované</w:t>
+      </w:r>
+      <w:r>
+        <w:t xml:space="preserve"> zprávy zobrazované uživateli, barvy nebo hodnoty, které se načtou do </w:t>
+      </w:r>
+      <w:r>
+        <w:rPr>
+          <w:i/>
+          <w:iCs/>
+        </w:rPr>
+        <w:t>Sudoku</w:t>
+      </w:r>
+      <w:r>
+        <w:t xml:space="preserve"> při spuštění.</w:t>
+      </w:r>
+    </w:p>
+    <w:p>
+      <w:r>
+        <w:t xml:space="preserve">Funkce </w:t>
+      </w:r>
+      <w:r>
+        <w:rPr>
+          <w:i/>
+          <w:iCs/>
+        </w:rPr>
+        <w:t>screen_draw</w:t>
+      </w:r>
+      <w:r>
+        <w:t xml:space="preserve"> vykresluje vše, co uživatel vidí. Je volána při spuštění a následně, když je zaznamenán vstup od uživatele (např. stisk klávesy) nebo nastala-li nějaká změna (např, vyluštění hodnoty funkcí </w:t>
+      </w:r>
+      <w:r>
+        <w:rPr>
+          <w:i/>
+          <w:iCs/>
+        </w:rPr>
+        <w:t>nakedsingle</w:t>
+      </w:r>
+      <w:r>
+        <w:t>).</w:t>
+      </w:r>
+    </w:p>
+    <w:p>
+      <w:r>
+        <w:t xml:space="preserve">Tlačítka jsou vykreslena funkcí </w:t>
+      </w:r>
+      <w:r>
+        <w:rPr>
+          <w:i/>
+          <w:iCs/>
+        </w:rPr>
+        <w:t>screen_draw</w:t>
+      </w:r>
+      <w:r>
+        <w:t xml:space="preserve">. Jejich stisknutí zaznamenává funkce </w:t>
+      </w:r>
+      <w:r>
+        <w:rPr>
+          <w:i/>
+          <w:iCs/>
+        </w:rPr>
+        <w:t>mouse_select</w:t>
+      </w:r>
+      <w:r>
+        <w:t xml:space="preserve">. Ta při stiknutí myši získá souřadnice kurzoru a pokud je kurzor na tlačítku, zavolá funkci daného tlačítka. </w:t>
+      </w:r>
+      <w:r>
+        <w:t>Funkce má jeden nepovinný argument, zprávu která je uživateli zobrazena.</w:t>
+      </w:r>
+    </w:p>
+    <w:p>
+      <w:r>
+        <w:rPr>
+          <w:i/>
+          <w:iCs/>
+        </w:rPr>
+        <w:t>Cell_select</w:t>
+      </w:r>
+      <w:r>
+        <w:t xml:space="preserve"> uloží souřadnice do </w:t>
+      </w:r>
+      <w:r>
+        <w:rPr>
+          <w:i/>
+          <w:iCs/>
+        </w:rPr>
+        <w:t>selected_cell</w:t>
+      </w:r>
+      <w:r>
+        <w:t xml:space="preserve">. Do </w:t>
+      </w:r>
+      <w:r>
+        <w:rPr>
+          <w:i/>
+          <w:iCs/>
+        </w:rPr>
+        <w:t>Cell</w:t>
+      </w:r>
+      <w:r>
+        <w:t xml:space="preserve"> na těchto souřadnicích je vkládána hodnota funkcí </w:t>
+      </w:r>
+      <w:r>
+        <w:rPr>
+          <w:i/>
+          <w:iCs/>
+        </w:rPr>
+        <w:t>insert</w:t>
+      </w:r>
+      <w:r>
+        <w:t xml:space="preserve">. Podle těchto souřadnic také vykresluje funkce </w:t>
+      </w:r>
+      <w:r>
+        <w:rPr>
+          <w:i/>
+          <w:iCs/>
+        </w:rPr>
+        <w:t>cell_highlight</w:t>
+      </w:r>
+      <w:r>
+        <w:t xml:space="preserve">. Funkce </w:t>
+      </w:r>
+      <w:r>
+        <w:rPr>
+          <w:i/>
+          <w:iCs/>
+        </w:rPr>
+        <w:t>cell_select</w:t>
+      </w:r>
+      <w:r>
+        <w:t xml:space="preserve"> a </w:t>
+      </w:r>
+      <w:r>
+        <w:rPr>
+          <w:i/>
+          <w:iCs/>
+        </w:rPr>
+        <w:t>cell_highlight</w:t>
+      </w:r>
+      <w:r>
+        <w:t xml:space="preserve"> jsou inspirovány</w:t>
+      </w:r>
+      <w:r>
+        <w:t xml:space="preserve"> funkcemi </w:t>
+      </w:r>
+      <w:r>
+        <w:rPr>
+          <w:i/>
+          <w:iCs/>
+        </w:rPr>
+        <w:t>get_cord</w:t>
+      </w:r>
+      <w:r>
+        <w:t xml:space="preserve"> a </w:t>
+      </w:r>
+      <w:r>
+        <w:rPr>
+          <w:i/>
+          <w:iCs/>
+        </w:rPr>
+        <w:t>draw_box</w:t>
+      </w:r>
+      <w:r>
+        <w:t> [</w:t>
+      </w:r>
+      <w:r>
+        <w:t>1</w:t>
+      </w:r>
+      <w:r>
+        <w:t>].</w:t>
+      </w:r>
+    </w:p>
+    <w:p>
+      <w:r>
+        <w:t xml:space="preserve">Slovník </w:t>
+      </w:r>
+      <w:r>
+        <w:rPr>
+          <w:i/>
+          <w:iCs/>
+        </w:rPr>
+        <w:t>keys</w:t>
+      </w:r>
+      <w:r>
+        <w:t xml:space="preserve"> přiřazuje klávesám funkce, které mají být zavolány při jejich stisknutí. Nápad na ovládání pomocí kláves jsem převzal [</w:t>
+      </w:r>
+      <w:r>
+        <w:t>1</w:t>
+      </w:r>
+      <w:r>
+        <w:t>].</w:t>
+      </w:r>
+    </w:p>
+    <w:p>
+      <w:r>
+        <w:t xml:space="preserve">Funkce </w:t>
+      </w:r>
+      <w:r>
+        <w:rPr>
+          <w:i/>
+          <w:iCs/>
+        </w:rPr>
+        <w:t>check</w:t>
+      </w:r>
+      <w:r>
+        <w:t xml:space="preserve"> zjistí počet řešení pomocí </w:t>
+      </w:r>
+      <w:r>
+        <w:rPr>
+          <w:i/>
+          <w:iCs/>
+        </w:rPr>
+        <w:t>backtrack</w:t>
+      </w:r>
+      <w:r>
+        <w:t xml:space="preserve"> a napíše </w:t>
+      </w:r>
+      <w:r>
+        <w:t>uživateli</w:t>
+      </w:r>
+      <w:r>
+        <w:t xml:space="preserve"> odpovídající zprávu pomocí </w:t>
+      </w:r>
+      <w:r>
+        <w:rPr>
+          <w:i/>
+          <w:iCs/>
+        </w:rPr>
+        <w:t>screen_draw</w:t>
+      </w:r>
+      <w:r>
+        <w:t>.</w:t>
+      </w:r>
+    </w:p>
+    <w:p>
+      <w:r>
+        <w:t xml:space="preserve">Funkce </w:t>
+      </w:r>
+      <w:r>
+        <w:rPr>
+          <w:i/>
+          <w:iCs/>
+        </w:rPr>
+        <w:t>solve</w:t>
+      </w:r>
+      <w:r>
+        <w:t xml:space="preserve"> hledá řešení. Nejprve ve smyčce while volá řešící funkce (kromě </w:t>
+      </w:r>
+      <w:r>
+        <w:rPr>
+          <w:i/>
+          <w:iCs/>
+        </w:rPr>
+        <w:t>backtrack</w:t>
+      </w:r>
+      <w:r>
+        <w:t xml:space="preserve">). Smyčka se přeruší když žádná funkce nemůže vyluštit žádnou novou hodnotu. Pokud nebylo nalezeno řešení </w:t>
+      </w:r>
+      <w:r>
         <w:lastRenderedPageBreak/>
-        <w:t xml:space="preserve">Na začátku </w:t>
-      </w:r>
-      <w:r>
-        <w:t>souboru je mnoho hodnot, které lze upravovat. Jde o velikosti a vzdálenosti tlačítek apod., také jsou zde</w:t>
-      </w:r>
-      <w:r>
-        <w:t xml:space="preserve"> definované</w:t>
-      </w:r>
-      <w:r>
-        <w:t xml:space="preserve"> zprávy zobrazované uživateli, barvy nebo hodnoty, které se načtou do </w:t>
+        <w:t xml:space="preserve">je zavolána ještě funkce </w:t>
+      </w:r>
+      <w:r>
+        <w:rPr>
+          <w:i/>
+          <w:iCs/>
+        </w:rPr>
+        <w:t>backtrack</w:t>
+      </w:r>
+      <w:r>
+        <w:t>. Uživatel může vybrat</w:t>
+      </w:r>
+      <w:r>
+        <w:t>,</w:t>
+      </w:r>
+      <w:r>
+        <w:t xml:space="preserve"> které funkce budou volány a které ne.</w:t>
+      </w:r>
+      <w:r>
+        <w:t xml:space="preserve"> Tento design je inspirovaný [</w:t>
+      </w:r>
+      <w:r>
+        <w:t>2</w:t>
+      </w:r>
+      <w:r>
+        <w:t>]</w:t>
+      </w:r>
+      <w:r>
+        <w:t>.</w:t>
+      </w:r>
+    </w:p>
+    <w:p>
+      <w:r>
+        <w:t xml:space="preserve">Funkce </w:t>
+      </w:r>
+      <w:r>
+        <w:rPr>
+          <w:i/>
+          <w:iCs/>
+        </w:rPr>
+        <w:t>hint</w:t>
+      </w:r>
+      <w:r>
+        <w:t xml:space="preserve"> je podobná funkci </w:t>
+      </w:r>
+      <w:r>
+        <w:rPr>
+          <w:i/>
+          <w:iCs/>
+        </w:rPr>
+        <w:t>solve</w:t>
+      </w:r>
+      <w:r>
+        <w:t xml:space="preserve">. Nejprve volá řešící funkce (kromě </w:t>
+      </w:r>
+      <w:r>
+        <w:rPr>
+          <w:i/>
+          <w:iCs/>
+        </w:rPr>
+        <w:t>backtrack</w:t>
+      </w:r>
+      <w:r>
+        <w:t xml:space="preserve">), dokud některá nevyluští novou hodnotu. Pokud není </w:t>
+      </w:r>
+      <w:r>
+        <w:t xml:space="preserve">vyluštěna žádná nová </w:t>
+      </w:r>
+      <w:r>
+        <w:t xml:space="preserve">hodnota, </w:t>
+      </w:r>
+      <w:r>
+        <w:t xml:space="preserve">je zavolána funkce </w:t>
+      </w:r>
+      <w:r>
+        <w:rPr>
+          <w:i/>
+          <w:iCs/>
+        </w:rPr>
+        <w:t>backtrack</w:t>
+      </w:r>
+      <w:r>
+        <w:t xml:space="preserve"> na </w:t>
+      </w:r>
+      <w:r>
+        <w:t xml:space="preserve">(hlubokou) </w:t>
+      </w:r>
+      <w:r>
+        <w:t xml:space="preserve">kopii řešeného </w:t>
       </w:r>
       <w:r>
         <w:rPr>
@@ -1979,7 +5075,146 @@
         <w:t>Sudoku</w:t>
       </w:r>
       <w:r>
-        <w:t xml:space="preserve"> při spuštění.</w:t>
+        <w:t xml:space="preserve"> a pokud najde řešení, doplní se do náhodné prázdné </w:t>
+      </w:r>
+      <w:r>
+        <w:rPr>
+          <w:i/>
+          <w:iCs/>
+        </w:rPr>
+        <w:t>Cell</w:t>
+      </w:r>
+      <w:r>
+        <w:t xml:space="preserve"> hodnota z řešení do řešeného </w:t>
+      </w:r>
+      <w:r>
+        <w:rPr>
+          <w:i/>
+          <w:iCs/>
+        </w:rPr>
+        <w:t>Sudoku</w:t>
+      </w:r>
+      <w:r>
+        <w:t>.</w:t>
+      </w:r>
+      <w:r>
+        <w:t xml:space="preserve"> </w:t>
+      </w:r>
+      <w:r>
+        <w:t xml:space="preserve">Uživatel </w:t>
+      </w:r>
+      <w:r>
+        <w:t xml:space="preserve">opět </w:t>
+      </w:r>
+      <w:r>
+        <w:t>může vybrat</w:t>
+      </w:r>
+      <w:r>
+        <w:t>,</w:t>
+      </w:r>
+      <w:r>
+        <w:t xml:space="preserve"> které funkce budou volány </w:t>
+      </w:r>
+      <w:r>
+        <w:t xml:space="preserve">funkcí </w:t>
+      </w:r>
+      <w:r>
+        <w:rPr>
+          <w:i/>
+          <w:iCs/>
+        </w:rPr>
+        <w:t>hint</w:t>
+      </w:r>
+      <w:r>
+        <w:t xml:space="preserve"> </w:t>
+      </w:r>
+      <w:r>
+        <w:t>a které ne.</w:t>
+      </w:r>
+    </w:p>
+    <w:p/>
+    <w:p>
+      <w:pPr>
+        <w:pStyle w:val="Nadpis3"/>
+      </w:pPr>
+      <w:bookmarkStart w:id="15" w:name="_Toc225865712"/>
+      <w:r>
+        <w:t>Sudoku.py</w:t>
+      </w:r>
+      <w:bookmarkEnd w:id="15"/>
+    </w:p>
+    <w:p>
+      <w:r>
+        <w:t xml:space="preserve">Zde je definována třída </w:t>
+      </w:r>
+      <w:r>
+        <w:rPr>
+          <w:i/>
+          <w:iCs/>
+        </w:rPr>
+        <w:t>Sudoku</w:t>
+      </w:r>
+      <w:r>
+        <w:t xml:space="preserve">. </w:t>
+      </w:r>
+      <w:r>
+        <w:rPr>
+          <w:i/>
+          <w:iCs/>
+        </w:rPr>
+        <w:t>Sudoku</w:t>
+      </w:r>
+      <w:r>
+        <w:t xml:space="preserve"> </w:t>
+      </w:r>
+      <w:r>
+        <w:t>při</w:t>
+      </w:r>
+      <w:r>
+        <w:t xml:space="preserve"> inicaci vytvoří </w:t>
+      </w:r>
+      <w:r>
+        <w:t>grid, což je list listů s </w:t>
+      </w:r>
+      <w:r>
+        <w:rPr>
+          <w:i/>
+          <w:iCs/>
+        </w:rPr>
+        <w:t>Cell</w:t>
+      </w:r>
+      <w:r>
+        <w:t>, a listy s </w:t>
+      </w:r>
+      <w:r>
+        <w:rPr>
+          <w:i/>
+          <w:iCs/>
+        </w:rPr>
+        <w:t>Row</w:t>
+      </w:r>
+      <w:r>
+        <w:t xml:space="preserve">, </w:t>
+      </w:r>
+      <w:r>
+        <w:rPr>
+          <w:i/>
+          <w:iCs/>
+        </w:rPr>
+        <w:t>Coll</w:t>
+      </w:r>
+      <w:r>
+        <w:t xml:space="preserve"> a </w:t>
+      </w:r>
+      <w:r>
+        <w:rPr>
+          <w:i/>
+          <w:iCs/>
+        </w:rPr>
+        <w:t>Box</w:t>
+      </w:r>
+      <w:r>
+        <w:t>. V této třídě také jsou funkce na hledání řešení.</w:t>
       </w:r>
     </w:p>
     <w:p>
@@ -1991,10 +5226,102 @@
           <w:i/>
           <w:iCs/>
         </w:rPr>
-        <w:t>screen_draw</w:t>
-      </w:r>
-      <w:r>
-        <w:t xml:space="preserve"> vykresluje vše, co uživatel vidí. Je volána při spuštění a následně, když je zaznamenán vstup od uživatele (např. stisk klávesy) nebo nastala-li nějaká změna (např, vyluštění hodnoty funkcí </w:t>
+        <w:t>val</w:t>
+      </w:r>
+      <w:r>
+        <w:t xml:space="preserve"> </w:t>
+      </w:r>
+      <w:r>
+        <w:t xml:space="preserve">vloží </w:t>
+      </w:r>
+      <w:r>
+        <w:t xml:space="preserve">hodnotu do </w:t>
+      </w:r>
+      <w:r>
+        <w:rPr>
+          <w:i/>
+          <w:iCs/>
+        </w:rPr>
+        <w:t>Cell</w:t>
+      </w:r>
+      <w:r>
+        <w:t xml:space="preserve"> </w:t>
+      </w:r>
+      <w:r>
+        <w:t>na</w:t>
+      </w:r>
+      <w:r>
+        <w:t xml:space="preserve"> konkrétních souřadnicích a akutalizuje hodnoty kandidátů v dotčených buňkách. </w:t>
+      </w:r>
+    </w:p>
+    <w:p>
+      <w:r>
+        <w:t>Funkce</w:t>
+      </w:r>
+      <w:r>
+        <w:rPr>
+          <w:i/>
+          <w:iCs/>
+        </w:rPr>
+        <w:t xml:space="preserve"> </w:t>
+      </w:r>
+      <w:r>
+        <w:rPr>
+          <w:i/>
+          <w:iCs/>
+        </w:rPr>
+        <w:t>backtrack</w:t>
+      </w:r>
+      <w:r>
+        <w:t xml:space="preserve"> </w:t>
+      </w:r>
+      <w:r>
+        <w:t xml:space="preserve">hledá řešení pomocí </w:t>
+      </w:r>
+      <w:r>
+        <w:t>backtracking algoritmu [</w:t>
+      </w:r>
+      <w:r>
+        <w:t>3</w:t>
+      </w:r>
+      <w:r>
+        <w:t>]</w:t>
+      </w:r>
+      <w:r>
+        <w:t xml:space="preserve">. Základ jsem převzal </w:t>
+      </w:r>
+      <w:r>
+        <w:t>[</w:t>
+      </w:r>
+      <w:r>
+        <w:t>4</w:t>
+      </w:r>
+      <w:r>
+        <w:t xml:space="preserve">] </w:t>
+      </w:r>
+      <w:r>
+        <w:t>a pak jej upravil pro kontext mých tříd. Také jsem jej změnil tak, aby se nezastavil po nalezení prvního platného řešení, ale i ověřil, zda je jediné.</w:t>
+      </w:r>
+      <w:r>
+        <w:t xml:space="preserve"> Vrací </w:t>
+      </w:r>
+      <w:r>
+        <w:rPr>
+          <w:i/>
+          <w:iCs/>
+        </w:rPr>
+        <w:t>Sudoku</w:t>
+      </w:r>
+      <w:r>
+        <w:t xml:space="preserve"> s řešením, pokud je řešení jedno, jinak vrací počet řešení. </w:t>
+      </w:r>
+      <w:r>
+        <w:t>Je to jedna ze tří řešících funkcí</w:t>
+      </w:r>
+    </w:p>
+    <w:p>
+      <w:r>
+        <w:t xml:space="preserve">Funkce </w:t>
       </w:r>
       <w:r>
         <w:rPr>
@@ -2004,57 +5331,10 @@
         <w:t>nakedsingle</w:t>
       </w:r>
       <w:r>
-        <w:t>).</w:t>
-      </w:r>
-    </w:p>
-    <w:p>
-      <w:r>
-        <w:t xml:space="preserve">Tlačítka jsou vykreslena funkcí </w:t>
-      </w:r>
-      <w:r>
-        <w:rPr>
-          <w:i/>
-          <w:iCs/>
-        </w:rPr>
-        <w:t>screen_draw</w:t>
-      </w:r>
-      <w:r>
-        <w:t xml:space="preserve">. Jejich stisknutí zaznamenává funkce </w:t>
-      </w:r>
-      <w:r>
-        <w:rPr>
-          <w:i/>
-          <w:iCs/>
-        </w:rPr>
-        <w:t>mouse_select</w:t>
-      </w:r>
-      <w:r>
-        <w:t xml:space="preserve">. Ta při stiknutí myši získá souřadnice kurzoru a pokud je kurzor na tlačítku, zavolá funkci daného tlačítka. </w:t>
-      </w:r>
-      <w:r>
-        <w:t>Funkce má jeden nepovinný argument, zprávu která je uživateli zobrazena.</w:t>
-      </w:r>
-    </w:p>
-    <w:p>
-      <w:r>
-        <w:rPr>
-          <w:i/>
-          <w:iCs/>
-        </w:rPr>
-        <w:t>Cell_select</w:t>
-      </w:r>
-      <w:r>
-        <w:t xml:space="preserve"> označí uloží souřadnice do </w:t>
-      </w:r>
-      <w:r>
-        <w:rPr>
-          <w:i/>
-          <w:iCs/>
-        </w:rPr>
-        <w:t>selected_cell</w:t>
-      </w:r>
-      <w:r>
-        <w:t xml:space="preserve">. Do </w:t>
+        <w:t xml:space="preserve"> </w:t>
+      </w:r>
+      <w:r>
+        <w:t xml:space="preserve">prochází všechny </w:t>
       </w:r>
       <w:r>
         <w:rPr>
@@ -2064,34 +5344,142 @@
         <w:t>Cell</w:t>
       </w:r>
       <w:r>
-        <w:t xml:space="preserve"> na těchto souřadnicích je vkládána hodnota funkcí </w:t>
-      </w:r>
-      <w:r>
-        <w:rPr>
-          <w:i/>
-          <w:iCs/>
-        </w:rPr>
-        <w:t>insert</w:t>
-      </w:r>
-      <w:r>
-        <w:t xml:space="preserve">. Podle těchto souřadnic také vykresluje funkce </w:t>
-      </w:r>
-      <w:r>
-        <w:rPr>
-          <w:i/>
-          <w:iCs/>
-        </w:rPr>
-        <w:t>cell_highlight</w:t>
-      </w:r>
-      <w:r>
-        <w:t xml:space="preserve">. Funkce </w:t>
-      </w:r>
-      <w:r>
-        <w:rPr>
-          <w:i/>
-          <w:iCs/>
-        </w:rPr>
-        <w:t>cell_select</w:t>
+        <w:t xml:space="preserve">. Pokud najde </w:t>
+      </w:r>
+      <w:r>
+        <w:rPr>
+          <w:i/>
+          <w:iCs/>
+        </w:rPr>
+        <w:t>Cell</w:t>
+      </w:r>
+      <w:r>
+        <w:t xml:space="preserve"> </w:t>
+      </w:r>
+      <w:r>
+        <w:t>s jedním kandidátem</w:t>
+      </w:r>
+      <w:r>
+        <w:t xml:space="preserve"> (cand), zavolá </w:t>
+      </w:r>
+      <w:r>
+        <w:rPr>
+          <w:i/>
+          <w:iCs/>
+        </w:rPr>
+        <w:t>val</w:t>
+      </w:r>
+      <w:r>
+        <w:t xml:space="preserve"> pro </w:t>
+      </w:r>
+      <w:r>
+        <w:t xml:space="preserve">souřadnice této </w:t>
+      </w:r>
+      <w:r>
+        <w:rPr>
+          <w:i/>
+          <w:iCs/>
+        </w:rPr>
+        <w:t>Cell</w:t>
+      </w:r>
+      <w:r>
+        <w:t xml:space="preserve"> </w:t>
+      </w:r>
+      <w:r>
+        <w:t>a hodnotu tohoto kandidáta a vrátí 1. Pokud najde</w:t>
+      </w:r>
+      <w:r>
+        <w:t xml:space="preserve"> </w:t>
+      </w:r>
+      <w:r>
+        <w:rPr>
+          <w:i/>
+          <w:iCs/>
+        </w:rPr>
+        <w:t>Cell</w:t>
+      </w:r>
+      <w:r>
+        <w:t xml:space="preserve"> s nula kandidáty, vrátí   -1, to znamená, že neexistuje řešení. Jinak funkce vrátí 0.</w:t>
+      </w:r>
+      <w:r>
+        <w:t xml:space="preserve"> Je to jedna ze tří řešících funkcí.</w:t>
+      </w:r>
+      <w:r>
+        <w:t xml:space="preserve"> Funkce vychází ze Sudoku taktiky Naked Single [2]. </w:t>
+      </w:r>
+    </w:p>
+    <w:p>
+      <w:r>
+        <w:t xml:space="preserve">Funkce </w:t>
+      </w:r>
+      <w:r>
+        <w:rPr>
+          <w:i/>
+          <w:iCs/>
+        </w:rPr>
+        <w:t>hiddensingle</w:t>
+      </w:r>
+      <w:r>
+        <w:t xml:space="preserve"> </w:t>
+      </w:r>
+      <w:r>
+        <w:t xml:space="preserve"> </w:t>
+      </w:r>
+      <w:r>
+        <w:t>pro každou hodnotu</w:t>
+      </w:r>
+      <w:r>
+        <w:t xml:space="preserve"> </w:t>
+      </w:r>
+      <w:r>
+        <w:t>prochází buňky v </w:t>
+      </w:r>
+      <w:r>
+        <w:rPr>
+          <w:i/>
+          <w:iCs/>
+        </w:rPr>
+        <w:t>Coll</w:t>
+      </w:r>
+      <w:r>
+        <w:t xml:space="preserve">. Pokud najde právě jednu </w:t>
+      </w:r>
+      <w:r>
+        <w:rPr>
+          <w:i/>
+          <w:iCs/>
+        </w:rPr>
+        <w:t>Cell</w:t>
+      </w:r>
+      <w:r>
+        <w:t xml:space="preserve">, která může mít danou hodnotu zavolá </w:t>
+      </w:r>
+      <w:r>
+        <w:rPr>
+          <w:i/>
+          <w:iCs/>
+        </w:rPr>
+        <w:t>val</w:t>
+      </w:r>
+      <w:r>
+        <w:t xml:space="preserve"> a vrátí 1. Toto dělá pro všechny </w:t>
+      </w:r>
+      <w:r>
+        <w:rPr>
+          <w:i/>
+          <w:iCs/>
+        </w:rPr>
+        <w:t>Coll</w:t>
+      </w:r>
+      <w:r>
+        <w:t xml:space="preserve"> a stejně i pro všechny </w:t>
+      </w:r>
+      <w:r>
+        <w:rPr>
+          <w:i/>
+          <w:iCs/>
+        </w:rPr>
+        <w:t>Row</w:t>
       </w:r>
       <w:r>
         <w:t xml:space="preserve"> a </w:t>
@@ -2101,240 +5489,10 @@
           <w:i/>
           <w:iCs/>
         </w:rPr>
-        <w:t>cell_highlight</w:t>
-      </w:r>
-      <w:r>
-        <w:t xml:space="preserve"> jsou inspirovány</w:t>
-      </w:r>
-      <w:r>
-        <w:t xml:space="preserve"> funkcemi </w:t>
-      </w:r>
-      <w:r>
-        <w:rPr>
-          <w:i/>
-          <w:iCs/>
-        </w:rPr>
-        <w:t>get_cord</w:t>
-      </w:r>
-      <w:r>
-        <w:t xml:space="preserve"> a </w:t>
-      </w:r>
-      <w:r>
-        <w:rPr>
-          <w:i/>
-          <w:iCs/>
-        </w:rPr>
-        <w:t>draw_box</w:t>
-      </w:r>
-      <w:r>
-        <w:t> </w:t>
-      </w:r>
-      <w:commentRangeStart w:id="5"/>
-      <w:r>
-        <w:t>[</w:t>
-      </w:r>
-      <w:r>
-        <w:t>1</w:t>
-      </w:r>
-      <w:r>
-        <w:t>]</w:t>
-      </w:r>
-      <w:commentRangeEnd w:id="5"/>
-      <w:r>
-        <w:rPr>
-          <w:rStyle w:val="Odkaznakoment"/>
-        </w:rPr>
-        <w:commentReference w:id="5"/>
-      </w:r>
-      <w:r>
-        <w:t>.</w:t>
-      </w:r>
-    </w:p>
-    <w:p>
-      <w:r>
-        <w:t xml:space="preserve">Slovník </w:t>
-      </w:r>
-      <w:r>
-        <w:rPr>
-          <w:i/>
-          <w:iCs/>
-        </w:rPr>
-        <w:t>keys</w:t>
-      </w:r>
-      <w:r>
-        <w:t xml:space="preserve"> přiřazuje klávesám funkce, které mají být zavolány při jejich stisknutí. Nápad na ovládání pomocí kláves jsem převzal [</w:t>
-      </w:r>
-      <w:r>
-        <w:t>1</w:t>
-      </w:r>
-      <w:r>
-        <w:t>].</w:t>
-      </w:r>
-    </w:p>
-    <w:p>
-      <w:r>
-        <w:t xml:space="preserve">Funkce </w:t>
-      </w:r>
-      <w:r>
-        <w:rPr>
-          <w:i/>
-          <w:iCs/>
-        </w:rPr>
-        <w:t>check</w:t>
-      </w:r>
-      <w:r>
-        <w:t xml:space="preserve"> zjistí počet řešení pomocí </w:t>
-      </w:r>
-      <w:r>
-        <w:rPr>
-          <w:i/>
-          <w:iCs/>
-        </w:rPr>
-        <w:t>backtrack</w:t>
-      </w:r>
-      <w:r>
-        <w:t xml:space="preserve"> a napíše </w:t>
-      </w:r>
-      <w:r>
-        <w:t>uživateli</w:t>
-      </w:r>
-      <w:r>
-        <w:t xml:space="preserve"> odpovídající zprávu pomocí </w:t>
-      </w:r>
-      <w:r>
-        <w:rPr>
-          <w:i/>
-          <w:iCs/>
-        </w:rPr>
-        <w:t>screen_draw</w:t>
-      </w:r>
-      <w:r>
-        <w:t>.</w:t>
-      </w:r>
-    </w:p>
-    <w:p>
-      <w:r>
-        <w:t xml:space="preserve">Funkce </w:t>
-      </w:r>
-      <w:r>
-        <w:rPr>
-          <w:i/>
-          <w:iCs/>
-        </w:rPr>
-        <w:t>solve</w:t>
-      </w:r>
-      <w:r>
-        <w:t xml:space="preserve"> hledá řešení. Nejprve ve smyčce while volá řešící funkce (kromě </w:t>
-      </w:r>
-      <w:r>
-        <w:rPr>
-          <w:i/>
-          <w:iCs/>
-        </w:rPr>
-        <w:t>backtrack</w:t>
-      </w:r>
-      <w:r>
-        <w:t xml:space="preserve">). Smyčka se přeruší když žádná funkce nemůže vyluštit žádnou novou hodnotu. Pokud nebylo nalezeno řešení je zavolána ještě funkce </w:t>
-      </w:r>
-      <w:r>
-        <w:rPr>
-          <w:i/>
-          <w:iCs/>
-        </w:rPr>
-        <w:t>backtrack</w:t>
-      </w:r>
-      <w:r>
-        <w:t>. Uživatel může vybrat které funkce budou volány a které ne.</w:t>
-      </w:r>
-      <w:r>
-        <w:t xml:space="preserve"> Tento design je inspirovaný </w:t>
-      </w:r>
-      <w:commentRangeStart w:id="6"/>
-      <w:r>
-        <w:t>[</w:t>
-      </w:r>
-      <w:r>
-        <w:t>2</w:t>
-      </w:r>
-      <w:r>
-        <w:t>]</w:t>
-      </w:r>
-      <w:commentRangeEnd w:id="6"/>
-      <w:r>
-        <w:rPr>
-          <w:rStyle w:val="Odkaznakoment"/>
-        </w:rPr>
-        <w:commentReference w:id="6"/>
-      </w:r>
-    </w:p>
-    <w:p>
-      <w:r>
-        <w:t xml:space="preserve">Funkce </w:t>
-      </w:r>
-      <w:r>
-        <w:rPr>
-          <w:i/>
-          <w:iCs/>
-        </w:rPr>
-        <w:t>hint</w:t>
-      </w:r>
-      <w:r>
-        <w:t xml:space="preserve"> je podobná funkci </w:t>
-      </w:r>
-      <w:r>
-        <w:rPr>
-          <w:i/>
-          <w:iCs/>
-        </w:rPr>
-        <w:t>solve</w:t>
-      </w:r>
-      <w:r>
-        <w:t xml:space="preserve">. Nejprve volá řešící funkce (kromě </w:t>
-      </w:r>
-      <w:r>
-        <w:rPr>
-          <w:i/>
-          <w:iCs/>
-        </w:rPr>
-        <w:t>backtrack</w:t>
-      </w:r>
-      <w:r>
-        <w:t xml:space="preserve">), dokud některá nevyluští novou hodnotu. Pokud není </w:t>
-      </w:r>
-      <w:r>
-        <w:t xml:space="preserve">vyluštěna žádná nová </w:t>
-      </w:r>
-      <w:r>
-        <w:t xml:space="preserve">hodnota, </w:t>
-      </w:r>
-      <w:r>
-        <w:t xml:space="preserve">je zavolána funkce </w:t>
-      </w:r>
-      <w:r>
-        <w:rPr>
-          <w:i/>
-          <w:iCs/>
-        </w:rPr>
-        <w:t>backtrack</w:t>
-      </w:r>
-      <w:r>
-        <w:t xml:space="preserve"> na </w:t>
-      </w:r>
-      <w:r>
-        <w:t xml:space="preserve">(hlubokou) </w:t>
-      </w:r>
-      <w:r>
-        <w:t xml:space="preserve">kopii řešeného </w:t>
-      </w:r>
-      <w:r>
-        <w:rPr>
-          <w:i/>
-          <w:iCs/>
-        </w:rPr>
-        <w:t>Sudoku</w:t>
-      </w:r>
-      <w:r>
-        <w:t xml:space="preserve"> a pokud najde řešení, doplní se do náhodné prázdné </w:t>
+        <w:t>Box</w:t>
+      </w:r>
+      <w:r>
+        <w:t xml:space="preserve">. Pokud nenajde žádnou vhodnou </w:t>
       </w:r>
       <w:r>
         <w:rPr>
@@ -2344,436 +5502,33 @@
         <w:t>Cell</w:t>
       </w:r>
       <w:r>
-        <w:t xml:space="preserve"> hodnota z řešení do řešeného </w:t>
-      </w:r>
-      <w:r>
-        <w:rPr>
-          <w:i/>
-          <w:iCs/>
-        </w:rPr>
-        <w:t>Sudoku</w:t>
-      </w:r>
-      <w:r>
-        <w:t>.</w:t>
+        <w:t>, vrátí 0.</w:t>
+      </w:r>
+      <w:r>
+        <w:t xml:space="preserve"> Je to jedna ze tří řešících funkcí.</w:t>
       </w:r>
       <w:r>
         <w:t xml:space="preserve"> </w:t>
       </w:r>
       <w:r>
-        <w:t xml:space="preserve">Uživatel </w:t>
-      </w:r>
-      <w:r>
-        <w:t xml:space="preserve">opět </w:t>
-      </w:r>
-      <w:r>
-        <w:t xml:space="preserve">může vybrat které funkce budou volány </w:t>
-      </w:r>
-      <w:r>
-        <w:t xml:space="preserve">funkcí </w:t>
-      </w:r>
-      <w:r>
-        <w:rPr>
-          <w:i/>
-          <w:iCs/>
-        </w:rPr>
-        <w:t>hint</w:t>
-      </w:r>
-      <w:r>
-        <w:t xml:space="preserve"> </w:t>
-      </w:r>
-      <w:r>
-        <w:t>a které ne.</w:t>
-      </w:r>
-    </w:p>
-    <w:p/>
+        <w:t xml:space="preserve">Funkce vychází ze Sudoku taktiky </w:t>
+      </w:r>
+      <w:r>
+        <w:t>Hidden</w:t>
+      </w:r>
+      <w:r>
+        <w:t xml:space="preserve"> Single [2].</w:t>
+      </w:r>
+    </w:p>
     <w:p>
       <w:pPr>
         <w:pStyle w:val="Nadpis3"/>
       </w:pPr>
-      <w:r>
-        <w:t>Sudoku.py</w:t>
-      </w:r>
-    </w:p>
-    <w:p>
-      <w:r>
-        <w:t xml:space="preserve">Zde je definována třída </w:t>
-      </w:r>
-      <w:r>
-        <w:rPr>
-          <w:i/>
-          <w:iCs/>
-        </w:rPr>
-        <w:t>Sudoku</w:t>
-      </w:r>
-      <w:r>
-        <w:t xml:space="preserve">. </w:t>
-      </w:r>
-      <w:r>
-        <w:rPr>
-          <w:i/>
-          <w:iCs/>
-        </w:rPr>
-        <w:t>Sudoku</w:t>
-      </w:r>
-      <w:r>
-        <w:t xml:space="preserve"> </w:t>
-      </w:r>
-      <w:r>
-        <w:t>při</w:t>
-      </w:r>
-      <w:r>
-        <w:t xml:space="preserve"> inicaci vytvoří </w:t>
-      </w:r>
-      <w:r>
-        <w:t>grid, což je list listů s </w:t>
-      </w:r>
-      <w:r>
-        <w:rPr>
-          <w:i/>
-          <w:iCs/>
-        </w:rPr>
-        <w:t>Cell</w:t>
-      </w:r>
-      <w:r>
-        <w:t>, a listy s </w:t>
-      </w:r>
-      <w:r>
-        <w:rPr>
-          <w:i/>
-          <w:iCs/>
-        </w:rPr>
-        <w:t>Row</w:t>
-      </w:r>
-      <w:r>
-        <w:t xml:space="preserve">, </w:t>
-      </w:r>
-      <w:r>
-        <w:rPr>
-          <w:i/>
-          <w:iCs/>
-        </w:rPr>
-        <w:t>Coll</w:t>
-      </w:r>
-      <w:r>
-        <w:t xml:space="preserve"> a </w:t>
-      </w:r>
-      <w:r>
-        <w:rPr>
-          <w:i/>
-          <w:iCs/>
-        </w:rPr>
-        <w:t>Box</w:t>
-      </w:r>
-      <w:r>
-        <w:t>. V této třídě také jsou funkce na hledání řešení.</w:t>
-      </w:r>
-    </w:p>
-    <w:p>
-      <w:r>
-        <w:t xml:space="preserve">Funkce </w:t>
-      </w:r>
-      <w:r>
-        <w:rPr>
-          <w:i/>
-          <w:iCs/>
-        </w:rPr>
-        <w:t>val</w:t>
-      </w:r>
-      <w:r>
-        <w:t xml:space="preserve"> </w:t>
-      </w:r>
-      <w:r>
-        <w:t xml:space="preserve">vloží </w:t>
-      </w:r>
-      <w:r>
-        <w:t xml:space="preserve">hodnotu do </w:t>
-      </w:r>
-      <w:r>
-        <w:rPr>
-          <w:i/>
-          <w:iCs/>
-        </w:rPr>
-        <w:t>Cell</w:t>
-      </w:r>
-      <w:r>
-        <w:t xml:space="preserve"> </w:t>
-      </w:r>
-      <w:r>
-        <w:t>na</w:t>
-      </w:r>
-      <w:r>
-        <w:t xml:space="preserve"> konkrétních souřadnicích a akutalizuje hodnoty kandidátů v dotčených buňkách. </w:t>
-      </w:r>
-    </w:p>
-    <w:p>
-      <w:r>
-        <w:lastRenderedPageBreak/>
-        <w:t>Funkce</w:t>
-      </w:r>
-      <w:r>
-        <w:rPr>
-          <w:i/>
-          <w:iCs/>
-        </w:rPr>
-        <w:t xml:space="preserve"> </w:t>
-      </w:r>
-      <w:r>
-        <w:rPr>
-          <w:i/>
-          <w:iCs/>
-        </w:rPr>
-        <w:t>backtrack</w:t>
-      </w:r>
-      <w:r>
-        <w:t xml:space="preserve"> </w:t>
-      </w:r>
-      <w:r>
-        <w:t xml:space="preserve">hledá řešení pomocí </w:t>
-      </w:r>
-      <w:r>
-        <w:t xml:space="preserve">backtracking algoritmu </w:t>
-      </w:r>
-      <w:commentRangeStart w:id="7"/>
-      <w:r>
-        <w:t>[</w:t>
-      </w:r>
-      <w:r>
-        <w:t>3</w:t>
-      </w:r>
-      <w:r>
-        <w:t>]</w:t>
-      </w:r>
-      <w:commentRangeEnd w:id="7"/>
-      <w:r>
-        <w:rPr>
-          <w:rStyle w:val="Odkaznakoment"/>
-        </w:rPr>
-        <w:commentReference w:id="7"/>
-      </w:r>
-      <w:r>
-        <w:t xml:space="preserve">. Základ jsem </w:t>
-      </w:r>
-      <w:commentRangeStart w:id="8"/>
-      <w:r>
-        <w:t>převzal</w:t>
-      </w:r>
-      <w:commentRangeEnd w:id="8"/>
-      <w:r>
-        <w:rPr>
-          <w:rStyle w:val="Odkaznakoment"/>
-        </w:rPr>
-        <w:commentReference w:id="8"/>
-      </w:r>
-      <w:r>
-        <w:t xml:space="preserve"> a pak jej upravil pro kontext mých tříd. Také jsem jej změnil tak, aby se nezastavil po nalezení prvního platného řešení, ale i ověřil, zda je jediné.</w:t>
-      </w:r>
-      <w:r>
-        <w:t xml:space="preserve"> Vrací </w:t>
-      </w:r>
-      <w:r>
-        <w:rPr>
-          <w:i/>
-          <w:iCs/>
-        </w:rPr>
-        <w:t>Sudoku</w:t>
-      </w:r>
-      <w:r>
-        <w:t xml:space="preserve"> s řešením, pokud je řešení jedno, jinak vrací počet řešení. </w:t>
-      </w:r>
-      <w:r>
-        <w:t>Je to jedna ze tří řešících funkcí</w:t>
-      </w:r>
-    </w:p>
-    <w:p>
-      <w:r>
-        <w:t xml:space="preserve">Funkce </w:t>
-      </w:r>
-      <w:r>
-        <w:rPr>
-          <w:i/>
-          <w:iCs/>
-        </w:rPr>
-        <w:t>nakedsingle</w:t>
-      </w:r>
-      <w:r>
-        <w:t xml:space="preserve"> </w:t>
-      </w:r>
-      <w:r>
-        <w:t xml:space="preserve">prochází všechny </w:t>
-      </w:r>
-      <w:r>
-        <w:rPr>
-          <w:i/>
-          <w:iCs/>
-        </w:rPr>
-        <w:t>Cell</w:t>
-      </w:r>
-      <w:r>
-        <w:t xml:space="preserve">. Pokud najde </w:t>
-      </w:r>
-      <w:r>
-        <w:rPr>
-          <w:i/>
-          <w:iCs/>
-        </w:rPr>
-        <w:t>Cell</w:t>
-      </w:r>
-      <w:r>
-        <w:t xml:space="preserve"> </w:t>
-      </w:r>
-      <w:r>
-        <w:t>s jedním kandidátem</w:t>
-      </w:r>
-      <w:r>
-        <w:t xml:space="preserve"> (cand), zavolá </w:t>
-      </w:r>
-      <w:r>
-        <w:rPr>
-          <w:i/>
-          <w:iCs/>
-        </w:rPr>
-        <w:t>val</w:t>
-      </w:r>
-      <w:r>
-        <w:t xml:space="preserve"> pro </w:t>
-      </w:r>
-      <w:r>
-        <w:t xml:space="preserve">souřadnice této </w:t>
-      </w:r>
-      <w:r>
-        <w:rPr>
-          <w:i/>
-          <w:iCs/>
-        </w:rPr>
-        <w:t>Cell</w:t>
-      </w:r>
-      <w:r>
-        <w:t xml:space="preserve"> </w:t>
-      </w:r>
-      <w:r>
-        <w:t>a hodnotu tohoto kandidáta a vrátí 1. Pokud najde</w:t>
-      </w:r>
-      <w:r>
-        <w:t xml:space="preserve"> </w:t>
-      </w:r>
-      <w:r>
-        <w:rPr>
-          <w:i/>
-          <w:iCs/>
-        </w:rPr>
-        <w:t>Cell</w:t>
-      </w:r>
-      <w:r>
-        <w:t xml:space="preserve"> s nula kandidáty, vrátí   -1, to znamená, že neexistuje řešení. Jinak funkce vrátí 0.</w:t>
-      </w:r>
-      <w:r>
-        <w:t xml:space="preserve"> Je to jedna ze tří řešících funkcí.</w:t>
-      </w:r>
-    </w:p>
-    <w:p>
-      <w:r>
-        <w:t xml:space="preserve">Funkce </w:t>
-      </w:r>
-      <w:r>
-        <w:rPr>
-          <w:i/>
-          <w:iCs/>
-        </w:rPr>
-        <w:t>hiddensingle</w:t>
-      </w:r>
-      <w:r>
-        <w:t xml:space="preserve"> </w:t>
-      </w:r>
-      <w:r>
-        <w:t>pro každou hodnotu</w:t>
-      </w:r>
-      <w:r>
-        <w:t xml:space="preserve"> </w:t>
-      </w:r>
-      <w:r>
-        <w:t>prochází buňky v </w:t>
-      </w:r>
-      <w:r>
-        <w:rPr>
-          <w:i/>
-          <w:iCs/>
-        </w:rPr>
-        <w:t>Coll</w:t>
-      </w:r>
-      <w:r>
-        <w:t xml:space="preserve">. Pokud najde právě jednu </w:t>
-      </w:r>
-      <w:r>
-        <w:rPr>
-          <w:i/>
-          <w:iCs/>
-        </w:rPr>
-        <w:t>Cell</w:t>
-      </w:r>
-      <w:r>
-        <w:t xml:space="preserve">, která může mít danou hodnotu zavolá </w:t>
-      </w:r>
-      <w:r>
-        <w:rPr>
-          <w:i/>
-          <w:iCs/>
-        </w:rPr>
-        <w:t>val</w:t>
-      </w:r>
-      <w:r>
-        <w:t xml:space="preserve"> a vrátí 1. Toto dělá pro všechny </w:t>
-      </w:r>
-      <w:r>
-        <w:rPr>
-          <w:i/>
-          <w:iCs/>
-        </w:rPr>
-        <w:t>Coll</w:t>
-      </w:r>
-      <w:r>
-        <w:t xml:space="preserve"> a stejně i pro všechny </w:t>
-      </w:r>
-      <w:r>
-        <w:rPr>
-          <w:i/>
-          <w:iCs/>
-        </w:rPr>
-        <w:t>Row</w:t>
-      </w:r>
-      <w:r>
-        <w:t xml:space="preserve"> a </w:t>
-      </w:r>
-      <w:r>
-        <w:rPr>
-          <w:i/>
-          <w:iCs/>
-        </w:rPr>
-        <w:t>Box</w:t>
-      </w:r>
-      <w:r>
-        <w:t xml:space="preserve">. Pokud nenajde žádnou vhodnou </w:t>
-      </w:r>
-      <w:r>
-        <w:rPr>
-          <w:i/>
-          <w:iCs/>
-        </w:rPr>
-        <w:t>Cell</w:t>
-      </w:r>
-      <w:r>
-        <w:t>, vrátí 0.</w:t>
-      </w:r>
-      <w:r>
-        <w:t xml:space="preserve"> Je to jedna ze tří řešících funkcí.</w:t>
-      </w:r>
-    </w:p>
-    <w:p>
-      <w:pPr>
-        <w:pStyle w:val="Nadpis3"/>
-      </w:pPr>
+      <w:bookmarkStart w:id="16" w:name="_Toc225865713"/>
       <w:r>
         <w:t>Houses.py</w:t>
       </w:r>
+      <w:bookmarkEnd w:id="16"/>
     </w:p>
     <w:p>
       <w:pPr>
@@ -2847,6 +5602,7 @@
           <w:bCs/>
         </w:rPr>
       </w:pPr>
+      <w:bookmarkStart w:id="17" w:name="_Toc225865714"/>
       <w:r>
         <w:rPr>
           <w:rStyle w:val="Nadpis3Char"/>
@@ -2855,6 +5611,7 @@
         </w:rPr>
         <w:t>Cell.py</w:t>
       </w:r>
+      <w:bookmarkEnd w:id="17"/>
     </w:p>
     <w:p>
       <w:r>
@@ -2907,7 +5664,11 @@
         <w:t>ato</w:t>
       </w:r>
       <w:r>
-        <w:t xml:space="preserve"> třída obsahuje hodnotu a kandidáty. 1-9 znamená, že hodnota je vyplněná a 0, že není. Kandidáti jsou list, který obsahuje na příslušné pozici True, pokud podle pravidel lze do </w:t>
+        <w:t xml:space="preserve"> třída obsahuje hodnotu a kandidáty. 1-9 znamená, že hodnota je vyplněná a 0, že není. Kandidáti jsou list, který </w:t>
+      </w:r>
+      <w:r>
+        <w:lastRenderedPageBreak/>
+        <w:t xml:space="preserve">obsahuje na příslušné pozici True, pokud podle pravidel lze do </w:t>
       </w:r>
       <w:r>
         <w:rPr>
@@ -2959,9 +5720,11 @@
       <w:pPr>
         <w:pStyle w:val="Nadpis3"/>
       </w:pPr>
+      <w:bookmarkStart w:id="18" w:name="_Toc225865715"/>
       <w:r>
         <w:t>Exceptions.py</w:t>
       </w:r>
+      <w:bookmarkEnd w:id="18"/>
     </w:p>
     <w:p>
       <w:r>
@@ -3015,9 +5778,11 @@
       <w:r>
         <w:t xml:space="preserve"> </w:t>
       </w:r>
+      <w:bookmarkStart w:id="19" w:name="_Toc225865716"/>
       <w:r>
         <w:t>Testování</w:t>
       </w:r>
+      <w:bookmarkEnd w:id="19"/>
     </w:p>
     <w:p>
       <w:r>
@@ -3053,12 +5818,11 @@
         <w:pStyle w:val="Nadpis1"/>
         <w:ind w:left="432" w:hanging="432"/>
       </w:pPr>
-      <w:bookmarkStart w:id="9" w:name="_Toc225798799"/>
-      <w:r>
-        <w:lastRenderedPageBreak/>
+      <w:bookmarkStart w:id="20" w:name="_Toc225865717"/>
+      <w:r>
         <w:t>programovací prostředky</w:t>
       </w:r>
-      <w:bookmarkEnd w:id="9"/>
+      <w:bookmarkEnd w:id="20"/>
     </w:p>
     <w:p>
       <w:pPr>
@@ -3069,6 +5833,7 @@
           <w:bCs/>
         </w:rPr>
       </w:pPr>
+      <w:bookmarkStart w:id="21" w:name="_Toc225865718"/>
       <w:r>
         <w:rPr>
           <w:rStyle w:val="Nadpis2Char"/>
@@ -3077,6 +5842,7 @@
         </w:rPr>
         <w:t>Programovací jazyk</w:t>
       </w:r>
+      <w:bookmarkEnd w:id="21"/>
     </w:p>
     <w:p>
       <w:r>
@@ -3105,9 +5871,11 @@
       <w:pPr>
         <w:pStyle w:val="Nadpis2"/>
       </w:pPr>
+      <w:bookmarkStart w:id="22" w:name="_Toc225865719"/>
       <w:r>
         <w:t>Vývojové prostředí</w:t>
       </w:r>
+      <w:bookmarkEnd w:id="22"/>
     </w:p>
     <w:p>
       <w:r>
@@ -3140,9 +5908,11 @@
       <w:pPr>
         <w:pStyle w:val="Nadpis2"/>
       </w:pPr>
+      <w:bookmarkStart w:id="23" w:name="_Toc225865720"/>
       <w:r>
         <w:t>Knihovny</w:t>
       </w:r>
+      <w:bookmarkEnd w:id="23"/>
     </w:p>
     <w:p>
       <w:r>
@@ -3250,11 +6020,12 @@
           <w:i/>
         </w:rPr>
       </w:pPr>
-      <w:bookmarkStart w:id="10" w:name="_Toc225798800"/>
-      <w:r>
+      <w:bookmarkStart w:id="24" w:name="_Toc225865721"/>
+      <w:r>
+        <w:lastRenderedPageBreak/>
         <w:t>Zhodnocení dosažených výsledků</w:t>
       </w:r>
-      <w:bookmarkEnd w:id="10"/>
+      <w:bookmarkEnd w:id="24"/>
       <w:r>
         <w:t xml:space="preserve"> </w:t>
       </w:r>
@@ -3331,22 +6102,6 @@
         </w:rPr>
         <w:t>.</w:t>
       </w:r>
-    </w:p>
-    <w:p>
-      <w:pPr>
-        <w:rPr>
-          <w:i/>
-        </w:rPr>
-      </w:pPr>
-    </w:p>
-    <w:p/>
-    <w:p>
-      <w:pPr>
-        <w:ind w:left="709" w:hanging="709"/>
-        <w:rPr>
-          <w:iCs/>
-        </w:rPr>
-      </w:pPr>
     </w:p>
     <w:p>
       <w:pPr>
@@ -3356,23 +6111,24 @@
           <w:i/>
         </w:rPr>
       </w:pPr>
-      <w:bookmarkStart w:id="11" w:name="_Toc225798801"/>
-      <w:r>
-        <w:lastRenderedPageBreak/>
+      <w:bookmarkStart w:id="25" w:name="_Toc225865722"/>
+      <w:r>
         <w:t>Instalace</w:t>
       </w:r>
-      <w:bookmarkEnd w:id="11"/>
+      <w:bookmarkEnd w:id="25"/>
     </w:p>
     <w:p>
       <w:pPr>
         <w:pStyle w:val="Nadpis2"/>
       </w:pPr>
+      <w:bookmarkStart w:id="26" w:name="_Toc225865723"/>
       <w:r>
         <w:t>Softwarové p</w:t>
       </w:r>
       <w:r>
         <w:t>ožadavky</w:t>
       </w:r>
+      <w:bookmarkEnd w:id="26"/>
     </w:p>
     <w:p>
       <w:r>
@@ -3440,9 +6196,11 @@
       <w:pPr>
         <w:pStyle w:val="Nadpis2"/>
       </w:pPr>
+      <w:bookmarkStart w:id="27" w:name="_Toc225865724"/>
       <w:r>
         <w:t>Hardwarové požadavky</w:t>
       </w:r>
+      <w:bookmarkEnd w:id="27"/>
     </w:p>
     <w:p>
       <w:r>
@@ -3453,16 +6211,17 @@
       <w:pPr>
         <w:pStyle w:val="Nadpis2"/>
       </w:pPr>
+      <w:bookmarkStart w:id="28" w:name="_Toc225865725"/>
       <w:r>
         <w:t>Postup instalace</w:t>
       </w:r>
+      <w:bookmarkEnd w:id="28"/>
     </w:p>
     <w:p>
       <w:r>
         <w:t xml:space="preserve">Pro instalaci stačí zkopírovat složku do počítače. </w:t>
       </w:r>
     </w:p>
-    <w:p/>
     <w:p>
       <w:pPr>
         <w:pStyle w:val="Nadpis1"/>
@@ -3471,11 +6230,11 @@
           <w:i/>
         </w:rPr>
       </w:pPr>
-      <w:bookmarkStart w:id="12" w:name="_Toc225798802"/>
+      <w:bookmarkStart w:id="29" w:name="_Toc225865726"/>
       <w:r>
         <w:t>ovládání</w:t>
       </w:r>
-      <w:bookmarkEnd w:id="12"/>
+      <w:bookmarkEnd w:id="29"/>
       <w:r>
         <w:t xml:space="preserve"> </w:t>
       </w:r>
@@ -3484,9 +6243,11 @@
       <w:pPr>
         <w:pStyle w:val="Nadpis2"/>
       </w:pPr>
+      <w:bookmarkStart w:id="30" w:name="_Toc225865727"/>
       <w:r>
         <w:t>Spuštění</w:t>
       </w:r>
+      <w:bookmarkEnd w:id="30"/>
     </w:p>
     <w:p>
       <w:pPr>
@@ -3505,9 +6266,11 @@
       <w:pPr>
         <w:pStyle w:val="Nadpis2"/>
       </w:pPr>
+      <w:bookmarkStart w:id="31" w:name="_Toc225865728"/>
       <w:r>
         <w:t>Zadávání a mazání hodnot</w:t>
       </w:r>
+      <w:bookmarkEnd w:id="31"/>
     </w:p>
     <w:p>
       <w:r>
@@ -3549,47 +6312,51 @@
       <w:pPr>
         <w:pStyle w:val="Nadpis2"/>
       </w:pPr>
+      <w:bookmarkStart w:id="32" w:name="_Toc225865729"/>
+      <w:r>
+        <w:t>Vybírání řešících funkcí</w:t>
+      </w:r>
+      <w:bookmarkEnd w:id="32"/>
+    </w:p>
+    <w:p>
+      <w:r>
+        <w:t xml:space="preserve">Vpravo mřížky je menu, ve kterém lze kliknutím vybírat funkce, pomocí kterých bude program hledat řešení a nápovědy. Vybrané funkce mají před názvem </w:t>
+      </w:r>
+      <w:r>
+        <w:t>„</w:t>
+      </w:r>
+      <w:r>
+        <w:rPr>
+          <w:rFonts w:ascii="Segoe UI Symbol" w:hAnsi="Segoe UI Symbol" w:cs="Segoe UI Symbol"/>
+        </w:rPr>
+        <w:t>☑</w:t>
+      </w:r>
+      <w:r>
+        <w:t>“</w:t>
+      </w:r>
+      <w:r>
+        <w:t xml:space="preserve"> a jsou napsané zeleně, nevybrané funkce mají před názvem „</w:t>
+      </w:r>
+      <w:r>
+        <w:rPr>
+          <w:rFonts w:ascii="Segoe UI Symbol" w:hAnsi="Segoe UI Symbol" w:cs="Segoe UI Symbol"/>
+        </w:rPr>
+        <w:t>☒</w:t>
+      </w:r>
+      <w:r>
+        <w:t>“  a jsou napsány červeně.</w:t>
+      </w:r>
+    </w:p>
+    <w:p>
+      <w:pPr>
+        <w:pStyle w:val="Nadpis2"/>
+      </w:pPr>
+      <w:bookmarkStart w:id="33" w:name="_Toc225865730"/>
       <w:r>
         <w:lastRenderedPageBreak/>
-        <w:t>Vybírání řešících funkcí</w:t>
-      </w:r>
-    </w:p>
-    <w:p>
-      <w:r>
-        <w:t xml:space="preserve">Vpravo mřížky je menu, ve kterém lze kliknutím vybírat funkce, pomocí kterých bude program hledat řešení a nápovědy. Vybrané funkce mají před názvem </w:t>
-      </w:r>
-      <w:r>
-        <w:t>„</w:t>
-      </w:r>
-      <w:r>
-        <w:rPr>
-          <w:rFonts w:ascii="Segoe UI Symbol" w:hAnsi="Segoe UI Symbol" w:cs="Segoe UI Symbol"/>
-        </w:rPr>
-        <w:t>☑</w:t>
-      </w:r>
-      <w:r>
-        <w:t>“</w:t>
-      </w:r>
-      <w:r>
-        <w:t xml:space="preserve"> a jsou napsané zeleně, nevybrané funkce mají před názvem „</w:t>
-      </w:r>
-      <w:r>
-        <w:rPr>
-          <w:rFonts w:ascii="Segoe UI Symbol" w:hAnsi="Segoe UI Symbol" w:cs="Segoe UI Symbol"/>
-        </w:rPr>
-        <w:t>☒</w:t>
-      </w:r>
-      <w:r>
-        <w:t>“  a jsou napsány červeně.</w:t>
-      </w:r>
-    </w:p>
-    <w:p>
-      <w:pPr>
-        <w:pStyle w:val="Nadpis2"/>
-      </w:pPr>
-      <w:r>
         <w:t>Hlavní tlačítka</w:t>
       </w:r>
+      <w:bookmarkEnd w:id="33"/>
     </w:p>
     <w:p>
       <w:r>
@@ -3648,47 +6415,31 @@
       <w:r>
         <w:t>Program rozlišuje mezi nula, jedním, dvěma a více než dvěma řešeními.</w:t>
       </w:r>
-    </w:p>
-    <w:p/>
-    <w:p/>
-    <w:p>
-      <w:pPr>
-        <w:rPr>
-          <w:iCs/>
-        </w:rPr>
-      </w:pPr>
     </w:p>
     <w:p>
       <w:pPr>
         <w:pStyle w:val="Nadpis1"/>
         <w:ind w:left="432" w:hanging="432"/>
-        <w:rPr>
-          <w:highlight w:val="yellow"/>
-        </w:rPr>
-      </w:pPr>
-      <w:bookmarkStart w:id="13" w:name="_Toc225798803"/>
-      <w:r>
-        <w:rPr>
-          <w:highlight w:val="yellow"/>
-        </w:rPr>
+      </w:pPr>
+      <w:bookmarkStart w:id="34" w:name="_Toc225865731"/>
+      <w:r>
         <w:t>Seznam použitých informačních zdrojů</w:t>
       </w:r>
-      <w:bookmarkEnd w:id="13"/>
-      <w:r>
-        <w:rPr>
-          <w:highlight w:val="yellow"/>
-        </w:rPr>
+      <w:bookmarkEnd w:id="34"/>
+      <w:r>
         <w:t xml:space="preserve"> </w:t>
       </w:r>
     </w:p>
     <w:p>
       <w:pPr>
         <w:pStyle w:val="Literatura"/>
+        <w:ind w:left="0" w:firstLine="0"/>
+        <w:jc w:val="left"/>
         <w:rPr>
           <w:bCs/>
         </w:rPr>
       </w:pPr>
-      <w:bookmarkStart w:id="14" w:name="_Ref94455389"/>
+      <w:bookmarkStart w:id="35" w:name="_Ref94455389"/>
       <w:r>
         <w:t>[</w:t>
       </w:r>
@@ -3707,7 +6458,7 @@
       <w:r>
         <w:fldChar w:fldCharType="end"/>
       </w:r>
-      <w:bookmarkEnd w:id="14"/>
+      <w:bookmarkEnd w:id="35"/>
       <w:r>
         <w:t>]</w:t>
       </w:r>
@@ -3724,12 +6475,52 @@
         <w:rPr>
           <w:bCs/>
         </w:rPr>
+        <w:t xml:space="preserve">GeeksforGeeks: </w:t>
+      </w:r>
+      <w:r>
+        <w:rPr>
+          <w:bCs/>
+          <w:i/>
+          <w:iCs/>
+        </w:rPr>
+        <w:t>Building and visualizing Sudoku Game Using Pygame</w:t>
+      </w:r>
+      <w:r>
+        <w:rPr>
+          <w:bCs/>
+        </w:rPr>
+        <w:t xml:space="preserve"> [online]. 2025-7-15 </w:t>
+      </w:r>
+      <w:r>
+        <w:rPr>
+          <w:bCs/>
+        </w:rPr>
+        <w:t>[cit.</w:t>
+      </w:r>
+      <w:r>
+        <w:rPr>
+          <w:bCs/>
+        </w:rPr>
+        <w:t> </w:t>
+      </w:r>
+      <w:r>
+        <w:rPr>
+          <w:bCs/>
+        </w:rPr>
+        <w:t xml:space="preserve">2026-03-31]. Dostupný z URL: </w:t>
+      </w:r>
+      <w:r>
+        <w:rPr>
+          <w:bCs/>
+        </w:rPr>
         <w:t>https://www.geeksforgeeks.org/python/building-and-visualizing-sudoku-game-using-pygame/</w:t>
       </w:r>
     </w:p>
     <w:p>
       <w:pPr>
         <w:pStyle w:val="Literatura"/>
+        <w:ind w:left="0" w:firstLine="0"/>
+        <w:jc w:val="left"/>
         <w:rPr>
           <w:bCs/>
         </w:rPr>
@@ -3752,7 +6543,41 @@
         </w:rPr>
         <w:t xml:space="preserve">] </w:t>
       </w:r>
-      <w:hyperlink r:id="rId17" w:history="1">
+      <w:r>
+        <w:rPr>
+          <w:bCs/>
+        </w:rPr>
+        <w:t>S</w:t>
+      </w:r>
+      <w:r>
+        <w:rPr>
+          <w:bCs/>
+        </w:rPr>
+        <w:t xml:space="preserve">TUART, Andrew. </w:t>
+      </w:r>
+      <w:r>
+        <w:rPr>
+          <w:bCs/>
+          <w:i/>
+          <w:iCs/>
+        </w:rPr>
+        <w:t>Sudoku</w:t>
+      </w:r>
+      <w:r>
+        <w:rPr>
+          <w:bCs/>
+          <w:i/>
+          <w:iCs/>
+        </w:rPr>
+        <w:t xml:space="preserve"> Solver</w:t>
+      </w:r>
+      <w:r>
+        <w:rPr>
+          <w:bCs/>
+        </w:rPr>
+        <w:t xml:space="preserve"> [online]. 2005-5-28 [cit. 2026-03-31] . Dostupný z URL: </w:t>
+      </w:r>
+      <w:hyperlink r:id="rId13" w:history="1">
         <w:r>
           <w:rPr>
             <w:rStyle w:val="Hypertextovodkaz"/>
@@ -3765,6 +6590,8 @@
     <w:p>
       <w:pPr>
         <w:pStyle w:val="Literatura"/>
+        <w:ind w:left="0" w:firstLine="0"/>
+        <w:jc w:val="left"/>
         <w:rPr>
           <w:bCs/>
         </w:rPr>
@@ -3775,19 +6602,62 @@
         </w:rPr>
         <w:t xml:space="preserve">[3] </w:t>
       </w:r>
-      <w:hyperlink r:id="rId18" w:history="1">
-        <w:r>
-          <w:rPr>
-            <w:rStyle w:val="Hypertextovodkaz"/>
-            <w:bCs/>
-          </w:rPr>
-          <w:t>https://en.wikipedia.org/wiki/Backtracking</w:t>
-        </w:r>
-      </w:hyperlink>
+      <w:r>
+        <w:rPr>
+          <w:bCs/>
+        </w:rPr>
+        <w:tab/>
+      </w:r>
+      <w:r>
+        <w:rPr>
+          <w:bCs/>
+        </w:rPr>
+        <w:t xml:space="preserve">Wikipedie: Otevřená encyklopedie: </w:t>
+      </w:r>
+      <w:r>
+        <w:rPr>
+          <w:bCs/>
+          <w:i/>
+          <w:iCs/>
+        </w:rPr>
+        <w:t>Backtracking</w:t>
+      </w:r>
+      <w:r>
+        <w:rPr>
+          <w:bCs/>
+        </w:rPr>
+        <w:t xml:space="preserve"> [online]. c2025 [cit</w:t>
+      </w:r>
+      <w:r>
+        <w:rPr>
+          <w:bCs/>
+        </w:rPr>
+        <w:t>.</w:t>
+      </w:r>
+      <w:r>
+        <w:rPr>
+          <w:bCs/>
+        </w:rPr>
+        <w:t xml:space="preserve"> 31. 03. 2026]. Dostupný z </w:t>
+      </w:r>
+      <w:r>
+        <w:rPr>
+          <w:bCs/>
+        </w:rPr>
+        <w:t>URL</w:t>
+      </w:r>
+      <w:r>
+        <w:rPr>
+          <w:bCs/>
+        </w:rPr>
+        <w:t>: https://cs.wikipedia.org/w/index.php?title=Backtracking&amp;oldid=25345724</w:t>
+      </w:r>
     </w:p>
     <w:p>
       <w:pPr>
         <w:pStyle w:val="Literatura"/>
+        <w:ind w:left="0" w:firstLine="0"/>
+        <w:jc w:val="left"/>
         <w:rPr>
           <w:bCs/>
         </w:rPr>
@@ -3798,10 +6668,79 @@
         </w:rPr>
         <w:t>[4]</w:t>
       </w:r>
+      <w:r>
+        <w:rPr>
+          <w:bCs/>
+        </w:rPr>
+        <w:t xml:space="preserve"> COMPUTERPHILE. </w:t>
+      </w:r>
+      <w:r>
+        <w:rPr>
+          <w:bCs/>
+          <w:i/>
+          <w:iCs/>
+        </w:rPr>
+        <w:t xml:space="preserve">Python Sudoku Solver </w:t>
+      </w:r>
+      <w:r>
+        <w:rPr>
+          <w:bCs/>
+          <w:i/>
+          <w:iCs/>
+        </w:rPr>
+        <w:t>–</w:t>
+      </w:r>
+      <w:r>
+        <w:rPr>
+          <w:bCs/>
+          <w:i/>
+          <w:iCs/>
+        </w:rPr>
+        <w:t xml:space="preserve"> Computerphile</w:t>
+      </w:r>
+      <w:r>
+        <w:rPr>
+          <w:bCs/>
+        </w:rPr>
+        <w:t xml:space="preserve"> [online]. 2020-2-</w:t>
+      </w:r>
+      <w:r>
+        <w:rPr>
+          <w:bCs/>
+        </w:rPr>
+        <w:t>12</w:t>
+      </w:r>
+      <w:r>
+        <w:rPr>
+          <w:bCs/>
+        </w:rPr>
+        <w:tab/>
+      </w:r>
+      <w:r>
+        <w:rPr>
+          <w:bCs/>
+        </w:rPr>
+        <w:tab/>
+        <w:t xml:space="preserve"> </w:t>
+      </w:r>
+      <w:r>
+        <w:rPr>
+          <w:bCs/>
+        </w:rPr>
+        <w:t xml:space="preserve">[cit. 2026-03-31]. Dostupný z URL: </w:t>
+      </w:r>
+      <w:r>
+        <w:rPr>
+          <w:bCs/>
+        </w:rPr>
+        <w:t>https://www.youtube.com/watch?v=G_UYXzGuqvM</w:t>
+      </w:r>
     </w:p>
     <w:p>
       <w:pPr>
         <w:pStyle w:val="Literatura"/>
+        <w:ind w:left="0" w:firstLine="0"/>
+        <w:jc w:val="left"/>
         <w:rPr>
           <w:bCs/>
         </w:rPr>
@@ -3812,10 +6751,18 @@
         </w:rPr>
         <w:t>[5]</w:t>
       </w:r>
+      <w:r>
+        <w:rPr>
+          <w:bCs/>
+        </w:rPr>
+        <w:t xml:space="preserve"> </w:t>
+      </w:r>
     </w:p>
     <w:p>
       <w:pPr>
         <w:pStyle w:val="Literatura"/>
+        <w:ind w:left="0" w:firstLine="0"/>
+        <w:jc w:val="left"/>
         <w:rPr>
           <w:bCs/>
         </w:rPr>
@@ -3830,6 +6777,8 @@
     <w:p>
       <w:pPr>
         <w:pStyle w:val="Literatura"/>
+        <w:ind w:left="0" w:firstLine="0"/>
+        <w:jc w:val="left"/>
         <w:rPr>
           <w:bCs/>
         </w:rPr>
@@ -3844,396 +6793,16 @@
     <w:p>
       <w:pPr>
         <w:pStyle w:val="Literatura"/>
+        <w:ind w:left="0" w:firstLine="0"/>
         <w:rPr>
           <w:bCs/>
         </w:rPr>
       </w:pPr>
     </w:p>
-    <w:p>
-      <w:pPr>
-        <w:pStyle w:val="Literatura"/>
-        <w:rPr>
-          <w:bCs/>
-        </w:rPr>
-      </w:pPr>
-    </w:p>
-    <w:p>
-      <w:pPr>
-        <w:pStyle w:val="Literatura"/>
-        <w:rPr>
-          <w:bCs/>
-        </w:rPr>
-      </w:pPr>
-    </w:p>
-    <w:p>
-      <w:pPr>
-        <w:pStyle w:val="Literatura"/>
-        <w:rPr>
-          <w:bCs/>
-        </w:rPr>
-      </w:pPr>
-    </w:p>
-    <w:p>
-      <w:pPr>
-        <w:pStyle w:val="Literatura"/>
-        <w:rPr>
-          <w:bCs/>
-        </w:rPr>
-      </w:pPr>
-    </w:p>
-    <w:p>
-      <w:pPr>
-        <w:pStyle w:val="Literatura"/>
-        <w:rPr>
-          <w:bCs/>
-        </w:rPr>
-      </w:pPr>
-    </w:p>
-    <w:p>
-      <w:pPr>
-        <w:pStyle w:val="Literatura"/>
-        <w:rPr>
-          <w:color w:val="FF0000"/>
-        </w:rPr>
-      </w:pPr>
-      <w:r>
-        <w:rPr>
-          <w:bCs/>
-          <w:color w:val="FF0000"/>
-          <w:sz w:val="40"/>
-          <w:szCs w:val="40"/>
-        </w:rPr>
-        <w:t xml:space="preserve">Případně dále: </w:t>
-      </w:r>
-    </w:p>
-    <w:p>
-      <w:pPr>
-        <w:pStyle w:val="Nadpis2"/>
-        <w:numPr>
-          <w:ilvl w:val="0"/>
-          <w:numId w:val="0"/>
-        </w:numPr>
-        <w:ind w:left="576" w:hanging="576"/>
-        <w:rPr>
-          <w:color w:val="FF0000"/>
-        </w:rPr>
-      </w:pPr>
-      <w:r>
-        <w:rPr>
-          <w:color w:val="FF0000"/>
-        </w:rPr>
-        <w:t xml:space="preserve">Seznam použitých symbolů a zkratek </w:t>
-      </w:r>
-    </w:p>
-    <w:tbl>
-      <w:tblPr>
-        <w:tblW w:w="8859" w:type="dxa"/>
-        <w:tblLayout w:type="fixed"/>
-        <w:tblCellMar>
-          <w:left w:w="0" w:type="dxa"/>
-          <w:right w:w="70" w:type="dxa"/>
-        </w:tblCellMar>
-        <w:tblLook w:val="0000" w:firstRow="0" w:lastRow="0" w:firstColumn="0" w:lastColumn="0" w:noHBand="0" w:noVBand="0"/>
-      </w:tblPr>
-      <w:tblGrid>
-        <w:gridCol w:w="634"/>
-        <w:gridCol w:w="170"/>
-        <w:gridCol w:w="8055"/>
-      </w:tblGrid>
-      <w:tr>
-        <w:tc>
-          <w:tcPr>
-            <w:tcW w:w="634" w:type="dxa"/>
-          </w:tcPr>
-          <w:p>
-            <w:pPr>
-              <w:pStyle w:val="Bezodstavce"/>
-              <w:rPr>
-                <w:color w:val="FF0000"/>
-              </w:rPr>
-            </w:pPr>
-            <w:r>
-              <w:rPr>
-                <w:color w:val="FF0000"/>
-              </w:rPr>
-              <w:t>ABC</w:t>
-            </w:r>
-          </w:p>
-        </w:tc>
-        <w:tc>
-          <w:tcPr>
-            <w:tcW w:w="170" w:type="dxa"/>
-          </w:tcPr>
-          <w:p>
-            <w:pPr>
-              <w:pStyle w:val="Bezodstavce"/>
-              <w:snapToGrid w:val="0"/>
-              <w:rPr>
-                <w:color w:val="FF0000"/>
-              </w:rPr>
-            </w:pPr>
-          </w:p>
-        </w:tc>
-        <w:tc>
-          <w:tcPr>
-            <w:tcW w:w="8055" w:type="dxa"/>
-          </w:tcPr>
-          <w:p>
-            <w:pPr>
-              <w:pStyle w:val="Bezodstavce"/>
-              <w:rPr>
-                <w:color w:val="FF0000"/>
-              </w:rPr>
-            </w:pPr>
-            <w:r>
-              <w:rPr>
-                <w:color w:val="FF0000"/>
-              </w:rPr>
-              <w:t>Význam první zkratky.</w:t>
-            </w:r>
-          </w:p>
-        </w:tc>
-      </w:tr>
-      <w:tr>
-        <w:tc>
-          <w:tcPr>
-            <w:tcW w:w="634" w:type="dxa"/>
-          </w:tcPr>
-          <w:p>
-            <w:pPr>
-              <w:pStyle w:val="Bezodstavce"/>
-              <w:rPr>
-                <w:color w:val="FF0000"/>
-              </w:rPr>
-            </w:pPr>
-            <w:r>
-              <w:rPr>
-                <w:color w:val="FF0000"/>
-              </w:rPr>
-              <w:t>B</w:t>
-            </w:r>
-          </w:p>
-        </w:tc>
-        <w:tc>
-          <w:tcPr>
-            <w:tcW w:w="170" w:type="dxa"/>
-          </w:tcPr>
-          <w:p>
-            <w:pPr>
-              <w:pStyle w:val="Bezodstavce"/>
-              <w:snapToGrid w:val="0"/>
-              <w:rPr>
-                <w:color w:val="FF0000"/>
-              </w:rPr>
-            </w:pPr>
-          </w:p>
-        </w:tc>
-        <w:tc>
-          <w:tcPr>
-            <w:tcW w:w="8055" w:type="dxa"/>
-          </w:tcPr>
-          <w:p>
-            <w:pPr>
-              <w:pStyle w:val="Bezodstavce"/>
-              <w:rPr>
-                <w:color w:val="FF0000"/>
-              </w:rPr>
-            </w:pPr>
-            <w:r>
-              <w:rPr>
-                <w:color w:val="FF0000"/>
-              </w:rPr>
-              <w:t>Význam druhé zkratky.</w:t>
-            </w:r>
-          </w:p>
-        </w:tc>
-      </w:tr>
-      <w:tr>
-        <w:tc>
-          <w:tcPr>
-            <w:tcW w:w="634" w:type="dxa"/>
-          </w:tcPr>
-          <w:p>
-            <w:pPr>
-              <w:pStyle w:val="Bezodstavce"/>
-              <w:rPr>
-                <w:color w:val="FF0000"/>
-              </w:rPr>
-            </w:pPr>
-            <w:r>
-              <w:rPr>
-                <w:color w:val="FF0000"/>
-              </w:rPr>
-              <w:t>C</w:t>
-            </w:r>
-          </w:p>
-        </w:tc>
-        <w:tc>
-          <w:tcPr>
-            <w:tcW w:w="170" w:type="dxa"/>
-          </w:tcPr>
-          <w:p>
-            <w:pPr>
-              <w:pStyle w:val="Bezodstavce"/>
-              <w:snapToGrid w:val="0"/>
-              <w:rPr>
-                <w:color w:val="FF0000"/>
-              </w:rPr>
-            </w:pPr>
-          </w:p>
-        </w:tc>
-        <w:tc>
-          <w:tcPr>
-            <w:tcW w:w="8055" w:type="dxa"/>
-          </w:tcPr>
-          <w:p>
-            <w:pPr>
-              <w:pStyle w:val="Bezodstavce"/>
-              <w:rPr>
-                <w:color w:val="FF0000"/>
-              </w:rPr>
-            </w:pPr>
-            <w:r>
-              <w:rPr>
-                <w:color w:val="FF0000"/>
-              </w:rPr>
-              <w:t>Význam třetí zkratky.</w:t>
-            </w:r>
-          </w:p>
-        </w:tc>
-      </w:tr>
-      <w:tr>
-        <w:tc>
-          <w:tcPr>
-            <w:tcW w:w="634" w:type="dxa"/>
-          </w:tcPr>
-          <w:p>
-            <w:pPr>
-              <w:pStyle w:val="Bezodstavce"/>
-              <w:snapToGrid w:val="0"/>
-              <w:rPr>
-                <w:color w:val="FF0000"/>
-              </w:rPr>
-            </w:pPr>
-          </w:p>
-        </w:tc>
-        <w:tc>
-          <w:tcPr>
-            <w:tcW w:w="170" w:type="dxa"/>
-          </w:tcPr>
-          <w:p>
-            <w:pPr>
-              <w:pStyle w:val="Bezodstavce"/>
-              <w:snapToGrid w:val="0"/>
-              <w:rPr>
-                <w:color w:val="FF0000"/>
-              </w:rPr>
-            </w:pPr>
-          </w:p>
-        </w:tc>
-        <w:tc>
-          <w:tcPr>
-            <w:tcW w:w="8055" w:type="dxa"/>
-          </w:tcPr>
-          <w:p>
-            <w:pPr>
-              <w:pStyle w:val="Bezodstavce"/>
-              <w:snapToGrid w:val="0"/>
-              <w:rPr>
-                <w:color w:val="FF0000"/>
-              </w:rPr>
-            </w:pPr>
-          </w:p>
-        </w:tc>
-      </w:tr>
-    </w:tbl>
-    <w:p>
-      <w:pPr>
-        <w:rPr>
-          <w:color w:val="FF0000"/>
-        </w:rPr>
-      </w:pPr>
-    </w:p>
-    <w:p>
-      <w:pPr>
-        <w:pStyle w:val="Nadpis2"/>
-        <w:numPr>
-          <w:ilvl w:val="0"/>
-          <w:numId w:val="0"/>
-        </w:numPr>
-        <w:ind w:left="576" w:hanging="576"/>
-        <w:rPr>
-          <w:color w:val="FF0000"/>
-        </w:rPr>
-      </w:pPr>
-      <w:r>
-        <w:rPr>
-          <w:color w:val="FF0000"/>
-        </w:rPr>
-        <w:t>Seznam obrázků</w:t>
-      </w:r>
-    </w:p>
-    <w:p>
-      <w:pPr>
-        <w:pStyle w:val="Nadpis2"/>
-        <w:numPr>
-          <w:ilvl w:val="0"/>
-          <w:numId w:val="0"/>
-        </w:numPr>
-        <w:ind w:left="576" w:hanging="576"/>
-        <w:rPr>
-          <w:color w:val="FF0000"/>
-        </w:rPr>
-      </w:pPr>
-      <w:r>
-        <w:rPr>
-          <w:color w:val="FF0000"/>
-        </w:rPr>
-        <w:t>Seznam tabulek</w:t>
-      </w:r>
-    </w:p>
-    <w:p>
-      <w:pPr>
-        <w:pStyle w:val="Nadpis2"/>
-        <w:numPr>
-          <w:ilvl w:val="0"/>
-          <w:numId w:val="0"/>
-        </w:numPr>
-        <w:ind w:left="576" w:hanging="576"/>
-        <w:rPr>
-          <w:color w:val="FF0000"/>
-        </w:rPr>
-      </w:pPr>
-      <w:r>
-        <w:rPr>
-          <w:color w:val="FF0000"/>
-        </w:rPr>
-        <w:t>Seznam Příloh</w:t>
-      </w:r>
-    </w:p>
-    <w:p>
-      <w:pPr>
-        <w:pStyle w:val="Nadpis2"/>
-        <w:numPr>
-          <w:ilvl w:val="0"/>
-          <w:numId w:val="0"/>
-        </w:numPr>
-        <w:ind w:left="576" w:hanging="576"/>
-        <w:rPr>
-          <w:color w:val="FF0000"/>
-        </w:rPr>
-      </w:pPr>
-      <w:r>
-        <w:rPr>
-          <w:color w:val="FF0000"/>
-        </w:rPr>
-        <w:t xml:space="preserve">Příloha P I: Název přílohy </w:t>
-      </w:r>
-    </w:p>
     <w:sectPr>
-      <w:headerReference w:type="even" r:id="rId19"/>
-      <w:headerReference w:type="default" r:id="rId20"/>
-      <w:headerReference w:type="first" r:id="rId21"/>
+      <w:headerReference w:type="even" r:id="rId14"/>
+      <w:headerReference w:type="default" r:id="rId15"/>
+      <w:headerReference w:type="first" r:id="rId16"/>
       <w:pgSz w:w="11906" w:h="16838"/>
       <w:pgMar w:top="908" w:right="720" w:bottom="720" w:left="720" w:header="851" w:footer="0" w:gutter="851"/>
       <w:cols w:space="708"/>
@@ -4242,121 +6811,6 @@
     </w:sectPr>
   </w:body>
 </w:document>
-</file>
-
-<file path=word/comments.xml><?xml version="1.0" encoding="utf-8"?>
-<w:comments xmlns:wpc="http://schemas.microsoft.com/office/word/2010/wordprocessingCanvas" xmlns:cx="http://schemas.microsoft.com/office/drawing/2014/chartex" xmlns:cx1="http://schemas.microsoft.com/office/drawing/2015/9/8/chartex" xmlns:cx2="http://schemas.microsoft.com/office/drawing/2015/10/21/chartex" xmlns:cx3="http://schemas.microsoft.com/office/drawing/2016/5/9/chartex" xmlns:cx4="http://schemas.microsoft.com/office/drawing/2016/5/10/chartex" xmlns:cx5="http://schemas.microsoft.com/office/drawing/2016/5/11/chartex" xmlns:cx6="http://schemas.microsoft.com/office/drawing/2016/5/12/chartex" xmlns:cx7="http://schemas.microsoft.com/office/drawing/2016/5/13/chartex" xmlns:cx8="http://schemas.microsoft.com/office/drawing/2016/5/14/chartex" xmlns:mc="http://schemas.openxmlformats.org/markup-compatibility/2006" xmlns:aink="http://schemas.microsoft.com/office/drawing/2016/ink" xmlns:am3d="http://schemas.microsoft.com/office/drawing/2017/model3d" xmlns:o="urn:schemas-microsoft-com:office:office" xmlns:oel="http://schemas.microsoft.com/office/2019/extlst" xmlns:r="http://schemas.openxmlformats.org/officeDocument/2006/relationships" xmlns:m="http://schemas.openxmlformats.org/officeDocument/2006/math" xmlns:v="urn:schemas-microsoft-com:vml" xmlns:wp14="http://schemas.microsoft.com/office/word/2010/wordprocessingDrawing" xmlns:wp="http://schemas.openxmlformats.org/drawingml/2006/wordprocessingDrawing" xmlns:w10="urn:schemas-microsoft-com:office:word" xmlns:w="http://schemas.openxmlformats.org/wordprocessingml/2006/main" xmlns:w14="http://schemas.microsoft.com/office/word/2010/wordml" xmlns:w15="http://schemas.microsoft.com/office/word/2012/wordml" xmlns:w16cex="http://schemas.microsoft.com/office/word/2018/wordml/cex" xmlns:w16cid="http://schemas.microsoft.com/office/word/2016/wordml/cid" xmlns:w16="http://schemas.microsoft.com/office/word/2018/wordml" xmlns:w16du="http://schemas.microsoft.com/office/word/2023/wordml/word16du" xmlns:w16sdtdh="http://schemas.microsoft.com/office/word/2020/wordml/sdtdatahash" xmlns:w16sdtfl="http://schemas.microsoft.com/office/word/2024/wordml/sdtformatlock" xmlns:w16se="http://schemas.microsoft.com/office/word/2015/wordml/symex" xmlns:wpg="http://schemas.microsoft.com/office/word/2010/wordprocessingGroup" xmlns:wpi="http://schemas.microsoft.com/office/word/2010/wordprocessingInk" xmlns:wne="http://schemas.microsoft.com/office/word/2006/wordml" xmlns:wps="http://schemas.microsoft.com/office/word/2010/wordprocessingShape" mc:Ignorable="w14 w15 w16se w16cid w16 w16cex w16sdtdh w16sdtfl w16du wp14">
-  <w:comment w:id="5" w:author="Stanislav Tesař" w:date="2026-03-31T10:03:00Z" w:initials="ST">
-    <w:p>
-      <w:pPr>
-        <w:pStyle w:val="Textkomente"/>
-        <w:jc w:val="left"/>
-      </w:pPr>
-      <w:r>
-        <w:rPr>
-          <w:rStyle w:val="Odkaznakoment"/>
-        </w:rPr>
-        <w:annotationRef/>
-      </w:r>
-      <w:hyperlink r:id="rId1" w:history="1">
-        <w:r>
-          <w:rPr>
-            <w:rStyle w:val="Hypertextovodkaz"/>
-          </w:rPr>
-          <w:t>https://www.geeksforgeeks.org/python/building-and-visualizing-sudoku-game-using-pygame/</w:t>
-        </w:r>
-      </w:hyperlink>
-    </w:p>
-  </w:comment>
-  <w:comment w:id="6" w:author="Stanislav Tesař" w:date="2026-03-31T10:27:00Z" w:initials="ST">
-    <w:p>
-      <w:pPr>
-        <w:pStyle w:val="Textkomente"/>
-        <w:jc w:val="left"/>
-      </w:pPr>
-      <w:r>
-        <w:rPr>
-          <w:rStyle w:val="Odkaznakoment"/>
-        </w:rPr>
-        <w:annotationRef/>
-      </w:r>
-      <w:hyperlink r:id="rId2" w:history="1">
-        <w:r>
-          <w:rPr>
-            <w:rStyle w:val="Hypertextovodkaz"/>
-          </w:rPr>
-          <w:t>https://www.sudokuwiki.org/Sudoku.htm</w:t>
-        </w:r>
-      </w:hyperlink>
-    </w:p>
-  </w:comment>
-  <w:comment w:id="7" w:author="Stanislav Tesař" w:date="2026-03-31T10:34:00Z" w:initials="ST">
-    <w:p>
-      <w:pPr>
-        <w:pStyle w:val="Textkomente"/>
-        <w:jc w:val="left"/>
-      </w:pPr>
-      <w:r>
-        <w:rPr>
-          <w:rStyle w:val="Odkaznakoment"/>
-        </w:rPr>
-        <w:annotationRef/>
-      </w:r>
-      <w:hyperlink r:id="rId3" w:history="1">
-        <w:r>
-          <w:rPr>
-            <w:rStyle w:val="Hypertextovodkaz"/>
-          </w:rPr>
-          <w:t>https://en.wikipedia.org/wiki/Backtracking</w:t>
-        </w:r>
-      </w:hyperlink>
-    </w:p>
-  </w:comment>
-  <w:comment w:id="8" w:author="Stanislav Tesař" w:date="2026-03-30T19:48:00Z" w:initials="ST">
-    <w:p>
-      <w:pPr>
-        <w:pStyle w:val="Textkomente"/>
-        <w:jc w:val="left"/>
-      </w:pPr>
-      <w:r>
-        <w:rPr>
-          <w:rStyle w:val="Odkaznakoment"/>
-        </w:rPr>
-        <w:annotationRef/>
-      </w:r>
-      <w:r>
-        <w:t>Zdroj computerphile</w:t>
-      </w:r>
-    </w:p>
-  </w:comment>
-</w:comments>
-</file>
-
-<file path=word/commentsExtended.xml><?xml version="1.0" encoding="utf-8"?>
-<w15:commentsEx xmlns:wpc="http://schemas.microsoft.com/office/word/2010/wordprocessingCanvas" xmlns:cx="http://schemas.microsoft.com/office/drawing/2014/chartex" xmlns:cx1="http://schemas.microsoft.com/office/drawing/2015/9/8/chartex" xmlns:cx2="http://schemas.microsoft.com/office/drawing/2015/10/21/chartex" xmlns:cx3="http://schemas.microsoft.com/office/drawing/2016/5/9/chartex" xmlns:cx4="http://schemas.microsoft.com/office/drawing/2016/5/10/chartex" xmlns:cx5="http://schemas.microsoft.com/office/drawing/2016/5/11/chartex" xmlns:cx6="http://schemas.microsoft.com/office/drawing/2016/5/12/chartex" xmlns:cx7="http://schemas.microsoft.com/office/drawing/2016/5/13/chartex" xmlns:cx8="http://schemas.microsoft.com/office/drawing/2016/5/14/chartex" xmlns:mc="http://schemas.openxmlformats.org/markup-compatibility/2006" xmlns:aink="http://schemas.microsoft.com/office/drawing/2016/ink" xmlns:am3d="http://schemas.microsoft.com/office/drawing/2017/model3d" xmlns:o="urn:schemas-microsoft-com:office:office" xmlns:oel="http://schemas.microsoft.com/office/2019/extlst" xmlns:r="http://schemas.openxmlformats.org/officeDocument/2006/relationships" xmlns:m="http://schemas.openxmlformats.org/officeDocument/2006/math" xmlns:v="urn:schemas-microsoft-com:vml" xmlns:wp14="http://schemas.microsoft.com/office/word/2010/wordprocessingDrawing" xmlns:wp="http://schemas.openxmlformats.org/drawingml/2006/wordprocessingDrawing" xmlns:w10="urn:schemas-microsoft-com:office:word" xmlns:w="http://schemas.openxmlformats.org/wordprocessingml/2006/main" xmlns:w14="http://schemas.microsoft.com/office/word/2010/wordml" xmlns:w15="http://schemas.microsoft.com/office/word/2012/wordml" xmlns:w16cex="http://schemas.microsoft.com/office/word/2018/wordml/cex" xmlns:w16cid="http://schemas.microsoft.com/office/word/2016/wordml/cid" xmlns:w16="http://schemas.microsoft.com/office/word/2018/wordml" xmlns:w16du="http://schemas.microsoft.com/office/word/2023/wordml/word16du" xmlns:w16sdtdh="http://schemas.microsoft.com/office/word/2020/wordml/sdtdatahash" xmlns:w16sdtfl="http://schemas.microsoft.com/office/word/2024/wordml/sdtformatlock" xmlns:w16se="http://schemas.microsoft.com/office/word/2015/wordml/symex" xmlns:wpg="http://schemas.microsoft.com/office/word/2010/wordprocessingGroup" xmlns:wpi="http://schemas.microsoft.com/office/word/2010/wordprocessingInk" xmlns:wne="http://schemas.microsoft.com/office/word/2006/wordml" xmlns:wps="http://schemas.microsoft.com/office/word/2010/wordprocessingShape" mc:Ignorable="w14 w15 w16se w16cid w16 w16cex w16sdtdh w16sdtfl w16du wp14">
-  <w15:commentEx w15:paraId="60FFD04D" w15:done="0"/>
-  <w15:commentEx w15:paraId="15B1634F" w15:done="0"/>
-  <w15:commentEx w15:paraId="0CD32BDC" w15:done="0"/>
-  <w15:commentEx w15:paraId="5AA430A6" w15:done="0"/>
-</w15:commentsEx>
-</file>
-
-<file path=word/commentsExtensible.xml><?xml version="1.0" encoding="utf-8"?>
-<w16cex:commentsExtensible xmlns:wpc="http://schemas.microsoft.com/office/word/2010/wordprocessingCanvas" xmlns:cx="http://schemas.microsoft.com/office/drawing/2014/chartex" xmlns:cx1="http://schemas.microsoft.com/office/drawing/2015/9/8/chartex" xmlns:cx2="http://schemas.microsoft.com/office/drawing/2015/10/21/chartex" xmlns:cx3="http://schemas.microsoft.com/office/drawing/2016/5/9/chartex" xmlns:cx4="http://schemas.microsoft.com/office/drawing/2016/5/10/chartex" xmlns:cx5="http://schemas.microsoft.com/office/drawing/2016/5/11/chartex" xmlns:cx6="http://schemas.microsoft.com/office/drawing/2016/5/12/chartex" xmlns:cx7="http://schemas.microsoft.com/office/drawing/2016/5/13/chartex" xmlns:cx8="http://schemas.microsoft.com/office/drawing/2016/5/14/chartex" xmlns:cr="http://schemas.microsoft.com/office/comments/2020/reactions" xmlns:mc="http://schemas.openxmlformats.org/markup-compatibility/2006" xmlns:aink="http://schemas.microsoft.com/office/drawing/2016/ink" xmlns:am3d="http://schemas.microsoft.com/office/drawing/2017/model3d" xmlns:o="urn:schemas-microsoft-com:office:office" xmlns:oel="http://schemas.microsoft.com/office/2019/extlst" xmlns:r="http://schemas.openxmlformats.org/officeDocument/2006/relationships" xmlns:m="http://schemas.openxmlformats.org/officeDocument/2006/math" xmlns:v="urn:schemas-microsoft-com:vml" xmlns:wp14="http://schemas.microsoft.com/office/word/2010/wordprocessingDrawing" xmlns:wp="http://schemas.openxmlformats.org/drawingml/2006/wordprocessingDrawing" xmlns:w10="urn:schemas-microsoft-com:office:word" xmlns:w="http://schemas.openxmlformats.org/wordprocessingml/2006/main" xmlns:w14="http://schemas.microsoft.com/office/word/2010/wordml" xmlns:w15="http://schemas.microsoft.com/office/word/2012/wordml" xmlns:w16cex="http://schemas.microsoft.com/office/word/2018/wordml/cex" xmlns:w16cid="http://schemas.microsoft.com/office/word/2016/wordml/cid" xmlns:w16="http://schemas.microsoft.com/office/word/2018/wordml" xmlns:w16du="http://schemas.microsoft.com/office/word/2023/wordml/word16du" xmlns:w16sdtdh="http://schemas.microsoft.com/office/word/2020/wordml/sdtdatahash" xmlns:w16sdtfl="http://schemas.microsoft.com/office/word/2024/wordml/sdtformatlock" xmlns:w16se="http://schemas.microsoft.com/office/word/2015/wordml/symex" xmlns:wpg="http://schemas.microsoft.com/office/word/2010/wordprocessingGroup" xmlns:wpi="http://schemas.microsoft.com/office/word/2010/wordprocessingInk" xmlns:wne="http://schemas.microsoft.com/office/word/2006/wordml" xmlns:wps="http://schemas.microsoft.com/office/word/2010/wordprocessingShape" mc:Ignorable="w14 w15 w16se w16cid w16 w16cex w16sdtdh w16sdtfl cr w16du wp14">
-  <w16cex:commentExtensible w16cex:durableId="4FC7A0AA" w16cex:dateUtc="2026-03-31T08:03:00Z"/>
-  <w16cex:commentExtensible w16cex:durableId="219A7E40" w16cex:dateUtc="2026-03-31T08:27:00Z"/>
-  <w16cex:commentExtensible w16cex:durableId="325F9392" w16cex:dateUtc="2026-03-31T08:34:00Z"/>
-  <w16cex:commentExtensible w16cex:durableId="03FD726C" w16cex:dateUtc="2026-03-30T17:48:00Z"/>
-</w16cex:commentsExtensible>
-</file>
-
-<file path=word/commentsIds.xml><?xml version="1.0" encoding="utf-8"?>
-<w16cid:commentsIds xmlns:wpc="http://schemas.microsoft.com/office/word/2010/wordprocessingCanvas" xmlns:cx="http://schemas.microsoft.com/office/drawing/2014/chartex" xmlns:cx1="http://schemas.microsoft.com/office/drawing/2015/9/8/chartex" xmlns:cx2="http://schemas.microsoft.com/office/drawing/2015/10/21/chartex" xmlns:cx3="http://schemas.microsoft.com/office/drawing/2016/5/9/chartex" xmlns:cx4="http://schemas.microsoft.com/office/drawing/2016/5/10/chartex" xmlns:cx5="http://schemas.microsoft.com/office/drawing/2016/5/11/chartex" xmlns:cx6="http://schemas.microsoft.com/office/drawing/2016/5/12/chartex" xmlns:cx7="http://schemas.microsoft.com/office/drawing/2016/5/13/chartex" xmlns:cx8="http://schemas.microsoft.com/office/drawing/2016/5/14/chartex" xmlns:mc="http://schemas.openxmlformats.org/markup-compatibility/2006" xmlns:aink="http://schemas.microsoft.com/office/drawing/2016/ink" xmlns:am3d="http://schemas.microsoft.com/office/drawing/2017/model3d" xmlns:o="urn:schemas-microsoft-com:office:office" xmlns:oel="http://schemas.microsoft.com/office/2019/extlst" xmlns:r="http://schemas.openxmlformats.org/officeDocument/2006/relationships" xmlns:m="http://schemas.openxmlformats.org/officeDocument/2006/math" xmlns:v="urn:schemas-microsoft-com:vml" xmlns:wp14="http://schemas.microsoft.com/office/word/2010/wordprocessingDrawing" xmlns:wp="http://schemas.openxmlformats.org/drawingml/2006/wordprocessingDrawing" xmlns:w10="urn:schemas-microsoft-com:office:word" xmlns:w="http://schemas.openxmlformats.org/wordprocessingml/2006/main" xmlns:w14="http://schemas.microsoft.com/office/word/2010/wordml" xmlns:w15="http://schemas.microsoft.com/office/word/2012/wordml" xmlns:w16cex="http://schemas.microsoft.com/office/word/2018/wordml/cex" xmlns:w16cid="http://schemas.microsoft.com/office/word/2016/wordml/cid" xmlns:w16="http://schemas.microsoft.com/office/word/2018/wordml" xmlns:w16du="http://schemas.microsoft.com/office/word/2023/wordml/word16du" xmlns:w16sdtdh="http://schemas.microsoft.com/office/word/2020/wordml/sdtdatahash" xmlns:w16sdtfl="http://schemas.microsoft.com/office/word/2024/wordml/sdtformatlock" xmlns:w16se="http://schemas.microsoft.com/office/word/2015/wordml/symex" xmlns:wpg="http://schemas.microsoft.com/office/word/2010/wordprocessingGroup" xmlns:wpi="http://schemas.microsoft.com/office/word/2010/wordprocessingInk" xmlns:wne="http://schemas.microsoft.com/office/word/2006/wordml" xmlns:wps="http://schemas.microsoft.com/office/word/2010/wordprocessingShape" mc:Ignorable="w14 w15 w16se w16cid w16 w16cex w16sdtdh w16sdtfl w16du wp14">
-  <w16cid:commentId w16cid:paraId="60FFD04D" w16cid:durableId="4FC7A0AA"/>
-  <w16cid:commentId w16cid:paraId="15B1634F" w16cid:durableId="219A7E40"/>
-  <w16cid:commentId w16cid:paraId="0CD32BDC" w16cid:durableId="325F9392"/>
-  <w16cid:commentId w16cid:paraId="5AA430A6" w16cid:durableId="03FD726C"/>
-</w16cid:commentsIds>
 </file>
 
 <file path=word/endnotes.xml><?xml version="1.0" encoding="utf-8"?>
@@ -5101,14 +7555,6 @@
     <w:abstractNumId w:val="4"/>
   </w:num>
 </w:numbering>
-</file>
-
-<file path=word/people.xml><?xml version="1.0" encoding="utf-8"?>
-<w15:people xmlns:wpc="http://schemas.microsoft.com/office/word/2010/wordprocessingCanvas" xmlns:cx="http://schemas.microsoft.com/office/drawing/2014/chartex" xmlns:cx1="http://schemas.microsoft.com/office/drawing/2015/9/8/chartex" xmlns:cx2="http://schemas.microsoft.com/office/drawing/2015/10/21/chartex" xmlns:cx3="http://schemas.microsoft.com/office/drawing/2016/5/9/chartex" xmlns:cx4="http://schemas.microsoft.com/office/drawing/2016/5/10/chartex" xmlns:cx5="http://schemas.microsoft.com/office/drawing/2016/5/11/chartex" xmlns:cx6="http://schemas.microsoft.com/office/drawing/2016/5/12/chartex" xmlns:cx7="http://schemas.microsoft.com/office/drawing/2016/5/13/chartex" xmlns:cx8="http://schemas.microsoft.com/office/drawing/2016/5/14/chartex" xmlns:mc="http://schemas.openxmlformats.org/markup-compatibility/2006" xmlns:aink="http://schemas.microsoft.com/office/drawing/2016/ink" xmlns:am3d="http://schemas.microsoft.com/office/drawing/2017/model3d" xmlns:o="urn:schemas-microsoft-com:office:office" xmlns:oel="http://schemas.microsoft.com/office/2019/extlst" xmlns:r="http://schemas.openxmlformats.org/officeDocument/2006/relationships" xmlns:m="http://schemas.openxmlformats.org/officeDocument/2006/math" xmlns:v="urn:schemas-microsoft-com:vml" xmlns:wp14="http://schemas.microsoft.com/office/word/2010/wordprocessingDrawing" xmlns:wp="http://schemas.openxmlformats.org/drawingml/2006/wordprocessingDrawing" xmlns:w10="urn:schemas-microsoft-com:office:word" xmlns:w="http://schemas.openxmlformats.org/wordprocessingml/2006/main" xmlns:w14="http://schemas.microsoft.com/office/word/2010/wordml" xmlns:w15="http://schemas.microsoft.com/office/word/2012/wordml" xmlns:w16cex="http://schemas.microsoft.com/office/word/2018/wordml/cex" xmlns:w16cid="http://schemas.microsoft.com/office/word/2016/wordml/cid" xmlns:w16="http://schemas.microsoft.com/office/word/2018/wordml" xmlns:w16du="http://schemas.microsoft.com/office/word/2023/wordml/word16du" xmlns:w16sdtdh="http://schemas.microsoft.com/office/word/2020/wordml/sdtdatahash" xmlns:w16sdtfl="http://schemas.microsoft.com/office/word/2024/wordml/sdtformatlock" xmlns:w16se="http://schemas.microsoft.com/office/word/2015/wordml/symex" xmlns:wpg="http://schemas.microsoft.com/office/word/2010/wordprocessingGroup" xmlns:wpi="http://schemas.microsoft.com/office/word/2010/wordprocessingInk" xmlns:wne="http://schemas.microsoft.com/office/word/2006/wordml" xmlns:wps="http://schemas.microsoft.com/office/word/2010/wordprocessingShape" mc:Ignorable="w14 w15 w16se w16cid w16 w16cex w16sdtdh w16sdtfl w16du wp14">
-  <w15:person w15:author="Stanislav Tesař">
-    <w15:presenceInfo w15:providerId="AD" w15:userId="S::stanislav.tesar@student.gymspit.cz::66f60bba-2adf-4711-a8e1-21f2291859d5"/>
-  </w15:person>
-</w15:people>
 </file>
 
 <file path=word/styles.xml><?xml version="1.0" encoding="utf-8"?>

--- a/dokumentace.docx
+++ b/dokumentace.docx
@@ -60,7 +60,13 @@
               <w:pStyle w:val="Nzev"/>
             </w:pPr>
             <w:r>
-              <w:t xml:space="preserve">Sudoku solver </w:t>
+              <w:t xml:space="preserve">Sudoku </w:t>
+            </w:r>
+            <w:r>
+              <w:t>S</w:t>
+            </w:r>
+            <w:r>
+              <w:t xml:space="preserve">olver </w:t>
             </w:r>
           </w:p>
         </w:tc>
@@ -750,37 +756,22 @@
         <w:br w:type="page"/>
       </w:r>
     </w:p>
-    <w:p>
-      <w:pPr>
-        <w:rPr>
-          <w:i/>
-        </w:rPr>
-      </w:pPr>
-      <w:r>
-        <w:rPr>
-          <w:b/>
-          <w:highlight w:val="yellow"/>
-        </w:rPr>
-        <w:lastRenderedPageBreak/>
-        <w:t>OBSAH</w:t>
-      </w:r>
-    </w:p>
     <w:sdt>
       <w:sdtPr>
+        <w:rPr>
+          <w:rFonts w:ascii="Times New Roman" w:hAnsi="Times New Roman"/>
+          <w:b w:val="0"/>
+          <w:bCs w:val="0"/>
+          <w:color w:val="auto"/>
+          <w:sz w:val="24"/>
+          <w:szCs w:val="24"/>
+        </w:rPr>
         <w:id w:val="-920329135"/>
         <w:docPartObj>
           <w:docPartGallery w:val="Table of Contents"/>
           <w:docPartUnique/>
         </w:docPartObj>
       </w:sdtPr>
-      <w:sdtEndPr>
-        <w:rPr>
-          <w:rFonts w:ascii="Times New Roman" w:hAnsi="Times New Roman"/>
-          <w:color w:val="auto"/>
-          <w:sz w:val="24"/>
-          <w:szCs w:val="24"/>
-        </w:rPr>
-      </w:sdtEndPr>
       <w:sdtContent>
         <w:p>
           <w:pPr>
@@ -4082,6 +4073,18 @@
           </w:hyperlink>
         </w:p>
         <w:p>
+          <w:pPr>
+            <w:sectPr>
+              <w:headerReference w:type="even" r:id="rId10"/>
+              <w:headerReference w:type="default" r:id="rId11"/>
+              <w:headerReference w:type="first" r:id="rId12"/>
+              <w:pgSz w:w="11906" w:h="16838"/>
+              <w:pgMar w:top="1418" w:right="1418" w:bottom="1418" w:left="1418" w:header="851" w:footer="0" w:gutter="0"/>
+              <w:cols w:space="708"/>
+              <w:formProt w:val="0"/>
+              <w:docGrid w:linePitch="326"/>
+            </w:sectPr>
+          </w:pPr>
           <w:r>
             <w:rPr>
               <w:b/>
@@ -4094,45 +4097,6 @@
     </w:sdt>
     <w:p>
       <w:pPr>
-        <w:rPr>
-          <w:rFonts w:ascii="Calibri" w:hAnsi="Calibri" w:cs="Calibri"/>
-          <w:b/>
-          <w:bCs/>
-          <w:caps/>
-          <w:sz w:val="22"/>
-          <w:szCs w:val="22"/>
-          <w:u w:val="single"/>
-          <w:lang w:eastAsia="cs-CZ"/>
-        </w:rPr>
-      </w:pPr>
-    </w:p>
-    <w:p>
-      <w:pPr>
-        <w:rPr>
-          <w:i/>
-        </w:rPr>
-        <w:sectPr>
-          <w:headerReference w:type="even" r:id="rId10"/>
-          <w:headerReference w:type="default" r:id="rId11"/>
-          <w:headerReference w:type="first" r:id="rId12"/>
-          <w:pgSz w:w="11906" w:h="16838"/>
-          <w:pgMar w:top="1418" w:right="1418" w:bottom="1418" w:left="1418" w:header="851" w:footer="0" w:gutter="0"/>
-          <w:cols w:space="708"/>
-          <w:formProt w:val="0"/>
-          <w:docGrid w:linePitch="326"/>
-        </w:sectPr>
-      </w:pPr>
-    </w:p>
-    <w:p>
-      <w:pPr>
-        <w:rPr>
-          <w:i/>
-          <w:highlight w:val="yellow"/>
-        </w:rPr>
-      </w:pPr>
-    </w:p>
-    <w:p>
-      <w:pPr>
         <w:pStyle w:val="Nadpis1"/>
         <w:ind w:left="432" w:hanging="432"/>
         <w:rPr>
@@ -4141,6 +4105,7 @@
       </w:pPr>
       <w:bookmarkStart w:id="2" w:name="_Toc225865699"/>
       <w:r>
+        <w:lastRenderedPageBreak/>
         <w:t>TEORETICKÁ ČÁST</w:t>
       </w:r>
       <w:bookmarkEnd w:id="2"/>
@@ -4184,6 +4149,9 @@
       <w:r>
         <w:t xml:space="preserve"> které nepracují s náhodou.</w:t>
       </w:r>
+      <w:r>
+        <w:t xml:space="preserve"> [10]</w:t>
+      </w:r>
     </w:p>
     <w:p>
       <w:pPr>
@@ -4206,16 +4174,7 @@
         <w:t xml:space="preserve"> </w:t>
       </w:r>
       <w:r>
-        <w:t xml:space="preserve">libovolně ale konečně velký seznam </w:t>
-      </w:r>
-      <w:r>
-        <w:t xml:space="preserve">stavů stroje a </w:t>
-      </w:r>
-      <w:r>
-        <w:t xml:space="preserve">libovolně ale konečně velký seznam </w:t>
-      </w:r>
-      <w:r>
-        <w:t>instrukcí.</w:t>
+        <w:t>libovolně ale konečně velký seznam stavů stroje a libovolně ale konečně velký seznam instrukcí.</w:t>
       </w:r>
     </w:p>
     <w:p>
@@ -4254,6 +4213,9 @@
       <w:r>
         <w:t xml:space="preserve"> </w:t>
       </w:r>
+      <w:r>
+        <w:t xml:space="preserve"> [7]</w:t>
+      </w:r>
     </w:p>
     <w:p>
       <w:pPr>
@@ -4270,13 +4232,7 @@
     </w:p>
     <w:p>
       <w:r>
-        <w:t xml:space="preserve">Jde o notaci, která vyjadřuje, jak přibližně roste náročnost algoritmu na čas nebo paměť v závislosti na velikosti vstupu. Jde o aproximaci, kterou získáme tak, že z funkce náročnosti algoritmu na zdroje </w:t>
-      </w:r>
-      <w:r>
-        <w:t>v závislosti na velikosti vstupu</w:t>
-      </w:r>
-      <w:r>
-        <w:t xml:space="preserve"> vezmeme nejrychleji rostoucí člen. T</w:t>
+        <w:t>Jde o notaci, která vyjadřuje, jak přibližně roste náročnost algoritmu na čas nebo paměť v závislosti na velikosti vstupu. Jde o aproximaci, kterou získáme tak, že z funkce náročnosti algoritmu na zdroje v závislosti na velikosti vstupu vezmeme nejrychleji rostoucí člen. T</w:t>
       </w:r>
       <w:r>
         <w:t>e</w:t>
@@ -4291,7 +4247,13 @@
         <w:t>2</w:t>
       </w:r>
       <w:r>
-        <w:t>+n, šlo by o O(n</w:t>
+        <w:t>+n</w:t>
+      </w:r>
+      <w:r>
+        <w:t xml:space="preserve">, </w:t>
+      </w:r>
+      <w:r>
+        <w:t>šlo by o O(n</w:t>
       </w:r>
       <w:r>
         <w:rPr>
@@ -4300,11 +4262,32 @@
         <w:t>2</w:t>
       </w:r>
       <w:r>
-        <w:t>).A mluvíme o kvadratickém čase</w:t>
+        <w:t>).</w:t>
+      </w:r>
+      <w:r>
+        <w:t xml:space="preserve"> </w:t>
+      </w:r>
+      <w:r>
+        <w:t>A mluvíme o kvadratickém čase</w:t>
       </w:r>
       <w:r>
         <w:t>.</w:t>
       </w:r>
+      <w:r>
+        <w:t xml:space="preserve"> Mezi používaná označení patří také konstantní čas pro O(1), logaritmický pro O(log(n)), lineární pro O(n) nebo exponenciální pro O(2</w:t>
+      </w:r>
+      <w:r>
+        <w:rPr>
+          <w:vertAlign w:val="superscript"/>
+        </w:rPr>
+        <w:t>n</w:t>
+      </w:r>
+      <w:r>
+        <w:t>). [9]</w:t>
+      </w:r>
+      <w:r>
+        <w:t>[12]</w:t>
+      </w:r>
     </w:p>
     <w:p>
       <w:pPr>
@@ -4321,6 +4304,9 @@
         <w:t xml:space="preserve">Třída složitosti je množina výpočetních problémů s podobnou složitostí. </w:t>
       </w:r>
       <w:r>
+        <w:t xml:space="preserve">Tyto třídy jsou koncepty z teorie složitosti. </w:t>
+      </w:r>
+      <w:r>
         <w:t>Níže popisuji některé z nich.</w:t>
       </w:r>
     </w:p>
@@ -4329,13 +4315,7 @@
         <w:t>P je třída složitosti, do které problém patří, pokud ho lze vyřešit algoritmem</w:t>
       </w:r>
       <w:r>
-        <w:t xml:space="preserve"> (n</w:t>
-      </w:r>
-      <w:r>
-        <w:t>ebo přesněji deterministickou Turing machine</w:t>
-      </w:r>
-      <w:r>
-        <w:t>)</w:t>
+        <w:t xml:space="preserve"> (nebo přesněji deterministickou Turing machine)</w:t>
       </w:r>
       <w:r>
         <w:t xml:space="preserve"> v polynomiálním nebo</w:t>
@@ -4353,13 +4333,7 @@
     <w:p>
       <w:r>
         <w:lastRenderedPageBreak/>
-        <w:t xml:space="preserve">NP je třída složitosti, do které problém patří, pokud lze v </w:t>
-      </w:r>
-      <w:r>
-        <w:t>algoritmem (nebo přesněji deterministickou Turing machine)</w:t>
-      </w:r>
-      <w:r>
-        <w:t xml:space="preserve"> v polynomiálním čase ověřit, že řešení problému je správně. NP je odvozeno od Non-deterministic polynomial, to znamená, že problém lze prohlásit za vyřešený v polynomiálním čase, ale jen v některých případech, není to předvídatelné. P je podmnožinou NP. Do NP patří například</w:t>
+        <w:t>NP je třída složitosti, do které problém patří, pokud lze v algoritmem (nebo přesněji deterministickou Turing machine) v polynomiálním čase ověřit, že řešení problému je správně. NP je odvozeno od Non-deterministic polynomial, to znamená, že problém lze prohlásit za vyřešený v polynomiálním čase, ale jen v některých případech, není to předvídatelné. P je podmnožinou NP. Do NP patří například</w:t>
       </w:r>
     </w:p>
     <w:p>
@@ -4378,6 +4352,9 @@
       <w:r>
         <w:t xml:space="preserve"> že nejde o polynomiální čas, ale logaritmický. L je podmnožinou NL a NL je podmnožinou P.</w:t>
       </w:r>
+      <w:r>
+        <w:t xml:space="preserve"> [5][6][11]</w:t>
+      </w:r>
     </w:p>
     <w:p>
       <w:pPr>
@@ -4449,6 +4426,9 @@
       <w:r>
         <w:t xml:space="preserve"> zda lze v polynomiálním čase najít i řešení. S trochou nadsázky můžeme říct, že je možné, že jednou někdo vynalezne způsob řešení Sudoku, který bude stejně složitý, jako ověřování odpovědí.</w:t>
       </w:r>
+      <w:r>
+        <w:t xml:space="preserve"> [8]</w:t>
+      </w:r>
     </w:p>
     <w:p>
       <w:pPr>
@@ -4467,6 +4447,9 @@
       <w:r>
         <w:t>. Na druhou stranu někteří vědci upozorňují, že pořád se jedná jen o doměnku a neměli bychom zanedbávat i možnost, že skutečně P=NP.</w:t>
       </w:r>
+      <w:r>
+        <w:t xml:space="preserve"> [8]</w:t>
+      </w:r>
     </w:p>
     <w:p>
       <w:pPr>
@@ -4496,6 +4479,9 @@
       </w:r>
       <w:r>
         <w:t>. To by například znamenalo konec kryptografie, přinejmenším v současné podobě, která na P !=NP spoléhá.</w:t>
+      </w:r>
+      <w:r>
+        <w:t xml:space="preserve"> [8]</w:t>
       </w:r>
     </w:p>
     <w:p>
@@ -4587,13 +4573,7 @@
         <w:rPr>
           <w:iCs/>
         </w:rPr>
-        <w:t>bylo</w:t>
-      </w:r>
-      <w:r>
-        <w:rPr>
-          <w:iCs/>
-        </w:rPr>
-        <w:t xml:space="preserve"> </w:t>
+        <w:t xml:space="preserve">bylo </w:t>
       </w:r>
       <w:r>
         <w:rPr>
@@ -4932,13 +4912,7 @@
         <w:t>backtrack</w:t>
       </w:r>
       <w:r>
-        <w:t xml:space="preserve"> a napíše </w:t>
-      </w:r>
-      <w:r>
-        <w:t>uživateli</w:t>
-      </w:r>
-      <w:r>
-        <w:t xml:space="preserve"> odpovídající zprávu pomocí </w:t>
+        <w:t xml:space="preserve"> a napíše uživateli odpovídající zprávu pomocí </w:t>
       </w:r>
       <w:r>
         <w:rPr>
@@ -5101,22 +5075,13 @@
         <w:t xml:space="preserve"> </w:t>
       </w:r>
       <w:r>
-        <w:t xml:space="preserve">Uživatel </w:t>
-      </w:r>
-      <w:r>
-        <w:t xml:space="preserve">opět </w:t>
-      </w:r>
-      <w:r>
-        <w:t>může vybrat</w:t>
+        <w:t>Uživatel opět může vybrat</w:t>
       </w:r>
       <w:r>
         <w:t>,</w:t>
       </w:r>
       <w:r>
-        <w:t xml:space="preserve"> které funkce budou volány </w:t>
-      </w:r>
-      <w:r>
-        <w:t xml:space="preserve">funkcí </w:t>
+        <w:t xml:space="preserve"> které funkce budou volány funkcí </w:t>
       </w:r>
       <w:r>
         <w:rPr>
@@ -5126,26 +5091,181 @@
         <w:t>hint</w:t>
       </w:r>
       <w:r>
+        <w:t xml:space="preserve"> a které ne.</w:t>
+      </w:r>
+    </w:p>
+    <w:p/>
+    <w:p>
+      <w:pPr>
+        <w:pStyle w:val="Nadpis3"/>
+      </w:pPr>
+      <w:bookmarkStart w:id="15" w:name="_Toc225865712"/>
+      <w:r>
+        <w:t>Sudoku.py</w:t>
+      </w:r>
+      <w:bookmarkEnd w:id="15"/>
+    </w:p>
+    <w:p>
+      <w:r>
+        <w:t xml:space="preserve">Zde je definována třída </w:t>
+      </w:r>
+      <w:r>
+        <w:rPr>
+          <w:i/>
+          <w:iCs/>
+        </w:rPr>
+        <w:t>Sudoku</w:t>
+      </w:r>
+      <w:r>
+        <w:t xml:space="preserve">. </w:t>
+      </w:r>
+      <w:r>
+        <w:rPr>
+          <w:i/>
+          <w:iCs/>
+        </w:rPr>
+        <w:t>Sudoku</w:t>
+      </w:r>
+      <w:r>
         <w:t xml:space="preserve"> </w:t>
       </w:r>
       <w:r>
-        <w:t>a které ne.</w:t>
-      </w:r>
-    </w:p>
-    <w:p/>
-    <w:p>
-      <w:pPr>
-        <w:pStyle w:val="Nadpis3"/>
-      </w:pPr>
-      <w:bookmarkStart w:id="15" w:name="_Toc225865712"/>
-      <w:r>
-        <w:t>Sudoku.py</w:t>
-      </w:r>
-      <w:bookmarkEnd w:id="15"/>
-    </w:p>
-    <w:p>
-      <w:r>
-        <w:t xml:space="preserve">Zde je definována třída </w:t>
+        <w:t>při</w:t>
+      </w:r>
+      <w:r>
+        <w:t xml:space="preserve"> inicaci vytvoří </w:t>
+      </w:r>
+      <w:r>
+        <w:t>grid, což je list listů s </w:t>
+      </w:r>
+      <w:r>
+        <w:rPr>
+          <w:i/>
+          <w:iCs/>
+        </w:rPr>
+        <w:t>Cell</w:t>
+      </w:r>
+      <w:r>
+        <w:t>, a listy s </w:t>
+      </w:r>
+      <w:r>
+        <w:rPr>
+          <w:i/>
+          <w:iCs/>
+        </w:rPr>
+        <w:t>Row</w:t>
+      </w:r>
+      <w:r>
+        <w:t xml:space="preserve">, </w:t>
+      </w:r>
+      <w:r>
+        <w:rPr>
+          <w:i/>
+          <w:iCs/>
+        </w:rPr>
+        <w:t>Coll</w:t>
+      </w:r>
+      <w:r>
+        <w:t xml:space="preserve"> a </w:t>
+      </w:r>
+      <w:r>
+        <w:rPr>
+          <w:i/>
+          <w:iCs/>
+        </w:rPr>
+        <w:t>Box</w:t>
+      </w:r>
+      <w:r>
+        <w:t>. V této třídě také jsou funkce na hledání řešení.</w:t>
+      </w:r>
+    </w:p>
+    <w:p>
+      <w:r>
+        <w:t xml:space="preserve">Funkce </w:t>
+      </w:r>
+      <w:r>
+        <w:rPr>
+          <w:i/>
+          <w:iCs/>
+        </w:rPr>
+        <w:t>val</w:t>
+      </w:r>
+      <w:r>
+        <w:t xml:space="preserve"> </w:t>
+      </w:r>
+      <w:r>
+        <w:t xml:space="preserve">vloží </w:t>
+      </w:r>
+      <w:r>
+        <w:t xml:space="preserve">hodnotu do </w:t>
+      </w:r>
+      <w:r>
+        <w:rPr>
+          <w:i/>
+          <w:iCs/>
+        </w:rPr>
+        <w:t>Cell</w:t>
+      </w:r>
+      <w:r>
+        <w:t xml:space="preserve"> </w:t>
+      </w:r>
+      <w:r>
+        <w:t>na</w:t>
+      </w:r>
+      <w:r>
+        <w:t xml:space="preserve"> konkrétních souřadnicích a akutalizuje hodnoty kandidátů v dotčených buňkách. </w:t>
+      </w:r>
+    </w:p>
+    <w:p>
+      <w:r>
+        <w:t>Funkce</w:t>
+      </w:r>
+      <w:r>
+        <w:rPr>
+          <w:i/>
+          <w:iCs/>
+        </w:rPr>
+        <w:t xml:space="preserve"> </w:t>
+      </w:r>
+      <w:r>
+        <w:rPr>
+          <w:i/>
+          <w:iCs/>
+        </w:rPr>
+        <w:t>backtrack</w:t>
+      </w:r>
+      <w:r>
+        <w:t xml:space="preserve"> </w:t>
+      </w:r>
+      <w:r>
+        <w:t xml:space="preserve">hledá řešení pomocí </w:t>
+      </w:r>
+      <w:r>
+        <w:t>backtracking algoritmu [</w:t>
+      </w:r>
+      <w:r>
+        <w:t>3</w:t>
+      </w:r>
+      <w:r>
+        <w:t>]</w:t>
+      </w:r>
+      <w:r>
+        <w:t xml:space="preserve">. Základ jsem převzal </w:t>
+      </w:r>
+      <w:r>
+        <w:t>[</w:t>
+      </w:r>
+      <w:r>
+        <w:t>4</w:t>
+      </w:r>
+      <w:r>
+        <w:t xml:space="preserve">] </w:t>
+      </w:r>
+      <w:r>
+        <w:t>a pak jej upravil pro kontext mých tříd. Také jsem jej změnil tak, aby se nezastavil po nalezení prvního platného řešení, ale i ověřil, zda je jediné.</w:t>
+      </w:r>
+      <w:r>
+        <w:t xml:space="preserve"> Vrací </w:t>
       </w:r>
       <w:r>
         <w:rPr>
@@ -5155,26 +5275,28 @@
         <w:t>Sudoku</w:t>
       </w:r>
       <w:r>
-        <w:t xml:space="preserve">. </w:t>
-      </w:r>
-      <w:r>
-        <w:rPr>
-          <w:i/>
-          <w:iCs/>
-        </w:rPr>
-        <w:t>Sudoku</w:t>
+        <w:t xml:space="preserve"> s řešením, pokud je řešení jedno, jinak vrací počet řešení. </w:t>
+      </w:r>
+      <w:r>
+        <w:t>Je to jedna ze tří řešících funkcí</w:t>
+      </w:r>
+    </w:p>
+    <w:p>
+      <w:r>
+        <w:t xml:space="preserve">Funkce </w:t>
+      </w:r>
+      <w:r>
+        <w:rPr>
+          <w:i/>
+          <w:iCs/>
+        </w:rPr>
+        <w:t>nakedsingle</w:t>
       </w:r>
       <w:r>
         <w:t xml:space="preserve"> </w:t>
       </w:r>
       <w:r>
-        <w:t>při</w:t>
-      </w:r>
-      <w:r>
-        <w:t xml:space="preserve"> inicaci vytvoří </w:t>
-      </w:r>
-      <w:r>
-        <w:t>grid, což je list listů s </w:t>
+        <w:t xml:space="preserve">prochází všechny </w:t>
       </w:r>
       <w:r>
         <w:rPr>
@@ -5184,7 +5306,135 @@
         <w:t>Cell</w:t>
       </w:r>
       <w:r>
-        <w:t>, a listy s </w:t>
+        <w:t xml:space="preserve">. Pokud najde </w:t>
+      </w:r>
+      <w:r>
+        <w:rPr>
+          <w:i/>
+          <w:iCs/>
+        </w:rPr>
+        <w:t>Cell</w:t>
+      </w:r>
+      <w:r>
+        <w:t xml:space="preserve"> </w:t>
+      </w:r>
+      <w:r>
+        <w:t>s jedním kandidátem</w:t>
+      </w:r>
+      <w:r>
+        <w:t xml:space="preserve"> (cand), zavolá </w:t>
+      </w:r>
+      <w:r>
+        <w:rPr>
+          <w:i/>
+          <w:iCs/>
+        </w:rPr>
+        <w:t>val</w:t>
+      </w:r>
+      <w:r>
+        <w:t xml:space="preserve"> pro </w:t>
+      </w:r>
+      <w:r>
+        <w:t xml:space="preserve">souřadnice této </w:t>
+      </w:r>
+      <w:r>
+        <w:rPr>
+          <w:i/>
+          <w:iCs/>
+        </w:rPr>
+        <w:t>Cell</w:t>
+      </w:r>
+      <w:r>
+        <w:t xml:space="preserve"> </w:t>
+      </w:r>
+      <w:r>
+        <w:t>a hodnotu tohoto kandidáta a vrátí 1. Pokud najde</w:t>
+      </w:r>
+      <w:r>
+        <w:t xml:space="preserve"> </w:t>
+      </w:r>
+      <w:r>
+        <w:rPr>
+          <w:i/>
+          <w:iCs/>
+        </w:rPr>
+        <w:t>Cell</w:t>
+      </w:r>
+      <w:r>
+        <w:t xml:space="preserve"> s nula kandidáty, vrátí   -1, to znamená, že neexistuje řešení. Jinak funkce vrátí 0.</w:t>
+      </w:r>
+      <w:r>
+        <w:t xml:space="preserve"> Je to jedna ze tří řešících funkcí.</w:t>
+      </w:r>
+      <w:r>
+        <w:t xml:space="preserve"> Funkce vychází ze Sudoku taktiky Naked Single [2]. </w:t>
+      </w:r>
+    </w:p>
+    <w:p>
+      <w:r>
+        <w:t xml:space="preserve">Funkce </w:t>
+      </w:r>
+      <w:r>
+        <w:rPr>
+          <w:i/>
+          <w:iCs/>
+        </w:rPr>
+        <w:t>hiddensingle</w:t>
+      </w:r>
+      <w:r>
+        <w:t xml:space="preserve"> </w:t>
+      </w:r>
+      <w:r>
+        <w:t xml:space="preserve"> </w:t>
+      </w:r>
+      <w:r>
+        <w:t>pro každou hodnotu</w:t>
+      </w:r>
+      <w:r>
+        <w:t xml:space="preserve"> </w:t>
+      </w:r>
+      <w:r>
+        <w:t>prochází buňky v </w:t>
+      </w:r>
+      <w:r>
+        <w:rPr>
+          <w:i/>
+          <w:iCs/>
+        </w:rPr>
+        <w:t>Coll</w:t>
+      </w:r>
+      <w:r>
+        <w:t xml:space="preserve">. Pokud najde právě jednu </w:t>
+      </w:r>
+      <w:r>
+        <w:rPr>
+          <w:i/>
+          <w:iCs/>
+        </w:rPr>
+        <w:t>Cell</w:t>
+      </w:r>
+      <w:r>
+        <w:t xml:space="preserve">, která může mít danou hodnotu zavolá </w:t>
+      </w:r>
+      <w:r>
+        <w:rPr>
+          <w:i/>
+          <w:iCs/>
+        </w:rPr>
+        <w:t>val</w:t>
+      </w:r>
+      <w:r>
+        <w:t xml:space="preserve"> a vrátí 1. Toto dělá pro všechny </w:t>
+      </w:r>
+      <w:r>
+        <w:rPr>
+          <w:i/>
+          <w:iCs/>
+        </w:rPr>
+        <w:t>Coll</w:t>
+      </w:r>
+      <w:r>
+        <w:t xml:space="preserve"> a stejně i pro všechny </w:t>
       </w:r>
       <w:r>
         <w:rPr>
@@ -5194,16 +5444,6 @@
         <w:t>Row</w:t>
       </w:r>
       <w:r>
-        <w:t xml:space="preserve">, </w:t>
-      </w:r>
-      <w:r>
-        <w:rPr>
-          <w:i/>
-          <w:iCs/>
-        </w:rPr>
-        <w:t>Coll</w:t>
-      </w:r>
-      <w:r>
         <w:t xml:space="preserve"> a </w:t>
       </w:r>
       <w:r>
@@ -5214,28 +5454,7 @@
         <w:t>Box</w:t>
       </w:r>
       <w:r>
-        <w:t>. V této třídě také jsou funkce na hledání řešení.</w:t>
-      </w:r>
-    </w:p>
-    <w:p>
-      <w:r>
-        <w:t xml:space="preserve">Funkce </w:t>
-      </w:r>
-      <w:r>
-        <w:rPr>
-          <w:i/>
-          <w:iCs/>
-        </w:rPr>
-        <w:t>val</w:t>
-      </w:r>
-      <w:r>
-        <w:t xml:space="preserve"> </w:t>
-      </w:r>
-      <w:r>
-        <w:t xml:space="preserve">vloží </w:t>
-      </w:r>
-      <w:r>
-        <w:t xml:space="preserve">hodnotu do </w:t>
+        <w:t xml:space="preserve">. Pokud nenajde žádnou vhodnou </w:t>
       </w:r>
       <w:r>
         <w:rPr>
@@ -5245,279 +5464,13 @@
         <w:t>Cell</w:t>
       </w:r>
       <w:r>
-        <w:t xml:space="preserve"> </w:t>
-      </w:r>
-      <w:r>
-        <w:t>na</w:t>
-      </w:r>
-      <w:r>
-        <w:t xml:space="preserve"> konkrétních souřadnicích a akutalizuje hodnoty kandidátů v dotčených buňkách. </w:t>
-      </w:r>
-    </w:p>
-    <w:p>
-      <w:r>
-        <w:t>Funkce</w:t>
-      </w:r>
-      <w:r>
-        <w:rPr>
-          <w:i/>
-          <w:iCs/>
-        </w:rPr>
-        <w:t xml:space="preserve"> </w:t>
-      </w:r>
-      <w:r>
-        <w:rPr>
-          <w:i/>
-          <w:iCs/>
-        </w:rPr>
-        <w:t>backtrack</w:t>
-      </w:r>
-      <w:r>
-        <w:t xml:space="preserve"> </w:t>
-      </w:r>
-      <w:r>
-        <w:t xml:space="preserve">hledá řešení pomocí </w:t>
-      </w:r>
-      <w:r>
-        <w:t>backtracking algoritmu [</w:t>
-      </w:r>
-      <w:r>
-        <w:t>3</w:t>
-      </w:r>
-      <w:r>
-        <w:t>]</w:t>
-      </w:r>
-      <w:r>
-        <w:t xml:space="preserve">. Základ jsem převzal </w:t>
-      </w:r>
-      <w:r>
-        <w:t>[</w:t>
-      </w:r>
-      <w:r>
-        <w:t>4</w:t>
-      </w:r>
-      <w:r>
-        <w:t xml:space="preserve">] </w:t>
-      </w:r>
-      <w:r>
-        <w:t>a pak jej upravil pro kontext mých tříd. Také jsem jej změnil tak, aby se nezastavil po nalezení prvního platného řešení, ale i ověřil, zda je jediné.</w:t>
-      </w:r>
-      <w:r>
-        <w:t xml:space="preserve"> Vrací </w:t>
-      </w:r>
-      <w:r>
-        <w:rPr>
-          <w:i/>
-          <w:iCs/>
-        </w:rPr>
-        <w:t>Sudoku</w:t>
-      </w:r>
-      <w:r>
-        <w:t xml:space="preserve"> s řešením, pokud je řešení jedno, jinak vrací počet řešení. </w:t>
-      </w:r>
-      <w:r>
-        <w:t>Je to jedna ze tří řešících funkcí</w:t>
-      </w:r>
-    </w:p>
-    <w:p>
-      <w:r>
-        <w:t xml:space="preserve">Funkce </w:t>
-      </w:r>
-      <w:r>
-        <w:rPr>
-          <w:i/>
-          <w:iCs/>
-        </w:rPr>
-        <w:t>nakedsingle</w:t>
-      </w:r>
-      <w:r>
-        <w:t xml:space="preserve"> </w:t>
-      </w:r>
-      <w:r>
-        <w:t xml:space="preserve">prochází všechny </w:t>
-      </w:r>
-      <w:r>
-        <w:rPr>
-          <w:i/>
-          <w:iCs/>
-        </w:rPr>
-        <w:t>Cell</w:t>
-      </w:r>
-      <w:r>
-        <w:t xml:space="preserve">. Pokud najde </w:t>
-      </w:r>
-      <w:r>
-        <w:rPr>
-          <w:i/>
-          <w:iCs/>
-        </w:rPr>
-        <w:t>Cell</w:t>
-      </w:r>
-      <w:r>
-        <w:t xml:space="preserve"> </w:t>
-      </w:r>
-      <w:r>
-        <w:t>s jedním kandidátem</w:t>
-      </w:r>
-      <w:r>
-        <w:t xml:space="preserve"> (cand), zavolá </w:t>
-      </w:r>
-      <w:r>
-        <w:rPr>
-          <w:i/>
-          <w:iCs/>
-        </w:rPr>
-        <w:t>val</w:t>
-      </w:r>
-      <w:r>
-        <w:t xml:space="preserve"> pro </w:t>
-      </w:r>
-      <w:r>
-        <w:t xml:space="preserve">souřadnice této </w:t>
-      </w:r>
-      <w:r>
-        <w:rPr>
-          <w:i/>
-          <w:iCs/>
-        </w:rPr>
-        <w:t>Cell</w:t>
-      </w:r>
-      <w:r>
-        <w:t xml:space="preserve"> </w:t>
-      </w:r>
-      <w:r>
-        <w:t>a hodnotu tohoto kandidáta a vrátí 1. Pokud najde</w:t>
-      </w:r>
-      <w:r>
-        <w:t xml:space="preserve"> </w:t>
-      </w:r>
-      <w:r>
-        <w:rPr>
-          <w:i/>
-          <w:iCs/>
-        </w:rPr>
-        <w:t>Cell</w:t>
-      </w:r>
-      <w:r>
-        <w:t xml:space="preserve"> s nula kandidáty, vrátí   -1, to znamená, že neexistuje řešení. Jinak funkce vrátí 0.</w:t>
+        <w:t>, vrátí 0.</w:t>
       </w:r>
       <w:r>
         <w:t xml:space="preserve"> Je to jedna ze tří řešících funkcí.</w:t>
       </w:r>
       <w:r>
-        <w:t xml:space="preserve"> Funkce vychází ze Sudoku taktiky Naked Single [2]. </w:t>
-      </w:r>
-    </w:p>
-    <w:p>
-      <w:r>
-        <w:t xml:space="preserve">Funkce </w:t>
-      </w:r>
-      <w:r>
-        <w:rPr>
-          <w:i/>
-          <w:iCs/>
-        </w:rPr>
-        <w:t>hiddensingle</w:t>
-      </w:r>
-      <w:r>
-        <w:t xml:space="preserve"> </w:t>
-      </w:r>
-      <w:r>
-        <w:t xml:space="preserve"> </w:t>
-      </w:r>
-      <w:r>
-        <w:t>pro každou hodnotu</w:t>
-      </w:r>
-      <w:r>
-        <w:t xml:space="preserve"> </w:t>
-      </w:r>
-      <w:r>
-        <w:t>prochází buňky v </w:t>
-      </w:r>
-      <w:r>
-        <w:rPr>
-          <w:i/>
-          <w:iCs/>
-        </w:rPr>
-        <w:t>Coll</w:t>
-      </w:r>
-      <w:r>
-        <w:t xml:space="preserve">. Pokud najde právě jednu </w:t>
-      </w:r>
-      <w:r>
-        <w:rPr>
-          <w:i/>
-          <w:iCs/>
-        </w:rPr>
-        <w:t>Cell</w:t>
-      </w:r>
-      <w:r>
-        <w:t xml:space="preserve">, která může mít danou hodnotu zavolá </w:t>
-      </w:r>
-      <w:r>
-        <w:rPr>
-          <w:i/>
-          <w:iCs/>
-        </w:rPr>
-        <w:t>val</w:t>
-      </w:r>
-      <w:r>
-        <w:t xml:space="preserve"> a vrátí 1. Toto dělá pro všechny </w:t>
-      </w:r>
-      <w:r>
-        <w:rPr>
-          <w:i/>
-          <w:iCs/>
-        </w:rPr>
-        <w:t>Coll</w:t>
-      </w:r>
-      <w:r>
-        <w:t xml:space="preserve"> a stejně i pro všechny </w:t>
-      </w:r>
-      <w:r>
-        <w:rPr>
-          <w:i/>
-          <w:iCs/>
-        </w:rPr>
-        <w:t>Row</w:t>
-      </w:r>
-      <w:r>
-        <w:t xml:space="preserve"> a </w:t>
-      </w:r>
-      <w:r>
-        <w:rPr>
-          <w:i/>
-          <w:iCs/>
-        </w:rPr>
-        <w:t>Box</w:t>
-      </w:r>
-      <w:r>
-        <w:t xml:space="preserve">. Pokud nenajde žádnou vhodnou </w:t>
-      </w:r>
-      <w:r>
-        <w:rPr>
-          <w:i/>
-          <w:iCs/>
-        </w:rPr>
-        <w:t>Cell</w:t>
-      </w:r>
-      <w:r>
-        <w:t>, vrátí 0.</w:t>
-      </w:r>
-      <w:r>
-        <w:t xml:space="preserve"> Je to jedna ze tří řešících funkcí.</w:t>
-      </w:r>
-      <w:r>
-        <w:t xml:space="preserve"> </w:t>
-      </w:r>
-      <w:r>
-        <w:t xml:space="preserve">Funkce vychází ze Sudoku taktiky </w:t>
-      </w:r>
-      <w:r>
-        <w:t>Hidden</w:t>
-      </w:r>
-      <w:r>
-        <w:t xml:space="preserve"> Single [2].</w:t>
+        <w:t xml:space="preserve"> Funkce vychází ze Sudoku taktiky Hidden Single [2].</w:t>
       </w:r>
     </w:p>
     <w:p>
@@ -5655,10 +5608,7 @@
         <w:t>Cell</w:t>
       </w:r>
       <w:r>
-        <w:t xml:space="preserve"> nachází. </w:t>
-      </w:r>
-      <w:r>
-        <w:t>Dále t</w:t>
+        <w:t xml:space="preserve"> nachází. Dále t</w:t>
       </w:r>
       <w:r>
         <w:t>ato</w:t>
@@ -6297,6 +6247,7 @@
     </w:p>
     <w:p>
       <w:r>
+        <w:lastRenderedPageBreak/>
         <w:t>Smazat hodnotu lze pomocí klávesy 0, Backspace, Delete nebo</w:t>
       </w:r>
       <w:r>
@@ -6353,7 +6304,6 @@
       </w:pPr>
       <w:bookmarkStart w:id="33" w:name="_Toc225865730"/>
       <w:r>
-        <w:lastRenderedPageBreak/>
         <w:t>Hlavní tlačítka</w:t>
       </w:r>
       <w:bookmarkEnd w:id="33"/>
@@ -6365,25 +6315,7 @@
     </w:p>
     <w:p>
       <w:r>
-        <w:t>Po kliknutí na tlačítko</w:t>
-      </w:r>
-      <w:r>
-        <w:t xml:space="preserve"> Hint</w:t>
-      </w:r>
-      <w:r>
-        <w:t xml:space="preserve"> nebo stisknutí klávesy </w:t>
-      </w:r>
-      <w:r>
-        <w:t>H</w:t>
-      </w:r>
-      <w:r>
-        <w:t xml:space="preserve">, se program pokusí </w:t>
-      </w:r>
-      <w:r>
-        <w:t>najít nápovědu</w:t>
-      </w:r>
-      <w:r>
-        <w:t xml:space="preserve"> s vybranými řešícími funkcemi.</w:t>
+        <w:t>Po kliknutí na tlačítko Hint nebo stisknutí klávesy H, se program pokusí najít nápovědu s vybranými řešícími funkcemi.</w:t>
       </w:r>
     </w:p>
     <w:p>
@@ -6393,22 +6325,7 @@
     </w:p>
     <w:p>
       <w:r>
-        <w:t xml:space="preserve">Po kliknutí na tlačítko </w:t>
-      </w:r>
-      <w:r>
-        <w:t>Check</w:t>
-      </w:r>
-      <w:r>
-        <w:t xml:space="preserve"> nebo stisknutí klávesy </w:t>
-      </w:r>
-      <w:r>
-        <w:t>C</w:t>
-      </w:r>
-      <w:r>
-        <w:t xml:space="preserve">, se program </w:t>
-      </w:r>
-      <w:r>
-        <w:t xml:space="preserve">vyhledá kolik má sudoku řešení pomocí funkce backtrack. </w:t>
+        <w:t xml:space="preserve">Po kliknutí na tlačítko Check nebo stisknutí klávesy C, se program vyhledá kolik má sudoku řešení pomocí funkce backtrack. </w:t>
       </w:r>
     </w:p>
     <w:p>
@@ -6489,25 +6406,7 @@
         <w:rPr>
           <w:bCs/>
         </w:rPr>
-        <w:t xml:space="preserve"> [online]. 2025-7-15 </w:t>
-      </w:r>
-      <w:r>
-        <w:rPr>
-          <w:bCs/>
-        </w:rPr>
-        <w:t>[cit.</w:t>
-      </w:r>
-      <w:r>
-        <w:rPr>
-          <w:bCs/>
-        </w:rPr>
-        <w:t> </w:t>
-      </w:r>
-      <w:r>
-        <w:rPr>
-          <w:bCs/>
-        </w:rPr>
-        <w:t xml:space="preserve">2026-03-31]. Dostupný z URL: </w:t>
+        <w:t xml:space="preserve"> [online]. 2025-7-15 [cit. 2026-03-31]. Dostupný z URL: </w:t>
       </w:r>
       <w:r>
         <w:rPr>
@@ -6757,6 +6656,80 @@
         </w:rPr>
         <w:t xml:space="preserve"> </w:t>
       </w:r>
+      <w:r>
+        <w:rPr>
+          <w:bCs/>
+        </w:rPr>
+        <w:t>Wikipedia, The Free Encyclopedia.</w:t>
+      </w:r>
+      <w:r>
+        <w:rPr>
+          <w:bCs/>
+        </w:rPr>
+        <w:t xml:space="preserve"> </w:t>
+      </w:r>
+      <w:r>
+        <w:rPr>
+          <w:bCs/>
+          <w:i/>
+          <w:iCs/>
+        </w:rPr>
+        <w:t>NP (complexity)</w:t>
+      </w:r>
+      <w:r>
+        <w:rPr>
+          <w:bCs/>
+        </w:rPr>
+        <w:t xml:space="preserve"> </w:t>
+      </w:r>
+      <w:r>
+        <w:rPr>
+          <w:bCs/>
+        </w:rPr>
+        <w:t xml:space="preserve">[online]. </w:t>
+      </w:r>
+      <w:r>
+        <w:rPr>
+          <w:bCs/>
+        </w:rPr>
+        <w:t>2025-12-15</w:t>
+      </w:r>
+      <w:r>
+        <w:rPr>
+          <w:bCs/>
+        </w:rPr>
+        <w:t xml:space="preserve"> [cit</w:t>
+      </w:r>
+      <w:r>
+        <w:rPr>
+          <w:bCs/>
+        </w:rPr>
+        <w:t>.</w:t>
+      </w:r>
+      <w:r>
+        <w:rPr>
+          <w:bCs/>
+        </w:rPr>
+        <w:t xml:space="preserve"> 31. 03. 2026]. Dostupný z </w:t>
+      </w:r>
+      <w:r>
+        <w:rPr>
+          <w:bCs/>
+        </w:rPr>
+        <w:t>URL</w:t>
+      </w:r>
+      <w:r>
+        <w:rPr>
+          <w:bCs/>
+        </w:rPr>
+        <w:t xml:space="preserve">: </w:t>
+      </w:r>
+      <w:r>
+        <w:rPr>
+          <w:bCs/>
+        </w:rPr>
+        <w:t>https://en.wikipedia.org/w/index.php?title=NP_(complexity)&amp;oldid=1327595395</w:t>
+      </w:r>
     </w:p>
     <w:p>
       <w:pPr>
@@ -6771,7 +6744,106 @@
         <w:rPr>
           <w:bCs/>
         </w:rPr>
+        <w:lastRenderedPageBreak/>
         <w:t>[6]</w:t>
+      </w:r>
+      <w:r>
+        <w:rPr>
+          <w:bCs/>
+        </w:rPr>
+        <w:t xml:space="preserve"> </w:t>
+      </w:r>
+      <w:r>
+        <w:rPr>
+          <w:bCs/>
+        </w:rPr>
+        <w:t>Wikipedia, The Free Encyclopedia.</w:t>
+      </w:r>
+      <w:r>
+        <w:rPr>
+          <w:bCs/>
+        </w:rPr>
+        <w:t xml:space="preserve"> </w:t>
+      </w:r>
+      <w:r>
+        <w:rPr>
+          <w:bCs/>
+          <w:i/>
+          <w:iCs/>
+        </w:rPr>
+        <w:t>NP (complexity)</w:t>
+      </w:r>
+      <w:r>
+        <w:rPr>
+          <w:bCs/>
+        </w:rPr>
+        <w:t xml:space="preserve"> </w:t>
+      </w:r>
+      <w:r>
+        <w:rPr>
+          <w:bCs/>
+        </w:rPr>
+        <w:t xml:space="preserve">[online]. </w:t>
+      </w:r>
+      <w:r>
+        <w:rPr>
+          <w:bCs/>
+        </w:rPr>
+        <w:t>202</w:t>
+      </w:r>
+      <w:r>
+        <w:rPr>
+          <w:bCs/>
+        </w:rPr>
+        <w:t>6</w:t>
+      </w:r>
+      <w:r>
+        <w:rPr>
+          <w:bCs/>
+        </w:rPr>
+        <w:t>-1-1</w:t>
+      </w:r>
+      <w:r>
+        <w:rPr>
+          <w:bCs/>
+        </w:rPr>
+        <w:t>8</w:t>
+      </w:r>
+      <w:r>
+        <w:rPr>
+          <w:bCs/>
+        </w:rPr>
+        <w:t xml:space="preserve"> [cit</w:t>
+      </w:r>
+      <w:r>
+        <w:rPr>
+          <w:bCs/>
+        </w:rPr>
+        <w:t>.</w:t>
+      </w:r>
+      <w:r>
+        <w:rPr>
+          <w:bCs/>
+        </w:rPr>
+        <w:t xml:space="preserve"> 31. 03. 2026]. Dostupný z </w:t>
+      </w:r>
+      <w:r>
+        <w:rPr>
+          <w:bCs/>
+        </w:rPr>
+        <w:t>URL</w:t>
+      </w:r>
+      <w:r>
+        <w:rPr>
+          <w:bCs/>
+        </w:rPr>
+        <w:t xml:space="preserve">: </w:t>
+      </w:r>
+      <w:r>
+        <w:rPr>
+          <w:bCs/>
+        </w:rPr>
+        <w:t>https://en.wikipedia.org/w/index.php?title=P_(complexity)&amp;oldid=1333496700</w:t>
       </w:r>
     </w:p>
     <w:p>
@@ -6789,20 +6861,575 @@
         </w:rPr>
         <w:t>[7]</w:t>
       </w:r>
+      <w:r>
+        <w:rPr>
+          <w:bCs/>
+        </w:rPr>
+        <w:t xml:space="preserve"> </w:t>
+      </w:r>
+      <w:r>
+        <w:rPr>
+          <w:bCs/>
+        </w:rPr>
+        <w:t>Wikipedia, The Free Encyclopedia.</w:t>
+      </w:r>
+      <w:r>
+        <w:rPr>
+          <w:bCs/>
+        </w:rPr>
+        <w:t xml:space="preserve"> </w:t>
+      </w:r>
+      <w:r>
+        <w:rPr>
+          <w:bCs/>
+          <w:i/>
+          <w:iCs/>
+        </w:rPr>
+        <w:t>Turing machine</w:t>
+      </w:r>
+      <w:r>
+        <w:rPr>
+          <w:bCs/>
+        </w:rPr>
+        <w:t xml:space="preserve"> </w:t>
+      </w:r>
+      <w:r>
+        <w:rPr>
+          <w:bCs/>
+        </w:rPr>
+        <w:t xml:space="preserve">[online]. </w:t>
+      </w:r>
+      <w:r>
+        <w:rPr>
+          <w:bCs/>
+        </w:rPr>
+        <w:t>2026-</w:t>
+      </w:r>
+      <w:r>
+        <w:rPr>
+          <w:bCs/>
+        </w:rPr>
+        <w:t>3</w:t>
+      </w:r>
+      <w:r>
+        <w:rPr>
+          <w:bCs/>
+        </w:rPr>
+        <w:t>-1</w:t>
+      </w:r>
+      <w:r>
+        <w:rPr>
+          <w:bCs/>
+        </w:rPr>
+        <w:t xml:space="preserve"> [cit</w:t>
+      </w:r>
+      <w:r>
+        <w:rPr>
+          <w:bCs/>
+        </w:rPr>
+        <w:t>.</w:t>
+      </w:r>
+      <w:r>
+        <w:rPr>
+          <w:bCs/>
+        </w:rPr>
+        <w:t xml:space="preserve"> 31. 03. 2026]. Dostupný z </w:t>
+      </w:r>
+      <w:r>
+        <w:rPr>
+          <w:bCs/>
+        </w:rPr>
+        <w:t>URL</w:t>
+      </w:r>
+      <w:r>
+        <w:rPr>
+          <w:bCs/>
+        </w:rPr>
+        <w:t>:</w:t>
+      </w:r>
+      <w:r>
+        <w:t xml:space="preserve"> </w:t>
+      </w:r>
+      <w:hyperlink r:id="rId14" w:history="1">
+        <w:r>
+          <w:rPr>
+            <w:rStyle w:val="Hypertextovodkaz"/>
+            <w:bCs/>
+          </w:rPr>
+          <w:t>https://en.wikipedia.org/w/index.php?title=Turing_machine&amp;oldid=1341155475</w:t>
+        </w:r>
+      </w:hyperlink>
     </w:p>
     <w:p>
       <w:pPr>
         <w:pStyle w:val="Literatura"/>
         <w:ind w:left="0" w:firstLine="0"/>
+        <w:jc w:val="left"/>
+        <w:rPr>
+          <w:bCs/>
+        </w:rPr>
+      </w:pPr>
+      <w:r>
+        <w:rPr>
+          <w:bCs/>
+        </w:rPr>
+        <w:t>[</w:t>
+      </w:r>
+      <w:r>
+        <w:rPr>
+          <w:bCs/>
+        </w:rPr>
+        <w:t>8</w:t>
+      </w:r>
+      <w:r>
+        <w:rPr>
+          <w:bCs/>
+        </w:rPr>
+        <w:t xml:space="preserve">] </w:t>
+      </w:r>
+      <w:r>
+        <w:rPr>
+          <w:bCs/>
+        </w:rPr>
+        <w:t>Wikipedia, The Free Encyclopedia.</w:t>
+      </w:r>
+      <w:r>
+        <w:rPr>
+          <w:bCs/>
+        </w:rPr>
+        <w:t xml:space="preserve"> </w:t>
+      </w:r>
+      <w:r>
+        <w:rPr>
+          <w:bCs/>
+          <w:i/>
+          <w:iCs/>
+        </w:rPr>
+        <w:t>P versus NP problem</w:t>
+      </w:r>
+      <w:r>
+        <w:rPr>
+          <w:bCs/>
+          <w:i/>
+          <w:iCs/>
+        </w:rPr>
+        <w:t xml:space="preserve"> </w:t>
+      </w:r>
+      <w:r>
+        <w:rPr>
+          <w:bCs/>
+        </w:rPr>
+        <w:t xml:space="preserve">[online]. </w:t>
+      </w:r>
+      <w:r>
+        <w:rPr>
+          <w:bCs/>
+        </w:rPr>
+        <w:t>2026-3-</w:t>
+      </w:r>
+      <w:r>
+        <w:rPr>
+          <w:bCs/>
+        </w:rPr>
+        <w:t>30</w:t>
+      </w:r>
+      <w:r>
+        <w:rPr>
+          <w:bCs/>
+        </w:rPr>
+        <w:t xml:space="preserve"> [cit</w:t>
+      </w:r>
+      <w:r>
+        <w:rPr>
+          <w:bCs/>
+        </w:rPr>
+        <w:t>.</w:t>
+      </w:r>
+      <w:r>
+        <w:rPr>
+          <w:bCs/>
+        </w:rPr>
+        <w:t xml:space="preserve"> 31. 03. 2026]. Dostupný z </w:t>
+      </w:r>
+      <w:r>
+        <w:rPr>
+          <w:bCs/>
+        </w:rPr>
+        <w:t>URL</w:t>
+      </w:r>
+      <w:r>
+        <w:rPr>
+          <w:bCs/>
+        </w:rPr>
+        <w:t>:</w:t>
+      </w:r>
+      <w:r>
+        <w:t xml:space="preserve"> </w:t>
+      </w:r>
+      <w:hyperlink r:id="rId15" w:history="1">
+        <w:r>
+          <w:rPr>
+            <w:rStyle w:val="Hypertextovodkaz"/>
+            <w:bCs/>
+          </w:rPr>
+          <w:t>https://en.wikipedia.org/w/index.php?title=P_versus_NP_problem&amp;oldid=1346113185</w:t>
+        </w:r>
+      </w:hyperlink>
+    </w:p>
+    <w:p>
+      <w:pPr>
+        <w:pStyle w:val="Literatura"/>
+        <w:ind w:left="0" w:firstLine="0"/>
+        <w:jc w:val="left"/>
+        <w:rPr>
+          <w:bCs/>
+        </w:rPr>
+      </w:pPr>
+      <w:r>
+        <w:rPr>
+          <w:bCs/>
+        </w:rPr>
+        <w:t>[</w:t>
+      </w:r>
+      <w:r>
+        <w:rPr>
+          <w:bCs/>
+        </w:rPr>
+        <w:t>9</w:t>
+      </w:r>
+      <w:r>
+        <w:rPr>
+          <w:bCs/>
+        </w:rPr>
+        <w:t xml:space="preserve">] Wikipedia, The Free Encyclopedia. </w:t>
+      </w:r>
+      <w:r>
+        <w:rPr>
+          <w:bCs/>
+          <w:i/>
+          <w:iCs/>
+        </w:rPr>
+        <w:t>Big O notation</w:t>
+      </w:r>
+      <w:r>
+        <w:rPr>
+          <w:bCs/>
+        </w:rPr>
+        <w:t xml:space="preserve"> </w:t>
+      </w:r>
+      <w:r>
+        <w:rPr>
+          <w:bCs/>
+        </w:rPr>
+        <w:t>[online]. 2026-3-</w:t>
+      </w:r>
+      <w:r>
+        <w:rPr>
+          <w:bCs/>
+        </w:rPr>
+        <w:t>25</w:t>
+      </w:r>
+      <w:r>
+        <w:rPr>
+          <w:bCs/>
+        </w:rPr>
+        <w:t xml:space="preserve"> [cit. 31. 03. 2026]. Dostupný z URL: </w:t>
+      </w:r>
+      <w:hyperlink r:id="rId16" w:history="1">
+        <w:r>
+          <w:rPr>
+            <w:rStyle w:val="Hypertextovodkaz"/>
+            <w:bCs/>
+          </w:rPr>
+          <w:t>https://en.wikipedia.org/w/index.php?title=Big_O_notation&amp;oldid=1345221166</w:t>
+        </w:r>
+      </w:hyperlink>
+    </w:p>
+    <w:p>
+      <w:pPr>
+        <w:pStyle w:val="Literatura"/>
+        <w:ind w:left="0" w:firstLine="0"/>
+        <w:jc w:val="left"/>
+        <w:rPr>
+          <w:bCs/>
+        </w:rPr>
+      </w:pPr>
+      <w:r>
+        <w:rPr>
+          <w:bCs/>
+        </w:rPr>
+        <w:t>[</w:t>
+      </w:r>
+      <w:r>
+        <w:rPr>
+          <w:bCs/>
+        </w:rPr>
+        <w:t>10</w:t>
+      </w:r>
+      <w:r>
+        <w:rPr>
+          <w:bCs/>
+        </w:rPr>
+        <w:t xml:space="preserve">] Wikipedia, The Free Encyclopedia. </w:t>
+      </w:r>
+      <w:r>
+        <w:rPr>
+          <w:bCs/>
+          <w:i/>
+          <w:iCs/>
+        </w:rPr>
+        <w:t>Algorithm</w:t>
+      </w:r>
+      <w:r>
+        <w:rPr>
+          <w:bCs/>
+        </w:rPr>
+        <w:t xml:space="preserve"> </w:t>
+      </w:r>
+      <w:r>
+        <w:rPr>
+          <w:bCs/>
+        </w:rPr>
+        <w:t>[online]. 2026-</w:t>
+      </w:r>
+      <w:r>
+        <w:rPr>
+          <w:bCs/>
+        </w:rPr>
+        <w:t>2</w:t>
+      </w:r>
+      <w:r>
+        <w:rPr>
+          <w:bCs/>
+        </w:rPr>
+        <w:t>-</w:t>
+      </w:r>
+      <w:r>
+        <w:rPr>
+          <w:bCs/>
+        </w:rPr>
+        <w:t>22</w:t>
+      </w:r>
+      <w:r>
+        <w:rPr>
+          <w:bCs/>
+        </w:rPr>
+        <w:t xml:space="preserve"> [cit. 31. 03. 2026]. Dostupný z URL: </w:t>
+      </w:r>
+      <w:hyperlink r:id="rId17" w:history="1">
+        <w:r>
+          <w:rPr>
+            <w:rStyle w:val="Hypertextovodkaz"/>
+            <w:bCs/>
+          </w:rPr>
+          <w:t>https://en.wikipedia.org/w/index.php?title=Algorithm&amp;oldid=1339848003</w:t>
+        </w:r>
+      </w:hyperlink>
+    </w:p>
+    <w:p>
+      <w:pPr>
+        <w:pStyle w:val="Literatura"/>
+        <w:ind w:left="0" w:firstLine="0"/>
+        <w:jc w:val="left"/>
+        <w:rPr>
+          <w:bCs/>
+        </w:rPr>
+      </w:pPr>
+      <w:r>
+        <w:rPr>
+          <w:bCs/>
+        </w:rPr>
+        <w:t>[</w:t>
+      </w:r>
+      <w:r>
+        <w:rPr>
+          <w:bCs/>
+        </w:rPr>
+        <w:t>1</w:t>
+      </w:r>
+      <w:r>
+        <w:rPr>
+          <w:bCs/>
+        </w:rPr>
+        <w:t>1</w:t>
+      </w:r>
+      <w:r>
+        <w:rPr>
+          <w:bCs/>
+        </w:rPr>
+        <w:t xml:space="preserve">] Wikipedia, The Free Encyclopedia. </w:t>
+      </w:r>
+      <w:r>
+        <w:rPr>
+          <w:bCs/>
+          <w:i/>
+          <w:iCs/>
+        </w:rPr>
+        <w:t>Complexity class</w:t>
+      </w:r>
+      <w:r>
+        <w:rPr>
+          <w:bCs/>
+        </w:rPr>
+        <w:t xml:space="preserve"> </w:t>
+      </w:r>
+      <w:r>
+        <w:rPr>
+          <w:bCs/>
+        </w:rPr>
+        <w:t>[online]. 2026-</w:t>
+      </w:r>
+      <w:r>
+        <w:rPr>
+          <w:bCs/>
+        </w:rPr>
+        <w:t>2</w:t>
+      </w:r>
+      <w:r>
+        <w:rPr>
+          <w:bCs/>
+        </w:rPr>
+        <w:t>-</w:t>
+      </w:r>
+      <w:r>
+        <w:rPr>
+          <w:bCs/>
+        </w:rPr>
+        <w:t>2</w:t>
+      </w:r>
+      <w:r>
+        <w:rPr>
+          <w:bCs/>
+        </w:rPr>
+        <w:t>3</w:t>
+      </w:r>
+      <w:r>
+        <w:rPr>
+          <w:bCs/>
+        </w:rPr>
+        <w:t xml:space="preserve"> [cit. 31. 03. 2026]. Dostupný z URL:</w:t>
+      </w:r>
+      <w:r>
+        <w:rPr>
+          <w:bCs/>
+        </w:rPr>
+        <w:t xml:space="preserve"> </w:t>
+      </w:r>
+      <w:hyperlink r:id="rId18" w:history="1">
+        <w:r>
+          <w:rPr>
+            <w:rStyle w:val="Hypertextovodkaz"/>
+            <w:bCs/>
+          </w:rPr>
+          <w:t>https://en.wikipedia.org/w/index.php?title=Complexity_class&amp;oldid=1339995209</w:t>
+        </w:r>
+      </w:hyperlink>
+    </w:p>
+    <w:p>
+      <w:pPr>
+        <w:pStyle w:val="Literatura"/>
+        <w:ind w:left="0" w:firstLine="0"/>
+        <w:jc w:val="left"/>
+        <w:rPr>
+          <w:bCs/>
+        </w:rPr>
+      </w:pPr>
+      <w:r>
+        <w:rPr>
+          <w:bCs/>
+        </w:rPr>
+        <w:t xml:space="preserve">[12] KOVÁŘOVÁ, Petra. </w:t>
+      </w:r>
+      <w:r>
+        <w:rPr>
+          <w:bCs/>
+          <w:i/>
+          <w:iCs/>
+        </w:rPr>
+        <w:t>Velký O Cheat Sheet: Vysvětleno s příklady Pythonu</w:t>
+      </w:r>
+      <w:r>
+        <w:rPr>
+          <w:bCs/>
+        </w:rPr>
+        <w:t xml:space="preserve"> [online, blogový příspěvek]. </w:t>
+      </w:r>
+      <w:r>
+        <w:rPr>
+          <w:bCs/>
+        </w:rPr>
+        <w:t>2023-09-21</w:t>
+      </w:r>
+      <w:r>
+        <w:rPr>
+          <w:bCs/>
+        </w:rPr>
+        <w:t xml:space="preserve"> </w:t>
+      </w:r>
+      <w:r>
+        <w:rPr>
+          <w:bCs/>
+        </w:rPr>
+        <w:t>[cit. 31. 03. 2026].</w:t>
+      </w:r>
+      <w:r>
+        <w:rPr>
+          <w:bCs/>
+        </w:rPr>
+        <w:t xml:space="preserve"> </w:t>
+      </w:r>
+      <w:r>
+        <w:rPr>
+          <w:bCs/>
+        </w:rPr>
+        <w:t>Dostupný z URL:</w:t>
+      </w:r>
+      <w:r>
+        <w:rPr>
+          <w:bCs/>
+        </w:rPr>
+        <w:t xml:space="preserve"> </w:t>
+      </w:r>
+      <w:r>
+        <w:rPr>
+          <w:bCs/>
+        </w:rPr>
+        <w:t>https://etechblog.cz/velky-o-cheat-sheet-vysvetleno-s-priklady-pythonu#ruzne-big-o-slozitosti</w:t>
+      </w:r>
+    </w:p>
+    <w:p>
+      <w:pPr>
+        <w:pStyle w:val="Literatura"/>
+        <w:ind w:left="0" w:firstLine="0"/>
+        <w:jc w:val="left"/>
+        <w:rPr>
+          <w:bCs/>
+        </w:rPr>
+      </w:pPr>
+    </w:p>
+    <w:p>
+      <w:pPr>
+        <w:pStyle w:val="Literatura"/>
+        <w:ind w:left="0" w:firstLine="0"/>
+        <w:jc w:val="left"/>
+        <w:rPr>
+          <w:bCs/>
+        </w:rPr>
+      </w:pPr>
+    </w:p>
+    <w:p>
+      <w:pPr>
+        <w:pStyle w:val="Literatura"/>
+        <w:ind w:left="0" w:firstLine="0"/>
         <w:rPr>
           <w:bCs/>
         </w:rPr>
       </w:pPr>
     </w:p>
     <w:sectPr>
-      <w:headerReference w:type="even" r:id="rId14"/>
-      <w:headerReference w:type="default" r:id="rId15"/>
-      <w:headerReference w:type="first" r:id="rId16"/>
+      <w:headerReference w:type="even" r:id="rId19"/>
+      <w:headerReference w:type="default" r:id="rId20"/>
+      <w:headerReference w:type="first" r:id="rId21"/>
       <w:pgSz w:w="11906" w:h="16838"/>
       <w:pgMar w:top="908" w:right="720" w:bottom="720" w:left="720" w:header="851" w:footer="0" w:gutter="851"/>
       <w:cols w:space="708"/>
@@ -8152,6 +8779,7 @@
   <w:style w:type="character" w:default="1" w:styleId="Standardnpsmoodstavce">
     <w:name w:val="Default Paragraph Font"/>
     <w:uiPriority w:val="1"/>
+    <w:semiHidden/>
     <w:unhideWhenUsed/>
   </w:style>
   <w:style w:type="table" w:default="1" w:styleId="Normlntabulka">
